--- a/backend/src/main/resources/templates/RESPUESTA NEGATIVA.docx
+++ b/backend/src/main/resources/templates/RESPUESTA NEGATIVA.docx
@@ -18,21 +18,19 @@
         <w:rPr>
           <w:rFonts w:ascii="Maven Pro" w:hAnsi="Maven Pro" w:cs="Tahoma"/>
         </w:rPr>
-        <w:t>&lt;&lt;</w:t>
+        <w:t>&lt;&lt;fechaF</w:t>
       </w:r>
-      <w:proofErr w:type="spellStart"/>
       <w:r>
         <w:rPr>
           <w:rFonts w:ascii="Maven Pro" w:hAnsi="Maven Pro" w:cs="Tahoma"/>
         </w:rPr>
-        <w:t>fechaFrima</w:t>
+        <w:t>ir</w:t>
       </w:r>
-      <w:proofErr w:type="spellEnd"/>
       <w:r>
         <w:rPr>
           <w:rFonts w:ascii="Maven Pro" w:hAnsi="Maven Pro" w:cs="Tahoma"/>
         </w:rPr>
-        <w:t>&gt;&gt;</w:t>
+        <w:t>ma&gt;&gt;</w:t>
       </w:r>
     </w:p>
     <w:p>
@@ -87,25 +85,7 @@
           <w:b/>
           <w:bCs/>
         </w:rPr>
-        <w:t>«</w:t>
-      </w:r>
-      <w:proofErr w:type="spellStart"/>
-      <w:r>
-        <w:rPr>
-          <w:rFonts w:ascii="Maven Pro" w:hAnsi="Maven Pro"/>
-          <w:b/>
-          <w:bCs/>
-        </w:rPr>
-        <w:t>nombre_colicitante</w:t>
-      </w:r>
-      <w:proofErr w:type="spellEnd"/>
-      <w:r>
-        <w:rPr>
-          <w:rFonts w:ascii="Maven Pro" w:hAnsi="Maven Pro"/>
-          <w:b/>
-          <w:bCs/>
-        </w:rPr>
-        <w:t>»</w:t>
+        <w:t>«nombre_colicitante»</w:t>
       </w:r>
     </w:p>
     <w:p>
@@ -118,14 +98,7 @@
         <w:rPr>
           <w:rFonts w:ascii="Maven Pro" w:hAnsi="Maven Pro" w:cs="Tahoma"/>
         </w:rPr>
-        <w:t>Con «</w:t>
-      </w:r>
-      <w:proofErr w:type="spellStart"/>
-      <w:r>
-        <w:rPr>
-          <w:rFonts w:ascii="Maven Pro" w:hAnsi="Maven Pro" w:cs="Tahoma"/>
-        </w:rPr>
-        <w:t>tipo</w:t>
+        <w:t>Con «tipo</w:t>
       </w:r>
       <w:r>
         <w:rPr>
@@ -137,21 +110,7 @@
         <w:rPr>
           <w:rFonts w:ascii="Maven Pro" w:hAnsi="Maven Pro" w:cs="Tahoma"/>
         </w:rPr>
-        <w:t>ocumento</w:t>
-      </w:r>
-      <w:proofErr w:type="spellEnd"/>
-      <w:r>
-        <w:rPr>
-          <w:rFonts w:ascii="Maven Pro" w:hAnsi="Maven Pro" w:cs="Tahoma"/>
-        </w:rPr>
-        <w:t>» N.º «</w:t>
-      </w:r>
-      <w:proofErr w:type="spellStart"/>
-      <w:r>
-        <w:rPr>
-          <w:rFonts w:ascii="Maven Pro" w:hAnsi="Maven Pro" w:cs="Tahoma"/>
-        </w:rPr>
-        <w:t>numer</w:t>
+        <w:t>ocumento» N.º «numer</w:t>
       </w:r>
       <w:r>
         <w:rPr>
@@ -163,21 +122,7 @@
         <w:rPr>
           <w:rFonts w:ascii="Maven Pro" w:hAnsi="Maven Pro" w:cs="Tahoma"/>
         </w:rPr>
-        <w:t>ocumento</w:t>
-      </w:r>
-      <w:proofErr w:type="spellEnd"/>
-      <w:r>
-        <w:rPr>
-          <w:rFonts w:ascii="Maven Pro" w:hAnsi="Maven Pro" w:cs="Tahoma"/>
-        </w:rPr>
-        <w:t>» «</w:t>
-      </w:r>
-      <w:proofErr w:type="spellStart"/>
-      <w:r>
-        <w:rPr>
-          <w:rFonts w:ascii="Maven Pro" w:hAnsi="Maven Pro" w:cs="Tahoma"/>
-        </w:rPr>
-        <w:t>lugar</w:t>
+        <w:t>ocumento» «lugar</w:t>
       </w:r>
       <w:r>
         <w:rPr>
@@ -201,14 +146,7 @@
         <w:rPr>
           <w:rFonts w:ascii="Maven Pro" w:hAnsi="Maven Pro" w:cs="Tahoma"/>
         </w:rPr>
-        <w:t>ocumento</w:t>
-      </w:r>
-      <w:proofErr w:type="spellEnd"/>
-      <w:r>
-        <w:rPr>
-          <w:rFonts w:ascii="Maven Pro" w:hAnsi="Maven Pro" w:cs="Tahoma"/>
-        </w:rPr>
-        <w:t>»</w:t>
+        <w:t>ocumento»</w:t>
       </w:r>
     </w:p>
     <w:p>
@@ -354,21 +292,17 @@
         <w:rPr>
           <w:rFonts w:ascii="Maven Pro" w:hAnsi="Maven Pro" w:cs="Tahoma"/>
         </w:rPr>
-        <w:t>Libros de afiliados de las Juntas de Acción Comunal, debidamente registrados ante la entidad de inspección, control y vigilancia, siempre y cuando el ciudadano lleve más de un año inscrito en los mismos;</w:t>
+        <w:t>Libros de afiliados de las Juntas de Acción Comunal, debidamente registrados ante la entidad de inspección, control y vigilancia, siempre y cuando el ciudadano lleve más de un año inscrito en los mismos</w:t>
+      </w:r>
+      <w:r>
+        <w:rPr>
+          <w:rFonts w:ascii="Maven Pro" w:hAnsi="Maven Pro" w:cs="Tahoma"/>
+        </w:rPr>
+        <w:t>.</w:t>
       </w:r>
     </w:p>
     <w:p>
       <w:pPr>
-        <w:pStyle w:val="Prrafodelista"/>
-        <w:spacing w:after="0" w:line="240" w:lineRule="auto"/>
-        <w:jc w:val="both"/>
-        <w:rPr>
-          <w:rFonts w:ascii="Maven Pro" w:hAnsi="Maven Pro" w:cs="Tahoma"/>
-        </w:rPr>
-      </w:pPr>
-    </w:p>
-    <w:p>
-      <w:pPr>
         <w:jc w:val="both"/>
         <w:rPr>
           <w:rFonts w:ascii="Maven Pro" w:hAnsi="Maven Pro" w:cs="Tahoma"/>
@@ -378,21 +312,7 @@
         <w:rPr>
           <w:rFonts w:ascii="Maven Pro" w:hAnsi="Maven Pro" w:cs="Tahoma"/>
         </w:rPr>
-        <w:t>Una vez revisadas cuidadosamente las anteriores fuentes de información, este «</w:t>
-      </w:r>
-      <w:proofErr w:type="spellStart"/>
-      <w:r>
-        <w:rPr>
-          <w:rFonts w:ascii="Maven Pro" w:hAnsi="Maven Pro" w:cs="Tahoma"/>
-        </w:rPr>
-        <w:t>observacion</w:t>
-      </w:r>
-      <w:proofErr w:type="spellEnd"/>
-      <w:r>
-        <w:rPr>
-          <w:rFonts w:ascii="Maven Pro" w:hAnsi="Maven Pro" w:cs="Tahoma"/>
-        </w:rPr>
-        <w:t>», razón por la cual comunico a Usted, que jurídicamente no será viable expedirle el Certificado de Residencia requerido en la solicitud del asunto, toda vez que no cumple con los requisitos exigidos en el Decreto antes mencionado.</w:t>
+        <w:t>Una vez revisadas cuidadosamente las anteriores fuentes de información, este «observacion», razón por la cual comunico a Usted, que jurídicamente no será viable expedirle el Certificado de Residencia requerido en la solicitud del asunto, toda vez que no cumple con los requisitos exigidos en el Decreto antes mencionado.</w:t>
       </w:r>
     </w:p>
     <w:p>
@@ -496,41 +416,13 @@
           <w:szCs w:val="16"/>
         </w:rPr>
       </w:pPr>
-      <w:proofErr w:type="spellStart"/>
       <w:r>
         <w:rPr>
           <w:rFonts w:ascii="Maven Pro" w:hAnsi="Maven Pro" w:cs="Tahoma"/>
           <w:sz w:val="16"/>
           <w:szCs w:val="16"/>
         </w:rPr>
-        <w:t>Proy</w:t>
-      </w:r>
-      <w:proofErr w:type="spellEnd"/>
-      <w:r>
-        <w:rPr>
-          <w:rFonts w:ascii="Maven Pro" w:hAnsi="Maven Pro" w:cs="Tahoma"/>
-          <w:sz w:val="16"/>
-          <w:szCs w:val="16"/>
-        </w:rPr>
-        <w:t xml:space="preserve">. y </w:t>
-      </w:r>
-      <w:proofErr w:type="spellStart"/>
-      <w:r>
-        <w:rPr>
-          <w:rFonts w:ascii="Maven Pro" w:hAnsi="Maven Pro" w:cs="Tahoma"/>
-          <w:sz w:val="16"/>
-          <w:szCs w:val="16"/>
-        </w:rPr>
-        <w:t>Elab</w:t>
-      </w:r>
-      <w:proofErr w:type="spellEnd"/>
-      <w:r>
-        <w:rPr>
-          <w:rFonts w:ascii="Maven Pro" w:hAnsi="Maven Pro" w:cs="Tahoma"/>
-          <w:sz w:val="16"/>
-          <w:szCs w:val="16"/>
-        </w:rPr>
-        <w:t>. «verificador»</w:t>
+        <w:t>Proy. y Elab. «verificador»</w:t>
       </w:r>
     </w:p>
     <w:p>
@@ -656,8 +548,6 @@
           </w:r>
           <w:r>
             <w:rPr>
-              <w:b w:val="0"/>
-              <w:bCs w:val="0"/>
               <w:noProof/>
             </w:rPr>
             <w:drawing>
@@ -729,7 +619,6 @@
               <w:color w:val="FFFFFF"/>
               <w:sz w:val="15"/>
               <w:szCs w:val="15"/>
-              <w:lang w:eastAsia="es-CO"/>
             </w:rPr>
             <w:t xml:space="preserve">Alcaldía Municipal de Cabuyaro, Meta </w:t>
           </w:r>
@@ -763,7 +652,6 @@
               <w:rFonts w:ascii="Maven Pro" w:eastAsia="Times New Roman" w:hAnsi="Maven Pro" w:cstheme="minorHAnsi"/>
               <w:sz w:val="15"/>
               <w:szCs w:val="15"/>
-              <w:lang w:eastAsia="es-CO"/>
             </w:rPr>
             <w:t xml:space="preserve"> Alcaldía Municipal de Cabuyaro, Meta </w:t>
           </w:r>
@@ -788,7 +676,6 @@
               <w:sz w:val="15"/>
               <w:szCs w:val="15"/>
               <w:shd w:val="clear" w:color="auto" w:fill="FFFFFF"/>
-              <w:lang w:eastAsia="es-CO"/>
             </w:rPr>
             <w:t>Carrera 7 No. 7- 35 Barrio Centro Municipio de Cabuyaro (Meta).</w:t>
           </w:r>
@@ -801,31 +688,7 @@
               <w:shd w:val="clear" w:color="auto" w:fill="FFFFFF"/>
               <w:lang w:eastAsia="es-ES"/>
             </w:rPr>
-            <w:t xml:space="preserve"> </w:t>
-          </w:r>
-          <w:proofErr w:type="spellStart"/>
-          <w:r>
-            <w:rPr>
-              <w:rFonts w:ascii="Maven Pro" w:eastAsia="Times New Roman" w:hAnsi="Maven Pro" w:cs="Calibri"/>
-              <w:color w:val="FFFFFF"/>
-              <w:sz w:val="15"/>
-              <w:szCs w:val="15"/>
-              <w:shd w:val="clear" w:color="auto" w:fill="FFFFFF"/>
-              <w:lang w:eastAsia="es-ES"/>
-            </w:rPr>
-            <w:t>rrera</w:t>
-          </w:r>
-          <w:proofErr w:type="spellEnd"/>
-          <w:r>
-            <w:rPr>
-              <w:rFonts w:ascii="Maven Pro" w:eastAsia="Times New Roman" w:hAnsi="Maven Pro" w:cs="Calibri"/>
-              <w:color w:val="FFFFFF"/>
-              <w:sz w:val="15"/>
-              <w:szCs w:val="15"/>
-              <w:shd w:val="clear" w:color="auto" w:fill="FFFFFF"/>
-              <w:lang w:eastAsia="es-ES"/>
-            </w:rPr>
-            <w:t xml:space="preserve"> 7 No. 7- 35 Barrio Centro Municipio de Cabuyaro (Meta).</w:t>
+            <w:t xml:space="preserve"> rrera 7 No. 7- 35 Barrio Centro Municipio de Cabuyaro (Meta).</w:t>
           </w:r>
         </w:p>
       </w:tc>
@@ -991,8 +854,6 @@
           </w:r>
           <w:r>
             <w:rPr>
-              <w:b w:val="0"/>
-              <w:bCs w:val="0"/>
               <w:noProof/>
             </w:rPr>
             <w:drawing>
@@ -1297,8 +1158,6 @@
           </w:r>
           <w:r>
             <w:rPr>
-              <w:b w:val="0"/>
-              <w:bCs w:val="0"/>
               <w:noProof/>
             </w:rPr>
             <w:drawing>
@@ -1368,7 +1227,6 @@
               <w:color w:val="FFFFFF"/>
               <w:sz w:val="15"/>
               <w:szCs w:val="15"/>
-              <w:lang w:eastAsia="es-CO"/>
             </w:rPr>
             <w:t xml:space="preserve">Alcaldía Municipal de Cabuyaro, Meta </w:t>
           </w:r>
@@ -1402,7 +1260,6 @@
               <w:rFonts w:ascii="Maven Pro" w:eastAsia="Times New Roman" w:hAnsi="Maven Pro" w:cstheme="minorHAnsi"/>
               <w:sz w:val="15"/>
               <w:szCs w:val="15"/>
-              <w:lang w:eastAsia="es-CO"/>
             </w:rPr>
             <w:t xml:space="preserve"> Alcaldía Municipal de Cabuyaro, Meta </w:t>
           </w:r>
@@ -1427,7 +1284,6 @@
               <w:sz w:val="15"/>
               <w:szCs w:val="15"/>
               <w:shd w:val="clear" w:color="auto" w:fill="FFFFFF"/>
-              <w:lang w:eastAsia="es-CO"/>
             </w:rPr>
             <w:t>Carrera 7 No. 7- 35 Barrio Centro Municipio de Cabuyaro (Meta).</w:t>
           </w:r>
@@ -1440,31 +1296,7 @@
               <w:shd w:val="clear" w:color="auto" w:fill="FFFFFF"/>
               <w:lang w:eastAsia="es-ES"/>
             </w:rPr>
-            <w:t xml:space="preserve"> </w:t>
-          </w:r>
-          <w:proofErr w:type="spellStart"/>
-          <w:r>
-            <w:rPr>
-              <w:rFonts w:ascii="Maven Pro" w:eastAsia="Times New Roman" w:hAnsi="Maven Pro" w:cs="Calibri"/>
-              <w:color w:val="FFFFFF"/>
-              <w:sz w:val="15"/>
-              <w:szCs w:val="15"/>
-              <w:shd w:val="clear" w:color="auto" w:fill="FFFFFF"/>
-              <w:lang w:eastAsia="es-ES"/>
-            </w:rPr>
-            <w:t>rrera</w:t>
-          </w:r>
-          <w:proofErr w:type="spellEnd"/>
-          <w:r>
-            <w:rPr>
-              <w:rFonts w:ascii="Maven Pro" w:eastAsia="Times New Roman" w:hAnsi="Maven Pro" w:cs="Calibri"/>
-              <w:color w:val="FFFFFF"/>
-              <w:sz w:val="15"/>
-              <w:szCs w:val="15"/>
-              <w:shd w:val="clear" w:color="auto" w:fill="FFFFFF"/>
-              <w:lang w:eastAsia="es-ES"/>
-            </w:rPr>
-            <w:t xml:space="preserve"> 7 No. 7- 35 Barrio Centro Municipio de Cabuyaro (Meta).</w:t>
+            <w:t xml:space="preserve"> rrera 7 No. 7- 35 Barrio Centro Municipio de Cabuyaro (Meta).</w:t>
           </w:r>
         </w:p>
       </w:tc>
@@ -1622,8 +1454,6 @@
           </w:r>
           <w:r>
             <w:rPr>
-              <w:b w:val="0"/>
-              <w:bCs w:val="0"/>
               <w:noProof/>
             </w:rPr>
             <w:drawing>
@@ -2657,7 +2487,15 @@
         <w:sz w:val="20"/>
         <w:szCs w:val="20"/>
       </w:rPr>
-      <w:t>100.165</w:t>
+      <w:t>100.</w:t>
+    </w:r>
+    <w:r>
+      <w:rPr>
+        <w:rFonts w:ascii="Maven Pro" w:hAnsi="Maven Pro" w:cs="Arial"/>
+        <w:sz w:val="20"/>
+        <w:szCs w:val="20"/>
+      </w:rPr>
+      <w:t>&lt;&lt;consecutivo&gt;&gt;</w:t>
     </w:r>
   </w:p>
 </w:hdr>
@@ -4146,6 +3984,7 @@
   <w:style w:type="character" w:default="1" w:styleId="Fuentedeprrafopredeter">
     <w:name w:val="Default Paragraph Font"/>
     <w:uiPriority w:val="1"/>
+    <w:semiHidden/>
     <w:unhideWhenUsed/>
   </w:style>
   <w:style w:type="table" w:default="1" w:styleId="Tablanormal">

--- a/backend/src/main/resources/templates/RESPUESTA NEGATIVA.docx
+++ b/backend/src/main/resources/templates/RESPUESTA NEGATIVA.docx
@@ -4,6 +4,7 @@
   <w:body>
     <w:p>
       <w:pPr>
+        <w:ind w:left="-709"/>
         <w:rPr>
           <w:rFonts w:ascii="Maven Pro" w:hAnsi="Maven Pro" w:cs="Tahoma"/>
         </w:rPr>
@@ -18,7 +19,14 @@
         <w:rPr>
           <w:rFonts w:ascii="Maven Pro" w:hAnsi="Maven Pro" w:cs="Tahoma"/>
         </w:rPr>
-        <w:t>&lt;&lt;fechaF</w:t>
+        <w:t>&lt;&lt;</w:t>
+      </w:r>
+      <w:proofErr w:type="spellStart"/>
+      <w:r>
+        <w:rPr>
+          <w:rFonts w:ascii="Maven Pro" w:hAnsi="Maven Pro" w:cs="Tahoma"/>
+        </w:rPr>
+        <w:t>fechaF</w:t>
       </w:r>
       <w:r>
         <w:rPr>
@@ -30,7 +38,14 @@
         <w:rPr>
           <w:rFonts w:ascii="Maven Pro" w:hAnsi="Maven Pro" w:cs="Tahoma"/>
         </w:rPr>
-        <w:t>ma&gt;&gt;</w:t>
+        <w:t>ma</w:t>
+      </w:r>
+      <w:proofErr w:type="spellEnd"/>
+      <w:r>
+        <w:rPr>
+          <w:rFonts w:ascii="Maven Pro" w:hAnsi="Maven Pro" w:cs="Tahoma"/>
+        </w:rPr>
+        <w:t>&gt;&gt;</w:t>
       </w:r>
     </w:p>
     <w:p>
@@ -52,8 +67,9 @@
     <w:p>
       <w:pPr>
         <w:tabs>
-          <w:tab w:val="left" w:pos="6840"/>
+          <w:tab w:val="left" w:pos="7425"/>
         </w:tabs>
+        <w:ind w:left="-709"/>
         <w:rPr>
           <w:rFonts w:ascii="Maven Pro" w:hAnsi="Maven Pro" w:cs="Tahoma"/>
         </w:rPr>
@@ -63,16 +79,11 @@
           <w:rFonts w:ascii="Maven Pro" w:hAnsi="Maven Pro" w:cs="Tahoma"/>
         </w:rPr>
         <w:t>Señor@:</w:t>
-      </w:r>
-      <w:r>
-        <w:rPr>
-          <w:rFonts w:ascii="Maven Pro" w:hAnsi="Maven Pro" w:cs="Tahoma"/>
-        </w:rPr>
-        <w:tab/>
       </w:r>
     </w:p>
     <w:p>
       <w:pPr>
+        <w:ind w:left="-709"/>
         <w:rPr>
           <w:rFonts w:ascii="Maven Pro" w:hAnsi="Maven Pro"/>
           <w:b/>
@@ -85,11 +96,30 @@
           <w:b/>
           <w:bCs/>
         </w:rPr>
-        <w:t>«nombre_colicitante»</w:t>
+        <w:t>«</w:t>
+      </w:r>
+      <w:proofErr w:type="spellStart"/>
+      <w:r>
+        <w:rPr>
+          <w:rFonts w:ascii="Maven Pro" w:hAnsi="Maven Pro"/>
+          <w:b/>
+          <w:bCs/>
+        </w:rPr>
+        <w:t>nombre_colicitante</w:t>
+      </w:r>
+      <w:proofErr w:type="spellEnd"/>
+      <w:r>
+        <w:rPr>
+          <w:rFonts w:ascii="Maven Pro" w:hAnsi="Maven Pro"/>
+          <w:b/>
+          <w:bCs/>
+        </w:rPr>
+        <w:t>»</w:t>
       </w:r>
     </w:p>
     <w:p>
       <w:pPr>
+        <w:ind w:left="-709"/>
         <w:rPr>
           <w:rFonts w:ascii="Maven Pro" w:hAnsi="Maven Pro" w:cs="Tahoma"/>
         </w:rPr>
@@ -98,7 +128,14 @@
         <w:rPr>
           <w:rFonts w:ascii="Maven Pro" w:hAnsi="Maven Pro" w:cs="Tahoma"/>
         </w:rPr>
-        <w:t>Con «tipo</w:t>
+        <w:t>Con «</w:t>
+      </w:r>
+      <w:proofErr w:type="spellStart"/>
+      <w:r>
+        <w:rPr>
+          <w:rFonts w:ascii="Maven Pro" w:hAnsi="Maven Pro" w:cs="Tahoma"/>
+        </w:rPr>
+        <w:t>tipo</w:t>
       </w:r>
       <w:r>
         <w:rPr>
@@ -110,7 +147,21 @@
         <w:rPr>
           <w:rFonts w:ascii="Maven Pro" w:hAnsi="Maven Pro" w:cs="Tahoma"/>
         </w:rPr>
-        <w:t>ocumento» N.º «numer</w:t>
+        <w:t>ocumento</w:t>
+      </w:r>
+      <w:proofErr w:type="spellEnd"/>
+      <w:r>
+        <w:rPr>
+          <w:rFonts w:ascii="Maven Pro" w:hAnsi="Maven Pro" w:cs="Tahoma"/>
+        </w:rPr>
+        <w:t>» N.º «</w:t>
+      </w:r>
+      <w:proofErr w:type="spellStart"/>
+      <w:r>
+        <w:rPr>
+          <w:rFonts w:ascii="Maven Pro" w:hAnsi="Maven Pro" w:cs="Tahoma"/>
+        </w:rPr>
+        <w:t>numer</w:t>
       </w:r>
       <w:r>
         <w:rPr>
@@ -122,7 +173,21 @@
         <w:rPr>
           <w:rFonts w:ascii="Maven Pro" w:hAnsi="Maven Pro" w:cs="Tahoma"/>
         </w:rPr>
-        <w:t>ocumento» «lugar</w:t>
+        <w:t>ocumento</w:t>
+      </w:r>
+      <w:proofErr w:type="spellEnd"/>
+      <w:r>
+        <w:rPr>
+          <w:rFonts w:ascii="Maven Pro" w:hAnsi="Maven Pro" w:cs="Tahoma"/>
+        </w:rPr>
+        <w:t>» «</w:t>
+      </w:r>
+      <w:proofErr w:type="spellStart"/>
+      <w:r>
+        <w:rPr>
+          <w:rFonts w:ascii="Maven Pro" w:hAnsi="Maven Pro" w:cs="Tahoma"/>
+        </w:rPr>
+        <w:t>lugar</w:t>
       </w:r>
       <w:r>
         <w:rPr>
@@ -146,11 +211,19 @@
         <w:rPr>
           <w:rFonts w:ascii="Maven Pro" w:hAnsi="Maven Pro" w:cs="Tahoma"/>
         </w:rPr>
-        <w:t>ocumento»</w:t>
+        <w:t>ocumento</w:t>
+      </w:r>
+      <w:proofErr w:type="spellEnd"/>
+      <w:r>
+        <w:rPr>
+          <w:rFonts w:ascii="Maven Pro" w:hAnsi="Maven Pro" w:cs="Tahoma"/>
+        </w:rPr>
+        <w:t>»</w:t>
       </w:r>
     </w:p>
     <w:p>
       <w:pPr>
+        <w:ind w:left="-709"/>
         <w:rPr>
           <w:rFonts w:ascii="Maven Pro" w:hAnsi="Maven Pro" w:cs="Tahoma"/>
           <w:b/>
@@ -171,32 +244,7 @@
         <w:tabs>
           <w:tab w:val="left" w:pos="6345"/>
         </w:tabs>
-        <w:rPr>
-          <w:rFonts w:ascii="Maven Pro" w:hAnsi="Maven Pro" w:cs="Tahoma"/>
-        </w:rPr>
-      </w:pPr>
-      <w:r>
-        <w:rPr>
-          <w:rFonts w:ascii="Maven Pro" w:hAnsi="Maven Pro" w:cs="Tahoma"/>
-        </w:rPr>
-        <w:tab/>
-      </w:r>
-    </w:p>
-    <w:p>
-      <w:pPr>
-        <w:rPr>
-          <w:rFonts w:ascii="Maven Pro" w:hAnsi="Maven Pro" w:cs="Tahoma"/>
-        </w:rPr>
-      </w:pPr>
-      <w:r>
-        <w:rPr>
-          <w:rFonts w:ascii="Maven Pro" w:hAnsi="Maven Pro" w:cs="Tahoma"/>
-        </w:rPr>
-        <w:t xml:space="preserve">Asunto: Respuesta a solicitud certificado de residencia </w:t>
-      </w:r>
-    </w:p>
-    <w:p>
-      <w:pPr>
+        <w:ind w:left="-709"/>
         <w:rPr>
           <w:rFonts w:ascii="Maven Pro" w:hAnsi="Maven Pro" w:cs="Tahoma"/>
         </w:rPr>
@@ -204,6 +252,7 @@
     </w:p>
     <w:p>
       <w:pPr>
+        <w:ind w:left="-709"/>
         <w:rPr>
           <w:rFonts w:ascii="Maven Pro" w:hAnsi="Maven Pro" w:cs="Tahoma"/>
         </w:rPr>
@@ -212,11 +261,12 @@
         <w:rPr>
           <w:rFonts w:ascii="Maven Pro" w:hAnsi="Maven Pro" w:cs="Tahoma"/>
         </w:rPr>
-        <w:t>Reciba un cordial y respetuoso saludo:</w:t>
+        <w:t>Asunto: Respuesta a solicitud certificado de residencia</w:t>
       </w:r>
     </w:p>
     <w:p>
       <w:pPr>
+        <w:ind w:left="-709"/>
         <w:rPr>
           <w:rFonts w:ascii="Maven Pro" w:hAnsi="Maven Pro" w:cs="Tahoma"/>
         </w:rPr>
@@ -224,6 +274,29 @@
     </w:p>
     <w:p>
       <w:pPr>
+        <w:ind w:left="-709"/>
+        <w:rPr>
+          <w:rFonts w:ascii="Maven Pro" w:hAnsi="Maven Pro" w:cs="Tahoma"/>
+        </w:rPr>
+      </w:pPr>
+      <w:r>
+        <w:rPr>
+          <w:rFonts w:ascii="Maven Pro" w:hAnsi="Maven Pro" w:cs="Tahoma"/>
+        </w:rPr>
+        <w:t>Reciba un cordial y respetuoso saludo:</w:t>
+      </w:r>
+    </w:p>
+    <w:p>
+      <w:pPr>
+        <w:ind w:left="-709"/>
+        <w:rPr>
+          <w:rFonts w:ascii="Maven Pro" w:hAnsi="Maven Pro" w:cs="Tahoma"/>
+        </w:rPr>
+      </w:pPr>
+    </w:p>
+    <w:p>
+      <w:pPr>
+        <w:ind w:left="-709"/>
         <w:rPr>
           <w:rFonts w:ascii="Maven Pro" w:hAnsi="Maven Pro" w:cs="Tahoma"/>
         </w:rPr>
@@ -243,7 +316,7 @@
           <w:numId w:val="1"/>
         </w:numPr>
         <w:spacing w:after="0" w:line="240" w:lineRule="auto"/>
-        <w:jc w:val="both"/>
+        <w:ind w:left="-709" w:firstLine="0"/>
         <w:rPr>
           <w:rFonts w:ascii="Maven Pro" w:hAnsi="Maven Pro" w:cs="Tahoma"/>
         </w:rPr>
@@ -263,7 +336,7 @@
           <w:numId w:val="1"/>
         </w:numPr>
         <w:spacing w:after="0" w:line="240" w:lineRule="auto"/>
-        <w:jc w:val="both"/>
+        <w:ind w:left="-709" w:firstLine="0"/>
         <w:rPr>
           <w:rFonts w:ascii="Maven Pro" w:hAnsi="Maven Pro" w:cs="Tahoma"/>
         </w:rPr>
@@ -283,7 +356,7 @@
           <w:numId w:val="1"/>
         </w:numPr>
         <w:spacing w:after="0" w:line="240" w:lineRule="auto"/>
-        <w:jc w:val="both"/>
+        <w:ind w:left="-709" w:firstLine="0"/>
         <w:rPr>
           <w:rFonts w:ascii="Maven Pro" w:hAnsi="Maven Pro" w:cs="Tahoma"/>
         </w:rPr>
@@ -303,7 +376,7 @@
     </w:p>
     <w:p>
       <w:pPr>
-        <w:jc w:val="both"/>
+        <w:ind w:left="-709"/>
         <w:rPr>
           <w:rFonts w:ascii="Maven Pro" w:hAnsi="Maven Pro" w:cs="Tahoma"/>
         </w:rPr>
@@ -312,11 +385,26 @@
         <w:rPr>
           <w:rFonts w:ascii="Maven Pro" w:hAnsi="Maven Pro" w:cs="Tahoma"/>
         </w:rPr>
-        <w:t>Una vez revisadas cuidadosamente las anteriores fuentes de información, este «observacion», razón por la cual comunico a Usted, que jurídicamente no será viable expedirle el Certificado de Residencia requerido en la solicitud del asunto, toda vez que no cumple con los requisitos exigidos en el Decreto antes mencionado.</w:t>
+        <w:t>Una vez revisadas cuidadosamente las anteriores fuentes de información, este «</w:t>
+      </w:r>
+      <w:proofErr w:type="spellStart"/>
+      <w:r>
+        <w:rPr>
+          <w:rFonts w:ascii="Maven Pro" w:hAnsi="Maven Pro" w:cs="Tahoma"/>
+        </w:rPr>
+        <w:t>observacion</w:t>
+      </w:r>
+      <w:proofErr w:type="spellEnd"/>
+      <w:r>
+        <w:rPr>
+          <w:rFonts w:ascii="Maven Pro" w:hAnsi="Maven Pro" w:cs="Tahoma"/>
+        </w:rPr>
+        <w:t>», razón por la cual comunico a Usted, que jurídicamente no será viable expedirle el Certificado de Residencia requerido en la solicitud del asunto, toda vez que no cumple con los requisitos exigidos en el Decreto antes mencionado.</w:t>
       </w:r>
     </w:p>
     <w:p>
       <w:pPr>
+        <w:ind w:left="-709"/>
         <w:rPr>
           <w:rFonts w:ascii="Maven Pro" w:hAnsi="Maven Pro" w:cs="Tahoma"/>
         </w:rPr>
@@ -324,6 +412,7 @@
     </w:p>
     <w:p>
       <w:pPr>
+        <w:ind w:left="-709"/>
         <w:rPr>
           <w:rFonts w:ascii="Maven Pro" w:hAnsi="Maven Pro" w:cs="Tahoma"/>
         </w:rPr>
@@ -337,6 +426,7 @@
     </w:p>
     <w:p>
       <w:pPr>
+        <w:ind w:left="-709"/>
         <w:rPr>
           <w:rFonts w:ascii="Maven Pro" w:hAnsi="Maven Pro" w:cs="Tahoma"/>
         </w:rPr>
@@ -344,6 +434,7 @@
     </w:p>
     <w:p>
       <w:pPr>
+        <w:ind w:left="-709"/>
         <w:rPr>
           <w:rFonts w:ascii="Maven Pro" w:hAnsi="Maven Pro" w:cs="Tahoma"/>
         </w:rPr>
@@ -351,6 +442,7 @@
     </w:p>
     <w:p>
       <w:pPr>
+        <w:ind w:left="-709"/>
         <w:rPr>
           <w:rFonts w:ascii="Maven Pro" w:hAnsi="Maven Pro" w:cs="Tahoma"/>
           <w:b/>
@@ -366,6 +458,7 @@
     </w:p>
     <w:p>
       <w:pPr>
+        <w:ind w:left="-709"/>
         <w:rPr>
           <w:rFonts w:ascii="Maven Pro" w:hAnsi="Maven Pro" w:cs="Tahoma"/>
         </w:rPr>
@@ -373,6 +466,7 @@
     </w:p>
     <w:p>
       <w:pPr>
+        <w:ind w:left="-709"/>
         <w:rPr>
           <w:rFonts w:ascii="Maven Pro" w:hAnsi="Maven Pro" w:cs="Tahoma"/>
           <w:b/>
@@ -390,6 +484,7 @@
     </w:p>
     <w:p>
       <w:pPr>
+        <w:ind w:left="-709"/>
         <w:rPr>
           <w:rFonts w:ascii="Maven Pro" w:hAnsi="Maven Pro" w:cs="Tahoma"/>
         </w:rPr>
@@ -398,11 +493,12 @@
         <w:rPr>
           <w:rFonts w:ascii="Maven Pro" w:hAnsi="Maven Pro" w:cs="Tahoma"/>
         </w:rPr>
-        <w:t xml:space="preserve">Alcalde Municipal </w:t>
+        <w:t>Alcalde Municipal</w:t>
       </w:r>
     </w:p>
     <w:p>
       <w:pPr>
+        <w:ind w:left="-709"/>
         <w:rPr>
           <w:rFonts w:ascii="Maven Pro" w:hAnsi="Maven Pro" w:cs="Tahoma"/>
         </w:rPr>
@@ -410,23 +506,53 @@
     </w:p>
     <w:p>
       <w:pPr>
+        <w:ind w:left="-709"/>
         <w:rPr>
           <w:rFonts w:ascii="Maven Pro" w:hAnsi="Maven Pro" w:cs="Tahoma"/>
           <w:sz w:val="16"/>
           <w:szCs w:val="16"/>
         </w:rPr>
       </w:pPr>
+      <w:proofErr w:type="spellStart"/>
       <w:r>
         <w:rPr>
           <w:rFonts w:ascii="Maven Pro" w:hAnsi="Maven Pro" w:cs="Tahoma"/>
           <w:sz w:val="16"/>
           <w:szCs w:val="16"/>
         </w:rPr>
-        <w:t>Proy. y Elab. «verificador»</w:t>
+        <w:t>Proy</w:t>
+      </w:r>
+      <w:proofErr w:type="spellEnd"/>
+      <w:r>
+        <w:rPr>
+          <w:rFonts w:ascii="Maven Pro" w:hAnsi="Maven Pro" w:cs="Tahoma"/>
+          <w:sz w:val="16"/>
+          <w:szCs w:val="16"/>
+        </w:rPr>
+        <w:t xml:space="preserve">. y </w:t>
+      </w:r>
+      <w:proofErr w:type="spellStart"/>
+      <w:r>
+        <w:rPr>
+          <w:rFonts w:ascii="Maven Pro" w:hAnsi="Maven Pro" w:cs="Tahoma"/>
+          <w:sz w:val="16"/>
+          <w:szCs w:val="16"/>
+        </w:rPr>
+        <w:t>Elab</w:t>
+      </w:r>
+      <w:proofErr w:type="spellEnd"/>
+      <w:r>
+        <w:rPr>
+          <w:rFonts w:ascii="Maven Pro" w:hAnsi="Maven Pro" w:cs="Tahoma"/>
+          <w:sz w:val="16"/>
+          <w:szCs w:val="16"/>
+        </w:rPr>
+        <w:t>. «verificador»</w:t>
       </w:r>
     </w:p>
     <w:p>
       <w:pPr>
+        <w:ind w:left="-709"/>
         <w:rPr>
           <w:rFonts w:ascii="Maven Pro" w:hAnsi="Maven Pro" w:cs="Tahoma"/>
           <w:sz w:val="16"/>
@@ -440,18 +566,19 @@
           <w:sz w:val="16"/>
           <w:szCs w:val="16"/>
         </w:rPr>
-        <w:tab/>
         <w:t>Secretaria Despacho -Alcaldía Municipal</w:t>
       </w:r>
       <w:bookmarkEnd w:id="0"/>
     </w:p>
     <w:sectPr>
-      <w:headerReference w:type="default" r:id="rId7"/>
-      <w:footerReference w:type="default" r:id="rId8"/>
-      <w:headerReference w:type="first" r:id="rId9"/>
-      <w:footerReference w:type="first" r:id="rId10"/>
+      <w:headerReference w:type="even" r:id="rId7"/>
+      <w:headerReference w:type="default" r:id="rId8"/>
+      <w:footerReference w:type="even" r:id="rId9"/>
+      <w:footerReference w:type="default" r:id="rId10"/>
+      <w:headerReference w:type="first" r:id="rId11"/>
+      <w:footerReference w:type="first" r:id="rId12"/>
       <w:pgSz w:w="12240" w:h="15840"/>
-      <w:pgMar w:top="1418" w:right="1418" w:bottom="1418" w:left="1985" w:header="709" w:footer="709" w:gutter="0"/>
+      <w:pgMar w:top="949" w:right="1418" w:bottom="1418" w:left="1985" w:header="426" w:footer="237" w:gutter="0"/>
       <w:cols w:space="720"/>
       <w:formProt w:val="0"/>
       <w:docGrid w:linePitch="360"/>
@@ -480,6 +607,16 @@
 </file>
 
 <file path=word/footer1.xml><?xml version="1.0" encoding="utf-8"?>
+<w:ftr xmlns:wpc="http://schemas.microsoft.com/office/word/2010/wordprocessingCanvas" xmlns:cx="http://schemas.microsoft.com/office/drawing/2014/chartex" xmlns:cx1="http://schemas.microsoft.com/office/drawing/2015/9/8/chartex" xmlns:cx2="http://schemas.microsoft.com/office/drawing/2015/10/21/chartex" xmlns:cx3="http://schemas.microsoft.com/office/drawing/2016/5/9/chartex" xmlns:cx4="http://schemas.microsoft.com/office/drawing/2016/5/10/chartex" xmlns:cx5="http://schemas.microsoft.com/office/drawing/2016/5/11/chartex" xmlns:cx6="http://schemas.microsoft.com/office/drawing/2016/5/12/chartex" xmlns:cx7="http://schemas.microsoft.com/office/drawing/2016/5/13/chartex" xmlns:cx8="http://schemas.microsoft.com/office/drawing/2016/5/14/chartex" xmlns:mc="http://schemas.openxmlformats.org/markup-compatibility/2006" xmlns:aink="http://schemas.microsoft.com/office/drawing/2016/ink" xmlns:am3d="http://schemas.microsoft.com/office/drawing/2017/model3d" xmlns:o="urn:schemas-microsoft-com:office:office" xmlns:oel="http://schemas.microsoft.com/office/2019/extlst" xmlns:r="http://schemas.openxmlformats.org/officeDocument/2006/relationships" xmlns:m="http://schemas.openxmlformats.org/officeDocument/2006/math" xmlns:v="urn:schemas-microsoft-com:vml" xmlns:wp14="http://schemas.microsoft.com/office/word/2010/wordprocessingDrawing" xmlns:wp="http://schemas.openxmlformats.org/drawingml/2006/wordprocessingDrawing" xmlns:w10="urn:schemas-microsoft-com:office:word" xmlns:w="http://schemas.openxmlformats.org/wordprocessingml/2006/main" xmlns:w14="http://schemas.microsoft.com/office/word/2010/wordml" xmlns:w15="http://schemas.microsoft.com/office/word/2012/wordml" xmlns:w16cex="http://schemas.microsoft.com/office/word/2018/wordml/cex" xmlns:w16cid="http://schemas.microsoft.com/office/word/2016/wordml/cid" xmlns:w16="http://schemas.microsoft.com/office/word/2018/wordml" xmlns:w16du="http://schemas.microsoft.com/office/word/2023/wordml/word16du" xmlns:w16sdtdh="http://schemas.microsoft.com/office/word/2020/wordml/sdtdatahash" xmlns:w16sdtfl="http://schemas.microsoft.com/office/word/2024/wordml/sdtformatlock" xmlns:w16se="http://schemas.microsoft.com/office/word/2015/wordml/symex" xmlns:wpg="http://schemas.microsoft.com/office/word/2010/wordprocessingGroup" xmlns:wpi="http://schemas.microsoft.com/office/word/2010/wordprocessingInk" xmlns:wne="http://schemas.microsoft.com/office/word/2006/wordml" xmlns:wps="http://schemas.microsoft.com/office/word/2010/wordprocessingShape" mc:Ignorable="w14 w15 w16se w16cid w16 w16cex w16sdtdh w16sdtfl w16du wp14">
+  <w:p>
+    <w:pPr>
+      <w:pStyle w:val="Piedepgina"/>
+    </w:pPr>
+  </w:p>
+</w:ftr>
+</file>
+
+<file path=word/footer2.xml><?xml version="1.0" encoding="utf-8"?>
 <w:ftr xmlns:wpc="http://schemas.microsoft.com/office/word/2010/wordprocessingCanvas" xmlns:cx="http://schemas.microsoft.com/office/drawing/2014/chartex" xmlns:cx1="http://schemas.microsoft.com/office/drawing/2015/9/8/chartex" xmlns:cx2="http://schemas.microsoft.com/office/drawing/2015/10/21/chartex" xmlns:cx3="http://schemas.microsoft.com/office/drawing/2016/5/9/chartex" xmlns:cx4="http://schemas.microsoft.com/office/drawing/2016/5/10/chartex" xmlns:cx5="http://schemas.microsoft.com/office/drawing/2016/5/11/chartex" xmlns:cx6="http://schemas.microsoft.com/office/drawing/2016/5/12/chartex" xmlns:cx7="http://schemas.microsoft.com/office/drawing/2016/5/13/chartex" xmlns:cx8="http://schemas.microsoft.com/office/drawing/2016/5/14/chartex" xmlns:mc="http://schemas.openxmlformats.org/markup-compatibility/2006" xmlns:aink="http://schemas.microsoft.com/office/drawing/2016/ink" xmlns:am3d="http://schemas.microsoft.com/office/drawing/2017/model3d" xmlns:o="urn:schemas-microsoft-com:office:office" xmlns:oel="http://schemas.microsoft.com/office/2019/extlst" xmlns:r="http://schemas.openxmlformats.org/officeDocument/2006/relationships" xmlns:m="http://schemas.openxmlformats.org/officeDocument/2006/math" xmlns:v="urn:schemas-microsoft-com:vml" xmlns:wp14="http://schemas.microsoft.com/office/word/2010/wordprocessingDrawing" xmlns:wp="http://schemas.openxmlformats.org/drawingml/2006/wordprocessingDrawing" xmlns:w10="urn:schemas-microsoft-com:office:word" xmlns:w="http://schemas.openxmlformats.org/wordprocessingml/2006/main" xmlns:w14="http://schemas.microsoft.com/office/word/2010/wordml" xmlns:w15="http://schemas.microsoft.com/office/word/2012/wordml" xmlns:w16cex="http://schemas.microsoft.com/office/word/2018/wordml/cex" xmlns:w16cid="http://schemas.microsoft.com/office/word/2016/wordml/cid" xmlns:w16="http://schemas.microsoft.com/office/word/2018/wordml" xmlns:w16du="http://schemas.microsoft.com/office/word/2023/wordml/word16du" xmlns:w16sdtdh="http://schemas.microsoft.com/office/word/2020/wordml/sdtdatahash" xmlns:w16sdtfl="http://schemas.microsoft.com/office/word/2024/wordml/sdtformatlock" xmlns:w16se="http://schemas.microsoft.com/office/word/2015/wordml/symex" xmlns:wpg="http://schemas.microsoft.com/office/word/2010/wordprocessingGroup" xmlns:wpi="http://schemas.microsoft.com/office/word/2010/wordprocessingInk" xmlns:wne="http://schemas.microsoft.com/office/word/2006/wordml" xmlns:wps="http://schemas.microsoft.com/office/word/2010/wordprocessingShape" mc:Ignorable="w14 w15 w16se w16cid w16 w16cex w16sdtdh w16sdtfl w16du wp14">
   <w:p>
     <w:pPr>
@@ -554,7 +691,7 @@
               <wp:inline distT="0" distB="0" distL="0" distR="0" wp14:anchorId="43E7971F" wp14:editId="269D4772">
                 <wp:extent cx="937260" cy="435610"/>
                 <wp:effectExtent l="0" t="0" r="0" b="0"/>
-                <wp:docPr id="3" name="Imagen 1"/>
+                <wp:docPr id="1599492725" name="Imagen 1"/>
                 <wp:cNvGraphicFramePr>
                   <a:graphicFrameLocks xmlns:a="http://schemas.openxmlformats.org/drawingml/2006/main" noChangeAspect="1"/>
                 </wp:cNvGraphicFramePr>
@@ -688,7 +825,31 @@
               <w:shd w:val="clear" w:color="auto" w:fill="FFFFFF"/>
               <w:lang w:eastAsia="es-ES"/>
             </w:rPr>
-            <w:t xml:space="preserve"> rrera 7 No. 7- 35 Barrio Centro Municipio de Cabuyaro (Meta).</w:t>
+            <w:t xml:space="preserve"> </w:t>
+          </w:r>
+          <w:proofErr w:type="spellStart"/>
+          <w:r>
+            <w:rPr>
+              <w:rFonts w:ascii="Maven Pro" w:eastAsia="Times New Roman" w:hAnsi="Maven Pro" w:cs="Calibri"/>
+              <w:color w:val="FFFFFF"/>
+              <w:sz w:val="15"/>
+              <w:szCs w:val="15"/>
+              <w:shd w:val="clear" w:color="auto" w:fill="FFFFFF"/>
+              <w:lang w:eastAsia="es-ES"/>
+            </w:rPr>
+            <w:t>rrera</w:t>
+          </w:r>
+          <w:proofErr w:type="spellEnd"/>
+          <w:r>
+            <w:rPr>
+              <w:rFonts w:ascii="Maven Pro" w:eastAsia="Times New Roman" w:hAnsi="Maven Pro" w:cs="Calibri"/>
+              <w:color w:val="FFFFFF"/>
+              <w:sz w:val="15"/>
+              <w:szCs w:val="15"/>
+              <w:shd w:val="clear" w:color="auto" w:fill="FFFFFF"/>
+              <w:lang w:eastAsia="es-ES"/>
+            </w:rPr>
+            <w:t xml:space="preserve"> 7 No. 7- 35 Barrio Centro Municipio de Cabuyaro (Meta).</w:t>
           </w:r>
         </w:p>
       </w:tc>
@@ -725,13 +886,13 @@
             <mc:AlternateContent>
               <mc:Choice Requires="wps">
                 <w:drawing>
-                  <wp:anchor distT="0" distB="0" distL="0" distR="0" simplePos="0" relativeHeight="251658240" behindDoc="1" locked="0" layoutInCell="1" allowOverlap="1" wp14:anchorId="480C03AE" wp14:editId="0051ECFA">
+                  <wp:anchor distT="0" distB="0" distL="0" distR="0" simplePos="0" relativeHeight="251658240" behindDoc="1" locked="0" layoutInCell="1" allowOverlap="1" wp14:anchorId="480C03AE" wp14:editId="451BDEBE">
                     <wp:simplePos x="0" y="0"/>
                     <wp:positionH relativeFrom="column">
-                      <wp:posOffset>266065</wp:posOffset>
+                      <wp:posOffset>231140</wp:posOffset>
                     </wp:positionH>
                     <wp:positionV relativeFrom="paragraph">
-                      <wp:posOffset>574675</wp:posOffset>
+                      <wp:posOffset>624840</wp:posOffset>
                     </wp:positionV>
                     <wp:extent cx="1181100" cy="251460"/>
                     <wp:effectExtent l="0" t="0" r="0" b="0"/>
@@ -811,7 +972,7 @@
               </mc:Choice>
               <mc:Fallback>
                 <w:pict>
-                  <v:rect w14:anchorId="480C03AE" id="Cuadro de texto 2" o:spid="_x0000_s1026" style="position:absolute;left:0;text-align:left;margin-left:20.95pt;margin-top:45.25pt;width:93pt;height:19.8pt;z-index:-251658240;visibility:visible;mso-wrap-style:square;mso-width-percent:0;mso-height-percent:0;mso-wrap-distance-left:0;mso-wrap-distance-top:0;mso-wrap-distance-right:0;mso-wrap-distance-bottom:0;mso-position-horizontal:absolute;mso-position-horizontal-relative:text;mso-position-vertical:absolute;mso-position-vertical-relative:text;mso-width-percent:0;mso-height-percent:0;mso-width-relative:margin;mso-height-relative:margin;v-text-anchor:top" o:gfxdata="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" stroked="f" strokeweight=".5pt">
+                  <v:rect w14:anchorId="480C03AE" id="Cuadro de texto 2" o:spid="_x0000_s1026" style="position:absolute;left:0;text-align:left;margin-left:18.2pt;margin-top:49.2pt;width:93pt;height:19.8pt;z-index:-251658240;visibility:visible;mso-wrap-style:square;mso-width-percent:0;mso-height-percent:0;mso-wrap-distance-left:0;mso-wrap-distance-top:0;mso-wrap-distance-right:0;mso-wrap-distance-bottom:0;mso-position-horizontal:absolute;mso-position-horizontal-relative:text;mso-position-vertical:absolute;mso-position-vertical-relative:text;mso-width-percent:0;mso-height-percent:0;mso-width-relative:margin;mso-height-relative:margin;v-text-anchor:top" o:gfxdata="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" stroked="f" strokeweight=".5pt">
                     <v:textbox>
                       <w:txbxContent>
                         <w:p>
@@ -857,10 +1018,10 @@
               <w:noProof/>
             </w:rPr>
             <w:drawing>
-              <wp:inline distT="0" distB="0" distL="0" distR="0" wp14:anchorId="4BCE7E83" wp14:editId="4BD84B9E">
+              <wp:inline distT="0" distB="0" distL="0" distR="0" wp14:anchorId="4BCE7E83" wp14:editId="7030685D">
                 <wp:extent cx="561340" cy="586740"/>
                 <wp:effectExtent l="0" t="0" r="0" b="0"/>
-                <wp:docPr id="5" name="Imagen3" descr="Código QR&#10;&#10;Descripción generada automáticamente"/>
+                <wp:docPr id="1669078069" name="Imagen3" descr="Código QR&#10;&#10;Descripción generada automáticamente"/>
                 <wp:cNvGraphicFramePr>
                   <a:graphicFrameLocks xmlns:a="http://schemas.openxmlformats.org/drawingml/2006/main" noChangeAspect="1"/>
                 </wp:cNvGraphicFramePr>
@@ -1091,7 +1252,7 @@
 </w:ftr>
 </file>
 
-<file path=word/footer2.xml><?xml version="1.0" encoding="utf-8"?>
+<file path=word/footer3.xml><?xml version="1.0" encoding="utf-8"?>
 <w:ftr xmlns:wpc="http://schemas.microsoft.com/office/word/2010/wordprocessingCanvas" xmlns:cx="http://schemas.microsoft.com/office/drawing/2014/chartex" xmlns:cx1="http://schemas.microsoft.com/office/drawing/2015/9/8/chartex" xmlns:cx2="http://schemas.microsoft.com/office/drawing/2015/10/21/chartex" xmlns:cx3="http://schemas.microsoft.com/office/drawing/2016/5/9/chartex" xmlns:cx4="http://schemas.microsoft.com/office/drawing/2016/5/10/chartex" xmlns:cx5="http://schemas.microsoft.com/office/drawing/2016/5/11/chartex" xmlns:cx6="http://schemas.microsoft.com/office/drawing/2016/5/12/chartex" xmlns:cx7="http://schemas.microsoft.com/office/drawing/2016/5/13/chartex" xmlns:cx8="http://schemas.microsoft.com/office/drawing/2016/5/14/chartex" xmlns:mc="http://schemas.openxmlformats.org/markup-compatibility/2006" xmlns:aink="http://schemas.microsoft.com/office/drawing/2016/ink" xmlns:am3d="http://schemas.microsoft.com/office/drawing/2017/model3d" xmlns:o="urn:schemas-microsoft-com:office:office" xmlns:oel="http://schemas.microsoft.com/office/2019/extlst" xmlns:r="http://schemas.openxmlformats.org/officeDocument/2006/relationships" xmlns:m="http://schemas.openxmlformats.org/officeDocument/2006/math" xmlns:v="urn:schemas-microsoft-com:vml" xmlns:wp14="http://schemas.microsoft.com/office/word/2010/wordprocessingDrawing" xmlns:wp="http://schemas.openxmlformats.org/drawingml/2006/wordprocessingDrawing" xmlns:w10="urn:schemas-microsoft-com:office:word" xmlns:w="http://schemas.openxmlformats.org/wordprocessingml/2006/main" xmlns:w14="http://schemas.microsoft.com/office/word/2010/wordml" xmlns:w15="http://schemas.microsoft.com/office/word/2012/wordml" xmlns:w16cex="http://schemas.microsoft.com/office/word/2018/wordml/cex" xmlns:w16cid="http://schemas.microsoft.com/office/word/2016/wordml/cid" xmlns:w16="http://schemas.microsoft.com/office/word/2018/wordml" xmlns:w16du="http://schemas.microsoft.com/office/word/2023/wordml/word16du" xmlns:w16sdtdh="http://schemas.microsoft.com/office/word/2020/wordml/sdtdatahash" xmlns:w16sdtfl="http://schemas.microsoft.com/office/word/2024/wordml/sdtformatlock" xmlns:w16se="http://schemas.microsoft.com/office/word/2015/wordml/symex" xmlns:wpg="http://schemas.microsoft.com/office/word/2010/wordprocessingGroup" xmlns:wpi="http://schemas.microsoft.com/office/word/2010/wordprocessingInk" xmlns:wne="http://schemas.microsoft.com/office/word/2006/wordml" xmlns:wps="http://schemas.microsoft.com/office/word/2010/wordprocessingShape" mc:Ignorable="w14 w15 w16se w16cid w16 w16cex w16sdtdh w16sdtfl w16du wp14">
   <w:p>
     <w:pPr>
@@ -1164,7 +1325,7 @@
               <wp:inline distT="0" distB="0" distL="0" distR="0" wp14:anchorId="1AB90E54" wp14:editId="486765B0">
                 <wp:extent cx="937260" cy="435610"/>
                 <wp:effectExtent l="0" t="0" r="0" b="0"/>
-                <wp:docPr id="6" name="Imagen 1"/>
+                <wp:docPr id="1020088226" name="Imagen 1"/>
                 <wp:cNvGraphicFramePr>
                   <a:graphicFrameLocks xmlns:a="http://schemas.openxmlformats.org/drawingml/2006/main" noChangeAspect="1"/>
                 </wp:cNvGraphicFramePr>
@@ -1296,7 +1457,31 @@
               <w:shd w:val="clear" w:color="auto" w:fill="FFFFFF"/>
               <w:lang w:eastAsia="es-ES"/>
             </w:rPr>
-            <w:t xml:space="preserve"> rrera 7 No. 7- 35 Barrio Centro Municipio de Cabuyaro (Meta).</w:t>
+            <w:t xml:space="preserve"> </w:t>
+          </w:r>
+          <w:proofErr w:type="spellStart"/>
+          <w:r>
+            <w:rPr>
+              <w:rFonts w:ascii="Maven Pro" w:eastAsia="Times New Roman" w:hAnsi="Maven Pro" w:cs="Calibri"/>
+              <w:color w:val="FFFFFF"/>
+              <w:sz w:val="15"/>
+              <w:szCs w:val="15"/>
+              <w:shd w:val="clear" w:color="auto" w:fill="FFFFFF"/>
+              <w:lang w:eastAsia="es-ES"/>
+            </w:rPr>
+            <w:t>rrera</w:t>
+          </w:r>
+          <w:proofErr w:type="spellEnd"/>
+          <w:r>
+            <w:rPr>
+              <w:rFonts w:ascii="Maven Pro" w:eastAsia="Times New Roman" w:hAnsi="Maven Pro" w:cs="Calibri"/>
+              <w:color w:val="FFFFFF"/>
+              <w:sz w:val="15"/>
+              <w:szCs w:val="15"/>
+              <w:shd w:val="clear" w:color="auto" w:fill="FFFFFF"/>
+              <w:lang w:eastAsia="es-ES"/>
+            </w:rPr>
+            <w:t xml:space="preserve"> 7 No. 7- 35 Barrio Centro Municipio de Cabuyaro (Meta).</w:t>
           </w:r>
         </w:p>
       </w:tc>
@@ -1460,7 +1645,7 @@
               <wp:inline distT="0" distB="0" distL="0" distR="0" wp14:anchorId="5246E0FE" wp14:editId="04325AFA">
                 <wp:extent cx="561340" cy="586740"/>
                 <wp:effectExtent l="0" t="0" r="0" b="0"/>
-                <wp:docPr id="8" name="Imagen3" descr="Código QR&#10;&#10;Descripción generada automáticamente"/>
+                <wp:docPr id="1141704888" name="Imagen3" descr="Código QR&#10;&#10;Descripción generada automáticamente"/>
                 <wp:cNvGraphicFramePr>
                   <a:graphicFrameLocks xmlns:a="http://schemas.openxmlformats.org/drawingml/2006/main" noChangeAspect="1"/>
                 </wp:cNvGraphicFramePr>
@@ -1712,9 +1897,19 @@
 
 <file path=word/header1.xml><?xml version="1.0" encoding="utf-8"?>
 <w:hdr xmlns:wpc="http://schemas.microsoft.com/office/word/2010/wordprocessingCanvas" xmlns:cx="http://schemas.microsoft.com/office/drawing/2014/chartex" xmlns:cx1="http://schemas.microsoft.com/office/drawing/2015/9/8/chartex" xmlns:cx2="http://schemas.microsoft.com/office/drawing/2015/10/21/chartex" xmlns:cx3="http://schemas.microsoft.com/office/drawing/2016/5/9/chartex" xmlns:cx4="http://schemas.microsoft.com/office/drawing/2016/5/10/chartex" xmlns:cx5="http://schemas.microsoft.com/office/drawing/2016/5/11/chartex" xmlns:cx6="http://schemas.microsoft.com/office/drawing/2016/5/12/chartex" xmlns:cx7="http://schemas.microsoft.com/office/drawing/2016/5/13/chartex" xmlns:cx8="http://schemas.microsoft.com/office/drawing/2016/5/14/chartex" xmlns:mc="http://schemas.openxmlformats.org/markup-compatibility/2006" xmlns:aink="http://schemas.microsoft.com/office/drawing/2016/ink" xmlns:am3d="http://schemas.microsoft.com/office/drawing/2017/model3d" xmlns:o="urn:schemas-microsoft-com:office:office" xmlns:oel="http://schemas.microsoft.com/office/2019/extlst" xmlns:r="http://schemas.openxmlformats.org/officeDocument/2006/relationships" xmlns:m="http://schemas.openxmlformats.org/officeDocument/2006/math" xmlns:v="urn:schemas-microsoft-com:vml" xmlns:wp14="http://schemas.microsoft.com/office/word/2010/wordprocessingDrawing" xmlns:wp="http://schemas.openxmlformats.org/drawingml/2006/wordprocessingDrawing" xmlns:w10="urn:schemas-microsoft-com:office:word" xmlns:w="http://schemas.openxmlformats.org/wordprocessingml/2006/main" xmlns:w14="http://schemas.microsoft.com/office/word/2010/wordml" xmlns:w15="http://schemas.microsoft.com/office/word/2012/wordml" xmlns:w16cex="http://schemas.microsoft.com/office/word/2018/wordml/cex" xmlns:w16cid="http://schemas.microsoft.com/office/word/2016/wordml/cid" xmlns:w16="http://schemas.microsoft.com/office/word/2018/wordml" xmlns:w16du="http://schemas.microsoft.com/office/word/2023/wordml/word16du" xmlns:w16sdtdh="http://schemas.microsoft.com/office/word/2020/wordml/sdtdatahash" xmlns:w16sdtfl="http://schemas.microsoft.com/office/word/2024/wordml/sdtformatlock" xmlns:w16se="http://schemas.microsoft.com/office/word/2015/wordml/symex" xmlns:wpg="http://schemas.microsoft.com/office/word/2010/wordprocessingGroup" xmlns:wpi="http://schemas.microsoft.com/office/word/2010/wordprocessingInk" xmlns:wne="http://schemas.microsoft.com/office/word/2006/wordml" xmlns:wps="http://schemas.microsoft.com/office/word/2010/wordprocessingShape" mc:Ignorable="w14 w15 w16se w16cid w16 w16cex w16sdtdh w16sdtfl w16du wp14">
+  <w:p>
+    <w:pPr>
+      <w:pStyle w:val="Encabezado"/>
+    </w:pPr>
+  </w:p>
+</w:hdr>
+</file>
+
+<file path=word/header2.xml><?xml version="1.0" encoding="utf-8"?>
+<w:hdr xmlns:wpc="http://schemas.microsoft.com/office/word/2010/wordprocessingCanvas" xmlns:cx="http://schemas.microsoft.com/office/drawing/2014/chartex" xmlns:cx1="http://schemas.microsoft.com/office/drawing/2015/9/8/chartex" xmlns:cx2="http://schemas.microsoft.com/office/drawing/2015/10/21/chartex" xmlns:cx3="http://schemas.microsoft.com/office/drawing/2016/5/9/chartex" xmlns:cx4="http://schemas.microsoft.com/office/drawing/2016/5/10/chartex" xmlns:cx5="http://schemas.microsoft.com/office/drawing/2016/5/11/chartex" xmlns:cx6="http://schemas.microsoft.com/office/drawing/2016/5/12/chartex" xmlns:cx7="http://schemas.microsoft.com/office/drawing/2016/5/13/chartex" xmlns:cx8="http://schemas.microsoft.com/office/drawing/2016/5/14/chartex" xmlns:mc="http://schemas.openxmlformats.org/markup-compatibility/2006" xmlns:aink="http://schemas.microsoft.com/office/drawing/2016/ink" xmlns:am3d="http://schemas.microsoft.com/office/drawing/2017/model3d" xmlns:o="urn:schemas-microsoft-com:office:office" xmlns:oel="http://schemas.microsoft.com/office/2019/extlst" xmlns:r="http://schemas.openxmlformats.org/officeDocument/2006/relationships" xmlns:m="http://schemas.openxmlformats.org/officeDocument/2006/math" xmlns:v="urn:schemas-microsoft-com:vml" xmlns:wp14="http://schemas.microsoft.com/office/word/2010/wordprocessingDrawing" xmlns:wp="http://schemas.openxmlformats.org/drawingml/2006/wordprocessingDrawing" xmlns:w10="urn:schemas-microsoft-com:office:word" xmlns:w="http://schemas.openxmlformats.org/wordprocessingml/2006/main" xmlns:w14="http://schemas.microsoft.com/office/word/2010/wordml" xmlns:w15="http://schemas.microsoft.com/office/word/2012/wordml" xmlns:w16cex="http://schemas.microsoft.com/office/word/2018/wordml/cex" xmlns:w16cid="http://schemas.microsoft.com/office/word/2016/wordml/cid" xmlns:w16="http://schemas.microsoft.com/office/word/2018/wordml" xmlns:w16du="http://schemas.microsoft.com/office/word/2023/wordml/word16du" xmlns:w16sdtdh="http://schemas.microsoft.com/office/word/2020/wordml/sdtdatahash" xmlns:w16sdtfl="http://schemas.microsoft.com/office/word/2024/wordml/sdtformatlock" xmlns:w16se="http://schemas.microsoft.com/office/word/2015/wordml/symex" xmlns:wpg="http://schemas.microsoft.com/office/word/2010/wordprocessingGroup" xmlns:wpi="http://schemas.microsoft.com/office/word/2010/wordprocessingInk" xmlns:wne="http://schemas.microsoft.com/office/word/2006/wordml" xmlns:wps="http://schemas.microsoft.com/office/word/2010/wordprocessingShape" mc:Ignorable="w14 w15 w16se w16cid w16 w16cex w16sdtdh w16sdtfl w16du wp14">
   <w:tbl>
     <w:tblPr>
-      <w:tblW w:w="9498" w:type="dxa"/>
+      <w:tblW w:w="9643" w:type="dxa"/>
       <w:tblInd w:w="-618" w:type="dxa"/>
       <w:tblLayout w:type="fixed"/>
       <w:tblLook w:val="04A0" w:firstRow="1" w:lastRow="0" w:firstColumn="1" w:lastColumn="0" w:noHBand="0" w:noVBand="1"/>
@@ -1722,8 +1917,8 @@
     <w:tblGrid>
       <w:gridCol w:w="2322"/>
       <w:gridCol w:w="5177"/>
-      <w:gridCol w:w="1642"/>
-      <w:gridCol w:w="357"/>
+      <w:gridCol w:w="1903"/>
+      <w:gridCol w:w="241"/>
     </w:tblGrid>
     <w:tr>
       <w:trPr>
@@ -1774,7 +1969,7 @@
                 <wp:extent cx="1314450" cy="800100"/>
                 <wp:effectExtent l="0" t="0" r="0" b="0"/>
                 <wp:wrapNone/>
-                <wp:docPr id="1" name="image1.jpg" descr="Imagen que contiene Logotipo&#10;&#10;Descripción generada automáticamente"/>
+                <wp:docPr id="634295361" name="image1.jpg" descr="Imagen que contiene Logotipo&#10;&#10;Descripción generada automáticamente"/>
                 <wp:cNvGraphicFramePr>
                   <a:graphicFrameLocks xmlns:a="http://schemas.openxmlformats.org/drawingml/2006/main" noChangeAspect="1"/>
                 </wp:cNvGraphicFramePr>
@@ -1892,7 +2087,7 @@
       </w:tc>
       <w:tc>
         <w:tcPr>
-          <w:tcW w:w="1642" w:type="dxa"/>
+          <w:tcW w:w="1903" w:type="dxa"/>
           <w:tcBorders>
             <w:top w:val="single" w:sz="4" w:space="0" w:color="000000"/>
             <w:left w:val="single" w:sz="4" w:space="0" w:color="000000"/>
@@ -1924,7 +2119,7 @@
       </w:tc>
       <w:tc>
         <w:tcPr>
-          <w:tcW w:w="357" w:type="dxa"/>
+          <w:tcW w:w="241" w:type="dxa"/>
         </w:tcPr>
         <w:p>
           <w:pPr>
@@ -1992,7 +2187,7 @@
       </w:tc>
       <w:tc>
         <w:tcPr>
-          <w:tcW w:w="1642" w:type="dxa"/>
+          <w:tcW w:w="1903" w:type="dxa"/>
           <w:tcBorders>
             <w:top w:val="single" w:sz="4" w:space="0" w:color="000000"/>
             <w:left w:val="single" w:sz="4" w:space="0" w:color="000000"/>
@@ -2024,7 +2219,7 @@
       </w:tc>
       <w:tc>
         <w:tcPr>
-          <w:tcW w:w="357" w:type="dxa"/>
+          <w:tcW w:w="241" w:type="dxa"/>
         </w:tcPr>
         <w:p>
           <w:pPr>
@@ -2092,7 +2287,7 @@
       </w:tc>
       <w:tc>
         <w:tcPr>
-          <w:tcW w:w="1642" w:type="dxa"/>
+          <w:tcW w:w="1903" w:type="dxa"/>
           <w:tcBorders>
             <w:top w:val="single" w:sz="4" w:space="0" w:color="000000"/>
             <w:left w:val="single" w:sz="4" w:space="0" w:color="000000"/>
@@ -2124,7 +2319,7 @@
       </w:tc>
       <w:tc>
         <w:tcPr>
-          <w:tcW w:w="357" w:type="dxa"/>
+          <w:tcW w:w="241" w:type="dxa"/>
         </w:tcPr>
         <w:p>
           <w:pPr>
@@ -2200,13 +2395,13 @@
       </w:tc>
       <w:tc>
         <w:tcPr>
-          <w:tcW w:w="1642" w:type="dxa"/>
+          <w:tcW w:w="1903" w:type="dxa"/>
           <w:vMerge w:val="restart"/>
           <w:tcBorders>
             <w:top w:val="single" w:sz="4" w:space="0" w:color="000000"/>
             <w:left w:val="single" w:sz="4" w:space="0" w:color="000000"/>
             <w:bottom w:val="single" w:sz="4" w:space="0" w:color="000000"/>
-            <w:right w:val="single" w:sz="4" w:space="0" w:color="000000"/>
+            <w:right w:val="single" w:sz="4" w:space="0" w:color="auto"/>
           </w:tcBorders>
           <w:vAlign w:val="center"/>
         </w:tcPr>
@@ -2347,7 +2542,10 @@
       </w:tc>
       <w:tc>
         <w:tcPr>
-          <w:tcW w:w="357" w:type="dxa"/>
+          <w:tcW w:w="241" w:type="dxa"/>
+          <w:tcBorders>
+            <w:left w:val="single" w:sz="4" w:space="0" w:color="auto"/>
+          </w:tcBorders>
         </w:tcPr>
         <w:p>
           <w:pPr>
@@ -2429,13 +2627,13 @@
       </w:tc>
       <w:tc>
         <w:tcPr>
-          <w:tcW w:w="1642" w:type="dxa"/>
+          <w:tcW w:w="1903" w:type="dxa"/>
           <w:vMerge/>
           <w:tcBorders>
             <w:top w:val="single" w:sz="4" w:space="0" w:color="000000"/>
             <w:left w:val="single" w:sz="4" w:space="0" w:color="000000"/>
             <w:bottom w:val="single" w:sz="4" w:space="0" w:color="000000"/>
-            <w:right w:val="single" w:sz="4" w:space="0" w:color="000000"/>
+            <w:right w:val="single" w:sz="4" w:space="0" w:color="auto"/>
           </w:tcBorders>
           <w:vAlign w:val="center"/>
         </w:tcPr>
@@ -2453,12 +2651,9 @@
       </w:tc>
       <w:tc>
         <w:tcPr>
-          <w:tcW w:w="357" w:type="dxa"/>
-          <w:tcBorders>
-            <w:top w:val="single" w:sz="4" w:space="0" w:color="000000"/>
-            <w:left w:val="single" w:sz="4" w:space="0" w:color="000000"/>
-            <w:bottom w:val="single" w:sz="4" w:space="0" w:color="000000"/>
-            <w:right w:val="single" w:sz="4" w:space="0" w:color="000000"/>
+          <w:tcW w:w="241" w:type="dxa"/>
+          <w:tcBorders>
+            <w:left w:val="single" w:sz="4" w:space="0" w:color="auto"/>
           </w:tcBorders>
         </w:tcPr>
         <w:p>
@@ -2474,34 +2669,34 @@
   </w:tbl>
   <w:p>
     <w:pPr>
-      <w:ind w:left="-426" w:firstLine="426"/>
+      <w:ind w:left="-709"/>
       <w:rPr>
         <w:rFonts w:ascii="Maven Pro" w:hAnsi="Maven Pro" w:cs="Arial"/>
-        <w:sz w:val="20"/>
-        <w:szCs w:val="20"/>
+        <w:sz w:val="16"/>
+        <w:szCs w:val="16"/>
       </w:rPr>
     </w:pPr>
     <w:r>
       <w:rPr>
         <w:rFonts w:ascii="Maven Pro" w:hAnsi="Maven Pro" w:cs="Arial"/>
-        <w:sz w:val="20"/>
-        <w:szCs w:val="20"/>
+        <w:sz w:val="16"/>
+        <w:szCs w:val="16"/>
       </w:rPr>
       <w:t>100.</w:t>
     </w:r>
     <w:r>
       <w:rPr>
-        <w:rFonts w:ascii="Maven Pro" w:hAnsi="Maven Pro" w:cs="Arial"/>
-        <w:sz w:val="20"/>
-        <w:szCs w:val="20"/>
+        <w:rFonts w:ascii="Maven Pro" w:hAnsi="Maven Pro"/>
+        <w:sz w:val="16"/>
+        <w:szCs w:val="16"/>
       </w:rPr>
-      <w:t>&lt;&lt;consecutivo&gt;&gt;</w:t>
+      <w:t xml:space="preserve"> «consecutivo»</w:t>
     </w:r>
   </w:p>
 </w:hdr>
 </file>
 
-<file path=word/header2.xml><?xml version="1.0" encoding="utf-8"?>
+<file path=word/header3.xml><?xml version="1.0" encoding="utf-8"?>
 <w:hdr xmlns:wpc="http://schemas.microsoft.com/office/word/2010/wordprocessingCanvas" xmlns:cx="http://schemas.microsoft.com/office/drawing/2014/chartex" xmlns:cx1="http://schemas.microsoft.com/office/drawing/2015/9/8/chartex" xmlns:cx2="http://schemas.microsoft.com/office/drawing/2015/10/21/chartex" xmlns:cx3="http://schemas.microsoft.com/office/drawing/2016/5/9/chartex" xmlns:cx4="http://schemas.microsoft.com/office/drawing/2016/5/10/chartex" xmlns:cx5="http://schemas.microsoft.com/office/drawing/2016/5/11/chartex" xmlns:cx6="http://schemas.microsoft.com/office/drawing/2016/5/12/chartex" xmlns:cx7="http://schemas.microsoft.com/office/drawing/2016/5/13/chartex" xmlns:cx8="http://schemas.microsoft.com/office/drawing/2016/5/14/chartex" xmlns:mc="http://schemas.openxmlformats.org/markup-compatibility/2006" xmlns:aink="http://schemas.microsoft.com/office/drawing/2016/ink" xmlns:am3d="http://schemas.microsoft.com/office/drawing/2017/model3d" xmlns:o="urn:schemas-microsoft-com:office:office" xmlns:oel="http://schemas.microsoft.com/office/2019/extlst" xmlns:r="http://schemas.openxmlformats.org/officeDocument/2006/relationships" xmlns:m="http://schemas.openxmlformats.org/officeDocument/2006/math" xmlns:v="urn:schemas-microsoft-com:vml" xmlns:wp14="http://schemas.microsoft.com/office/word/2010/wordprocessingDrawing" xmlns:wp="http://schemas.openxmlformats.org/drawingml/2006/wordprocessingDrawing" xmlns:w10="urn:schemas-microsoft-com:office:word" xmlns:w="http://schemas.openxmlformats.org/wordprocessingml/2006/main" xmlns:w14="http://schemas.microsoft.com/office/word/2010/wordml" xmlns:w15="http://schemas.microsoft.com/office/word/2012/wordml" xmlns:w16cex="http://schemas.microsoft.com/office/word/2018/wordml/cex" xmlns:w16cid="http://schemas.microsoft.com/office/word/2016/wordml/cid" xmlns:w16="http://schemas.microsoft.com/office/word/2018/wordml" xmlns:w16du="http://schemas.microsoft.com/office/word/2023/wordml/word16du" xmlns:w16sdtdh="http://schemas.microsoft.com/office/word/2020/wordml/sdtdatahash" xmlns:w16sdtfl="http://schemas.microsoft.com/office/word/2024/wordml/sdtformatlock" xmlns:w16se="http://schemas.microsoft.com/office/word/2015/wordml/symex" xmlns:wpg="http://schemas.microsoft.com/office/word/2010/wordprocessingGroup" xmlns:wpi="http://schemas.microsoft.com/office/word/2010/wordprocessingInk" xmlns:wne="http://schemas.microsoft.com/office/word/2006/wordml" xmlns:wps="http://schemas.microsoft.com/office/word/2010/wordprocessingShape" mc:Ignorable="w14 w15 w16se w16cid w16 w16cex w16sdtdh w16sdtfl w16du wp14">
   <w:tbl>
     <w:tblPr>
@@ -2565,7 +2760,7 @@
                 <wp:extent cx="1314450" cy="800100"/>
                 <wp:effectExtent l="0" t="0" r="0" b="0"/>
                 <wp:wrapNone/>
-                <wp:docPr id="2" name="image1.jpg" descr="Imagen que contiene Logotipo&#10;&#10;Descripción generada automáticamente"/>
+                <wp:docPr id="1037175478" name="image1.jpg" descr="Imagen que contiene Logotipo&#10;&#10;Descripción generada automáticamente"/>
                 <wp:cNvGraphicFramePr>
                   <a:graphicFrameLocks xmlns:a="http://schemas.openxmlformats.org/drawingml/2006/main" noChangeAspect="1"/>
                 </wp:cNvGraphicFramePr>

--- a/backend/src/main/resources/templates/RESPUESTA NEGATIVA.docx
+++ b/backend/src/main/resources/templates/RESPUESTA NEGATIVA.docx
@@ -426,15 +426,6 @@
     </w:p>
     <w:p>
       <w:pPr>
-        <w:ind w:left="-709"/>
-        <w:rPr>
-          <w:rFonts w:ascii="Maven Pro" w:hAnsi="Maven Pro" w:cs="Tahoma"/>
-        </w:rPr>
-      </w:pPr>
-    </w:p>
-    <w:p>
-      <w:pPr>
-        <w:ind w:left="-709"/>
         <w:rPr>
           <w:rFonts w:ascii="Maven Pro" w:hAnsi="Maven Pro" w:cs="Tahoma"/>
         </w:rPr>

--- a/backend/src/main/resources/templates/RESPUESTA NEGATIVA.docx
+++ b/backend/src/main/resources/templates/RESPUESTA NEGATIVA.docx
@@ -1,94 +1,62 @@
 
 <file path=word/document.xml><?xml version="1.0" encoding="utf-8"?>
-<w:document xmlns:wpc="http://schemas.microsoft.com/office/word/2010/wordprocessingCanvas" xmlns:cx="http://schemas.microsoft.com/office/drawing/2014/chartex" xmlns:cx1="http://schemas.microsoft.com/office/drawing/2015/9/8/chartex" xmlns:cx2="http://schemas.microsoft.com/office/drawing/2015/10/21/chartex" xmlns:cx3="http://schemas.microsoft.com/office/drawing/2016/5/9/chartex" xmlns:cx4="http://schemas.microsoft.com/office/drawing/2016/5/10/chartex" xmlns:cx5="http://schemas.microsoft.com/office/drawing/2016/5/11/chartex" xmlns:cx6="http://schemas.microsoft.com/office/drawing/2016/5/12/chartex" xmlns:cx7="http://schemas.microsoft.com/office/drawing/2016/5/13/chartex" xmlns:cx8="http://schemas.microsoft.com/office/drawing/2016/5/14/chartex" xmlns:mc="http://schemas.openxmlformats.org/markup-compatibility/2006" xmlns:aink="http://schemas.microsoft.com/office/drawing/2016/ink" xmlns:am3d="http://schemas.microsoft.com/office/drawing/2017/model3d" xmlns:o="urn:schemas-microsoft-com:office:office" xmlns:oel="http://schemas.microsoft.com/office/2019/extlst" xmlns:r="http://schemas.openxmlformats.org/officeDocument/2006/relationships" xmlns:m="http://schemas.openxmlformats.org/officeDocument/2006/math" xmlns:v="urn:schemas-microsoft-com:vml" xmlns:wp14="http://schemas.microsoft.com/office/word/2010/wordprocessingDrawing" xmlns:wp="http://schemas.openxmlformats.org/drawingml/2006/wordprocessingDrawing" xmlns:w10="urn:schemas-microsoft-com:office:word" xmlns:w="http://schemas.openxmlformats.org/wordprocessingml/2006/main" xmlns:w14="http://schemas.microsoft.com/office/word/2010/wordml" xmlns:w15="http://schemas.microsoft.com/office/word/2012/wordml" xmlns:w16cex="http://schemas.microsoft.com/office/word/2018/wordml/cex" xmlns:w16cid="http://schemas.microsoft.com/office/word/2016/wordml/cid" xmlns:w16="http://schemas.microsoft.com/office/word/2018/wordml" xmlns:w16du="http://schemas.microsoft.com/office/word/2023/wordml/word16du" xmlns:w16sdtdh="http://schemas.microsoft.com/office/word/2020/wordml/sdtdatahash" xmlns:w16sdtfl="http://schemas.microsoft.com/office/word/2024/wordml/sdtformatlock" xmlns:w16se="http://schemas.microsoft.com/office/word/2015/wordml/symex" xmlns:wpg="http://schemas.microsoft.com/office/word/2010/wordprocessingGroup" xmlns:wpi="http://schemas.microsoft.com/office/word/2010/wordprocessingInk" xmlns:wne="http://schemas.microsoft.com/office/word/2006/wordml" xmlns:wps="http://schemas.microsoft.com/office/word/2010/wordprocessingShape" mc:Ignorable="w14 w15 w16se w16cid w16 w16cex w16sdtdh w16sdtfl w16du wp14">
+<w:document xmlns:o="urn:schemas-microsoft-com:office:office" xmlns:r="http://schemas.openxmlformats.org/officeDocument/2006/relationships" xmlns:v="urn:schemas-microsoft-com:vml" xmlns:w="http://schemas.openxmlformats.org/wordprocessingml/2006/main" xmlns:w10="urn:schemas-microsoft-com:office:word" xmlns:wp="http://schemas.openxmlformats.org/drawingml/2006/wordprocessingDrawing" xmlns:pic="http://schemas.openxmlformats.org/drawingml/2006/picture" xmlns:wps="http://schemas.microsoft.com/office/word/2010/wordprocessingShape" xmlns:wpg="http://schemas.microsoft.com/office/word/2010/wordprocessingGroup" xmlns:mc="http://schemas.openxmlformats.org/markup-compatibility/2006" xmlns:wp14="http://schemas.microsoft.com/office/word/2010/wordprocessingDrawing" xmlns:w14="http://schemas.microsoft.com/office/word/2010/wordml" xmlns:w15="http://schemas.microsoft.com/office/word/2012/wordml" mc:Ignorable="w14 wp14 w15">
   <w:body>
     <w:p>
       <w:pPr>
-        <w:ind w:left="-709"/>
-        <w:rPr>
-          <w:rFonts w:ascii="Maven Pro" w:hAnsi="Maven Pro" w:cs="Tahoma"/>
-        </w:rPr>
+        <w:pStyle w:val="Normal"/>
+        <w:spacing w:lineRule="exact" w:line="244"/>
+        <w:ind w:start="-709"/>
+        <w:rPr/>
       </w:pPr>
       <w:r>
         <w:rPr>
-          <w:rFonts w:ascii="Maven Pro" w:hAnsi="Maven Pro" w:cs="Tahoma"/>
+          <w:rFonts w:cs="Tahoma" w:ascii="Maven Pro" w:hAnsi="Maven Pro"/>
         </w:rPr>
-        <w:t xml:space="preserve">Cabuyaro (Meta), </w:t>
-      </w:r>
-      <w:r>
-        <w:rPr>
-          <w:rFonts w:ascii="Maven Pro" w:hAnsi="Maven Pro" w:cs="Tahoma"/>
-        </w:rPr>
-        <w:t>&lt;&lt;</w:t>
-      </w:r>
-      <w:proofErr w:type="spellStart"/>
-      <w:r>
-        <w:rPr>
-          <w:rFonts w:ascii="Maven Pro" w:hAnsi="Maven Pro" w:cs="Tahoma"/>
-        </w:rPr>
-        <w:t>fechaF</w:t>
-      </w:r>
-      <w:r>
-        <w:rPr>
-          <w:rFonts w:ascii="Maven Pro" w:hAnsi="Maven Pro" w:cs="Tahoma"/>
-        </w:rPr>
-        <w:t>ir</w:t>
-      </w:r>
-      <w:r>
-        <w:rPr>
-          <w:rFonts w:ascii="Maven Pro" w:hAnsi="Maven Pro" w:cs="Tahoma"/>
-        </w:rPr>
-        <w:t>ma</w:t>
-      </w:r>
-      <w:proofErr w:type="spellEnd"/>
-      <w:r>
-        <w:rPr>
-          <w:rFonts w:ascii="Maven Pro" w:hAnsi="Maven Pro" w:cs="Tahoma"/>
-        </w:rPr>
-        <w:t>&gt;&gt;</w:t>
+        <w:t>Cabuyaro (Meta), {{fechaFirma}}</w:t>
       </w:r>
     </w:p>
     <w:p>
       <w:pPr>
+        <w:pStyle w:val="Normal"/>
         <w:tabs>
-          <w:tab w:val="left" w:pos="7425"/>
+          <w:tab w:val="clear" w:pos="708"/>
+          <w:tab w:val="left" w:pos="7425" w:leader="none"/>
         </w:tabs>
-        <w:rPr>
-          <w:rFonts w:ascii="Maven Pro" w:hAnsi="Maven Pro" w:cs="Tahoma"/>
-        </w:rPr>
+        <w:spacing w:lineRule="exact" w:line="244"/>
+        <w:rPr/>
       </w:pPr>
       <w:r>
         <w:rPr>
-          <w:rFonts w:ascii="Maven Pro" w:hAnsi="Maven Pro" w:cs="Tahoma"/>
+          <w:rFonts w:cs="Tahoma" w:ascii="Maven Pro" w:hAnsi="Maven Pro"/>
         </w:rPr>
         <w:tab/>
       </w:r>
     </w:p>
     <w:p>
       <w:pPr>
+        <w:pStyle w:val="Normal"/>
         <w:tabs>
-          <w:tab w:val="left" w:pos="7425"/>
+          <w:tab w:val="clear" w:pos="708"/>
+          <w:tab w:val="left" w:pos="7425" w:leader="none"/>
         </w:tabs>
-        <w:ind w:left="-709"/>
-        <w:rPr>
-          <w:rFonts w:ascii="Maven Pro" w:hAnsi="Maven Pro" w:cs="Tahoma"/>
-        </w:rPr>
+        <w:spacing w:lineRule="exact" w:line="244"/>
+        <w:ind w:start="-709"/>
+        <w:rPr/>
       </w:pPr>
       <w:r>
         <w:rPr>
-          <w:rFonts w:ascii="Maven Pro" w:hAnsi="Maven Pro" w:cs="Tahoma"/>
+          <w:rFonts w:cs="Tahoma" w:ascii="Maven Pro" w:hAnsi="Maven Pro"/>
         </w:rPr>
         <w:t>Señor@:</w:t>
       </w:r>
     </w:p>
     <w:p>
       <w:pPr>
-        <w:ind w:left="-709"/>
-        <w:rPr>
-          <w:rFonts w:ascii="Maven Pro" w:hAnsi="Maven Pro"/>
-          <w:b/>
-          <w:bCs/>
-        </w:rPr>
+        <w:pStyle w:val="Normal"/>
+        <w:spacing w:lineRule="exact" w:line="244"/>
+        <w:ind w:start="-709"/>
+        <w:rPr/>
       </w:pPr>
       <w:r>
         <w:rPr>
@@ -96,143 +64,33 @@
           <w:b/>
           <w:bCs/>
         </w:rPr>
-        <w:t>«</w:t>
-      </w:r>
-      <w:proofErr w:type="spellStart"/>
-      <w:r>
-        <w:rPr>
-          <w:rFonts w:ascii="Maven Pro" w:hAnsi="Maven Pro"/>
-          <w:b/>
-          <w:bCs/>
-        </w:rPr>
-        <w:t>nombre_colicitante</w:t>
-      </w:r>
-      <w:proofErr w:type="spellEnd"/>
-      <w:r>
-        <w:rPr>
-          <w:rFonts w:ascii="Maven Pro" w:hAnsi="Maven Pro"/>
-          <w:b/>
-          <w:bCs/>
-        </w:rPr>
-        <w:t>»</w:t>
+        <w:t>{{nombreSolicitante}}</w:t>
       </w:r>
     </w:p>
     <w:p>
       <w:pPr>
-        <w:ind w:left="-709"/>
-        <w:rPr>
-          <w:rFonts w:ascii="Maven Pro" w:hAnsi="Maven Pro" w:cs="Tahoma"/>
-        </w:rPr>
+        <w:pStyle w:val="Normal"/>
+        <w:spacing w:lineRule="exact" w:line="244"/>
+        <w:ind w:start="-709"/>
+        <w:rPr/>
       </w:pPr>
       <w:r>
         <w:rPr>
-          <w:rFonts w:ascii="Maven Pro" w:hAnsi="Maven Pro" w:cs="Tahoma"/>
+          <w:rFonts w:cs="Tahoma" w:ascii="Maven Pro" w:hAnsi="Maven Pro"/>
         </w:rPr>
-        <w:t>Con «</w:t>
-      </w:r>
-      <w:proofErr w:type="spellStart"/>
-      <w:r>
-        <w:rPr>
-          <w:rFonts w:ascii="Maven Pro" w:hAnsi="Maven Pro" w:cs="Tahoma"/>
-        </w:rPr>
-        <w:t>tipo</w:t>
-      </w:r>
-      <w:r>
-        <w:rPr>
-          <w:rFonts w:ascii="Maven Pro" w:hAnsi="Maven Pro" w:cs="Tahoma"/>
-        </w:rPr>
-        <w:t>D</w:t>
-      </w:r>
-      <w:r>
-        <w:rPr>
-          <w:rFonts w:ascii="Maven Pro" w:hAnsi="Maven Pro" w:cs="Tahoma"/>
-        </w:rPr>
-        <w:t>ocumento</w:t>
-      </w:r>
-      <w:proofErr w:type="spellEnd"/>
-      <w:r>
-        <w:rPr>
-          <w:rFonts w:ascii="Maven Pro" w:hAnsi="Maven Pro" w:cs="Tahoma"/>
-        </w:rPr>
-        <w:t>» N.º «</w:t>
-      </w:r>
-      <w:proofErr w:type="spellStart"/>
-      <w:r>
-        <w:rPr>
-          <w:rFonts w:ascii="Maven Pro" w:hAnsi="Maven Pro" w:cs="Tahoma"/>
-        </w:rPr>
-        <w:t>numer</w:t>
-      </w:r>
-      <w:r>
-        <w:rPr>
-          <w:rFonts w:ascii="Maven Pro" w:hAnsi="Maven Pro" w:cs="Tahoma"/>
-        </w:rPr>
-        <w:t>oD</w:t>
-      </w:r>
-      <w:r>
-        <w:rPr>
-          <w:rFonts w:ascii="Maven Pro" w:hAnsi="Maven Pro" w:cs="Tahoma"/>
-        </w:rPr>
-        <w:t>ocumento</w:t>
-      </w:r>
-      <w:proofErr w:type="spellEnd"/>
-      <w:r>
-        <w:rPr>
-          <w:rFonts w:ascii="Maven Pro" w:hAnsi="Maven Pro" w:cs="Tahoma"/>
-        </w:rPr>
-        <w:t>» «</w:t>
-      </w:r>
-      <w:proofErr w:type="spellStart"/>
-      <w:r>
-        <w:rPr>
-          <w:rFonts w:ascii="Maven Pro" w:hAnsi="Maven Pro" w:cs="Tahoma"/>
-        </w:rPr>
-        <w:t>lugar</w:t>
-      </w:r>
-      <w:r>
-        <w:rPr>
-          <w:rFonts w:ascii="Maven Pro" w:hAnsi="Maven Pro" w:cs="Tahoma"/>
-        </w:rPr>
-        <w:t>E</w:t>
-      </w:r>
-      <w:r>
-        <w:rPr>
-          <w:rFonts w:ascii="Maven Pro" w:hAnsi="Maven Pro" w:cs="Tahoma"/>
-        </w:rPr>
-        <w:t>xpedicion</w:t>
-      </w:r>
-      <w:r>
-        <w:rPr>
-          <w:rFonts w:ascii="Maven Pro" w:hAnsi="Maven Pro" w:cs="Tahoma"/>
-        </w:rPr>
-        <w:t>D</w:t>
-      </w:r>
-      <w:r>
-        <w:rPr>
-          <w:rFonts w:ascii="Maven Pro" w:hAnsi="Maven Pro" w:cs="Tahoma"/>
-        </w:rPr>
-        <w:t>ocumento</w:t>
-      </w:r>
-      <w:proofErr w:type="spellEnd"/>
-      <w:r>
-        <w:rPr>
-          <w:rFonts w:ascii="Maven Pro" w:hAnsi="Maven Pro" w:cs="Tahoma"/>
-        </w:rPr>
-        <w:t>»</w:t>
+        <w:t>Con {{tipoDocumento}} N.º {{numeroDocumento}} {{lugarExpedicionDocumento}}</w:t>
       </w:r>
     </w:p>
     <w:p>
       <w:pPr>
-        <w:ind w:left="-709"/>
-        <w:rPr>
-          <w:rFonts w:ascii="Maven Pro" w:hAnsi="Maven Pro" w:cs="Tahoma"/>
-          <w:b/>
-          <w:bCs/>
-        </w:rPr>
+        <w:pStyle w:val="Normal"/>
+        <w:spacing w:lineRule="exact" w:line="244"/>
+        <w:ind w:start="-709"/>
+        <w:rPr/>
       </w:pPr>
       <w:r>
         <w:rPr>
-          <w:rFonts w:ascii="Maven Pro" w:hAnsi="Maven Pro" w:cs="Tahoma"/>
+          <w:rFonts w:cs="Tahoma" w:ascii="Maven Pro" w:hAnsi="Maven Pro"/>
           <w:b/>
           <w:bCs/>
         </w:rPr>
@@ -241,319 +99,311 @@
     </w:p>
     <w:p>
       <w:pPr>
+        <w:pStyle w:val="Normal"/>
         <w:tabs>
-          <w:tab w:val="left" w:pos="6345"/>
+          <w:tab w:val="clear" w:pos="708"/>
+          <w:tab w:val="left" w:pos="6345" w:leader="none"/>
         </w:tabs>
-        <w:ind w:left="-709"/>
-        <w:rPr>
-          <w:rFonts w:ascii="Maven Pro" w:hAnsi="Maven Pro" w:cs="Tahoma"/>
-        </w:rPr>
-      </w:pPr>
-    </w:p>
-    <w:p>
-      <w:pPr>
-        <w:ind w:left="-709"/>
+        <w:spacing w:lineRule="exact" w:line="244"/>
+        <w:ind w:start="-709"/>
         <w:rPr>
           <w:rFonts w:ascii="Maven Pro" w:hAnsi="Maven Pro" w:cs="Tahoma"/>
         </w:rPr>
       </w:pPr>
       <w:r>
         <w:rPr>
-          <w:rFonts w:ascii="Maven Pro" w:hAnsi="Maven Pro" w:cs="Tahoma"/>
+          <w:rFonts w:cs="Tahoma" w:ascii="Maven Pro" w:hAnsi="Maven Pro"/>
+        </w:rPr>
+      </w:r>
+    </w:p>
+    <w:p>
+      <w:pPr>
+        <w:pStyle w:val="Normal"/>
+        <w:spacing w:lineRule="exact" w:line="244"/>
+        <w:ind w:start="-709"/>
+        <w:rPr/>
+      </w:pPr>
+      <w:r>
+        <w:rPr>
+          <w:rFonts w:cs="Tahoma" w:ascii="Maven Pro" w:hAnsi="Maven Pro"/>
         </w:rPr>
         <w:t>Asunto: Respuesta a solicitud certificado de residencia</w:t>
       </w:r>
     </w:p>
     <w:p>
       <w:pPr>
-        <w:ind w:left="-709"/>
-        <w:rPr>
-          <w:rFonts w:ascii="Maven Pro" w:hAnsi="Maven Pro" w:cs="Tahoma"/>
-        </w:rPr>
-      </w:pPr>
-    </w:p>
-    <w:p>
-      <w:pPr>
-        <w:ind w:left="-709"/>
+        <w:pStyle w:val="Normal"/>
+        <w:spacing w:lineRule="exact" w:line="244"/>
+        <w:ind w:start="-709"/>
         <w:rPr>
           <w:rFonts w:ascii="Maven Pro" w:hAnsi="Maven Pro" w:cs="Tahoma"/>
         </w:rPr>
       </w:pPr>
       <w:r>
         <w:rPr>
-          <w:rFonts w:ascii="Maven Pro" w:hAnsi="Maven Pro" w:cs="Tahoma"/>
+          <w:rFonts w:cs="Tahoma" w:ascii="Maven Pro" w:hAnsi="Maven Pro"/>
+        </w:rPr>
+      </w:r>
+    </w:p>
+    <w:p>
+      <w:pPr>
+        <w:pStyle w:val="Normal"/>
+        <w:spacing w:lineRule="exact" w:line="244"/>
+        <w:ind w:start="-709"/>
+        <w:rPr/>
+      </w:pPr>
+      <w:r>
+        <w:rPr>
+          <w:rFonts w:cs="Tahoma" w:ascii="Maven Pro" w:hAnsi="Maven Pro"/>
         </w:rPr>
         <w:t>Reciba un cordial y respetuoso saludo:</w:t>
       </w:r>
     </w:p>
     <w:p>
       <w:pPr>
-        <w:ind w:left="-709"/>
-        <w:rPr>
-          <w:rFonts w:ascii="Maven Pro" w:hAnsi="Maven Pro" w:cs="Tahoma"/>
-        </w:rPr>
-      </w:pPr>
-    </w:p>
-    <w:p>
-      <w:pPr>
-        <w:ind w:left="-709"/>
+        <w:pStyle w:val="Normal"/>
+        <w:spacing w:lineRule="exact" w:line="244"/>
+        <w:ind w:start="-709"/>
         <w:rPr>
           <w:rFonts w:ascii="Maven Pro" w:hAnsi="Maven Pro" w:cs="Tahoma"/>
         </w:rPr>
       </w:pPr>
       <w:r>
         <w:rPr>
-          <w:rFonts w:ascii="Maven Pro" w:hAnsi="Maven Pro" w:cs="Tahoma"/>
+          <w:rFonts w:cs="Tahoma" w:ascii="Maven Pro" w:hAnsi="Maven Pro"/>
+        </w:rPr>
+      </w:r>
+    </w:p>
+    <w:p>
+      <w:pPr>
+        <w:pStyle w:val="Normal"/>
+        <w:spacing w:lineRule="exact" w:line="244"/>
+        <w:ind w:start="-709"/>
+        <w:rPr/>
+      </w:pPr>
+      <w:r>
+        <w:rPr>
+          <w:rFonts w:cs="Tahoma" w:ascii="Maven Pro" w:hAnsi="Maven Pro"/>
         </w:rPr>
         <w:t>El pasado 27 de junio de 2019, el Gobierno Nacional expidió el Decreto 1158 de 2019, mediante el cual estableció los criterios de elegibilidad con los cuales los alcaldes solo podrán basarse en tres fuentes de información para expedir el Certificado de Residencia:</w:t>
       </w:r>
     </w:p>
     <w:p>
       <w:pPr>
-        <w:pStyle w:val="Prrafodelista"/>
+        <w:pStyle w:val="ListParagraph"/>
         <w:numPr>
           <w:ilvl w:val="0"/>
           <w:numId w:val="1"/>
         </w:numPr>
-        <w:spacing w:after="0" w:line="240" w:lineRule="auto"/>
-        <w:ind w:left="-709" w:firstLine="0"/>
+        <w:spacing w:lineRule="exact" w:line="244" w:before="0" w:after="0"/>
+        <w:ind w:hanging="0" w:start="-709"/>
+        <w:contextualSpacing/>
+        <w:rPr/>
+      </w:pPr>
+      <w:r>
+        <w:rPr>
+          <w:rFonts w:cs="Tahoma" w:ascii="Maven Pro" w:hAnsi="Maven Pro"/>
+        </w:rPr>
+        <w:t>Censo electoral, siempre y cuando el ciudadano lleve más de un año inscrito en el mismo.</w:t>
+      </w:r>
+    </w:p>
+    <w:p>
+      <w:pPr>
+        <w:pStyle w:val="ListParagraph"/>
+        <w:numPr>
+          <w:ilvl w:val="0"/>
+          <w:numId w:val="1"/>
+        </w:numPr>
+        <w:spacing w:lineRule="exact" w:line="244" w:before="0" w:after="0"/>
+        <w:ind w:hanging="0" w:start="-709"/>
+        <w:contextualSpacing/>
+        <w:rPr/>
+      </w:pPr>
+      <w:r>
+        <w:rPr>
+          <w:rFonts w:cs="Tahoma" w:ascii="Maven Pro" w:hAnsi="Maven Pro"/>
+        </w:rPr>
+        <w:t>Sistema de Identificación de Potenciales Beneficiarios de Programas Sociales – SISBEN, administrado por el Departamento de Planeación (DNP) o la entidad que haga sus veces, siempre y cuando el ciudadano lleva más de un año inscrito en el mismo;</w:t>
+      </w:r>
+    </w:p>
+    <w:p>
+      <w:pPr>
+        <w:pStyle w:val="ListParagraph"/>
+        <w:numPr>
+          <w:ilvl w:val="0"/>
+          <w:numId w:val="1"/>
+        </w:numPr>
+        <w:spacing w:lineRule="exact" w:line="244" w:before="0" w:after="0"/>
+        <w:ind w:hanging="0" w:start="-709"/>
+        <w:contextualSpacing/>
+        <w:rPr/>
+      </w:pPr>
+      <w:r>
+        <w:rPr>
+          <w:rFonts w:cs="Tahoma" w:ascii="Maven Pro" w:hAnsi="Maven Pro"/>
+        </w:rPr>
+        <w:t>Libros de afiliados de las Juntas de Acción Comunal, debidamente registrados ante la entidad de inspección, control y vigilancia, siempre y cuando el ciudadano lleve más de un año inscrito en los mismos.</w:t>
+      </w:r>
+    </w:p>
+    <w:p>
+      <w:pPr>
+        <w:pStyle w:val="Normal"/>
+        <w:spacing w:lineRule="exact" w:line="244"/>
+        <w:ind w:start="-709"/>
+        <w:rPr/>
+      </w:pPr>
+      <w:r>
+        <w:rPr>
+          <w:rFonts w:cs="Tahoma" w:ascii="Maven Pro" w:hAnsi="Maven Pro"/>
+        </w:rPr>
+        <w:t>Una vez revisadas cuidadosamente las anteriores fuentes de información, este {{observacion}}, razón por la cual comunico a Usted, que jurídicamente no será viable expedirle el Certificado de Residencia requerido en la solicitud del asunto, toda vez que no cumple con los requisitos exigidos en el Decreto antes mencionado.</w:t>
+      </w:r>
+    </w:p>
+    <w:p>
+      <w:pPr>
+        <w:pStyle w:val="Normal"/>
+        <w:spacing w:lineRule="exact" w:line="244"/>
+        <w:ind w:start="-709"/>
         <w:rPr>
           <w:rFonts w:ascii="Maven Pro" w:hAnsi="Maven Pro" w:cs="Tahoma"/>
         </w:rPr>
       </w:pPr>
       <w:r>
         <w:rPr>
-          <w:rFonts w:ascii="Maven Pro" w:hAnsi="Maven Pro" w:cs="Tahoma"/>
+          <w:rFonts w:cs="Tahoma" w:ascii="Maven Pro" w:hAnsi="Maven Pro"/>
         </w:rPr>
-        <w:t>Censo electoral, siempre y cuando el ciudadano lleve más de un año inscrito en el mismo.</w:t>
       </w:r>
     </w:p>
     <w:p>
       <w:pPr>
-        <w:pStyle w:val="Prrafodelista"/>
-        <w:numPr>
-          <w:ilvl w:val="0"/>
-          <w:numId w:val="1"/>
-        </w:numPr>
-        <w:spacing w:after="0" w:line="240" w:lineRule="auto"/>
-        <w:ind w:left="-709" w:firstLine="0"/>
+        <w:pStyle w:val="Normal"/>
+        <w:spacing w:lineRule="exact" w:line="244"/>
+        <w:ind w:start="-709"/>
+        <w:rPr/>
+      </w:pPr>
+      <w:r>
+        <w:rPr>
+          <w:rFonts w:cs="Tahoma" w:ascii="Maven Pro" w:hAnsi="Maven Pro"/>
+        </w:rPr>
+        <w:t>Cordialmente,</w:t>
+      </w:r>
+    </w:p>
+    <w:p>
+      <w:pPr>
+        <w:pStyle w:val="Normal"/>
+        <w:spacing w:lineRule="exact" w:line="244"/>
         <w:rPr>
           <w:rFonts w:ascii="Maven Pro" w:hAnsi="Maven Pro" w:cs="Tahoma"/>
         </w:rPr>
       </w:pPr>
       <w:r>
         <w:rPr>
-          <w:rFonts w:ascii="Maven Pro" w:hAnsi="Maven Pro" w:cs="Tahoma"/>
+          <w:rFonts w:cs="Tahoma" w:ascii="Maven Pro" w:hAnsi="Maven Pro"/>
         </w:rPr>
-        <w:t>Sistema de Identificación de Potenciales Beneficiarios de Programas Sociales – SISBEN, administrado por el Departamento de Planeación (DNP) o la entidad que haga sus veces, siempre y cuando el ciudadano lleva más de un año inscrito en el mismo;</w:t>
       </w:r>
     </w:p>
     <w:p>
       <w:pPr>
-        <w:pStyle w:val="Prrafodelista"/>
-        <w:numPr>
-          <w:ilvl w:val="0"/>
-          <w:numId w:val="1"/>
-        </w:numPr>
-        <w:spacing w:after="0" w:line="240" w:lineRule="auto"/>
-        <w:ind w:left="-709" w:firstLine="0"/>
+        <w:pStyle w:val="Normal"/>
+        <w:spacing w:lineRule="exact" w:line="244"/>
+        <w:ind w:start="-709"/>
+        <w:rPr/>
+      </w:pPr>
+      <w:r>
+        <w:rPr>
+          <w:rFonts w:cs="Tahoma" w:ascii="Maven Pro" w:hAnsi="Maven Pro"/>
+          <w:b/>
+        </w:rPr>
+        <w:t>{{firma.jpeg}}</w:t>
+      </w:r>
+    </w:p>
+    <w:p>
+      <w:pPr>
+        <w:pStyle w:val="Normal"/>
+        <w:spacing w:lineRule="exact" w:line="244"/>
+        <w:ind w:start="-709"/>
         <w:rPr>
           <w:rFonts w:ascii="Maven Pro" w:hAnsi="Maven Pro" w:cs="Tahoma"/>
         </w:rPr>
       </w:pPr>
       <w:r>
         <w:rPr>
-          <w:rFonts w:ascii="Maven Pro" w:hAnsi="Maven Pro" w:cs="Tahoma"/>
+          <w:rFonts w:cs="Tahoma" w:ascii="Maven Pro" w:hAnsi="Maven Pro"/>
         </w:rPr>
-        <w:t>Libros de afiliados de las Juntas de Acción Comunal, debidamente registrados ante la entidad de inspección, control y vigilancia, siempre y cuando el ciudadano lleve más de un año inscrito en los mismos</w:t>
-      </w:r>
-      <w:r>
-        <w:rPr>
-          <w:rFonts w:ascii="Maven Pro" w:hAnsi="Maven Pro" w:cs="Tahoma"/>
-        </w:rPr>
-        <w:t>.</w:t>
       </w:r>
     </w:p>
     <w:p>
       <w:pPr>
-        <w:ind w:left="-709"/>
+        <w:pStyle w:val="Normal"/>
+        <w:spacing w:lineRule="exact" w:line="244"/>
+        <w:ind w:start="-709"/>
+        <w:rPr/>
+      </w:pPr>
+      <w:r>
+        <w:rPr>
+          <w:rFonts w:cs="Tahoma" w:ascii="Maven Pro" w:hAnsi="Maven Pro"/>
+          <w:b/>
+          <w:bCs/>
+        </w:rPr>
+        <w:t>{{alcalde}}</w:t>
+      </w:r>
+    </w:p>
+    <w:p>
+      <w:pPr>
+        <w:pStyle w:val="Normal"/>
+        <w:spacing w:lineRule="exact" w:line="244"/>
+        <w:ind w:start="-709"/>
+        <w:rPr/>
+      </w:pPr>
+      <w:r>
+        <w:rPr>
+          <w:rFonts w:cs="Tahoma" w:ascii="Maven Pro" w:hAnsi="Maven Pro"/>
+        </w:rPr>
+        <w:t>Alcalde Municipal</w:t>
+      </w:r>
+    </w:p>
+    <w:p>
+      <w:pPr>
+        <w:pStyle w:val="Normal"/>
+        <w:spacing w:lineRule="exact" w:line="244"/>
+        <w:ind w:start="-709"/>
         <w:rPr>
           <w:rFonts w:ascii="Maven Pro" w:hAnsi="Maven Pro" w:cs="Tahoma"/>
         </w:rPr>
       </w:pPr>
       <w:r>
         <w:rPr>
-          <w:rFonts w:ascii="Maven Pro" w:hAnsi="Maven Pro" w:cs="Tahoma"/>
+          <w:rFonts w:cs="Tahoma" w:ascii="Maven Pro" w:hAnsi="Maven Pro"/>
         </w:rPr>
-        <w:t>Una vez revisadas cuidadosamente las anteriores fuentes de información, este «</w:t>
-      </w:r>
-      <w:proofErr w:type="spellStart"/>
-      <w:r>
-        <w:rPr>
-          <w:rFonts w:ascii="Maven Pro" w:hAnsi="Maven Pro" w:cs="Tahoma"/>
-        </w:rPr>
-        <w:t>observacion</w:t>
-      </w:r>
-      <w:proofErr w:type="spellEnd"/>
-      <w:r>
-        <w:rPr>
-          <w:rFonts w:ascii="Maven Pro" w:hAnsi="Maven Pro" w:cs="Tahoma"/>
-        </w:rPr>
-        <w:t>», razón por la cual comunico a Usted, que jurídicamente no será viable expedirle el Certificado de Residencia requerido en la solicitud del asunto, toda vez que no cumple con los requisitos exigidos en el Decreto antes mencionado.</w:t>
       </w:r>
     </w:p>
     <w:p>
       <w:pPr>
-        <w:ind w:left="-709"/>
-        <w:rPr>
-          <w:rFonts w:ascii="Maven Pro" w:hAnsi="Maven Pro" w:cs="Tahoma"/>
-        </w:rPr>
-      </w:pPr>
-    </w:p>
-    <w:p>
-      <w:pPr>
-        <w:ind w:left="-709"/>
-        <w:rPr>
-          <w:rFonts w:ascii="Maven Pro" w:hAnsi="Maven Pro" w:cs="Tahoma"/>
-        </w:rPr>
+        <w:pStyle w:val="Normal"/>
+        <w:spacing w:lineRule="exact" w:line="244"/>
+        <w:ind w:start="-709"/>
+        <w:rPr/>
       </w:pPr>
       <w:r>
         <w:rPr>
-          <w:rFonts w:ascii="Maven Pro" w:hAnsi="Maven Pro" w:cs="Tahoma"/>
+          <w:rFonts w:cs="Tahoma" w:ascii="Maven Pro" w:hAnsi="Maven Pro"/>
+          <w:sz w:val="16"/>
+          <w:szCs w:val="16"/>
         </w:rPr>
-        <w:t>Cordialmente,</w:t>
+        <w:t>Proy. y Elab. {{verificador}}</w:t>
       </w:r>
     </w:p>
     <w:p>
       <w:pPr>
-        <w:rPr>
-          <w:rFonts w:ascii="Maven Pro" w:hAnsi="Maven Pro" w:cs="Tahoma"/>
-        </w:rPr>
-      </w:pPr>
-    </w:p>
-    <w:p>
-      <w:pPr>
-        <w:ind w:left="-709"/>
-        <w:rPr>
-          <w:rFonts w:ascii="Maven Pro" w:hAnsi="Maven Pro" w:cs="Tahoma"/>
-          <w:b/>
-        </w:rPr>
-      </w:pPr>
-      <w:r>
-        <w:rPr>
-          <w:rFonts w:ascii="Maven Pro" w:hAnsi="Maven Pro" w:cs="Tahoma"/>
-          <w:b/>
-        </w:rPr>
-        <w:t>&lt;&lt;firma.jpeg&gt;&gt;</w:t>
-      </w:r>
-    </w:p>
-    <w:p>
-      <w:pPr>
-        <w:ind w:left="-709"/>
-        <w:rPr>
-          <w:rFonts w:ascii="Maven Pro" w:hAnsi="Maven Pro" w:cs="Tahoma"/>
-        </w:rPr>
-      </w:pPr>
-    </w:p>
-    <w:p>
-      <w:pPr>
-        <w:ind w:left="-709"/>
-        <w:rPr>
-          <w:rFonts w:ascii="Maven Pro" w:hAnsi="Maven Pro" w:cs="Tahoma"/>
-          <w:b/>
-          <w:bCs/>
-        </w:rPr>
-      </w:pPr>
-      <w:r>
-        <w:rPr>
-          <w:rFonts w:ascii="Maven Pro" w:hAnsi="Maven Pro" w:cs="Tahoma"/>
-          <w:b/>
-          <w:bCs/>
-        </w:rPr>
-        <w:t>«alcalde»</w:t>
-      </w:r>
-    </w:p>
-    <w:p>
-      <w:pPr>
-        <w:ind w:left="-709"/>
-        <w:rPr>
-          <w:rFonts w:ascii="Maven Pro" w:hAnsi="Maven Pro" w:cs="Tahoma"/>
-        </w:rPr>
-      </w:pPr>
-      <w:r>
-        <w:rPr>
-          <w:rFonts w:ascii="Maven Pro" w:hAnsi="Maven Pro" w:cs="Tahoma"/>
-        </w:rPr>
-        <w:t>Alcalde Municipal</w:t>
-      </w:r>
-    </w:p>
-    <w:p>
-      <w:pPr>
-        <w:ind w:left="-709"/>
-        <w:rPr>
-          <w:rFonts w:ascii="Maven Pro" w:hAnsi="Maven Pro" w:cs="Tahoma"/>
-        </w:rPr>
-      </w:pPr>
-    </w:p>
-    <w:p>
-      <w:pPr>
-        <w:ind w:left="-709"/>
-        <w:rPr>
-          <w:rFonts w:ascii="Maven Pro" w:hAnsi="Maven Pro" w:cs="Tahoma"/>
-          <w:sz w:val="16"/>
-          <w:szCs w:val="16"/>
-        </w:rPr>
-      </w:pPr>
-      <w:proofErr w:type="spellStart"/>
-      <w:r>
-        <w:rPr>
-          <w:rFonts w:ascii="Maven Pro" w:hAnsi="Maven Pro" w:cs="Tahoma"/>
-          <w:sz w:val="16"/>
-          <w:szCs w:val="16"/>
-        </w:rPr>
-        <w:t>Proy</w:t>
-      </w:r>
-      <w:proofErr w:type="spellEnd"/>
-      <w:r>
-        <w:rPr>
-          <w:rFonts w:ascii="Maven Pro" w:hAnsi="Maven Pro" w:cs="Tahoma"/>
-          <w:sz w:val="16"/>
-          <w:szCs w:val="16"/>
-        </w:rPr>
-        <w:t xml:space="preserve">. y </w:t>
-      </w:r>
-      <w:proofErr w:type="spellStart"/>
-      <w:r>
-        <w:rPr>
-          <w:rFonts w:ascii="Maven Pro" w:hAnsi="Maven Pro" w:cs="Tahoma"/>
-          <w:sz w:val="16"/>
-          <w:szCs w:val="16"/>
-        </w:rPr>
-        <w:t>Elab</w:t>
-      </w:r>
-      <w:proofErr w:type="spellEnd"/>
-      <w:r>
-        <w:rPr>
-          <w:rFonts w:ascii="Maven Pro" w:hAnsi="Maven Pro" w:cs="Tahoma"/>
-          <w:sz w:val="16"/>
-          <w:szCs w:val="16"/>
-        </w:rPr>
-        <w:t>. «verificador»</w:t>
-      </w:r>
-    </w:p>
-    <w:p>
-      <w:pPr>
-        <w:ind w:left="-709"/>
-        <w:rPr>
-          <w:rFonts w:ascii="Maven Pro" w:hAnsi="Maven Pro" w:cs="Tahoma"/>
-          <w:sz w:val="16"/>
-          <w:szCs w:val="16"/>
-        </w:rPr>
+        <w:pStyle w:val="Normal"/>
+        <w:spacing w:lineRule="exact" w:line="244"/>
+        <w:ind w:start="-709"/>
+        <w:rPr/>
       </w:pPr>
       <w:bookmarkStart w:id="0" w:name="_Hlk155250631"/>
       <w:r>
         <w:rPr>
-          <w:rFonts w:ascii="Maven Pro" w:hAnsi="Maven Pro" w:cs="Tahoma"/>
+          <w:rFonts w:cs="Tahoma" w:ascii="Maven Pro" w:hAnsi="Maven Pro"/>
           <w:sz w:val="16"/>
           <w:szCs w:val="16"/>
         </w:rPr>
@@ -562,76 +412,80 @@
       <w:bookmarkEnd w:id="0"/>
     </w:p>
     <w:sectPr>
-      <w:headerReference w:type="even" r:id="rId7"/>
-      <w:headerReference w:type="default" r:id="rId8"/>
-      <w:footerReference w:type="even" r:id="rId9"/>
-      <w:footerReference w:type="default" r:id="rId10"/>
-      <w:headerReference w:type="first" r:id="rId11"/>
-      <w:footerReference w:type="first" r:id="rId12"/>
+      <w:headerReference w:type="even" r:id="rId2"/>
+      <w:headerReference w:type="default" r:id="rId3"/>
+      <w:headerReference w:type="first" r:id="rId4"/>
+      <w:footerReference w:type="even" r:id="rId5"/>
+      <w:footerReference w:type="default" r:id="rId6"/>
+      <w:footerReference w:type="first" r:id="rId7"/>
+      <w:type w:val="nextPage"/>
       <w:pgSz w:w="12240" w:h="15840"/>
-      <w:pgMar w:top="949" w:right="1418" w:bottom="1418" w:left="1985" w:header="426" w:footer="237" w:gutter="0"/>
-      <w:cols w:space="720"/>
-      <w:formProt w:val="0"/>
-      <w:docGrid w:linePitch="360"/>
+      <w:pgMar w:left="1985" w:right="1418" w:gutter="0" w:header="426" w:top="949" w:footer="237" w:bottom="1418"/>
+      <w:pgNumType w:fmt="decimal"/>
+      <w:formProt w:val="false"/>
+      <w:textDirection w:val="lrTb"/>
+      <w:docGrid w:type="default" w:linePitch="360" w:charSpace="0"/>
     </w:sectPr>
   </w:body>
 </w:document>
 </file>
 
-<file path=word/endnotes.xml><?xml version="1.0" encoding="utf-8"?>
-<w:endnotes xmlns:wpc="http://schemas.microsoft.com/office/word/2010/wordprocessingCanvas" xmlns:cx="http://schemas.microsoft.com/office/drawing/2014/chartex" xmlns:cx1="http://schemas.microsoft.com/office/drawing/2015/9/8/chartex" xmlns:cx2="http://schemas.microsoft.com/office/drawing/2015/10/21/chartex" xmlns:cx3="http://schemas.microsoft.com/office/drawing/2016/5/9/chartex" xmlns:cx4="http://schemas.microsoft.com/office/drawing/2016/5/10/chartex" xmlns:cx5="http://schemas.microsoft.com/office/drawing/2016/5/11/chartex" xmlns:cx6="http://schemas.microsoft.com/office/drawing/2016/5/12/chartex" xmlns:cx7="http://schemas.microsoft.com/office/drawing/2016/5/13/chartex" xmlns:cx8="http://schemas.microsoft.com/office/drawing/2016/5/14/chartex" xmlns:mc="http://schemas.openxmlformats.org/markup-compatibility/2006" xmlns:aink="http://schemas.microsoft.com/office/drawing/2016/ink" xmlns:am3d="http://schemas.microsoft.com/office/drawing/2017/model3d" xmlns:o="urn:schemas-microsoft-com:office:office" xmlns:oel="http://schemas.microsoft.com/office/2019/extlst" xmlns:r="http://schemas.openxmlformats.org/officeDocument/2006/relationships" xmlns:m="http://schemas.openxmlformats.org/officeDocument/2006/math" xmlns:v="urn:schemas-microsoft-com:vml" xmlns:wp14="http://schemas.microsoft.com/office/word/2010/wordprocessingDrawing" xmlns:wp="http://schemas.openxmlformats.org/drawingml/2006/wordprocessingDrawing" xmlns:w10="urn:schemas-microsoft-com:office:word" xmlns:w="http://schemas.openxmlformats.org/wordprocessingml/2006/main" xmlns:w14="http://schemas.microsoft.com/office/word/2010/wordml" xmlns:w15="http://schemas.microsoft.com/office/word/2012/wordml" xmlns:w16cex="http://schemas.microsoft.com/office/word/2018/wordml/cex" xmlns:w16cid="http://schemas.microsoft.com/office/word/2016/wordml/cid" xmlns:w16="http://schemas.microsoft.com/office/word/2018/wordml" xmlns:w16du="http://schemas.microsoft.com/office/word/2023/wordml/word16du" xmlns:w16sdtdh="http://schemas.microsoft.com/office/word/2020/wordml/sdtdatahash" xmlns:w16sdtfl="http://schemas.microsoft.com/office/word/2024/wordml/sdtformatlock" xmlns:w16se="http://schemas.microsoft.com/office/word/2015/wordml/symex" xmlns:wpg="http://schemas.microsoft.com/office/word/2010/wordprocessingGroup" xmlns:wpi="http://schemas.microsoft.com/office/word/2010/wordprocessingInk" xmlns:wne="http://schemas.microsoft.com/office/word/2006/wordml" xmlns:wps="http://schemas.microsoft.com/office/word/2010/wordprocessingShape" mc:Ignorable="w14 w15 w16se w16cid w16 w16cex w16sdtdh w16sdtfl w16du wp14">
-  <w:endnote w:type="separator" w:id="-1">
-    <w:p>
-      <w:r>
-        <w:separator/>
-      </w:r>
-    </w:p>
-  </w:endnote>
-  <w:endnote w:type="continuationSeparator" w:id="0">
-    <w:p>
-      <w:r>
-        <w:continuationSeparator/>
-      </w:r>
-    </w:p>
-  </w:endnote>
-</w:endnotes>
-</file>
-
 <file path=word/footer1.xml><?xml version="1.0" encoding="utf-8"?>
-<w:ftr xmlns:wpc="http://schemas.microsoft.com/office/word/2010/wordprocessingCanvas" xmlns:cx="http://schemas.microsoft.com/office/drawing/2014/chartex" xmlns:cx1="http://schemas.microsoft.com/office/drawing/2015/9/8/chartex" xmlns:cx2="http://schemas.microsoft.com/office/drawing/2015/10/21/chartex" xmlns:cx3="http://schemas.microsoft.com/office/drawing/2016/5/9/chartex" xmlns:cx4="http://schemas.microsoft.com/office/drawing/2016/5/10/chartex" xmlns:cx5="http://schemas.microsoft.com/office/drawing/2016/5/11/chartex" xmlns:cx6="http://schemas.microsoft.com/office/drawing/2016/5/12/chartex" xmlns:cx7="http://schemas.microsoft.com/office/drawing/2016/5/13/chartex" xmlns:cx8="http://schemas.microsoft.com/office/drawing/2016/5/14/chartex" xmlns:mc="http://schemas.openxmlformats.org/markup-compatibility/2006" xmlns:aink="http://schemas.microsoft.com/office/drawing/2016/ink" xmlns:am3d="http://schemas.microsoft.com/office/drawing/2017/model3d" xmlns:o="urn:schemas-microsoft-com:office:office" xmlns:oel="http://schemas.microsoft.com/office/2019/extlst" xmlns:r="http://schemas.openxmlformats.org/officeDocument/2006/relationships" xmlns:m="http://schemas.openxmlformats.org/officeDocument/2006/math" xmlns:v="urn:schemas-microsoft-com:vml" xmlns:wp14="http://schemas.microsoft.com/office/word/2010/wordprocessingDrawing" xmlns:wp="http://schemas.openxmlformats.org/drawingml/2006/wordprocessingDrawing" xmlns:w10="urn:schemas-microsoft-com:office:word" xmlns:w="http://schemas.openxmlformats.org/wordprocessingml/2006/main" xmlns:w14="http://schemas.microsoft.com/office/word/2010/wordml" xmlns:w15="http://schemas.microsoft.com/office/word/2012/wordml" xmlns:w16cex="http://schemas.microsoft.com/office/word/2018/wordml/cex" xmlns:w16cid="http://schemas.microsoft.com/office/word/2016/wordml/cid" xmlns:w16="http://schemas.microsoft.com/office/word/2018/wordml" xmlns:w16du="http://schemas.microsoft.com/office/word/2023/wordml/word16du" xmlns:w16sdtdh="http://schemas.microsoft.com/office/word/2020/wordml/sdtdatahash" xmlns:w16sdtfl="http://schemas.microsoft.com/office/word/2024/wordml/sdtformatlock" xmlns:w16se="http://schemas.microsoft.com/office/word/2015/wordml/symex" xmlns:wpg="http://schemas.microsoft.com/office/word/2010/wordprocessingGroup" xmlns:wpi="http://schemas.microsoft.com/office/word/2010/wordprocessingInk" xmlns:wne="http://schemas.microsoft.com/office/word/2006/wordml" xmlns:wps="http://schemas.microsoft.com/office/word/2010/wordprocessingShape" mc:Ignorable="w14 w15 w16se w16cid w16 w16cex w16sdtdh w16sdtfl w16du wp14">
+<w:ftr xmlns:o="urn:schemas-microsoft-com:office:office" xmlns:r="http://schemas.openxmlformats.org/officeDocument/2006/relationships" xmlns:v="urn:schemas-microsoft-com:vml" xmlns:w="http://schemas.openxmlformats.org/wordprocessingml/2006/main" xmlns:w10="urn:schemas-microsoft-com:office:word" xmlns:wp="http://schemas.openxmlformats.org/drawingml/2006/wordprocessingDrawing" xmlns:pic="http://schemas.openxmlformats.org/drawingml/2006/picture" xmlns:wps="http://schemas.microsoft.com/office/word/2010/wordprocessingShape" xmlns:wpg="http://schemas.microsoft.com/office/word/2010/wordprocessingGroup" xmlns:mc="http://schemas.openxmlformats.org/markup-compatibility/2006" xmlns:wp14="http://schemas.microsoft.com/office/word/2010/wordprocessingDrawing" xmlns:w14="http://schemas.microsoft.com/office/word/2010/wordml" xmlns:w15="http://schemas.microsoft.com/office/word/2012/wordml" mc:Ignorable="w14 wp14 w15">
   <w:p>
     <w:pPr>
-      <w:pStyle w:val="Piedepgina"/>
+      <w:pStyle w:val="Footer"/>
+      <w:rPr/>
     </w:pPr>
+    <w:r>
+      <w:rPr/>
+    </w:r>
   </w:p>
 </w:ftr>
 </file>
 
 <file path=word/footer2.xml><?xml version="1.0" encoding="utf-8"?>
-<w:ftr xmlns:wpc="http://schemas.microsoft.com/office/word/2010/wordprocessingCanvas" xmlns:cx="http://schemas.microsoft.com/office/drawing/2014/chartex" xmlns:cx1="http://schemas.microsoft.com/office/drawing/2015/9/8/chartex" xmlns:cx2="http://schemas.microsoft.com/office/drawing/2015/10/21/chartex" xmlns:cx3="http://schemas.microsoft.com/office/drawing/2016/5/9/chartex" xmlns:cx4="http://schemas.microsoft.com/office/drawing/2016/5/10/chartex" xmlns:cx5="http://schemas.microsoft.com/office/drawing/2016/5/11/chartex" xmlns:cx6="http://schemas.microsoft.com/office/drawing/2016/5/12/chartex" xmlns:cx7="http://schemas.microsoft.com/office/drawing/2016/5/13/chartex" xmlns:cx8="http://schemas.microsoft.com/office/drawing/2016/5/14/chartex" xmlns:mc="http://schemas.openxmlformats.org/markup-compatibility/2006" xmlns:aink="http://schemas.microsoft.com/office/drawing/2016/ink" xmlns:am3d="http://schemas.microsoft.com/office/drawing/2017/model3d" xmlns:o="urn:schemas-microsoft-com:office:office" xmlns:oel="http://schemas.microsoft.com/office/2019/extlst" xmlns:r="http://schemas.openxmlformats.org/officeDocument/2006/relationships" xmlns:m="http://schemas.openxmlformats.org/officeDocument/2006/math" xmlns:v="urn:schemas-microsoft-com:vml" xmlns:wp14="http://schemas.microsoft.com/office/word/2010/wordprocessingDrawing" xmlns:wp="http://schemas.openxmlformats.org/drawingml/2006/wordprocessingDrawing" xmlns:w10="urn:schemas-microsoft-com:office:word" xmlns:w="http://schemas.openxmlformats.org/wordprocessingml/2006/main" xmlns:w14="http://schemas.microsoft.com/office/word/2010/wordml" xmlns:w15="http://schemas.microsoft.com/office/word/2012/wordml" xmlns:w16cex="http://schemas.microsoft.com/office/word/2018/wordml/cex" xmlns:w16cid="http://schemas.microsoft.com/office/word/2016/wordml/cid" xmlns:w16="http://schemas.microsoft.com/office/word/2018/wordml" xmlns:w16du="http://schemas.microsoft.com/office/word/2023/wordml/word16du" xmlns:w16sdtdh="http://schemas.microsoft.com/office/word/2020/wordml/sdtdatahash" xmlns:w16sdtfl="http://schemas.microsoft.com/office/word/2024/wordml/sdtformatlock" xmlns:w16se="http://schemas.microsoft.com/office/word/2015/wordml/symex" xmlns:wpg="http://schemas.microsoft.com/office/word/2010/wordprocessingGroup" xmlns:wpi="http://schemas.microsoft.com/office/word/2010/wordprocessingInk" xmlns:wne="http://schemas.microsoft.com/office/word/2006/wordml" xmlns:wps="http://schemas.microsoft.com/office/word/2010/wordprocessingShape" mc:Ignorable="w14 w15 w16se w16cid w16 w16cex w16sdtdh w16sdtfl w16du wp14">
+<w:ftr xmlns:o="urn:schemas-microsoft-com:office:office" xmlns:r="http://schemas.openxmlformats.org/officeDocument/2006/relationships" xmlns:v="urn:schemas-microsoft-com:vml" xmlns:w="http://schemas.openxmlformats.org/wordprocessingml/2006/main" xmlns:w10="urn:schemas-microsoft-com:office:word" xmlns:wp="http://schemas.openxmlformats.org/drawingml/2006/wordprocessingDrawing" xmlns:pic="http://schemas.openxmlformats.org/drawingml/2006/picture" xmlns:wps="http://schemas.microsoft.com/office/word/2010/wordprocessingShape" xmlns:wpg="http://schemas.microsoft.com/office/word/2010/wordprocessingGroup" xmlns:mc="http://schemas.openxmlformats.org/markup-compatibility/2006" xmlns:wp14="http://schemas.microsoft.com/office/word/2010/wordprocessingDrawing" xmlns:w14="http://schemas.microsoft.com/office/word/2010/wordml" xmlns:w15="http://schemas.microsoft.com/office/word/2012/wordml" mc:Ignorable="w14 wp14 w15">
   <w:p>
     <w:pPr>
+      <w:pStyle w:val="Normal"/>
       <w:jc w:val="center"/>
       <w:rPr>
         <w:rFonts w:ascii="Arial" w:hAnsi="Arial" w:cs="Arial"/>
         <w:color w:val="222222"/>
         <w:sz w:val="16"/>
         <w:szCs w:val="16"/>
-        <w:shd w:val="clear" w:color="auto" w:fill="FFFFFF"/>
+        <w:shd w:fill="FFFFFF" w:val="clear"/>
       </w:rPr>
     </w:pPr>
+    <w:r>
+      <w:rPr>
+        <w:rFonts w:cs="Arial" w:ascii="Arial" w:hAnsi="Arial"/>
+        <w:color w:val="222222"/>
+        <w:sz w:val="16"/>
+        <w:szCs w:val="16"/>
+        <w:shd w:fill="FFFFFF" w:val="clear"/>
+      </w:rPr>
+    </w:r>
   </w:p>
   <w:tbl>
     <w:tblPr>
       <w:tblStyle w:val="Tabladelista41"/>
       <w:tblW w:w="9493" w:type="dxa"/>
-      <w:tblInd w:w="-5" w:type="dxa"/>
+      <w:jc w:val="start"/>
+      <w:tblInd w:w="-10" w:type="dxa"/>
       <w:tblLayout w:type="fixed"/>
-      <w:tblLook w:val="04A0" w:firstRow="1" w:lastRow="0" w:firstColumn="1" w:lastColumn="0" w:noHBand="0" w:noVBand="1"/>
+      <w:tblCellMar>
+        <w:top w:w="55" w:type="dxa"/>
+        <w:start w:w="108" w:type="dxa"/>
+        <w:bottom w:w="55" w:type="dxa"/>
+        <w:end w:w="108" w:type="dxa"/>
+      </w:tblCellMar>
+      <w:tblLook w:firstRow="1" w:noVBand="1" w:lastRow="0" w:firstColumn="1" w:lastColumn="0" w:noHBand="0" w:val="04a0"/>
     </w:tblPr>
     <w:tblGrid>
-      <w:gridCol w:w="2403"/>
-      <w:gridCol w:w="4822"/>
+      <w:gridCol w:w="2399"/>
+      <w:gridCol w:w="4826"/>
       <w:gridCol w:w="2268"/>
     </w:tblGrid>
     <w:tr>
@@ -641,24 +495,25 @@
       <w:tc>
         <w:tcPr>
           <w:cnfStyle w:val="001000000000" w:firstRow="0" w:lastRow="0" w:firstColumn="1" w:lastColumn="0" w:oddVBand="0" w:evenVBand="0" w:oddHBand="0" w:evenHBand="0" w:firstRowFirstColumn="0" w:firstRowLastColumn="0" w:lastRowFirstColumn="0" w:lastRowLastColumn="0"/>
-          <w:tcW w:w="2403" w:type="dxa"/>
+          <w:tcW w:w="2399" w:type="dxa"/>
           <w:vMerge w:val="restart"/>
           <w:tcBorders>
-            <w:top w:val="nil"/>
-            <w:left w:val="nil"/>
             <w:bottom w:val="nil"/>
-            <w:right w:val="nil"/>
+            <w:end w:val="nil"/>
           </w:tcBorders>
-          <w:shd w:val="clear" w:color="auto" w:fill="FFFFFF" w:themeFill="background1"/>
+          <w:shd w:color="auto" w:fill="FFFFFF" w:themeFill="background1" w:val="clear"/>
           <w:vAlign w:val="center"/>
         </w:tcPr>
         <w:p>
           <w:pPr>
-            <w:widowControl w:val="0"/>
-            <w:ind w:right="349"/>
+            <w:pStyle w:val="Normal"/>
+            <w:widowControl w:val="false"/>
+            <w:suppressAutoHyphens w:val="true"/>
+            <w:spacing w:before="0" w:after="0"/>
+            <w:ind w:end="349"/>
             <w:jc w:val="center"/>
             <w:rPr>
-              <w:rFonts w:ascii="Century Gothic" w:eastAsia="Arial" w:hAnsi="Century Gothic" w:cs="Arial"/>
+              <w:rFonts w:ascii="Century Gothic" w:hAnsi="Century Gothic" w:eastAsia="Arial" w:cs="Arial"/>
               <w:sz w:val="16"/>
               <w:szCs w:val="16"/>
               <w:lang w:eastAsia="es-ES"/>
@@ -666,23 +521,27 @@
           </w:pPr>
           <w:r>
             <w:rPr>
-              <w:rFonts w:ascii="Century Gothic" w:eastAsia="Times New Roman" w:hAnsi="Century Gothic" w:cs="Times New Roman"/>
+              <w:rFonts w:eastAsia="Times New Roman" w:cs="Times New Roman" w:ascii="Century Gothic" w:hAnsi="Century Gothic"/>
+              <w:b/>
+              <w:bCs/>
               <w:color w:val="FFFFFF"/>
+              <w:kern w:val="0"/>
               <w:sz w:val="16"/>
               <w:szCs w:val="16"/>
-              <w:lang w:eastAsia="es-ES"/>
+              <w:lang w:val="es-CO" w:eastAsia="es-ES" w:bidi="ar-SA"/>
             </w:rPr>
             <w:t xml:space="preserve">      </w:t>
           </w:r>
           <w:r>
             <w:rPr>
-              <w:noProof/>
+              <w:b/>
+              <w:bCs/>
             </w:rPr>
             <w:drawing>
-              <wp:inline distT="0" distB="0" distL="0" distR="0" wp14:anchorId="43E7971F" wp14:editId="269D4772">
+              <wp:inline distT="0" distB="0" distL="0" distR="0">
                 <wp:extent cx="937260" cy="435610"/>
                 <wp:effectExtent l="0" t="0" r="0" b="0"/>
-                <wp:docPr id="1599492725" name="Imagen 1"/>
+                <wp:docPr id="3" name="Imagen 1"/>
                 <wp:cNvGraphicFramePr>
                   <a:graphicFrameLocks xmlns:a="http://schemas.openxmlformats.org/drawingml/2006/main" noChangeAspect="1"/>
                 </wp:cNvGraphicFramePr>
@@ -721,18 +580,20 @@
       </w:tc>
       <w:tc>
         <w:tcPr>
-          <w:tcW w:w="4822" w:type="dxa"/>
+          <w:tcW w:w="4826" w:type="dxa"/>
           <w:tcBorders>
-            <w:top w:val="nil"/>
-            <w:left w:val="nil"/>
-            <w:bottom w:val="nil"/>
-            <w:right w:val="nil"/>
+            <w:start w:val="nil"/>
+            <w:end w:val="nil"/>
           </w:tcBorders>
-          <w:shd w:val="clear" w:color="auto" w:fill="FFFFFF" w:themeFill="background1"/>
-        </w:tcPr>
-        <w:p>
-          <w:pPr>
+          <w:shd w:color="auto" w:fill="FFFFFF" w:themeFill="background1" w:val="clear"/>
+        </w:tcPr>
+        <w:p>
+          <w:pPr>
+            <w:pStyle w:val="Normal"/>
+            <w:widowControl/>
             <w:shd w:val="clear" w:color="auto" w:fill="FFFFFF"/>
+            <w:suppressAutoHyphens w:val="true"/>
+            <w:spacing w:before="0" w:after="0"/>
             <w:jc w:val="center"/>
             <w:cnfStyle w:val="100000000000" w:firstRow="1" w:lastRow="0" w:firstColumn="0" w:lastColumn="0" w:oddVBand="0" w:evenVBand="0" w:oddHBand="0" w:evenHBand="0" w:firstRowFirstColumn="0" w:firstRowLastColumn="0" w:lastRowFirstColumn="0" w:lastRowLastColumn="0"/>
             <w:rPr>
@@ -743,104 +604,109 @@
           </w:pPr>
           <w:r>
             <w:rPr>
-              <w:rFonts w:ascii="Maven Pro" w:eastAsia="Times New Roman" w:hAnsi="Maven Pro" w:cs="Calibri"/>
+              <w:rFonts w:eastAsia="Times New Roman" w:cs="Calibri" w:ascii="Maven Pro" w:hAnsi="Maven Pro"/>
+              <w:b/>
+              <w:bCs/>
               <w:color w:val="FFFFFF"/>
+              <w:kern w:val="0"/>
               <w:sz w:val="15"/>
               <w:szCs w:val="15"/>
+              <w:lang w:val="es-CO" w:eastAsia="es-CO" w:bidi="ar-SA"/>
             </w:rPr>
             <w:t xml:space="preserve">Alcaldía Municipal de Cabuyaro, Meta </w:t>
           </w:r>
         </w:p>
         <w:p>
           <w:pPr>
+            <w:pStyle w:val="Normal"/>
+            <w:widowControl/>
             <w:shd w:val="clear" w:color="auto" w:fill="FFFFFF"/>
+            <w:suppressAutoHyphens w:val="true"/>
+            <w:spacing w:before="0" w:after="0"/>
             <w:jc w:val="center"/>
             <w:cnfStyle w:val="100000000000" w:firstRow="1" w:lastRow="0" w:firstColumn="0" w:lastColumn="0" w:oddVBand="0" w:evenVBand="0" w:oddHBand="0" w:evenHBand="0" w:firstRowFirstColumn="0" w:firstRowLastColumn="0" w:lastRowFirstColumn="0" w:lastRowLastColumn="0"/>
             <w:rPr>
-              <w:rFonts w:ascii="Maven Pro" w:hAnsi="Maven Pro" w:cstheme="minorHAnsi"/>
-              <w:b w:val="0"/>
-              <w:bCs w:val="0"/>
+              <w:rFonts w:ascii="Maven Pro" w:hAnsi="Maven Pro" w:cs="Calibri" w:cstheme="minorHAnsi"/>
+              <w:b w:val="false"/>
+              <w:bCs w:val="false"/>
               <w:sz w:val="15"/>
               <w:szCs w:val="15"/>
             </w:rPr>
           </w:pPr>
           <w:r>
             <w:rPr>
-              <w:rFonts w:ascii="Maven Pro" w:eastAsia="Times New Roman" w:hAnsi="Maven Pro" w:cs="Calibri"/>
+              <w:rFonts w:eastAsia="Times New Roman" w:cs="Calibri" w:ascii="Maven Pro" w:hAnsi="Maven Pro"/>
+              <w:b/>
+              <w:bCs/>
               <w:color w:val="FFFFFF"/>
+              <w:kern w:val="0"/>
               <w:sz w:val="15"/>
               <w:szCs w:val="15"/>
-              <w:shd w:val="clear" w:color="auto" w:fill="FFFFFF"/>
-              <w:lang w:eastAsia="es-ES"/>
+              <w:shd w:fill="FFFFFF" w:val="clear"/>
+              <w:lang w:val="es-CO" w:eastAsia="es-ES" w:bidi="ar-SA"/>
             </w:rPr>
             <w:t>Ca</w:t>
           </w:r>
           <w:r>
             <w:rPr>
-              <w:rFonts w:ascii="Maven Pro" w:eastAsia="Times New Roman" w:hAnsi="Maven Pro" w:cstheme="minorHAnsi"/>
+              <w:rFonts w:eastAsia="Times New Roman" w:cs="Calibri" w:ascii="Maven Pro" w:hAnsi="Maven Pro" w:cstheme="minorHAnsi"/>
+              <w:b/>
+              <w:bCs/>
+              <w:kern w:val="0"/>
               <w:sz w:val="15"/>
               <w:szCs w:val="15"/>
+              <w:lang w:val="es-CO" w:eastAsia="es-CO" w:bidi="ar-SA"/>
             </w:rPr>
             <w:t xml:space="preserve"> Alcaldía Municipal de Cabuyaro, Meta </w:t>
           </w:r>
         </w:p>
         <w:p>
           <w:pPr>
+            <w:pStyle w:val="Normal"/>
+            <w:widowControl/>
             <w:shd w:val="clear" w:color="auto" w:fill="FFFFFF"/>
+            <w:suppressAutoHyphens w:val="true"/>
+            <w:spacing w:before="0" w:after="0"/>
             <w:jc w:val="center"/>
             <w:cnfStyle w:val="100000000000" w:firstRow="1" w:lastRow="0" w:firstColumn="0" w:lastColumn="0" w:oddVBand="0" w:evenVBand="0" w:oddHBand="0" w:evenHBand="0" w:firstRowFirstColumn="0" w:firstRowLastColumn="0" w:lastRowFirstColumn="0" w:lastRowLastColumn="0"/>
             <w:rPr>
-              <w:rFonts w:ascii="Maven Pro" w:eastAsia="Arial" w:hAnsi="Maven Pro"/>
+              <w:rFonts w:ascii="Calibri" w:hAnsi="Calibri" w:eastAsia="Calibri" w:cs=""/>
+              <w:b/>
+              <w:bCs/>
+              <w:color w:val="000000"/>
+              <w:kern w:val="0"/>
+              <w:sz w:val="20"/>
+              <w:szCs w:val="20"/>
+              <w:lang w:val="es-CO" w:eastAsia="es-CO" w:bidi="ar-SA"/>
+            </w:rPr>
+          </w:pPr>
+          <w:r>
+            <w:rPr>
+              <w:rFonts w:eastAsia="Times New Roman" w:cs="Calibri" w:ascii="Maven Pro" w:hAnsi="Maven Pro" w:cstheme="minorHAnsi"/>
+              <w:b w:val="false"/>
+              <w:bCs w:val="false"/>
+              <w:color w:val="000000"/>
+              <w:kern w:val="0"/>
               <w:sz w:val="15"/>
               <w:szCs w:val="15"/>
-              <w:lang w:eastAsia="es-ES"/>
-            </w:rPr>
-          </w:pPr>
-          <w:r>
-            <w:rPr>
-              <w:rFonts w:ascii="Maven Pro" w:eastAsia="Times New Roman" w:hAnsi="Maven Pro" w:cstheme="minorHAnsi"/>
-              <w:b w:val="0"/>
-              <w:bCs w:val="0"/>
+              <w:shd w:fill="FFFFFF" w:val="clear"/>
+              <w:lang w:val="es-CO" w:eastAsia="es-CO" w:bidi="ar-SA"/>
+            </w:rPr>
+            <w:t>Carrera 7 No. 7- 35 Barrio Centro Municipio de Cabuyaro (Meta).</w:t>
+          </w:r>
+          <w:r>
+            <w:rPr>
+              <w:rFonts w:eastAsia="Times New Roman" w:cs="Calibri" w:ascii="Maven Pro" w:hAnsi="Maven Pro"/>
+              <w:b/>
+              <w:bCs/>
+              <w:color w:val="000000"/>
+              <w:kern w:val="0"/>
               <w:sz w:val="15"/>
               <w:szCs w:val="15"/>
-              <w:shd w:val="clear" w:color="auto" w:fill="FFFFFF"/>
-            </w:rPr>
-            <w:t>Carrera 7 No. 7- 35 Barrio Centro Municipio de Cabuyaro (Meta).</w:t>
-          </w:r>
-          <w:r>
-            <w:rPr>
-              <w:rFonts w:ascii="Maven Pro" w:eastAsia="Times New Roman" w:hAnsi="Maven Pro" w:cs="Calibri"/>
-              <w:color w:val="FFFFFF"/>
-              <w:sz w:val="15"/>
-              <w:szCs w:val="15"/>
-              <w:shd w:val="clear" w:color="auto" w:fill="FFFFFF"/>
-              <w:lang w:eastAsia="es-ES"/>
+              <w:shd w:fill="FFFFFF" w:val="clear"/>
+              <w:lang w:val="es-CO" w:eastAsia="es-ES" w:bidi="ar-SA"/>
             </w:rPr>
             <w:t xml:space="preserve"> </w:t>
-          </w:r>
-          <w:proofErr w:type="spellStart"/>
-          <w:r>
-            <w:rPr>
-              <w:rFonts w:ascii="Maven Pro" w:eastAsia="Times New Roman" w:hAnsi="Maven Pro" w:cs="Calibri"/>
-              <w:color w:val="FFFFFF"/>
-              <w:sz w:val="15"/>
-              <w:szCs w:val="15"/>
-              <w:shd w:val="clear" w:color="auto" w:fill="FFFFFF"/>
-              <w:lang w:eastAsia="es-ES"/>
-            </w:rPr>
-            <w:t>rrera</w:t>
-          </w:r>
-          <w:proofErr w:type="spellEnd"/>
-          <w:r>
-            <w:rPr>
-              <w:rFonts w:ascii="Maven Pro" w:eastAsia="Times New Roman" w:hAnsi="Maven Pro" w:cs="Calibri"/>
-              <w:color w:val="FFFFFF"/>
-              <w:sz w:val="15"/>
-              <w:szCs w:val="15"/>
-              <w:shd w:val="clear" w:color="auto" w:fill="FFFFFF"/>
-              <w:lang w:eastAsia="es-ES"/>
-            </w:rPr>
-            <w:t xml:space="preserve"> 7 No. 7- 35 Barrio Centro Municipio de Cabuyaro (Meta).</w:t>
           </w:r>
         </w:p>
       </w:tc>
@@ -849,35 +715,33 @@
           <w:tcW w:w="2268" w:type="dxa"/>
           <w:vMerge w:val="restart"/>
           <w:tcBorders>
-            <w:top w:val="nil"/>
-            <w:left w:val="nil"/>
+            <w:start w:val="nil"/>
             <w:bottom w:val="nil"/>
-            <w:right w:val="nil"/>
           </w:tcBorders>
-          <w:shd w:val="clear" w:color="auto" w:fill="FFFFFF" w:themeFill="background1"/>
+          <w:shd w:color="auto" w:fill="FFFFFF" w:themeFill="background1" w:val="clear"/>
           <w:vAlign w:val="center"/>
         </w:tcPr>
         <w:p>
           <w:pPr>
-            <w:widowControl w:val="0"/>
-            <w:ind w:right="349"/>
+            <w:pStyle w:val="Normal"/>
+            <w:widowControl w:val="false"/>
+            <w:suppressAutoHyphens w:val="true"/>
+            <w:spacing w:before="0" w:after="0"/>
+            <w:ind w:end="349"/>
             <w:jc w:val="center"/>
             <w:cnfStyle w:val="100000000000" w:firstRow="1" w:lastRow="0" w:firstColumn="0" w:lastColumn="0" w:oddVBand="0" w:evenVBand="0" w:oddHBand="0" w:evenHBand="0" w:firstRowFirstColumn="0" w:firstRowLastColumn="0" w:lastRowFirstColumn="0" w:lastRowLastColumn="0"/>
             <w:rPr>
-              <w:rFonts w:ascii="Maven Pro" w:eastAsia="Arial" w:hAnsi="Maven Pro" w:cs="Arial"/>
+              <w:rFonts w:ascii="Maven Pro" w:hAnsi="Maven Pro" w:eastAsia="Arial" w:cs="Arial"/>
               <w:sz w:val="16"/>
               <w:szCs w:val="16"/>
               <w:lang w:eastAsia="es-ES"/>
             </w:rPr>
           </w:pPr>
           <w:r>
-            <w:rPr>
-              <w:noProof/>
-            </w:rPr>
             <mc:AlternateContent>
               <mc:Choice Requires="wps">
                 <w:drawing>
-                  <wp:anchor distT="0" distB="0" distL="0" distR="0" simplePos="0" relativeHeight="251658240" behindDoc="1" locked="0" layoutInCell="1" allowOverlap="1" wp14:anchorId="480C03AE" wp14:editId="451BDEBE">
+                  <wp:anchor distT="0" distB="0" distL="0" distR="0" simplePos="0" relativeHeight="5" behindDoc="1" locked="0" layoutInCell="1" allowOverlap="1" wp14:anchorId="480C03AE">
                     <wp:simplePos x="0" y="0"/>
                     <wp:positionH relativeFrom="column">
                       <wp:posOffset>231140</wp:posOffset>
@@ -889,637 +753,6 @@
                     <wp:effectExtent l="0" t="0" r="0" b="0"/>
                     <wp:wrapNone/>
                     <wp:docPr id="4" name="Cuadro de texto 2"/>
-                    <wp:cNvGraphicFramePr/>
-                    <a:graphic xmlns:a="http://schemas.openxmlformats.org/drawingml/2006/main">
-                      <a:graphicData uri="http://schemas.microsoft.com/office/word/2010/wordprocessingShape">
-                        <wps:wsp>
-                          <wps:cNvSpPr/>
-                          <wps:spPr>
-                            <a:xfrm>
-                              <a:off x="0" y="0"/>
-                              <a:ext cx="1181100" cy="251460"/>
-                            </a:xfrm>
-                            <a:prstGeom prst="rect">
-                              <a:avLst/>
-                            </a:prstGeom>
-                            <a:solidFill>
-                              <a:srgbClr val="FFFFFF"/>
-                            </a:solidFill>
-                            <a:ln w="6350">
-                              <a:noFill/>
-                            </a:ln>
-                          </wps:spPr>
-                          <wps:style>
-                            <a:lnRef idx="0">
-                              <a:scrgbClr r="0" g="0" b="0"/>
-                            </a:lnRef>
-                            <a:fillRef idx="0">
-                              <a:scrgbClr r="0" g="0" b="0"/>
-                            </a:fillRef>
-                            <a:effectRef idx="0">
-                              <a:scrgbClr r="0" g="0" b="0"/>
-                            </a:effectRef>
-                            <a:fontRef idx="minor"/>
-                          </wps:style>
-                          <wps:txbx>
-                            <w:txbxContent>
-                              <w:p>
-                                <w:pPr>
-                                  <w:pStyle w:val="Contenidodelmarcouser"/>
-                                  <w:rPr>
-                                    <w:rFonts w:ascii="Maven Pro" w:hAnsi="Maven Pro"/>
-                                    <w:sz w:val="12"/>
-                                    <w:szCs w:val="12"/>
-                                    <w:lang w:val="es-ES"/>
-                                  </w:rPr>
-                                </w:pPr>
-                                <w:r>
-                                  <w:rPr>
-                                    <w:rFonts w:ascii="Maven Pro" w:hAnsi="Maven Pro"/>
-                                    <w:color w:val="000000"/>
-                                    <w:sz w:val="12"/>
-                                    <w:szCs w:val="12"/>
-                                    <w:lang w:val="es-ES"/>
-                                  </w:rPr>
-                                  <w:t>ENCUENTRANOS AQUÍ</w:t>
-                                </w:r>
-                              </w:p>
-                            </w:txbxContent>
-                          </wps:txbx>
-                          <wps:bodyPr anchor="t">
-                            <a:noAutofit/>
-                          </wps:bodyPr>
-                        </wps:wsp>
-                      </a:graphicData>
-                    </a:graphic>
-                    <wp14:sizeRelH relativeFrom="margin">
-                      <wp14:pctWidth>0</wp14:pctWidth>
-                    </wp14:sizeRelH>
-                    <wp14:sizeRelV relativeFrom="margin">
-                      <wp14:pctHeight>0</wp14:pctHeight>
-                    </wp14:sizeRelV>
-                  </wp:anchor>
-                </w:drawing>
-              </mc:Choice>
-              <mc:Fallback>
-                <w:pict>
-                  <v:rect w14:anchorId="480C03AE" id="Cuadro de texto 2" o:spid="_x0000_s1026" style="position:absolute;left:0;text-align:left;margin-left:18.2pt;margin-top:49.2pt;width:93pt;height:19.8pt;z-index:-251658240;visibility:visible;mso-wrap-style:square;mso-width-percent:0;mso-height-percent:0;mso-wrap-distance-left:0;mso-wrap-distance-top:0;mso-wrap-distance-right:0;mso-wrap-distance-bottom:0;mso-position-horizontal:absolute;mso-position-horizontal-relative:text;mso-position-vertical:absolute;mso-position-vertical-relative:text;mso-width-percent:0;mso-height-percent:0;mso-width-relative:margin;mso-height-relative:margin;v-text-anchor:top" o:gfxdata="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" stroked="f" strokeweight=".5pt">
-                    <v:textbox>
-                      <w:txbxContent>
-                        <w:p>
-                          <w:pPr>
-                            <w:pStyle w:val="Contenidodelmarcouser"/>
-                            <w:rPr>
-                              <w:rFonts w:ascii="Maven Pro" w:hAnsi="Maven Pro"/>
-                              <w:sz w:val="12"/>
-                              <w:szCs w:val="12"/>
-                              <w:lang w:val="es-ES"/>
-                            </w:rPr>
-                          </w:pPr>
-                          <w:r>
-                            <w:rPr>
-                              <w:rFonts w:ascii="Maven Pro" w:hAnsi="Maven Pro"/>
-                              <w:color w:val="000000"/>
-                              <w:sz w:val="12"/>
-                              <w:szCs w:val="12"/>
-                              <w:lang w:val="es-ES"/>
-                            </w:rPr>
-                            <w:t>ENCUENTRANOS AQUÍ</w:t>
-                          </w:r>
-                        </w:p>
-                      </w:txbxContent>
-                    </v:textbox>
-                  </v:rect>
-                </w:pict>
-              </mc:Fallback>
-            </mc:AlternateContent>
-          </w:r>
-          <w:r>
-            <w:rPr>
-              <w:rFonts w:ascii="Maven Pro" w:eastAsia="Arial" w:hAnsi="Maven Pro" w:cs="Arial"/>
-              <w:color w:val="FFFFFF"/>
-              <w:sz w:val="16"/>
-              <w:szCs w:val="16"/>
-              <w:lang w:eastAsia="es-ES"/>
-            </w:rPr>
-            <w:t xml:space="preserve">             </w:t>
-          </w:r>
-          <w:r>
-            <w:rPr>
-              <w:noProof/>
-            </w:rPr>
-            <w:drawing>
-              <wp:inline distT="0" distB="0" distL="0" distR="0" wp14:anchorId="4BCE7E83" wp14:editId="7030685D">
-                <wp:extent cx="561340" cy="586740"/>
-                <wp:effectExtent l="0" t="0" r="0" b="0"/>
-                <wp:docPr id="1669078069" name="Imagen3" descr="Código QR&#10;&#10;Descripción generada automáticamente"/>
-                <wp:cNvGraphicFramePr>
-                  <a:graphicFrameLocks xmlns:a="http://schemas.openxmlformats.org/drawingml/2006/main" noChangeAspect="1"/>
-                </wp:cNvGraphicFramePr>
-                <a:graphic xmlns:a="http://schemas.openxmlformats.org/drawingml/2006/main">
-                  <a:graphicData uri="http://schemas.openxmlformats.org/drawingml/2006/picture">
-                    <pic:pic xmlns:pic="http://schemas.openxmlformats.org/drawingml/2006/picture">
-                      <pic:nvPicPr>
-                        <pic:cNvPr id="5" name="Imagen3" descr="Código QR&#10;&#10;Descripción generada automáticamente"/>
-                        <pic:cNvPicPr>
-                          <a:picLocks noChangeAspect="1" noChangeArrowheads="1"/>
-                        </pic:cNvPicPr>
-                      </pic:nvPicPr>
-                      <pic:blipFill>
-                        <a:blip r:embed="rId2"/>
-                        <a:stretch>
-                          <a:fillRect/>
-                        </a:stretch>
-                      </pic:blipFill>
-                      <pic:spPr bwMode="auto">
-                        <a:xfrm>
-                          <a:off x="0" y="0"/>
-                          <a:ext cx="561340" cy="586740"/>
-                        </a:xfrm>
-                        <a:prstGeom prst="rect">
-                          <a:avLst/>
-                        </a:prstGeom>
-                        <a:noFill/>
-                      </pic:spPr>
-                    </pic:pic>
-                  </a:graphicData>
-                </a:graphic>
-              </wp:inline>
-            </w:drawing>
-          </w:r>
-        </w:p>
-      </w:tc>
-    </w:tr>
-    <w:tr>
-      <w:tc>
-        <w:tcPr>
-          <w:cnfStyle w:val="001000000000" w:firstRow="0" w:lastRow="0" w:firstColumn="1" w:lastColumn="0" w:oddVBand="0" w:evenVBand="0" w:oddHBand="0" w:evenHBand="0" w:firstRowFirstColumn="0" w:firstRowLastColumn="0" w:lastRowFirstColumn="0" w:lastRowLastColumn="0"/>
-          <w:tcW w:w="2403" w:type="dxa"/>
-          <w:vMerge/>
-          <w:tcBorders>
-            <w:top w:val="nil"/>
-            <w:left w:val="nil"/>
-            <w:bottom w:val="nil"/>
-            <w:right w:val="nil"/>
-          </w:tcBorders>
-          <w:shd w:val="clear" w:color="auto" w:fill="CCCCCC"/>
-        </w:tcPr>
-        <w:p>
-          <w:pPr>
-            <w:widowControl w:val="0"/>
-            <w:ind w:right="349"/>
-            <w:jc w:val="center"/>
-            <w:rPr>
-              <w:rFonts w:ascii="Century Gothic" w:eastAsia="Arial" w:hAnsi="Century Gothic" w:cs="Arial"/>
-              <w:sz w:val="16"/>
-              <w:szCs w:val="16"/>
-              <w:lang w:eastAsia="es-ES"/>
-            </w:rPr>
-          </w:pPr>
-        </w:p>
-      </w:tc>
-      <w:tc>
-        <w:tcPr>
-          <w:tcW w:w="4822" w:type="dxa"/>
-          <w:tcBorders>
-            <w:top w:val="nil"/>
-            <w:left w:val="nil"/>
-            <w:bottom w:val="nil"/>
-            <w:right w:val="nil"/>
-          </w:tcBorders>
-          <w:shd w:val="clear" w:color="auto" w:fill="FFFFFF" w:themeFill="background1"/>
-        </w:tcPr>
-        <w:p>
-          <w:pPr>
-            <w:widowControl w:val="0"/>
-            <w:ind w:right="349"/>
-            <w:jc w:val="center"/>
-            <w:cnfStyle w:val="000000000000" w:firstRow="0" w:lastRow="0" w:firstColumn="0" w:lastColumn="0" w:oddVBand="0" w:evenVBand="0" w:oddHBand="0" w:evenHBand="0" w:firstRowFirstColumn="0" w:firstRowLastColumn="0" w:lastRowFirstColumn="0" w:lastRowLastColumn="0"/>
-            <w:rPr>
-              <w:rFonts w:ascii="Maven Pro" w:eastAsia="Arial" w:hAnsi="Maven Pro"/>
-              <w:sz w:val="15"/>
-              <w:szCs w:val="15"/>
-              <w:lang w:eastAsia="es-ES"/>
-            </w:rPr>
-          </w:pPr>
-          <w:r>
-            <w:rPr>
-              <w:rFonts w:ascii="Maven Pro" w:eastAsia="Arial" w:hAnsi="Maven Pro" w:cs="Calibri"/>
-              <w:sz w:val="15"/>
-              <w:szCs w:val="15"/>
-              <w:lang w:eastAsia="es-ES"/>
-            </w:rPr>
-            <w:t>www.cabuyaro-meta.gov.co</w:t>
-          </w:r>
-        </w:p>
-      </w:tc>
-      <w:tc>
-        <w:tcPr>
-          <w:tcW w:w="2268" w:type="dxa"/>
-          <w:vMerge/>
-          <w:tcBorders>
-            <w:top w:val="nil"/>
-            <w:left w:val="nil"/>
-            <w:bottom w:val="nil"/>
-            <w:right w:val="nil"/>
-          </w:tcBorders>
-          <w:shd w:val="clear" w:color="auto" w:fill="CCCCCC"/>
-        </w:tcPr>
-        <w:p>
-          <w:pPr>
-            <w:widowControl w:val="0"/>
-            <w:ind w:right="349"/>
-            <w:jc w:val="center"/>
-            <w:cnfStyle w:val="000000000000" w:firstRow="0" w:lastRow="0" w:firstColumn="0" w:lastColumn="0" w:oddVBand="0" w:evenVBand="0" w:oddHBand="0" w:evenHBand="0" w:firstRowFirstColumn="0" w:firstRowLastColumn="0" w:lastRowFirstColumn="0" w:lastRowLastColumn="0"/>
-            <w:rPr>
-              <w:rFonts w:ascii="Maven Pro" w:eastAsia="Arial" w:hAnsi="Maven Pro" w:cs="Arial"/>
-              <w:sz w:val="16"/>
-              <w:szCs w:val="16"/>
-              <w:lang w:eastAsia="es-ES"/>
-            </w:rPr>
-          </w:pPr>
-        </w:p>
-      </w:tc>
-    </w:tr>
-    <w:tr>
-      <w:tc>
-        <w:tcPr>
-          <w:cnfStyle w:val="001000000000" w:firstRow="0" w:lastRow="0" w:firstColumn="1" w:lastColumn="0" w:oddVBand="0" w:evenVBand="0" w:oddHBand="0" w:evenHBand="0" w:firstRowFirstColumn="0" w:firstRowLastColumn="0" w:lastRowFirstColumn="0" w:lastRowLastColumn="0"/>
-          <w:tcW w:w="2403" w:type="dxa"/>
-          <w:vMerge/>
-          <w:tcBorders>
-            <w:top w:val="nil"/>
-            <w:left w:val="nil"/>
-            <w:bottom w:val="nil"/>
-            <w:right w:val="nil"/>
-          </w:tcBorders>
-        </w:tcPr>
-        <w:p>
-          <w:pPr>
-            <w:widowControl w:val="0"/>
-            <w:ind w:right="349"/>
-            <w:jc w:val="center"/>
-            <w:rPr>
-              <w:rFonts w:ascii="Century Gothic" w:eastAsia="Arial" w:hAnsi="Century Gothic" w:cs="Arial"/>
-              <w:sz w:val="16"/>
-              <w:szCs w:val="16"/>
-              <w:lang w:eastAsia="es-ES"/>
-            </w:rPr>
-          </w:pPr>
-        </w:p>
-      </w:tc>
-      <w:tc>
-        <w:tcPr>
-          <w:tcW w:w="4822" w:type="dxa"/>
-          <w:tcBorders>
-            <w:top w:val="nil"/>
-            <w:left w:val="nil"/>
-            <w:bottom w:val="nil"/>
-            <w:right w:val="nil"/>
-          </w:tcBorders>
-        </w:tcPr>
-        <w:p>
-          <w:pPr>
-            <w:widowControl w:val="0"/>
-            <w:ind w:right="349"/>
-            <w:jc w:val="center"/>
-            <w:cnfStyle w:val="000000000000" w:firstRow="0" w:lastRow="0" w:firstColumn="0" w:lastColumn="0" w:oddVBand="0" w:evenVBand="0" w:oddHBand="0" w:evenHBand="0" w:firstRowFirstColumn="0" w:firstRowLastColumn="0" w:lastRowFirstColumn="0" w:lastRowLastColumn="0"/>
-            <w:rPr>
-              <w:rFonts w:ascii="Maven Pro" w:eastAsia="Arial" w:hAnsi="Maven Pro"/>
-              <w:sz w:val="15"/>
-              <w:szCs w:val="15"/>
-              <w:lang w:eastAsia="es-ES"/>
-            </w:rPr>
-          </w:pPr>
-          <w:r>
-            <w:rPr>
-              <w:rFonts w:ascii="Maven Pro" w:eastAsia="Arial" w:hAnsi="Maven Pro" w:cs="Calibri"/>
-              <w:sz w:val="15"/>
-              <w:szCs w:val="15"/>
-              <w:lang w:eastAsia="es-ES"/>
-            </w:rPr>
-            <w:t>Contactenos@cabuyaro-meta.gov.co</w:t>
-          </w:r>
-        </w:p>
-      </w:tc>
-      <w:tc>
-        <w:tcPr>
-          <w:tcW w:w="2268" w:type="dxa"/>
-          <w:vMerge/>
-          <w:tcBorders>
-            <w:top w:val="nil"/>
-            <w:left w:val="nil"/>
-            <w:bottom w:val="nil"/>
-            <w:right w:val="nil"/>
-          </w:tcBorders>
-        </w:tcPr>
-        <w:p>
-          <w:pPr>
-            <w:widowControl w:val="0"/>
-            <w:ind w:right="349"/>
-            <w:jc w:val="center"/>
-            <w:cnfStyle w:val="000000000000" w:firstRow="0" w:lastRow="0" w:firstColumn="0" w:lastColumn="0" w:oddVBand="0" w:evenVBand="0" w:oddHBand="0" w:evenHBand="0" w:firstRowFirstColumn="0" w:firstRowLastColumn="0" w:lastRowFirstColumn="0" w:lastRowLastColumn="0"/>
-            <w:rPr>
-              <w:rFonts w:ascii="Maven Pro" w:eastAsia="Arial" w:hAnsi="Maven Pro" w:cs="Arial"/>
-              <w:sz w:val="16"/>
-              <w:szCs w:val="16"/>
-              <w:lang w:eastAsia="es-ES"/>
-            </w:rPr>
-          </w:pPr>
-        </w:p>
-      </w:tc>
-    </w:tr>
-  </w:tbl>
-  <w:p>
-    <w:pPr>
-      <w:jc w:val="center"/>
-      <w:rPr>
-        <w:rFonts w:ascii="Arial" w:hAnsi="Arial" w:cs="Arial"/>
-        <w:sz w:val="16"/>
-        <w:szCs w:val="16"/>
-      </w:rPr>
-    </w:pPr>
-  </w:p>
-</w:ftr>
-</file>
-
-<file path=word/footer3.xml><?xml version="1.0" encoding="utf-8"?>
-<w:ftr xmlns:wpc="http://schemas.microsoft.com/office/word/2010/wordprocessingCanvas" xmlns:cx="http://schemas.microsoft.com/office/drawing/2014/chartex" xmlns:cx1="http://schemas.microsoft.com/office/drawing/2015/9/8/chartex" xmlns:cx2="http://schemas.microsoft.com/office/drawing/2015/10/21/chartex" xmlns:cx3="http://schemas.microsoft.com/office/drawing/2016/5/9/chartex" xmlns:cx4="http://schemas.microsoft.com/office/drawing/2016/5/10/chartex" xmlns:cx5="http://schemas.microsoft.com/office/drawing/2016/5/11/chartex" xmlns:cx6="http://schemas.microsoft.com/office/drawing/2016/5/12/chartex" xmlns:cx7="http://schemas.microsoft.com/office/drawing/2016/5/13/chartex" xmlns:cx8="http://schemas.microsoft.com/office/drawing/2016/5/14/chartex" xmlns:mc="http://schemas.openxmlformats.org/markup-compatibility/2006" xmlns:aink="http://schemas.microsoft.com/office/drawing/2016/ink" xmlns:am3d="http://schemas.microsoft.com/office/drawing/2017/model3d" xmlns:o="urn:schemas-microsoft-com:office:office" xmlns:oel="http://schemas.microsoft.com/office/2019/extlst" xmlns:r="http://schemas.openxmlformats.org/officeDocument/2006/relationships" xmlns:m="http://schemas.openxmlformats.org/officeDocument/2006/math" xmlns:v="urn:schemas-microsoft-com:vml" xmlns:wp14="http://schemas.microsoft.com/office/word/2010/wordprocessingDrawing" xmlns:wp="http://schemas.openxmlformats.org/drawingml/2006/wordprocessingDrawing" xmlns:w10="urn:schemas-microsoft-com:office:word" xmlns:w="http://schemas.openxmlformats.org/wordprocessingml/2006/main" xmlns:w14="http://schemas.microsoft.com/office/word/2010/wordml" xmlns:w15="http://schemas.microsoft.com/office/word/2012/wordml" xmlns:w16cex="http://schemas.microsoft.com/office/word/2018/wordml/cex" xmlns:w16cid="http://schemas.microsoft.com/office/word/2016/wordml/cid" xmlns:w16="http://schemas.microsoft.com/office/word/2018/wordml" xmlns:w16du="http://schemas.microsoft.com/office/word/2023/wordml/word16du" xmlns:w16sdtdh="http://schemas.microsoft.com/office/word/2020/wordml/sdtdatahash" xmlns:w16sdtfl="http://schemas.microsoft.com/office/word/2024/wordml/sdtformatlock" xmlns:w16se="http://schemas.microsoft.com/office/word/2015/wordml/symex" xmlns:wpg="http://schemas.microsoft.com/office/word/2010/wordprocessingGroup" xmlns:wpi="http://schemas.microsoft.com/office/word/2010/wordprocessingInk" xmlns:wne="http://schemas.microsoft.com/office/word/2006/wordml" xmlns:wps="http://schemas.microsoft.com/office/word/2010/wordprocessingShape" mc:Ignorable="w14 w15 w16se w16cid w16 w16cex w16sdtdh w16sdtfl w16du wp14">
-  <w:p>
-    <w:pPr>
-      <w:jc w:val="center"/>
-      <w:rPr>
-        <w:rFonts w:ascii="Arial" w:hAnsi="Arial" w:cs="Arial"/>
-        <w:color w:val="222222"/>
-        <w:sz w:val="16"/>
-        <w:szCs w:val="16"/>
-        <w:shd w:val="clear" w:color="auto" w:fill="FFFFFF"/>
-      </w:rPr>
-    </w:pPr>
-  </w:p>
-  <w:tbl>
-    <w:tblPr>
-      <w:tblStyle w:val="Tabladelista41"/>
-      <w:tblW w:w="9493" w:type="dxa"/>
-      <w:tblInd w:w="-5" w:type="dxa"/>
-      <w:tblLayout w:type="fixed"/>
-      <w:tblLook w:val="04A0" w:firstRow="1" w:lastRow="0" w:firstColumn="1" w:lastColumn="0" w:noHBand="0" w:noVBand="1"/>
-    </w:tblPr>
-    <w:tblGrid>
-      <w:gridCol w:w="2403"/>
-      <w:gridCol w:w="4822"/>
-      <w:gridCol w:w="2268"/>
-    </w:tblGrid>
-    <w:tr>
-      <w:trPr>
-        <w:cnfStyle w:val="100000000000" w:firstRow="1" w:lastRow="0" w:firstColumn="0" w:lastColumn="0" w:oddVBand="0" w:evenVBand="0" w:oddHBand="0" w:evenHBand="0" w:firstRowFirstColumn="0" w:firstRowLastColumn="0" w:lastRowFirstColumn="0" w:lastRowLastColumn="0"/>
-      </w:trPr>
-      <w:tc>
-        <w:tcPr>
-          <w:cnfStyle w:val="001000000000" w:firstRow="0" w:lastRow="0" w:firstColumn="1" w:lastColumn="0" w:oddVBand="0" w:evenVBand="0" w:oddHBand="0" w:evenHBand="0" w:firstRowFirstColumn="0" w:firstRowLastColumn="0" w:lastRowFirstColumn="0" w:lastRowLastColumn="0"/>
-          <w:tcW w:w="2403" w:type="dxa"/>
-          <w:vMerge w:val="restart"/>
-          <w:tcBorders>
-            <w:bottom w:val="nil"/>
-            <w:right w:val="single" w:sz="4" w:space="0" w:color="000000"/>
-          </w:tcBorders>
-          <w:shd w:val="clear" w:color="auto" w:fill="auto"/>
-          <w:vAlign w:val="center"/>
-        </w:tcPr>
-        <w:p>
-          <w:pPr>
-            <w:widowControl w:val="0"/>
-            <w:ind w:right="349"/>
-            <w:jc w:val="center"/>
-            <w:rPr>
-              <w:rFonts w:ascii="Century Gothic" w:eastAsia="Arial" w:hAnsi="Century Gothic" w:cs="Arial"/>
-              <w:sz w:val="16"/>
-              <w:szCs w:val="16"/>
-              <w:lang w:eastAsia="es-ES"/>
-            </w:rPr>
-          </w:pPr>
-          <w:r>
-            <w:rPr>
-              <w:rFonts w:ascii="Century Gothic" w:eastAsia="Times New Roman" w:hAnsi="Century Gothic" w:cs="Times New Roman"/>
-              <w:color w:val="FFFFFF"/>
-              <w:sz w:val="16"/>
-              <w:szCs w:val="16"/>
-              <w:lang w:eastAsia="es-ES"/>
-            </w:rPr>
-            <w:t xml:space="preserve">      </w:t>
-          </w:r>
-          <w:r>
-            <w:rPr>
-              <w:noProof/>
-            </w:rPr>
-            <w:drawing>
-              <wp:inline distT="0" distB="0" distL="0" distR="0" wp14:anchorId="1AB90E54" wp14:editId="486765B0">
-                <wp:extent cx="937260" cy="435610"/>
-                <wp:effectExtent l="0" t="0" r="0" b="0"/>
-                <wp:docPr id="1020088226" name="Imagen 1"/>
-                <wp:cNvGraphicFramePr>
-                  <a:graphicFrameLocks xmlns:a="http://schemas.openxmlformats.org/drawingml/2006/main" noChangeAspect="1"/>
-                </wp:cNvGraphicFramePr>
-                <a:graphic xmlns:a="http://schemas.openxmlformats.org/drawingml/2006/main">
-                  <a:graphicData uri="http://schemas.openxmlformats.org/drawingml/2006/picture">
-                    <pic:pic xmlns:pic="http://schemas.openxmlformats.org/drawingml/2006/picture">
-                      <pic:nvPicPr>
-                        <pic:cNvPr id="6" name="Imagen 1"/>
-                        <pic:cNvPicPr>
-                          <a:picLocks noChangeAspect="1" noChangeArrowheads="1"/>
-                        </pic:cNvPicPr>
-                      </pic:nvPicPr>
-                      <pic:blipFill>
-                        <a:blip r:embed="rId1"/>
-                        <a:stretch>
-                          <a:fillRect/>
-                        </a:stretch>
-                      </pic:blipFill>
-                      <pic:spPr bwMode="auto">
-                        <a:xfrm>
-                          <a:off x="0" y="0"/>
-                          <a:ext cx="937260" cy="435610"/>
-                        </a:xfrm>
-                        <a:prstGeom prst="rect">
-                          <a:avLst/>
-                        </a:prstGeom>
-                        <a:noFill/>
-                      </pic:spPr>
-                    </pic:pic>
-                  </a:graphicData>
-                </a:graphic>
-              </wp:inline>
-            </w:drawing>
-          </w:r>
-        </w:p>
-      </w:tc>
-      <w:tc>
-        <w:tcPr>
-          <w:tcW w:w="4822" w:type="dxa"/>
-          <w:tcBorders>
-            <w:left w:val="single" w:sz="4" w:space="0" w:color="000000"/>
-            <w:right w:val="single" w:sz="4" w:space="0" w:color="000000"/>
-          </w:tcBorders>
-          <w:shd w:val="clear" w:color="auto" w:fill="auto"/>
-        </w:tcPr>
-        <w:p>
-          <w:pPr>
-            <w:shd w:val="clear" w:color="auto" w:fill="FFFFFF"/>
-            <w:jc w:val="center"/>
-            <w:cnfStyle w:val="100000000000" w:firstRow="1" w:lastRow="0" w:firstColumn="0" w:lastColumn="0" w:oddVBand="0" w:evenVBand="0" w:oddHBand="0" w:evenHBand="0" w:firstRowFirstColumn="0" w:firstRowLastColumn="0" w:lastRowFirstColumn="0" w:lastRowLastColumn="0"/>
-            <w:rPr>
-              <w:rFonts w:ascii="Maven Pro" w:hAnsi="Maven Pro"/>
-              <w:sz w:val="15"/>
-              <w:szCs w:val="15"/>
-            </w:rPr>
-          </w:pPr>
-          <w:r>
-            <w:rPr>
-              <w:rFonts w:ascii="Maven Pro" w:eastAsia="Times New Roman" w:hAnsi="Maven Pro" w:cs="Calibri"/>
-              <w:color w:val="FFFFFF"/>
-              <w:sz w:val="15"/>
-              <w:szCs w:val="15"/>
-            </w:rPr>
-            <w:t xml:space="preserve">Alcaldía Municipal de Cabuyaro, Meta </w:t>
-          </w:r>
-        </w:p>
-        <w:p>
-          <w:pPr>
-            <w:shd w:val="clear" w:color="auto" w:fill="FFFFFF"/>
-            <w:jc w:val="center"/>
-            <w:cnfStyle w:val="100000000000" w:firstRow="1" w:lastRow="0" w:firstColumn="0" w:lastColumn="0" w:oddVBand="0" w:evenVBand="0" w:oddHBand="0" w:evenHBand="0" w:firstRowFirstColumn="0" w:firstRowLastColumn="0" w:lastRowFirstColumn="0" w:lastRowLastColumn="0"/>
-            <w:rPr>
-              <w:rFonts w:ascii="Maven Pro" w:hAnsi="Maven Pro" w:cstheme="minorHAnsi"/>
-              <w:b w:val="0"/>
-              <w:bCs w:val="0"/>
-              <w:sz w:val="15"/>
-              <w:szCs w:val="15"/>
-            </w:rPr>
-          </w:pPr>
-          <w:r>
-            <w:rPr>
-              <w:rFonts w:ascii="Maven Pro" w:eastAsia="Times New Roman" w:hAnsi="Maven Pro" w:cs="Calibri"/>
-              <w:color w:val="FFFFFF"/>
-              <w:sz w:val="15"/>
-              <w:szCs w:val="15"/>
-              <w:shd w:val="clear" w:color="auto" w:fill="FFFFFF"/>
-              <w:lang w:eastAsia="es-ES"/>
-            </w:rPr>
-            <w:t>Ca</w:t>
-          </w:r>
-          <w:r>
-            <w:rPr>
-              <w:rFonts w:ascii="Maven Pro" w:eastAsia="Times New Roman" w:hAnsi="Maven Pro" w:cstheme="minorHAnsi"/>
-              <w:sz w:val="15"/>
-              <w:szCs w:val="15"/>
-            </w:rPr>
-            <w:t xml:space="preserve"> Alcaldía Municipal de Cabuyaro, Meta </w:t>
-          </w:r>
-        </w:p>
-        <w:p>
-          <w:pPr>
-            <w:shd w:val="clear" w:color="auto" w:fill="FFFFFF"/>
-            <w:jc w:val="center"/>
-            <w:cnfStyle w:val="100000000000" w:firstRow="1" w:lastRow="0" w:firstColumn="0" w:lastColumn="0" w:oddVBand="0" w:evenVBand="0" w:oddHBand="0" w:evenHBand="0" w:firstRowFirstColumn="0" w:firstRowLastColumn="0" w:lastRowFirstColumn="0" w:lastRowLastColumn="0"/>
-            <w:rPr>
-              <w:rFonts w:ascii="Maven Pro" w:eastAsia="Arial" w:hAnsi="Maven Pro"/>
-              <w:sz w:val="15"/>
-              <w:szCs w:val="15"/>
-              <w:lang w:eastAsia="es-ES"/>
-            </w:rPr>
-          </w:pPr>
-          <w:r>
-            <w:rPr>
-              <w:rFonts w:ascii="Maven Pro" w:eastAsia="Times New Roman" w:hAnsi="Maven Pro" w:cstheme="minorHAnsi"/>
-              <w:b w:val="0"/>
-              <w:bCs w:val="0"/>
-              <w:sz w:val="15"/>
-              <w:szCs w:val="15"/>
-              <w:shd w:val="clear" w:color="auto" w:fill="FFFFFF"/>
-            </w:rPr>
-            <w:t>Carrera 7 No. 7- 35 Barrio Centro Municipio de Cabuyaro (Meta).</w:t>
-          </w:r>
-          <w:r>
-            <w:rPr>
-              <w:rFonts w:ascii="Maven Pro" w:eastAsia="Times New Roman" w:hAnsi="Maven Pro" w:cs="Calibri"/>
-              <w:color w:val="FFFFFF"/>
-              <w:sz w:val="15"/>
-              <w:szCs w:val="15"/>
-              <w:shd w:val="clear" w:color="auto" w:fill="FFFFFF"/>
-              <w:lang w:eastAsia="es-ES"/>
-            </w:rPr>
-            <w:t xml:space="preserve"> </w:t>
-          </w:r>
-          <w:proofErr w:type="spellStart"/>
-          <w:r>
-            <w:rPr>
-              <w:rFonts w:ascii="Maven Pro" w:eastAsia="Times New Roman" w:hAnsi="Maven Pro" w:cs="Calibri"/>
-              <w:color w:val="FFFFFF"/>
-              <w:sz w:val="15"/>
-              <w:szCs w:val="15"/>
-              <w:shd w:val="clear" w:color="auto" w:fill="FFFFFF"/>
-              <w:lang w:eastAsia="es-ES"/>
-            </w:rPr>
-            <w:t>rrera</w:t>
-          </w:r>
-          <w:proofErr w:type="spellEnd"/>
-          <w:r>
-            <w:rPr>
-              <w:rFonts w:ascii="Maven Pro" w:eastAsia="Times New Roman" w:hAnsi="Maven Pro" w:cs="Calibri"/>
-              <w:color w:val="FFFFFF"/>
-              <w:sz w:val="15"/>
-              <w:szCs w:val="15"/>
-              <w:shd w:val="clear" w:color="auto" w:fill="FFFFFF"/>
-              <w:lang w:eastAsia="es-ES"/>
-            </w:rPr>
-            <w:t xml:space="preserve"> 7 No. 7- 35 Barrio Centro Municipio de Cabuyaro (Meta).</w:t>
-          </w:r>
-        </w:p>
-      </w:tc>
-      <w:tc>
-        <w:tcPr>
-          <w:tcW w:w="2268" w:type="dxa"/>
-          <w:vMerge w:val="restart"/>
-          <w:tcBorders>
-            <w:left w:val="single" w:sz="4" w:space="0" w:color="000000"/>
-            <w:bottom w:val="nil"/>
-          </w:tcBorders>
-          <w:shd w:val="clear" w:color="auto" w:fill="auto"/>
-          <w:vAlign w:val="center"/>
-        </w:tcPr>
-        <w:p>
-          <w:pPr>
-            <w:widowControl w:val="0"/>
-            <w:ind w:right="349"/>
-            <w:jc w:val="center"/>
-            <w:cnfStyle w:val="100000000000" w:firstRow="1" w:lastRow="0" w:firstColumn="0" w:lastColumn="0" w:oddVBand="0" w:evenVBand="0" w:oddHBand="0" w:evenHBand="0" w:firstRowFirstColumn="0" w:firstRowLastColumn="0" w:lastRowFirstColumn="0" w:lastRowLastColumn="0"/>
-            <w:rPr>
-              <w:rFonts w:ascii="Maven Pro" w:eastAsia="Arial" w:hAnsi="Maven Pro" w:cs="Arial"/>
-              <w:sz w:val="16"/>
-              <w:szCs w:val="16"/>
-              <w:lang w:eastAsia="es-ES"/>
-            </w:rPr>
-          </w:pPr>
-          <w:r>
-            <w:rPr>
-              <w:noProof/>
-            </w:rPr>
-            <mc:AlternateContent>
-              <mc:Choice Requires="wps">
-                <w:drawing>
-                  <wp:anchor distT="0" distB="0" distL="0" distR="0" simplePos="0" relativeHeight="251659264" behindDoc="1" locked="0" layoutInCell="1" allowOverlap="1" wp14:anchorId="480C03AE" wp14:editId="41B4DB1E">
-                    <wp:simplePos x="0" y="0"/>
-                    <wp:positionH relativeFrom="column">
-                      <wp:posOffset>266065</wp:posOffset>
-                    </wp:positionH>
-                    <wp:positionV relativeFrom="paragraph">
-                      <wp:posOffset>574675</wp:posOffset>
-                    </wp:positionV>
-                    <wp:extent cx="1181100" cy="251460"/>
-                    <wp:effectExtent l="0" t="0" r="0" b="0"/>
-                    <wp:wrapNone/>
-                    <wp:docPr id="7" name="Cuadro de texto 2"/>
-                    <wp:cNvGraphicFramePr/>
                     <a:graphic xmlns:a="http://schemas.openxmlformats.org/drawingml/2006/main">
                       <a:graphicData uri="http://schemas.microsoft.com/office/word/2010/wordprocessingShape">
                         <wps:wsp>
@@ -1540,15 +773,9 @@
                             </a:ln>
                           </wps:spPr>
                           <wps:style>
-                            <a:lnRef idx="0">
-                              <a:scrgbClr r="0" g="0" b="0"/>
-                            </a:lnRef>
-                            <a:fillRef idx="0">
-                              <a:scrgbClr r="0" g="0" b="0"/>
-                            </a:fillRef>
-                            <a:effectRef idx="0">
-                              <a:scrgbClr r="0" g="0" b="0"/>
-                            </a:effectRef>
+                            <a:lnRef idx="0"/>
+                            <a:fillRef idx="0"/>
+                            <a:effectRef idx="0"/>
                             <a:fontRef idx="minor"/>
                           </wps:style>
                           <wps:txbx>
@@ -1587,7 +814,9 @@
               </mc:Choice>
               <mc:Fallback>
                 <w:pict>
-                  <v:rect w14:anchorId="480C03AE" id="_x0000_s1027" style="position:absolute;left:0;text-align:left;margin-left:20.95pt;margin-top:45.25pt;width:93pt;height:19.8pt;z-index:-251657216;visibility:visible;mso-wrap-style:square;mso-wrap-distance-left:0;mso-wrap-distance-top:0;mso-wrap-distance-right:0;mso-wrap-distance-bottom:0;mso-position-horizontal:absolute;mso-position-horizontal-relative:text;mso-position-vertical:absolute;mso-position-vertical-relative:text;v-text-anchor:top" o:gfxdata="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" stroked="f" strokeweight=".5pt">
+                  <v:rect id="shape_0" fillcolor="white" stroked="f" o:allowincell="t" style="position:absolute;margin-left:18.2pt;margin-top:49.2pt;width:92.95pt;height:19.75pt;mso-wrap-style:square;v-text-anchor:top" wp14:anchorId="480C03AE">
+                    <v:fill o:detectmouseclick="t" type="solid" color2="black"/>
+                    <v:stroke color="#3465a4" weight="6480" joinstyle="round" endcap="flat"/>
                     <v:textbox>
                       <w:txbxContent>
                         <w:p>
@@ -1613,6 +842,7 @@
                         </w:p>
                       </w:txbxContent>
                     </v:textbox>
+                    <w10:wrap type="none"/>
                   </v:rect>
                 </w:pict>
               </mc:Fallback>
@@ -1620,23 +850,750 @@
           </w:r>
           <w:r>
             <w:rPr>
-              <w:rFonts w:ascii="Maven Pro" w:eastAsia="Arial" w:hAnsi="Maven Pro" w:cs="Arial"/>
+              <w:rFonts w:eastAsia="Arial" w:cs="Arial" w:ascii="Maven Pro" w:hAnsi="Maven Pro"/>
+              <w:b/>
+              <w:bCs/>
               <w:color w:val="FFFFFF"/>
+              <w:kern w:val="0"/>
+              <w:sz w:val="16"/>
+              <w:szCs w:val="16"/>
+              <w:lang w:val="es-CO" w:eastAsia="es-ES" w:bidi="ar-SA"/>
+            </w:rPr>
+            <w:t xml:space="preserve">             </w:t>
+          </w:r>
+          <w:r>
+            <w:rPr>
+              <w:b/>
+              <w:bCs/>
+            </w:rPr>
+            <w:drawing>
+              <wp:inline distT="0" distB="0" distL="0" distR="0">
+                <wp:extent cx="561340" cy="586740"/>
+                <wp:effectExtent l="0" t="0" r="0" b="0"/>
+                <wp:docPr id="5" name="Imagen3" descr="Código QR&#10;&#10;Descripción generada automáticamente"/>
+                <wp:cNvGraphicFramePr>
+                  <a:graphicFrameLocks xmlns:a="http://schemas.openxmlformats.org/drawingml/2006/main" noChangeAspect="1"/>
+                </wp:cNvGraphicFramePr>
+                <a:graphic xmlns:a="http://schemas.openxmlformats.org/drawingml/2006/main">
+                  <a:graphicData uri="http://schemas.openxmlformats.org/drawingml/2006/picture">
+                    <pic:pic xmlns:pic="http://schemas.openxmlformats.org/drawingml/2006/picture">
+                      <pic:nvPicPr>
+                        <pic:cNvPr id="5" name="Imagen3" descr="Código QR&#10;&#10;Descripción generada automáticamente"/>
+                        <pic:cNvPicPr>
+                          <a:picLocks noChangeAspect="1" noChangeArrowheads="1"/>
+                        </pic:cNvPicPr>
+                      </pic:nvPicPr>
+                      <pic:blipFill>
+                        <a:blip r:embed="rId2"/>
+                        <a:stretch>
+                          <a:fillRect/>
+                        </a:stretch>
+                      </pic:blipFill>
+                      <pic:spPr bwMode="auto">
+                        <a:xfrm>
+                          <a:off x="0" y="0"/>
+                          <a:ext cx="561340" cy="586740"/>
+                        </a:xfrm>
+                        <a:prstGeom prst="rect">
+                          <a:avLst/>
+                        </a:prstGeom>
+                        <a:noFill/>
+                      </pic:spPr>
+                    </pic:pic>
+                  </a:graphicData>
+                </a:graphic>
+              </wp:inline>
+            </w:drawing>
+          </w:r>
+        </w:p>
+      </w:tc>
+    </w:tr>
+    <w:tr>
+      <w:trPr/>
+      <w:tc>
+        <w:tcPr>
+          <w:cnfStyle w:val="001000000000" w:firstRow="0" w:lastRow="0" w:firstColumn="1" w:lastColumn="0" w:oddVBand="0" w:evenVBand="0" w:oddHBand="0" w:evenHBand="0" w:firstRowFirstColumn="0" w:firstRowLastColumn="0" w:lastRowFirstColumn="0" w:lastRowLastColumn="0"/>
+          <w:tcW w:w="2399" w:type="dxa"/>
+          <w:vMerge w:val="continue"/>
+          <w:tcBorders>
+            <w:top w:val="nil"/>
+            <w:start w:val="nil"/>
+            <w:bottom w:val="nil"/>
+            <w:end w:val="nil"/>
+          </w:tcBorders>
+          <w:shd w:color="auto" w:fill="CCCCCC" w:val="clear"/>
+        </w:tcPr>
+        <w:p>
+          <w:pPr>
+            <w:pStyle w:val="Normal"/>
+            <w:widowControl w:val="false"/>
+            <w:suppressAutoHyphens w:val="true"/>
+            <w:spacing w:before="0" w:after="0"/>
+            <w:ind w:end="349"/>
+            <w:jc w:val="center"/>
+            <w:rPr>
+              <w:rFonts w:ascii="Century Gothic" w:hAnsi="Century Gothic" w:eastAsia="Arial" w:cs="Arial"/>
               <w:sz w:val="16"/>
               <w:szCs w:val="16"/>
               <w:lang w:eastAsia="es-ES"/>
             </w:rPr>
+          </w:pPr>
+          <w:r>
+            <w:rPr>
+              <w:rFonts w:eastAsia="Arial" w:cs="Arial" w:ascii="Century Gothic" w:hAnsi="Century Gothic"/>
+              <w:b/>
+              <w:bCs/>
+              <w:sz w:val="16"/>
+              <w:szCs w:val="16"/>
+              <w:lang w:eastAsia="es-ES"/>
+            </w:rPr>
+          </w:r>
+        </w:p>
+      </w:tc>
+      <w:tc>
+        <w:tcPr>
+          <w:tcW w:w="4826" w:type="dxa"/>
+          <w:tcBorders>
+            <w:top w:val="nil"/>
+            <w:start w:val="nil"/>
+            <w:bottom w:val="nil"/>
+            <w:end w:val="nil"/>
+          </w:tcBorders>
+          <w:shd w:color="auto" w:fill="FFFFFF" w:themeFill="background1" w:val="clear"/>
+        </w:tcPr>
+        <w:p>
+          <w:pPr>
+            <w:pStyle w:val="Normal"/>
+            <w:widowControl w:val="false"/>
+            <w:suppressAutoHyphens w:val="true"/>
+            <w:spacing w:before="0" w:after="0"/>
+            <w:ind w:end="349"/>
+            <w:jc w:val="center"/>
+            <w:cnfStyle w:val="000000000000" w:firstRow="0" w:lastRow="0" w:firstColumn="0" w:lastColumn="0" w:oddVBand="0" w:evenVBand="0" w:oddHBand="0" w:evenHBand="0" w:firstRowFirstColumn="0" w:firstRowLastColumn="0" w:lastRowFirstColumn="0" w:lastRowLastColumn="0"/>
+            <w:rPr>
+              <w:rFonts w:ascii="Maven Pro" w:hAnsi="Maven Pro" w:eastAsia="Arial"/>
+              <w:sz w:val="15"/>
+              <w:szCs w:val="15"/>
+              <w:lang w:eastAsia="es-ES"/>
+            </w:rPr>
+          </w:pPr>
+          <w:r>
+            <w:rPr>
+              <w:rFonts w:eastAsia="Arial" w:cs="Calibri" w:ascii="Maven Pro" w:hAnsi="Maven Pro"/>
+              <w:kern w:val="0"/>
+              <w:sz w:val="15"/>
+              <w:szCs w:val="15"/>
+              <w:lang w:val="es-CO" w:eastAsia="es-ES" w:bidi="ar-SA"/>
+            </w:rPr>
+            <w:t>www.cabuyaro-meta.gov.co</w:t>
+          </w:r>
+        </w:p>
+      </w:tc>
+      <w:tc>
+        <w:tcPr>
+          <w:tcW w:w="2268" w:type="dxa"/>
+          <w:vMerge w:val="continue"/>
+          <w:tcBorders>
+            <w:top w:val="nil"/>
+            <w:start w:val="nil"/>
+            <w:bottom w:val="nil"/>
+            <w:end w:val="nil"/>
+          </w:tcBorders>
+          <w:shd w:color="auto" w:fill="CCCCCC" w:val="clear"/>
+        </w:tcPr>
+        <w:p>
+          <w:pPr>
+            <w:pStyle w:val="Normal"/>
+            <w:widowControl w:val="false"/>
+            <w:suppressAutoHyphens w:val="true"/>
+            <w:spacing w:before="0" w:after="0"/>
+            <w:ind w:end="349"/>
+            <w:jc w:val="center"/>
+            <w:cnfStyle w:val="000000000000" w:firstRow="0" w:lastRow="0" w:firstColumn="0" w:lastColumn="0" w:oddVBand="0" w:evenVBand="0" w:oddHBand="0" w:evenHBand="0" w:firstRowFirstColumn="0" w:firstRowLastColumn="0" w:lastRowFirstColumn="0" w:lastRowLastColumn="0"/>
+            <w:rPr>
+              <w:rFonts w:ascii="Maven Pro" w:hAnsi="Maven Pro" w:eastAsia="Arial" w:cs="Arial"/>
+              <w:sz w:val="16"/>
+              <w:szCs w:val="16"/>
+              <w:lang w:eastAsia="es-ES"/>
+            </w:rPr>
+          </w:pPr>
+          <w:r>
+            <w:rPr>
+              <w:rFonts w:eastAsia="Arial" w:cs="Arial" w:ascii="Maven Pro" w:hAnsi="Maven Pro"/>
+              <w:sz w:val="16"/>
+              <w:szCs w:val="16"/>
+              <w:lang w:eastAsia="es-ES"/>
+            </w:rPr>
+          </w:r>
+        </w:p>
+      </w:tc>
+    </w:tr>
+    <w:tr>
+      <w:trPr/>
+      <w:tc>
+        <w:tcPr>
+          <w:cnfStyle w:val="001000000000" w:firstRow="0" w:lastRow="0" w:firstColumn="1" w:lastColumn="0" w:oddVBand="0" w:evenVBand="0" w:oddHBand="0" w:evenHBand="0" w:firstRowFirstColumn="0" w:firstRowLastColumn="0" w:lastRowFirstColumn="0" w:lastRowLastColumn="0"/>
+          <w:tcW w:w="2399" w:type="dxa"/>
+          <w:vMerge w:val="continue"/>
+          <w:tcBorders>
+            <w:top w:val="nil"/>
+            <w:start w:val="nil"/>
+            <w:bottom w:val="nil"/>
+            <w:end w:val="nil"/>
+          </w:tcBorders>
+        </w:tcPr>
+        <w:p>
+          <w:pPr>
+            <w:pStyle w:val="Normal"/>
+            <w:widowControl w:val="false"/>
+            <w:suppressAutoHyphens w:val="true"/>
+            <w:spacing w:before="0" w:after="0"/>
+            <w:ind w:end="349"/>
+            <w:jc w:val="center"/>
+            <w:rPr>
+              <w:rFonts w:ascii="Century Gothic" w:hAnsi="Century Gothic" w:eastAsia="Arial" w:cs="Arial"/>
+              <w:sz w:val="16"/>
+              <w:szCs w:val="16"/>
+              <w:lang w:eastAsia="es-ES"/>
+            </w:rPr>
+          </w:pPr>
+          <w:r>
+            <w:rPr>
+              <w:rFonts w:eastAsia="Arial" w:cs="Arial" w:ascii="Century Gothic" w:hAnsi="Century Gothic"/>
+              <w:b/>
+              <w:bCs/>
+              <w:sz w:val="16"/>
+              <w:szCs w:val="16"/>
+              <w:lang w:eastAsia="es-ES"/>
+            </w:rPr>
+          </w:r>
+        </w:p>
+      </w:tc>
+      <w:tc>
+        <w:tcPr>
+          <w:tcW w:w="4826" w:type="dxa"/>
+          <w:tcBorders>
+            <w:top w:val="nil"/>
+            <w:start w:val="nil"/>
+            <w:bottom w:val="nil"/>
+            <w:end w:val="nil"/>
+          </w:tcBorders>
+        </w:tcPr>
+        <w:p>
+          <w:pPr>
+            <w:pStyle w:val="Normal"/>
+            <w:widowControl w:val="false"/>
+            <w:suppressAutoHyphens w:val="true"/>
+            <w:spacing w:before="0" w:after="0"/>
+            <w:ind w:end="349"/>
+            <w:jc w:val="center"/>
+            <w:cnfStyle w:val="000000000000" w:firstRow="0" w:lastRow="0" w:firstColumn="0" w:lastColumn="0" w:oddVBand="0" w:evenVBand="0" w:oddHBand="0" w:evenHBand="0" w:firstRowFirstColumn="0" w:firstRowLastColumn="0" w:lastRowFirstColumn="0" w:lastRowLastColumn="0"/>
+            <w:rPr>
+              <w:rFonts w:ascii="Maven Pro" w:hAnsi="Maven Pro" w:eastAsia="Arial"/>
+              <w:sz w:val="15"/>
+              <w:szCs w:val="15"/>
+              <w:lang w:eastAsia="es-ES"/>
+            </w:rPr>
+          </w:pPr>
+          <w:r>
+            <w:rPr>
+              <w:rFonts w:eastAsia="Arial" w:cs="Calibri" w:ascii="Maven Pro" w:hAnsi="Maven Pro"/>
+              <w:kern w:val="0"/>
+              <w:sz w:val="15"/>
+              <w:szCs w:val="15"/>
+              <w:lang w:val="es-CO" w:eastAsia="es-ES" w:bidi="ar-SA"/>
+            </w:rPr>
+            <w:t>Contactenos@cabuyaro-meta.gov.co</w:t>
+          </w:r>
+        </w:p>
+      </w:tc>
+      <w:tc>
+        <w:tcPr>
+          <w:tcW w:w="2268" w:type="dxa"/>
+          <w:vMerge w:val="continue"/>
+          <w:tcBorders>
+            <w:top w:val="nil"/>
+            <w:start w:val="nil"/>
+            <w:bottom w:val="nil"/>
+            <w:end w:val="nil"/>
+          </w:tcBorders>
+        </w:tcPr>
+        <w:p>
+          <w:pPr>
+            <w:pStyle w:val="Normal"/>
+            <w:widowControl w:val="false"/>
+            <w:suppressAutoHyphens w:val="true"/>
+            <w:spacing w:before="0" w:after="0"/>
+            <w:ind w:end="349"/>
+            <w:jc w:val="center"/>
+            <w:cnfStyle w:val="000000000000" w:firstRow="0" w:lastRow="0" w:firstColumn="0" w:lastColumn="0" w:oddVBand="0" w:evenVBand="0" w:oddHBand="0" w:evenHBand="0" w:firstRowFirstColumn="0" w:firstRowLastColumn="0" w:lastRowFirstColumn="0" w:lastRowLastColumn="0"/>
+            <w:rPr>
+              <w:rFonts w:ascii="Maven Pro" w:hAnsi="Maven Pro" w:eastAsia="Arial" w:cs="Arial"/>
+              <w:sz w:val="16"/>
+              <w:szCs w:val="16"/>
+              <w:lang w:eastAsia="es-ES"/>
+            </w:rPr>
+          </w:pPr>
+          <w:r>
+            <w:rPr>
+              <w:rFonts w:eastAsia="Arial" w:cs="Arial" w:ascii="Maven Pro" w:hAnsi="Maven Pro"/>
+              <w:sz w:val="16"/>
+              <w:szCs w:val="16"/>
+              <w:lang w:eastAsia="es-ES"/>
+            </w:rPr>
+          </w:r>
+        </w:p>
+      </w:tc>
+    </w:tr>
+  </w:tbl>
+  <w:p>
+    <w:pPr>
+      <w:pStyle w:val="Normal"/>
+      <w:jc w:val="center"/>
+      <w:rPr>
+        <w:rFonts w:ascii="Arial" w:hAnsi="Arial" w:cs="Arial"/>
+        <w:sz w:val="16"/>
+        <w:szCs w:val="16"/>
+      </w:rPr>
+    </w:pPr>
+    <w:r>
+      <w:rPr>
+        <w:rFonts w:cs="Arial" w:ascii="Arial" w:hAnsi="Arial"/>
+        <w:sz w:val="16"/>
+        <w:szCs w:val="16"/>
+      </w:rPr>
+    </w:r>
+  </w:p>
+</w:ftr>
+</file>
+
+<file path=word/footer3.xml><?xml version="1.0" encoding="utf-8"?>
+<w:ftr xmlns:o="urn:schemas-microsoft-com:office:office" xmlns:r="http://schemas.openxmlformats.org/officeDocument/2006/relationships" xmlns:v="urn:schemas-microsoft-com:vml" xmlns:w="http://schemas.openxmlformats.org/wordprocessingml/2006/main" xmlns:w10="urn:schemas-microsoft-com:office:word" xmlns:wp="http://schemas.openxmlformats.org/drawingml/2006/wordprocessingDrawing" xmlns:pic="http://schemas.openxmlformats.org/drawingml/2006/picture" xmlns:wps="http://schemas.microsoft.com/office/word/2010/wordprocessingShape" xmlns:wpg="http://schemas.microsoft.com/office/word/2010/wordprocessingGroup" xmlns:mc="http://schemas.openxmlformats.org/markup-compatibility/2006" xmlns:wp14="http://schemas.microsoft.com/office/word/2010/wordprocessingDrawing" xmlns:w14="http://schemas.microsoft.com/office/word/2010/wordml" xmlns:w15="http://schemas.microsoft.com/office/word/2012/wordml" mc:Ignorable="w14 wp14 w15">
+  <w:p>
+    <w:pPr>
+      <w:pStyle w:val="Normal"/>
+      <w:jc w:val="center"/>
+      <w:rPr>
+        <w:rFonts w:ascii="Arial" w:hAnsi="Arial" w:cs="Arial"/>
+        <w:color w:val="222222"/>
+        <w:sz w:val="16"/>
+        <w:szCs w:val="16"/>
+        <w:shd w:fill="FFFFFF" w:val="clear"/>
+      </w:rPr>
+    </w:pPr>
+    <w:r>
+      <w:rPr>
+        <w:rFonts w:cs="Arial" w:ascii="Arial" w:hAnsi="Arial"/>
+        <w:color w:val="222222"/>
+        <w:sz w:val="16"/>
+        <w:szCs w:val="16"/>
+        <w:shd w:fill="FFFFFF" w:val="clear"/>
+      </w:rPr>
+    </w:r>
+  </w:p>
+  <w:tbl>
+    <w:tblPr>
+      <w:tblStyle w:val="Tabladelista41"/>
+      <w:tblW w:w="9493" w:type="dxa"/>
+      <w:jc w:val="start"/>
+      <w:tblInd w:w="-10" w:type="dxa"/>
+      <w:tblLayout w:type="fixed"/>
+      <w:tblCellMar>
+        <w:top w:w="55" w:type="dxa"/>
+        <w:start w:w="108" w:type="dxa"/>
+        <w:bottom w:w="55" w:type="dxa"/>
+        <w:end w:w="108" w:type="dxa"/>
+      </w:tblCellMar>
+      <w:tblLook w:firstRow="1" w:noVBand="1" w:lastRow="0" w:firstColumn="1" w:lastColumn="0" w:noHBand="0" w:val="04a0"/>
+    </w:tblPr>
+    <w:tblGrid>
+      <w:gridCol w:w="2399"/>
+      <w:gridCol w:w="4826"/>
+      <w:gridCol w:w="2268"/>
+    </w:tblGrid>
+    <w:tr>
+      <w:trPr>
+        <w:cnfStyle w:val="100000000000" w:firstRow="1" w:lastRow="0" w:firstColumn="0" w:lastColumn="0" w:oddVBand="0" w:evenVBand="0" w:oddHBand="0" w:evenHBand="0" w:firstRowFirstColumn="0" w:firstRowLastColumn="0" w:lastRowFirstColumn="0" w:lastRowLastColumn="0"/>
+      </w:trPr>
+      <w:tc>
+        <w:tcPr>
+          <w:cnfStyle w:val="001000000000" w:firstRow="0" w:lastRow="0" w:firstColumn="1" w:lastColumn="0" w:oddVBand="0" w:evenVBand="0" w:oddHBand="0" w:evenHBand="0" w:firstRowFirstColumn="0" w:firstRowLastColumn="0" w:lastRowFirstColumn="0" w:lastRowLastColumn="0"/>
+          <w:tcW w:w="2399" w:type="dxa"/>
+          <w:vMerge w:val="restart"/>
+          <w:tcBorders>
+            <w:bottom w:val="nil"/>
+            <w:end w:val="nil"/>
+          </w:tcBorders>
+          <w:shd w:color="auto" w:fill="FFFFFF" w:themeFill="background1" w:val="clear"/>
+          <w:vAlign w:val="center"/>
+        </w:tcPr>
+        <w:p>
+          <w:pPr>
+            <w:pStyle w:val="Normal"/>
+            <w:widowControl w:val="false"/>
+            <w:suppressAutoHyphens w:val="true"/>
+            <w:spacing w:before="0" w:after="0"/>
+            <w:ind w:end="349"/>
+            <w:jc w:val="center"/>
+            <w:rPr>
+              <w:rFonts w:ascii="Century Gothic" w:hAnsi="Century Gothic" w:eastAsia="Arial" w:cs="Arial"/>
+              <w:sz w:val="16"/>
+              <w:szCs w:val="16"/>
+              <w:lang w:eastAsia="es-ES"/>
+            </w:rPr>
+          </w:pPr>
+          <w:r>
+            <w:rPr>
+              <w:rFonts w:eastAsia="Times New Roman" w:cs="Times New Roman" w:ascii="Century Gothic" w:hAnsi="Century Gothic"/>
+              <w:b/>
+              <w:bCs/>
+              <w:color w:val="FFFFFF"/>
+              <w:kern w:val="0"/>
+              <w:sz w:val="16"/>
+              <w:szCs w:val="16"/>
+              <w:lang w:val="es-CO" w:eastAsia="es-ES" w:bidi="ar-SA"/>
+            </w:rPr>
+            <w:t xml:space="preserve">      </w:t>
+          </w:r>
+          <w:r>
+            <w:rPr>
+              <w:b/>
+              <w:bCs/>
+            </w:rPr>
+            <w:drawing>
+              <wp:inline distT="0" distB="0" distL="0" distR="0">
+                <wp:extent cx="937260" cy="435610"/>
+                <wp:effectExtent l="0" t="0" r="0" b="0"/>
+                <wp:docPr id="6" name="Imagen 1"/>
+                <wp:cNvGraphicFramePr>
+                  <a:graphicFrameLocks xmlns:a="http://schemas.openxmlformats.org/drawingml/2006/main" noChangeAspect="1"/>
+                </wp:cNvGraphicFramePr>
+                <a:graphic xmlns:a="http://schemas.openxmlformats.org/drawingml/2006/main">
+                  <a:graphicData uri="http://schemas.openxmlformats.org/drawingml/2006/picture">
+                    <pic:pic xmlns:pic="http://schemas.openxmlformats.org/drawingml/2006/picture">
+                      <pic:nvPicPr>
+                        <pic:cNvPr id="6" name="Imagen 1"/>
+                        <pic:cNvPicPr>
+                          <a:picLocks noChangeAspect="1" noChangeArrowheads="1"/>
+                        </pic:cNvPicPr>
+                      </pic:nvPicPr>
+                      <pic:blipFill>
+                        <a:blip r:embed="rId1"/>
+                        <a:stretch>
+                          <a:fillRect/>
+                        </a:stretch>
+                      </pic:blipFill>
+                      <pic:spPr bwMode="auto">
+                        <a:xfrm>
+                          <a:off x="0" y="0"/>
+                          <a:ext cx="937260" cy="435610"/>
+                        </a:xfrm>
+                        <a:prstGeom prst="rect">
+                          <a:avLst/>
+                        </a:prstGeom>
+                        <a:noFill/>
+                      </pic:spPr>
+                    </pic:pic>
+                  </a:graphicData>
+                </a:graphic>
+              </wp:inline>
+            </w:drawing>
+          </w:r>
+        </w:p>
+      </w:tc>
+      <w:tc>
+        <w:tcPr>
+          <w:tcW w:w="4826" w:type="dxa"/>
+          <w:tcBorders>
+            <w:start w:val="nil"/>
+            <w:end w:val="nil"/>
+          </w:tcBorders>
+          <w:shd w:color="auto" w:fill="FFFFFF" w:themeFill="background1" w:val="clear"/>
+        </w:tcPr>
+        <w:p>
+          <w:pPr>
+            <w:pStyle w:val="Normal"/>
+            <w:widowControl/>
+            <w:shd w:val="clear" w:color="auto" w:fill="FFFFFF"/>
+            <w:suppressAutoHyphens w:val="true"/>
+            <w:spacing w:before="0" w:after="0"/>
+            <w:jc w:val="center"/>
+            <w:cnfStyle w:val="100000000000" w:firstRow="1" w:lastRow="0" w:firstColumn="0" w:lastColumn="0" w:oddVBand="0" w:evenVBand="0" w:oddHBand="0" w:evenHBand="0" w:firstRowFirstColumn="0" w:firstRowLastColumn="0" w:lastRowFirstColumn="0" w:lastRowLastColumn="0"/>
+            <w:rPr>
+              <w:rFonts w:ascii="Maven Pro" w:hAnsi="Maven Pro"/>
+              <w:sz w:val="15"/>
+              <w:szCs w:val="15"/>
+            </w:rPr>
+          </w:pPr>
+          <w:r>
+            <w:rPr>
+              <w:rFonts w:eastAsia="Times New Roman" w:cs="Calibri" w:ascii="Maven Pro" w:hAnsi="Maven Pro"/>
+              <w:b/>
+              <w:bCs/>
+              <w:color w:val="FFFFFF"/>
+              <w:kern w:val="0"/>
+              <w:sz w:val="15"/>
+              <w:szCs w:val="15"/>
+              <w:lang w:val="es-CO" w:eastAsia="es-CO" w:bidi="ar-SA"/>
+            </w:rPr>
+            <w:t xml:space="preserve">Alcaldía Municipal de Cabuyaro, Meta </w:t>
+          </w:r>
+        </w:p>
+        <w:p>
+          <w:pPr>
+            <w:pStyle w:val="Normal"/>
+            <w:widowControl/>
+            <w:shd w:val="clear" w:color="auto" w:fill="FFFFFF"/>
+            <w:suppressAutoHyphens w:val="true"/>
+            <w:spacing w:before="0" w:after="0"/>
+            <w:jc w:val="center"/>
+            <w:cnfStyle w:val="100000000000" w:firstRow="1" w:lastRow="0" w:firstColumn="0" w:lastColumn="0" w:oddVBand="0" w:evenVBand="0" w:oddHBand="0" w:evenHBand="0" w:firstRowFirstColumn="0" w:firstRowLastColumn="0" w:lastRowFirstColumn="0" w:lastRowLastColumn="0"/>
+            <w:rPr>
+              <w:rFonts w:ascii="Maven Pro" w:hAnsi="Maven Pro" w:cs="Calibri" w:cstheme="minorHAnsi"/>
+              <w:b w:val="false"/>
+              <w:bCs w:val="false"/>
+              <w:sz w:val="15"/>
+              <w:szCs w:val="15"/>
+            </w:rPr>
+          </w:pPr>
+          <w:r>
+            <w:rPr>
+              <w:rFonts w:eastAsia="Times New Roman" w:cs="Calibri" w:ascii="Maven Pro" w:hAnsi="Maven Pro"/>
+              <w:b/>
+              <w:bCs/>
+              <w:color w:val="FFFFFF"/>
+              <w:kern w:val="0"/>
+              <w:sz w:val="15"/>
+              <w:szCs w:val="15"/>
+              <w:shd w:fill="FFFFFF" w:val="clear"/>
+              <w:lang w:val="es-CO" w:eastAsia="es-ES" w:bidi="ar-SA"/>
+            </w:rPr>
+            <w:t>Ca</w:t>
+          </w:r>
+          <w:r>
+            <w:rPr>
+              <w:rFonts w:eastAsia="Times New Roman" w:cs="Calibri" w:ascii="Maven Pro" w:hAnsi="Maven Pro" w:cstheme="minorHAnsi"/>
+              <w:b/>
+              <w:bCs/>
+              <w:kern w:val="0"/>
+              <w:sz w:val="15"/>
+              <w:szCs w:val="15"/>
+              <w:lang w:val="es-CO" w:eastAsia="es-CO" w:bidi="ar-SA"/>
+            </w:rPr>
+            <w:t xml:space="preserve"> Alcaldía Municipal de Cabuyaro, Meta </w:t>
+          </w:r>
+        </w:p>
+        <w:p>
+          <w:pPr>
+            <w:pStyle w:val="Normal"/>
+            <w:widowControl/>
+            <w:shd w:val="clear" w:color="auto" w:fill="FFFFFF"/>
+            <w:suppressAutoHyphens w:val="true"/>
+            <w:spacing w:before="0" w:after="0"/>
+            <w:jc w:val="center"/>
+            <w:cnfStyle w:val="100000000000" w:firstRow="1" w:lastRow="0" w:firstColumn="0" w:lastColumn="0" w:oddVBand="0" w:evenVBand="0" w:oddHBand="0" w:evenHBand="0" w:firstRowFirstColumn="0" w:firstRowLastColumn="0" w:lastRowFirstColumn="0" w:lastRowLastColumn="0"/>
+            <w:rPr>
+              <w:rFonts w:ascii="Calibri" w:hAnsi="Calibri" w:eastAsia="Calibri" w:cs=""/>
+              <w:b/>
+              <w:bCs/>
+              <w:color w:val="000000"/>
+              <w:kern w:val="0"/>
+              <w:sz w:val="20"/>
+              <w:szCs w:val="20"/>
+              <w:lang w:val="es-CO" w:eastAsia="es-CO" w:bidi="ar-SA"/>
+            </w:rPr>
+          </w:pPr>
+          <w:r>
+            <w:rPr>
+              <w:rFonts w:eastAsia="Times New Roman" w:cs="Calibri" w:ascii="Maven Pro" w:hAnsi="Maven Pro" w:cstheme="minorHAnsi"/>
+              <w:b w:val="false"/>
+              <w:bCs w:val="false"/>
+              <w:color w:val="000000"/>
+              <w:kern w:val="0"/>
+              <w:sz w:val="15"/>
+              <w:szCs w:val="15"/>
+              <w:shd w:fill="FFFFFF" w:val="clear"/>
+              <w:lang w:val="es-CO" w:eastAsia="es-CO" w:bidi="ar-SA"/>
+            </w:rPr>
+            <w:t>Carrera 7 No. 7- 35 Barrio Centro Municipio de Cabuyaro (Meta).</w:t>
+          </w:r>
+          <w:r>
+            <w:rPr>
+              <w:rFonts w:eastAsia="Times New Roman" w:cs="Calibri" w:ascii="Maven Pro" w:hAnsi="Maven Pro"/>
+              <w:b/>
+              <w:bCs/>
+              <w:color w:val="000000"/>
+              <w:kern w:val="0"/>
+              <w:sz w:val="15"/>
+              <w:szCs w:val="15"/>
+              <w:shd w:fill="FFFFFF" w:val="clear"/>
+              <w:lang w:val="es-CO" w:eastAsia="es-ES" w:bidi="ar-SA"/>
+            </w:rPr>
+            <w:t xml:space="preserve"> </w:t>
+          </w:r>
+        </w:p>
+      </w:tc>
+      <w:tc>
+        <w:tcPr>
+          <w:tcW w:w="2268" w:type="dxa"/>
+          <w:vMerge w:val="restart"/>
+          <w:tcBorders>
+            <w:start w:val="nil"/>
+            <w:bottom w:val="nil"/>
+          </w:tcBorders>
+          <w:shd w:color="auto" w:fill="FFFFFF" w:themeFill="background1" w:val="clear"/>
+          <w:vAlign w:val="center"/>
+        </w:tcPr>
+        <w:p>
+          <w:pPr>
+            <w:pStyle w:val="Normal"/>
+            <w:widowControl w:val="false"/>
+            <w:suppressAutoHyphens w:val="true"/>
+            <w:spacing w:before="0" w:after="0"/>
+            <w:ind w:end="349"/>
+            <w:jc w:val="center"/>
+            <w:cnfStyle w:val="100000000000" w:firstRow="1" w:lastRow="0" w:firstColumn="0" w:lastColumn="0" w:oddVBand="0" w:evenVBand="0" w:oddHBand="0" w:evenHBand="0" w:firstRowFirstColumn="0" w:firstRowLastColumn="0" w:lastRowFirstColumn="0" w:lastRowLastColumn="0"/>
+            <w:rPr>
+              <w:rFonts w:ascii="Maven Pro" w:hAnsi="Maven Pro" w:eastAsia="Arial" w:cs="Arial"/>
+              <w:sz w:val="16"/>
+              <w:szCs w:val="16"/>
+              <w:lang w:eastAsia="es-ES"/>
+            </w:rPr>
+          </w:pPr>
+          <w:r>
+            <mc:AlternateContent>
+              <mc:Choice Requires="wps">
+                <w:drawing>
+                  <wp:anchor distT="0" distB="0" distL="0" distR="0" simplePos="0" relativeHeight="5" behindDoc="1" locked="0" layoutInCell="1" allowOverlap="1" wp14:anchorId="480C03AE">
+                    <wp:simplePos x="0" y="0"/>
+                    <wp:positionH relativeFrom="column">
+                      <wp:posOffset>231140</wp:posOffset>
+                    </wp:positionH>
+                    <wp:positionV relativeFrom="paragraph">
+                      <wp:posOffset>624840</wp:posOffset>
+                    </wp:positionV>
+                    <wp:extent cx="1181100" cy="251460"/>
+                    <wp:effectExtent l="0" t="0" r="0" b="0"/>
+                    <wp:wrapNone/>
+                    <wp:docPr id="7" name="Cuadro de texto 2"/>
+                    <a:graphic xmlns:a="http://schemas.openxmlformats.org/drawingml/2006/main">
+                      <a:graphicData uri="http://schemas.microsoft.com/office/word/2010/wordprocessingShape">
+                        <wps:wsp>
+                          <wps:cNvSpPr/>
+                          <wps:spPr>
+                            <a:xfrm>
+                              <a:off x="0" y="0"/>
+                              <a:ext cx="1181160" cy="251640"/>
+                            </a:xfrm>
+                            <a:prstGeom prst="rect">
+                              <a:avLst/>
+                            </a:prstGeom>
+                            <a:solidFill>
+                              <a:srgbClr val="FFFFFF"/>
+                            </a:solidFill>
+                            <a:ln w="6350">
+                              <a:noFill/>
+                            </a:ln>
+                          </wps:spPr>
+                          <wps:style>
+                            <a:lnRef idx="0"/>
+                            <a:fillRef idx="0"/>
+                            <a:effectRef idx="0"/>
+                            <a:fontRef idx="minor"/>
+                          </wps:style>
+                          <wps:txbx>
+                            <w:txbxContent>
+                              <w:p>
+                                <w:pPr>
+                                  <w:pStyle w:val="Contenidodelmarcouser"/>
+                                  <w:rPr>
+                                    <w:rFonts w:ascii="Maven Pro" w:hAnsi="Maven Pro"/>
+                                    <w:sz w:val="12"/>
+                                    <w:szCs w:val="12"/>
+                                    <w:lang w:val="es-ES"/>
+                                  </w:rPr>
+                                </w:pPr>
+                                <w:r>
+                                  <w:rPr>
+                                    <w:rFonts w:ascii="Maven Pro" w:hAnsi="Maven Pro"/>
+                                    <w:color w:val="000000"/>
+                                    <w:sz w:val="12"/>
+                                    <w:szCs w:val="12"/>
+                                    <w:lang w:val="es-ES"/>
+                                  </w:rPr>
+                                  <w:t>ENCUENTRANOS AQUÍ</w:t>
+                                </w:r>
+                              </w:p>
+                            </w:txbxContent>
+                          </wps:txbx>
+                          <wps:bodyPr anchor="t">
+                            <a:noAutofit/>
+                          </wps:bodyPr>
+                        </wps:wsp>
+                      </a:graphicData>
+                    </a:graphic>
+                  </wp:anchor>
+                </w:drawing>
+              </mc:Choice>
+              <mc:Fallback>
+                <w:pict>
+                  <v:rect id="shape_0" fillcolor="white" stroked="f" o:allowincell="t" style="position:absolute;margin-left:18.2pt;margin-top:49.2pt;width:92.95pt;height:19.75pt;mso-wrap-style:square;v-text-anchor:top" wp14:anchorId="480C03AE">
+                    <v:fill o:detectmouseclick="t" type="solid" color2="black"/>
+                    <v:stroke color="#3465a4" weight="6480" joinstyle="round" endcap="flat"/>
+                    <v:textbox>
+                      <w:txbxContent>
+                        <w:p>
+                          <w:pPr>
+                            <w:pStyle w:val="Contenidodelmarcouser"/>
+                            <w:rPr>
+                              <w:rFonts w:ascii="Maven Pro" w:hAnsi="Maven Pro"/>
+                              <w:sz w:val="12"/>
+                              <w:szCs w:val="12"/>
+                              <w:lang w:val="es-ES"/>
+                            </w:rPr>
+                          </w:pPr>
+                          <w:r>
+                            <w:rPr>
+                              <w:rFonts w:ascii="Maven Pro" w:hAnsi="Maven Pro"/>
+                              <w:color w:val="000000"/>
+                              <w:sz w:val="12"/>
+                              <w:szCs w:val="12"/>
+                              <w:lang w:val="es-ES"/>
+                            </w:rPr>
+                            <w:t>ENCUENTRANOS AQUÍ</w:t>
+                          </w:r>
+                        </w:p>
+                      </w:txbxContent>
+                    </v:textbox>
+                    <w10:wrap type="none"/>
+                  </v:rect>
+                </w:pict>
+              </mc:Fallback>
+            </mc:AlternateContent>
+          </w:r>
+          <w:r>
+            <w:rPr>
+              <w:rFonts w:eastAsia="Arial" w:cs="Arial" w:ascii="Maven Pro" w:hAnsi="Maven Pro"/>
+              <w:b/>
+              <w:bCs/>
+              <w:color w:val="FFFFFF"/>
+              <w:kern w:val="0"/>
+              <w:sz w:val="16"/>
+              <w:szCs w:val="16"/>
+              <w:lang w:val="es-CO" w:eastAsia="es-ES" w:bidi="ar-SA"/>
+            </w:rPr>
             <w:t xml:space="preserve">             </w:t>
           </w:r>
           <w:r>
             <w:rPr>
-              <w:noProof/>
+              <w:b/>
+              <w:bCs/>
             </w:rPr>
             <w:drawing>
-              <wp:inline distT="0" distB="0" distL="0" distR="0" wp14:anchorId="5246E0FE" wp14:editId="04325AFA">
+              <wp:inline distT="0" distB="0" distL="0" distR="0">
                 <wp:extent cx="561340" cy="586740"/>
                 <wp:effectExtent l="0" t="0" r="0" b="0"/>
-                <wp:docPr id="1141704888" name="Imagen3" descr="Código QR&#10;&#10;Descripción generada automáticamente"/>
+                <wp:docPr id="8" name="Imagen3" descr="Código QR&#10;&#10;Descripción generada automáticamente"/>
                 <wp:cNvGraphicFramePr>
                   <a:graphicFrameLocks xmlns:a="http://schemas.openxmlformats.org/drawingml/2006/main" noChangeAspect="1"/>
                 </wp:cNvGraphicFramePr>
@@ -1675,52 +1632,69 @@
       </w:tc>
     </w:tr>
     <w:tr>
+      <w:trPr/>
       <w:tc>
         <w:tcPr>
           <w:cnfStyle w:val="001000000000" w:firstRow="0" w:lastRow="0" w:firstColumn="1" w:lastColumn="0" w:oddVBand="0" w:evenVBand="0" w:oddHBand="0" w:evenHBand="0" w:firstRowFirstColumn="0" w:firstRowLastColumn="0" w:lastRowFirstColumn="0" w:lastRowLastColumn="0"/>
-          <w:tcW w:w="2403" w:type="dxa"/>
-          <w:vMerge/>
+          <w:tcW w:w="2399" w:type="dxa"/>
+          <w:vMerge w:val="continue"/>
           <w:tcBorders>
             <w:top w:val="nil"/>
-            <w:left w:val="nil"/>
+            <w:start w:val="nil"/>
             <w:bottom w:val="nil"/>
-            <w:right w:val="nil"/>
+            <w:end w:val="nil"/>
           </w:tcBorders>
-          <w:shd w:val="clear" w:color="auto" w:fill="CCCCCC"/>
-        </w:tcPr>
-        <w:p>
-          <w:pPr>
-            <w:widowControl w:val="0"/>
-            <w:ind w:right="349"/>
+          <w:shd w:color="auto" w:fill="CCCCCC" w:val="clear"/>
+        </w:tcPr>
+        <w:p>
+          <w:pPr>
+            <w:pStyle w:val="Normal"/>
+            <w:widowControl w:val="false"/>
+            <w:suppressAutoHyphens w:val="true"/>
+            <w:spacing w:before="0" w:after="0"/>
+            <w:ind w:end="349"/>
             <w:jc w:val="center"/>
             <w:rPr>
-              <w:rFonts w:ascii="Century Gothic" w:eastAsia="Arial" w:hAnsi="Century Gothic" w:cs="Arial"/>
+              <w:rFonts w:ascii="Century Gothic" w:hAnsi="Century Gothic" w:eastAsia="Arial" w:cs="Arial"/>
               <w:sz w:val="16"/>
               <w:szCs w:val="16"/>
               <w:lang w:eastAsia="es-ES"/>
             </w:rPr>
           </w:pPr>
-        </w:p>
-      </w:tc>
-      <w:tc>
-        <w:tcPr>
-          <w:tcW w:w="4822" w:type="dxa"/>
+          <w:r>
+            <w:rPr>
+              <w:rFonts w:eastAsia="Arial" w:cs="Arial" w:ascii="Century Gothic" w:hAnsi="Century Gothic"/>
+              <w:b/>
+              <w:bCs/>
+              <w:sz w:val="16"/>
+              <w:szCs w:val="16"/>
+              <w:lang w:eastAsia="es-ES"/>
+            </w:rPr>
+          </w:r>
+        </w:p>
+      </w:tc>
+      <w:tc>
+        <w:tcPr>
+          <w:tcW w:w="4826" w:type="dxa"/>
           <w:tcBorders>
             <w:top w:val="nil"/>
-            <w:left w:val="nil"/>
+            <w:start w:val="nil"/>
             <w:bottom w:val="nil"/>
-            <w:right w:val="nil"/>
+            <w:end w:val="nil"/>
           </w:tcBorders>
-          <w:shd w:val="clear" w:color="auto" w:fill="CCCCCC"/>
-        </w:tcPr>
-        <w:p>
-          <w:pPr>
-            <w:widowControl w:val="0"/>
-            <w:ind w:right="349"/>
+          <w:shd w:color="auto" w:fill="FFFFFF" w:themeFill="background1" w:val="clear"/>
+        </w:tcPr>
+        <w:p>
+          <w:pPr>
+            <w:pStyle w:val="Normal"/>
+            <w:widowControl w:val="false"/>
+            <w:suppressAutoHyphens w:val="true"/>
+            <w:spacing w:before="0" w:after="0"/>
+            <w:ind w:end="349"/>
             <w:jc w:val="center"/>
             <w:cnfStyle w:val="000000000000" w:firstRow="0" w:lastRow="0" w:firstColumn="0" w:lastColumn="0" w:oddVBand="0" w:evenVBand="0" w:oddHBand="0" w:evenHBand="0" w:firstRowFirstColumn="0" w:firstRowLastColumn="0" w:lastRowFirstColumn="0" w:lastRowLastColumn="0"/>
             <w:rPr>
-              <w:rFonts w:ascii="Maven Pro" w:eastAsia="Arial" w:hAnsi="Maven Pro"/>
+              <w:rFonts w:ascii="Maven Pro" w:hAnsi="Maven Pro" w:eastAsia="Arial"/>
               <w:sz w:val="15"/>
               <w:szCs w:val="15"/>
               <w:lang w:eastAsia="es-ES"/>
@@ -1728,134 +1702,176 @@
           </w:pPr>
           <w:r>
             <w:rPr>
-              <w:rFonts w:ascii="Maven Pro" w:eastAsia="Arial" w:hAnsi="Maven Pro" w:cs="Calibri"/>
+              <w:rFonts w:eastAsia="Arial" w:cs="Calibri" w:ascii="Maven Pro" w:hAnsi="Maven Pro"/>
+              <w:kern w:val="0"/>
+              <w:sz w:val="15"/>
+              <w:szCs w:val="15"/>
+              <w:lang w:val="es-CO" w:eastAsia="es-ES" w:bidi="ar-SA"/>
+            </w:rPr>
+            <w:t>www.cabuyaro-meta.gov.co</w:t>
+          </w:r>
+        </w:p>
+      </w:tc>
+      <w:tc>
+        <w:tcPr>
+          <w:tcW w:w="2268" w:type="dxa"/>
+          <w:vMerge w:val="continue"/>
+          <w:tcBorders>
+            <w:top w:val="nil"/>
+            <w:start w:val="nil"/>
+            <w:bottom w:val="nil"/>
+            <w:end w:val="nil"/>
+          </w:tcBorders>
+          <w:shd w:color="auto" w:fill="CCCCCC" w:val="clear"/>
+        </w:tcPr>
+        <w:p>
+          <w:pPr>
+            <w:pStyle w:val="Normal"/>
+            <w:widowControl w:val="false"/>
+            <w:suppressAutoHyphens w:val="true"/>
+            <w:spacing w:before="0" w:after="0"/>
+            <w:ind w:end="349"/>
+            <w:jc w:val="center"/>
+            <w:cnfStyle w:val="000000000000" w:firstRow="0" w:lastRow="0" w:firstColumn="0" w:lastColumn="0" w:oddVBand="0" w:evenVBand="0" w:oddHBand="0" w:evenHBand="0" w:firstRowFirstColumn="0" w:firstRowLastColumn="0" w:lastRowFirstColumn="0" w:lastRowLastColumn="0"/>
+            <w:rPr>
+              <w:rFonts w:ascii="Maven Pro" w:hAnsi="Maven Pro" w:eastAsia="Arial" w:cs="Arial"/>
+              <w:sz w:val="16"/>
+              <w:szCs w:val="16"/>
+              <w:lang w:eastAsia="es-ES"/>
+            </w:rPr>
+          </w:pPr>
+          <w:r>
+            <w:rPr>
+              <w:rFonts w:eastAsia="Arial" w:cs="Arial" w:ascii="Maven Pro" w:hAnsi="Maven Pro"/>
+              <w:sz w:val="16"/>
+              <w:szCs w:val="16"/>
+              <w:lang w:eastAsia="es-ES"/>
+            </w:rPr>
+          </w:r>
+        </w:p>
+      </w:tc>
+    </w:tr>
+    <w:tr>
+      <w:trPr/>
+      <w:tc>
+        <w:tcPr>
+          <w:cnfStyle w:val="001000000000" w:firstRow="0" w:lastRow="0" w:firstColumn="1" w:lastColumn="0" w:oddVBand="0" w:evenVBand="0" w:oddHBand="0" w:evenHBand="0" w:firstRowFirstColumn="0" w:firstRowLastColumn="0" w:lastRowFirstColumn="0" w:lastRowLastColumn="0"/>
+          <w:tcW w:w="2399" w:type="dxa"/>
+          <w:vMerge w:val="continue"/>
+          <w:tcBorders>
+            <w:top w:val="nil"/>
+            <w:start w:val="nil"/>
+            <w:bottom w:val="nil"/>
+            <w:end w:val="nil"/>
+          </w:tcBorders>
+        </w:tcPr>
+        <w:p>
+          <w:pPr>
+            <w:pStyle w:val="Normal"/>
+            <w:widowControl w:val="false"/>
+            <w:suppressAutoHyphens w:val="true"/>
+            <w:spacing w:before="0" w:after="0"/>
+            <w:ind w:end="349"/>
+            <w:jc w:val="center"/>
+            <w:rPr>
+              <w:rFonts w:ascii="Century Gothic" w:hAnsi="Century Gothic" w:eastAsia="Arial" w:cs="Arial"/>
+              <w:sz w:val="16"/>
+              <w:szCs w:val="16"/>
+              <w:lang w:eastAsia="es-ES"/>
+            </w:rPr>
+          </w:pPr>
+          <w:r>
+            <w:rPr>
+              <w:rFonts w:eastAsia="Arial" w:cs="Arial" w:ascii="Century Gothic" w:hAnsi="Century Gothic"/>
+              <w:b/>
+              <w:bCs/>
+              <w:sz w:val="16"/>
+              <w:szCs w:val="16"/>
+              <w:lang w:eastAsia="es-ES"/>
+            </w:rPr>
+          </w:r>
+        </w:p>
+      </w:tc>
+      <w:tc>
+        <w:tcPr>
+          <w:tcW w:w="4826" w:type="dxa"/>
+          <w:tcBorders>
+            <w:top w:val="nil"/>
+            <w:start w:val="nil"/>
+            <w:bottom w:val="nil"/>
+            <w:end w:val="nil"/>
+          </w:tcBorders>
+        </w:tcPr>
+        <w:p>
+          <w:pPr>
+            <w:pStyle w:val="Normal"/>
+            <w:widowControl w:val="false"/>
+            <w:suppressAutoHyphens w:val="true"/>
+            <w:spacing w:before="0" w:after="0"/>
+            <w:ind w:end="349"/>
+            <w:jc w:val="center"/>
+            <w:cnfStyle w:val="000000000000" w:firstRow="0" w:lastRow="0" w:firstColumn="0" w:lastColumn="0" w:oddVBand="0" w:evenVBand="0" w:oddHBand="0" w:evenHBand="0" w:firstRowFirstColumn="0" w:firstRowLastColumn="0" w:lastRowFirstColumn="0" w:lastRowLastColumn="0"/>
+            <w:rPr>
+              <w:rFonts w:ascii="Maven Pro" w:hAnsi="Maven Pro" w:eastAsia="Arial"/>
               <w:sz w:val="15"/>
               <w:szCs w:val="15"/>
               <w:lang w:eastAsia="es-ES"/>
             </w:rPr>
-            <w:t>www.cabuyaro-meta.gov.co</w:t>
+          </w:pPr>
+          <w:r>
+            <w:rPr>
+              <w:rFonts w:eastAsia="Arial" w:cs="Calibri" w:ascii="Maven Pro" w:hAnsi="Maven Pro"/>
+              <w:kern w:val="0"/>
+              <w:sz w:val="15"/>
+              <w:szCs w:val="15"/>
+              <w:lang w:val="es-CO" w:eastAsia="es-ES" w:bidi="ar-SA"/>
+            </w:rPr>
+            <w:t>Contactenos@cabuyaro-meta.gov.co</w:t>
           </w:r>
         </w:p>
       </w:tc>
       <w:tc>
         <w:tcPr>
           <w:tcW w:w="2268" w:type="dxa"/>
-          <w:vMerge/>
+          <w:vMerge w:val="continue"/>
           <w:tcBorders>
             <w:top w:val="nil"/>
-            <w:left w:val="nil"/>
+            <w:start w:val="nil"/>
             <w:bottom w:val="nil"/>
-            <w:right w:val="nil"/>
+            <w:end w:val="nil"/>
           </w:tcBorders>
-          <w:shd w:val="clear" w:color="auto" w:fill="CCCCCC"/>
-        </w:tcPr>
-        <w:p>
-          <w:pPr>
-            <w:widowControl w:val="0"/>
-            <w:ind w:right="349"/>
+        </w:tcPr>
+        <w:p>
+          <w:pPr>
+            <w:pStyle w:val="Normal"/>
+            <w:widowControl w:val="false"/>
+            <w:suppressAutoHyphens w:val="true"/>
+            <w:spacing w:before="0" w:after="0"/>
+            <w:ind w:end="349"/>
             <w:jc w:val="center"/>
             <w:cnfStyle w:val="000000000000" w:firstRow="0" w:lastRow="0" w:firstColumn="0" w:lastColumn="0" w:oddVBand="0" w:evenVBand="0" w:oddHBand="0" w:evenHBand="0" w:firstRowFirstColumn="0" w:firstRowLastColumn="0" w:lastRowFirstColumn="0" w:lastRowLastColumn="0"/>
             <w:rPr>
-              <w:rFonts w:ascii="Maven Pro" w:eastAsia="Arial" w:hAnsi="Maven Pro" w:cs="Arial"/>
+              <w:rFonts w:ascii="Maven Pro" w:hAnsi="Maven Pro" w:eastAsia="Arial" w:cs="Arial"/>
               <w:sz w:val="16"/>
               <w:szCs w:val="16"/>
               <w:lang w:eastAsia="es-ES"/>
             </w:rPr>
           </w:pPr>
-        </w:p>
-      </w:tc>
-    </w:tr>
-    <w:tr>
-      <w:tc>
-        <w:tcPr>
-          <w:cnfStyle w:val="001000000000" w:firstRow="0" w:lastRow="0" w:firstColumn="1" w:lastColumn="0" w:oddVBand="0" w:evenVBand="0" w:oddHBand="0" w:evenHBand="0" w:firstRowFirstColumn="0" w:firstRowLastColumn="0" w:lastRowFirstColumn="0" w:lastRowLastColumn="0"/>
-          <w:tcW w:w="2403" w:type="dxa"/>
-          <w:vMerge/>
-          <w:tcBorders>
-            <w:top w:val="nil"/>
-            <w:left w:val="nil"/>
-            <w:bottom w:val="nil"/>
-            <w:right w:val="nil"/>
-          </w:tcBorders>
-        </w:tcPr>
-        <w:p>
-          <w:pPr>
-            <w:widowControl w:val="0"/>
-            <w:ind w:right="349"/>
-            <w:jc w:val="center"/>
-            <w:rPr>
-              <w:rFonts w:ascii="Century Gothic" w:eastAsia="Arial" w:hAnsi="Century Gothic" w:cs="Arial"/>
+          <w:r>
+            <w:rPr>
+              <w:rFonts w:eastAsia="Arial" w:cs="Arial" w:ascii="Maven Pro" w:hAnsi="Maven Pro"/>
               <w:sz w:val="16"/>
               <w:szCs w:val="16"/>
               <w:lang w:eastAsia="es-ES"/>
             </w:rPr>
-          </w:pPr>
-        </w:p>
-      </w:tc>
-      <w:tc>
-        <w:tcPr>
-          <w:tcW w:w="4822" w:type="dxa"/>
-          <w:tcBorders>
-            <w:top w:val="nil"/>
-            <w:left w:val="nil"/>
-            <w:bottom w:val="nil"/>
-            <w:right w:val="nil"/>
-          </w:tcBorders>
-        </w:tcPr>
-        <w:p>
-          <w:pPr>
-            <w:widowControl w:val="0"/>
-            <w:ind w:right="349"/>
-            <w:jc w:val="center"/>
-            <w:cnfStyle w:val="000000000000" w:firstRow="0" w:lastRow="0" w:firstColumn="0" w:lastColumn="0" w:oddVBand="0" w:evenVBand="0" w:oddHBand="0" w:evenHBand="0" w:firstRowFirstColumn="0" w:firstRowLastColumn="0" w:lastRowFirstColumn="0" w:lastRowLastColumn="0"/>
-            <w:rPr>
-              <w:rFonts w:ascii="Maven Pro" w:eastAsia="Arial" w:hAnsi="Maven Pro"/>
-              <w:sz w:val="15"/>
-              <w:szCs w:val="15"/>
-              <w:lang w:eastAsia="es-ES"/>
-            </w:rPr>
-          </w:pPr>
-          <w:r>
-            <w:rPr>
-              <w:rFonts w:ascii="Maven Pro" w:eastAsia="Arial" w:hAnsi="Maven Pro" w:cs="Calibri"/>
-              <w:sz w:val="15"/>
-              <w:szCs w:val="15"/>
-              <w:lang w:eastAsia="es-ES"/>
-            </w:rPr>
-            <w:t>Contactenos@cabuyaro-meta.gov.co</w:t>
-          </w:r>
-        </w:p>
-      </w:tc>
-      <w:tc>
-        <w:tcPr>
-          <w:tcW w:w="2268" w:type="dxa"/>
-          <w:vMerge/>
-          <w:tcBorders>
-            <w:top w:val="nil"/>
-            <w:left w:val="nil"/>
-            <w:bottom w:val="nil"/>
-            <w:right w:val="nil"/>
-          </w:tcBorders>
-        </w:tcPr>
-        <w:p>
-          <w:pPr>
-            <w:widowControl w:val="0"/>
-            <w:ind w:right="349"/>
-            <w:jc w:val="center"/>
-            <w:cnfStyle w:val="000000000000" w:firstRow="0" w:lastRow="0" w:firstColumn="0" w:lastColumn="0" w:oddVBand="0" w:evenVBand="0" w:oddHBand="0" w:evenHBand="0" w:firstRowFirstColumn="0" w:firstRowLastColumn="0" w:lastRowFirstColumn="0" w:lastRowLastColumn="0"/>
-            <w:rPr>
-              <w:rFonts w:ascii="Maven Pro" w:eastAsia="Arial" w:hAnsi="Maven Pro" w:cs="Arial"/>
-              <w:sz w:val="16"/>
-              <w:szCs w:val="16"/>
-              <w:lang w:eastAsia="es-ES"/>
-            </w:rPr>
-          </w:pPr>
+          </w:r>
         </w:p>
       </w:tc>
     </w:tr>
   </w:tbl>
   <w:p>
     <w:pPr>
+      <w:pStyle w:val="Normal"/>
       <w:jc w:val="center"/>
       <w:rPr>
         <w:rFonts w:ascii="Arial" w:hAnsi="Arial" w:cs="Arial"/>
@@ -1863,58 +1879,57 @@
         <w:szCs w:val="16"/>
       </w:rPr>
     </w:pPr>
+    <w:r>
+      <w:rPr>
+        <w:rFonts w:cs="Arial" w:ascii="Arial" w:hAnsi="Arial"/>
+        <w:sz w:val="16"/>
+        <w:szCs w:val="16"/>
+      </w:rPr>
+    </w:r>
   </w:p>
 </w:ftr>
 </file>
 
-<file path=word/footnotes.xml><?xml version="1.0" encoding="utf-8"?>
-<w:footnotes xmlns:wpc="http://schemas.microsoft.com/office/word/2010/wordprocessingCanvas" xmlns:cx="http://schemas.microsoft.com/office/drawing/2014/chartex" xmlns:cx1="http://schemas.microsoft.com/office/drawing/2015/9/8/chartex" xmlns:cx2="http://schemas.microsoft.com/office/drawing/2015/10/21/chartex" xmlns:cx3="http://schemas.microsoft.com/office/drawing/2016/5/9/chartex" xmlns:cx4="http://schemas.microsoft.com/office/drawing/2016/5/10/chartex" xmlns:cx5="http://schemas.microsoft.com/office/drawing/2016/5/11/chartex" xmlns:cx6="http://schemas.microsoft.com/office/drawing/2016/5/12/chartex" xmlns:cx7="http://schemas.microsoft.com/office/drawing/2016/5/13/chartex" xmlns:cx8="http://schemas.microsoft.com/office/drawing/2016/5/14/chartex" xmlns:mc="http://schemas.openxmlformats.org/markup-compatibility/2006" xmlns:aink="http://schemas.microsoft.com/office/drawing/2016/ink" xmlns:am3d="http://schemas.microsoft.com/office/drawing/2017/model3d" xmlns:o="urn:schemas-microsoft-com:office:office" xmlns:oel="http://schemas.microsoft.com/office/2019/extlst" xmlns:r="http://schemas.openxmlformats.org/officeDocument/2006/relationships" xmlns:m="http://schemas.openxmlformats.org/officeDocument/2006/math" xmlns:v="urn:schemas-microsoft-com:vml" xmlns:wp14="http://schemas.microsoft.com/office/word/2010/wordprocessingDrawing" xmlns:wp="http://schemas.openxmlformats.org/drawingml/2006/wordprocessingDrawing" xmlns:w10="urn:schemas-microsoft-com:office:word" xmlns:w="http://schemas.openxmlformats.org/wordprocessingml/2006/main" xmlns:w14="http://schemas.microsoft.com/office/word/2010/wordml" xmlns:w15="http://schemas.microsoft.com/office/word/2012/wordml" xmlns:w16cex="http://schemas.microsoft.com/office/word/2018/wordml/cex" xmlns:w16cid="http://schemas.microsoft.com/office/word/2016/wordml/cid" xmlns:w16="http://schemas.microsoft.com/office/word/2018/wordml" xmlns:w16du="http://schemas.microsoft.com/office/word/2023/wordml/word16du" xmlns:w16sdtdh="http://schemas.microsoft.com/office/word/2020/wordml/sdtdatahash" xmlns:w16sdtfl="http://schemas.microsoft.com/office/word/2024/wordml/sdtformatlock" xmlns:w16se="http://schemas.microsoft.com/office/word/2015/wordml/symex" xmlns:wpg="http://schemas.microsoft.com/office/word/2010/wordprocessingGroup" xmlns:wpi="http://schemas.microsoft.com/office/word/2010/wordprocessingInk" xmlns:wne="http://schemas.microsoft.com/office/word/2006/wordml" xmlns:wps="http://schemas.microsoft.com/office/word/2010/wordprocessingShape" mc:Ignorable="w14 w15 w16se w16cid w16 w16cex w16sdtdh w16sdtfl w16du wp14">
-  <w:footnote w:type="separator" w:id="-1">
-    <w:p>
-      <w:r>
-        <w:separator/>
-      </w:r>
-    </w:p>
-  </w:footnote>
-  <w:footnote w:type="continuationSeparator" w:id="0">
-    <w:p>
-      <w:r>
-        <w:continuationSeparator/>
-      </w:r>
-    </w:p>
-  </w:footnote>
-</w:footnotes>
-</file>
-
 <file path=word/header1.xml><?xml version="1.0" encoding="utf-8"?>
-<w:hdr xmlns:wpc="http://schemas.microsoft.com/office/word/2010/wordprocessingCanvas" xmlns:cx="http://schemas.microsoft.com/office/drawing/2014/chartex" xmlns:cx1="http://schemas.microsoft.com/office/drawing/2015/9/8/chartex" xmlns:cx2="http://schemas.microsoft.com/office/drawing/2015/10/21/chartex" xmlns:cx3="http://schemas.microsoft.com/office/drawing/2016/5/9/chartex" xmlns:cx4="http://schemas.microsoft.com/office/drawing/2016/5/10/chartex" xmlns:cx5="http://schemas.microsoft.com/office/drawing/2016/5/11/chartex" xmlns:cx6="http://schemas.microsoft.com/office/drawing/2016/5/12/chartex" xmlns:cx7="http://schemas.microsoft.com/office/drawing/2016/5/13/chartex" xmlns:cx8="http://schemas.microsoft.com/office/drawing/2016/5/14/chartex" xmlns:mc="http://schemas.openxmlformats.org/markup-compatibility/2006" xmlns:aink="http://schemas.microsoft.com/office/drawing/2016/ink" xmlns:am3d="http://schemas.microsoft.com/office/drawing/2017/model3d" xmlns:o="urn:schemas-microsoft-com:office:office" xmlns:oel="http://schemas.microsoft.com/office/2019/extlst" xmlns:r="http://schemas.openxmlformats.org/officeDocument/2006/relationships" xmlns:m="http://schemas.openxmlformats.org/officeDocument/2006/math" xmlns:v="urn:schemas-microsoft-com:vml" xmlns:wp14="http://schemas.microsoft.com/office/word/2010/wordprocessingDrawing" xmlns:wp="http://schemas.openxmlformats.org/drawingml/2006/wordprocessingDrawing" xmlns:w10="urn:schemas-microsoft-com:office:word" xmlns:w="http://schemas.openxmlformats.org/wordprocessingml/2006/main" xmlns:w14="http://schemas.microsoft.com/office/word/2010/wordml" xmlns:w15="http://schemas.microsoft.com/office/word/2012/wordml" xmlns:w16cex="http://schemas.microsoft.com/office/word/2018/wordml/cex" xmlns:w16cid="http://schemas.microsoft.com/office/word/2016/wordml/cid" xmlns:w16="http://schemas.microsoft.com/office/word/2018/wordml" xmlns:w16du="http://schemas.microsoft.com/office/word/2023/wordml/word16du" xmlns:w16sdtdh="http://schemas.microsoft.com/office/word/2020/wordml/sdtdatahash" xmlns:w16sdtfl="http://schemas.microsoft.com/office/word/2024/wordml/sdtformatlock" xmlns:w16se="http://schemas.microsoft.com/office/word/2015/wordml/symex" xmlns:wpg="http://schemas.microsoft.com/office/word/2010/wordprocessingGroup" xmlns:wpi="http://schemas.microsoft.com/office/word/2010/wordprocessingInk" xmlns:wne="http://schemas.microsoft.com/office/word/2006/wordml" xmlns:wps="http://schemas.microsoft.com/office/word/2010/wordprocessingShape" mc:Ignorable="w14 w15 w16se w16cid w16 w16cex w16sdtdh w16sdtfl w16du wp14">
+<w:hdr xmlns:o="urn:schemas-microsoft-com:office:office" xmlns:r="http://schemas.openxmlformats.org/officeDocument/2006/relationships" xmlns:v="urn:schemas-microsoft-com:vml" xmlns:w="http://schemas.openxmlformats.org/wordprocessingml/2006/main" xmlns:w10="urn:schemas-microsoft-com:office:word" xmlns:wp="http://schemas.openxmlformats.org/drawingml/2006/wordprocessingDrawing" xmlns:pic="http://schemas.openxmlformats.org/drawingml/2006/picture" xmlns:wps="http://schemas.microsoft.com/office/word/2010/wordprocessingShape" xmlns:wpg="http://schemas.microsoft.com/office/word/2010/wordprocessingGroup" xmlns:mc="http://schemas.openxmlformats.org/markup-compatibility/2006" xmlns:wp14="http://schemas.microsoft.com/office/word/2010/wordprocessingDrawing" xmlns:w14="http://schemas.microsoft.com/office/word/2010/wordml" xmlns:w15="http://schemas.microsoft.com/office/word/2012/wordml" mc:Ignorable="w14 wp14 w15">
   <w:p>
     <w:pPr>
-      <w:pStyle w:val="Encabezado"/>
+      <w:pStyle w:val="Header"/>
+      <w:rPr/>
     </w:pPr>
+    <w:r>
+      <w:rPr/>
+    </w:r>
   </w:p>
 </w:hdr>
 </file>
 
 <file path=word/header2.xml><?xml version="1.0" encoding="utf-8"?>
-<w:hdr xmlns:wpc="http://schemas.microsoft.com/office/word/2010/wordprocessingCanvas" xmlns:cx="http://schemas.microsoft.com/office/drawing/2014/chartex" xmlns:cx1="http://schemas.microsoft.com/office/drawing/2015/9/8/chartex" xmlns:cx2="http://schemas.microsoft.com/office/drawing/2015/10/21/chartex" xmlns:cx3="http://schemas.microsoft.com/office/drawing/2016/5/9/chartex" xmlns:cx4="http://schemas.microsoft.com/office/drawing/2016/5/10/chartex" xmlns:cx5="http://schemas.microsoft.com/office/drawing/2016/5/11/chartex" xmlns:cx6="http://schemas.microsoft.com/office/drawing/2016/5/12/chartex" xmlns:cx7="http://schemas.microsoft.com/office/drawing/2016/5/13/chartex" xmlns:cx8="http://schemas.microsoft.com/office/drawing/2016/5/14/chartex" xmlns:mc="http://schemas.openxmlformats.org/markup-compatibility/2006" xmlns:aink="http://schemas.microsoft.com/office/drawing/2016/ink" xmlns:am3d="http://schemas.microsoft.com/office/drawing/2017/model3d" xmlns:o="urn:schemas-microsoft-com:office:office" xmlns:oel="http://schemas.microsoft.com/office/2019/extlst" xmlns:r="http://schemas.openxmlformats.org/officeDocument/2006/relationships" xmlns:m="http://schemas.openxmlformats.org/officeDocument/2006/math" xmlns:v="urn:schemas-microsoft-com:vml" xmlns:wp14="http://schemas.microsoft.com/office/word/2010/wordprocessingDrawing" xmlns:wp="http://schemas.openxmlformats.org/drawingml/2006/wordprocessingDrawing" xmlns:w10="urn:schemas-microsoft-com:office:word" xmlns:w="http://schemas.openxmlformats.org/wordprocessingml/2006/main" xmlns:w14="http://schemas.microsoft.com/office/word/2010/wordml" xmlns:w15="http://schemas.microsoft.com/office/word/2012/wordml" xmlns:w16cex="http://schemas.microsoft.com/office/word/2018/wordml/cex" xmlns:w16cid="http://schemas.microsoft.com/office/word/2016/wordml/cid" xmlns:w16="http://schemas.microsoft.com/office/word/2018/wordml" xmlns:w16du="http://schemas.microsoft.com/office/word/2023/wordml/word16du" xmlns:w16sdtdh="http://schemas.microsoft.com/office/word/2020/wordml/sdtdatahash" xmlns:w16sdtfl="http://schemas.microsoft.com/office/word/2024/wordml/sdtformatlock" xmlns:w16se="http://schemas.microsoft.com/office/word/2015/wordml/symex" xmlns:wpg="http://schemas.microsoft.com/office/word/2010/wordprocessingGroup" xmlns:wpi="http://schemas.microsoft.com/office/word/2010/wordprocessingInk" xmlns:wne="http://schemas.microsoft.com/office/word/2006/wordml" xmlns:wps="http://schemas.microsoft.com/office/word/2010/wordprocessingShape" mc:Ignorable="w14 w15 w16se w16cid w16 w16cex w16sdtdh w16sdtfl w16du wp14">
+<w:hdr xmlns:o="urn:schemas-microsoft-com:office:office" xmlns:r="http://schemas.openxmlformats.org/officeDocument/2006/relationships" xmlns:v="urn:schemas-microsoft-com:vml" xmlns:w="http://schemas.openxmlformats.org/wordprocessingml/2006/main" xmlns:w10="urn:schemas-microsoft-com:office:word" xmlns:wp="http://schemas.openxmlformats.org/drawingml/2006/wordprocessingDrawing" xmlns:pic="http://schemas.openxmlformats.org/drawingml/2006/picture" xmlns:wps="http://schemas.microsoft.com/office/word/2010/wordprocessingShape" xmlns:wpg="http://schemas.microsoft.com/office/word/2010/wordprocessingGroup" xmlns:mc="http://schemas.openxmlformats.org/markup-compatibility/2006" xmlns:wp14="http://schemas.microsoft.com/office/word/2010/wordprocessingDrawing" xmlns:w14="http://schemas.microsoft.com/office/word/2010/wordml" xmlns:w15="http://schemas.microsoft.com/office/word/2012/wordml" mc:Ignorable="w14 wp14 w15">
   <w:tbl>
     <w:tblPr>
       <w:tblW w:w="9643" w:type="dxa"/>
+      <w:jc w:val="start"/>
       <w:tblInd w:w="-618" w:type="dxa"/>
       <w:tblLayout w:type="fixed"/>
-      <w:tblLook w:val="04A0" w:firstRow="1" w:lastRow="0" w:firstColumn="1" w:lastColumn="0" w:noHBand="0" w:noVBand="1"/>
+      <w:tblCellMar>
+        <w:top w:w="0" w:type="dxa"/>
+        <w:start w:w="108" w:type="dxa"/>
+        <w:bottom w:w="0" w:type="dxa"/>
+        <w:end w:w="108" w:type="dxa"/>
+      </w:tblCellMar>
+      <w:tblLook w:firstRow="1" w:noVBand="1" w:lastRow="0" w:firstColumn="1" w:lastColumn="0" w:noHBand="0" w:val="04a0"/>
     </w:tblPr>
     <w:tblGrid>
       <w:gridCol w:w="2322"/>
       <w:gridCol w:w="5177"/>
-      <w:gridCol w:w="1903"/>
-      <w:gridCol w:w="241"/>
+      <w:gridCol w:w="1900"/>
+      <w:gridCol w:w="244"/>
     </w:tblGrid>
     <w:tr>
       <w:trPr>
-        <w:cantSplit/>
-        <w:trHeight w:val="132"/>
+        <w:trHeight w:val="132" w:hRule="atLeast"/>
+        <w:cantSplit w:val="true"/>
       </w:trPr>
       <w:tc>
         <w:tcPr>
@@ -1922,17 +1937,18 @@
           <w:vMerge w:val="restart"/>
           <w:tcBorders>
             <w:top w:val="single" w:sz="4" w:space="0" w:color="000000"/>
-            <w:left w:val="single" w:sz="4" w:space="0" w:color="000000"/>
+            <w:start w:val="single" w:sz="4" w:space="0" w:color="000000"/>
             <w:bottom w:val="single" w:sz="4" w:space="0" w:color="000000"/>
-            <w:right w:val="single" w:sz="4" w:space="0" w:color="000000"/>
+            <w:end w:val="single" w:sz="4" w:space="0" w:color="000000"/>
           </w:tcBorders>
           <w:vAlign w:val="center"/>
         </w:tcPr>
         <w:p>
           <w:pPr>
+            <w:pStyle w:val="Normal"/>
             <w:jc w:val="center"/>
             <w:rPr>
-              <w:rFonts w:ascii="Maven Pro" w:eastAsia="Arial" w:hAnsi="Maven Pro" w:cs="Arial"/>
+              <w:rFonts w:ascii="Maven Pro" w:hAnsi="Maven Pro" w:eastAsia="Arial" w:cs="Arial"/>
               <w:b/>
               <w:color w:val="0000FF"/>
               <w:sz w:val="18"/>
@@ -1941,15 +1957,14 @@
           </w:pPr>
           <w:r>
             <w:rPr>
-              <w:rFonts w:ascii="Maven Pro" w:eastAsia="Arial" w:hAnsi="Maven Pro" w:cs="Arial"/>
-              <w:b/>
-              <w:noProof/>
+              <w:rFonts w:eastAsia="Arial" w:cs="Arial" w:ascii="Maven Pro" w:hAnsi="Maven Pro"/>
+              <w:b/>
               <w:color w:val="0000FF"/>
               <w:sz w:val="18"/>
               <w:szCs w:val="18"/>
             </w:rPr>
             <w:drawing>
-              <wp:anchor distT="0" distB="0" distL="0" distR="0" simplePos="0" relativeHeight="251656192" behindDoc="1" locked="0" layoutInCell="1" allowOverlap="1" wp14:anchorId="2349FA5D" wp14:editId="68168B36">
+              <wp:anchor distT="0" distB="0" distL="0" distR="0" simplePos="0" relativeHeight="2" behindDoc="1" locked="0" layoutInCell="1" allowOverlap="1">
                 <wp:simplePos x="0" y="0"/>
                 <wp:positionH relativeFrom="column">
                   <wp:posOffset>-5715</wp:posOffset>
@@ -1960,7 +1975,7 @@
                 <wp:extent cx="1314450" cy="800100"/>
                 <wp:effectExtent l="0" t="0" r="0" b="0"/>
                 <wp:wrapNone/>
-                <wp:docPr id="634295361" name="image1.jpg" descr="Imagen que contiene Logotipo&#10;&#10;Descripción generada automáticamente"/>
+                <wp:docPr id="1" name="image1.jpg" descr="Imagen que contiene Logotipo&#10;&#10;Descripción generada automáticamente"/>
                 <wp:cNvGraphicFramePr>
                   <a:graphicFrameLocks xmlns:a="http://schemas.openxmlformats.org/drawingml/2006/main" noChangeAspect="1"/>
                 </wp:cNvGraphicFramePr>
@@ -2003,17 +2018,18 @@
           <w:vMerge w:val="restart"/>
           <w:tcBorders>
             <w:top w:val="single" w:sz="4" w:space="0" w:color="000000"/>
-            <w:left w:val="single" w:sz="4" w:space="0" w:color="000000"/>
+            <w:start w:val="single" w:sz="4" w:space="0" w:color="000000"/>
             <w:bottom w:val="single" w:sz="4" w:space="0" w:color="000000"/>
-            <w:right w:val="single" w:sz="4" w:space="0" w:color="000000"/>
+            <w:end w:val="single" w:sz="4" w:space="0" w:color="000000"/>
           </w:tcBorders>
           <w:vAlign w:val="center"/>
         </w:tcPr>
         <w:p>
           <w:pPr>
+            <w:pStyle w:val="Normal"/>
             <w:jc w:val="center"/>
             <w:rPr>
-              <w:rFonts w:ascii="Maven Pro" w:eastAsia="Arial" w:hAnsi="Maven Pro" w:cs="Arial"/>
+              <w:rFonts w:ascii="Maven Pro" w:hAnsi="Maven Pro" w:eastAsia="Arial" w:cs="Arial"/>
               <w:b/>
               <w:bCs/>
               <w:sz w:val="18"/>
@@ -2022,7 +2038,7 @@
           </w:pPr>
           <w:r>
             <w:rPr>
-              <w:rFonts w:ascii="Maven Pro" w:eastAsia="Arial" w:hAnsi="Maven Pro" w:cs="Arial"/>
+              <w:rFonts w:eastAsia="Arial" w:cs="Arial" w:ascii="Maven Pro" w:hAnsi="Maven Pro"/>
               <w:b/>
               <w:bCs/>
               <w:sz w:val="18"/>
@@ -2033,9 +2049,10 @@
         </w:p>
         <w:p>
           <w:pPr>
+            <w:pStyle w:val="Normal"/>
             <w:jc w:val="center"/>
             <w:rPr>
-              <w:rFonts w:ascii="Maven Pro" w:eastAsia="Arial" w:hAnsi="Maven Pro" w:cs="Arial"/>
+              <w:rFonts w:ascii="Maven Pro" w:hAnsi="Maven Pro" w:eastAsia="Arial" w:cs="Arial"/>
               <w:b/>
               <w:bCs/>
               <w:sz w:val="18"/>
@@ -2044,7 +2061,7 @@
           </w:pPr>
           <w:r>
             <w:rPr>
-              <w:rFonts w:ascii="Maven Pro" w:eastAsia="Arial" w:hAnsi="Maven Pro" w:cs="Arial"/>
+              <w:rFonts w:eastAsia="Arial" w:cs="Arial" w:ascii="Maven Pro" w:hAnsi="Maven Pro"/>
               <w:b/>
               <w:bCs/>
               <w:sz w:val="18"/>
@@ -2055,9 +2072,10 @@
         </w:p>
         <w:p>
           <w:pPr>
+            <w:pStyle w:val="Normal"/>
             <w:jc w:val="center"/>
             <w:rPr>
-              <w:rFonts w:ascii="Maven Pro" w:eastAsia="Arial" w:hAnsi="Maven Pro" w:cs="Arial"/>
+              <w:rFonts w:ascii="Maven Pro" w:hAnsi="Maven Pro" w:eastAsia="Arial" w:cs="Arial"/>
               <w:b/>
               <w:bCs/>
               <w:sz w:val="18"/>
@@ -2066,7 +2084,7 @@
           </w:pPr>
           <w:r>
             <w:rPr>
-              <w:rFonts w:ascii="Maven Pro" w:eastAsia="Arial" w:hAnsi="Maven Pro" w:cs="Arial"/>
+              <w:rFonts w:eastAsia="Arial" w:cs="Arial" w:ascii="Maven Pro" w:hAnsi="Maven Pro"/>
               <w:b/>
               <w:bCs/>
               <w:sz w:val="18"/>
@@ -2078,28 +2096,29 @@
       </w:tc>
       <w:tc>
         <w:tcPr>
-          <w:tcW w:w="1903" w:type="dxa"/>
+          <w:tcW w:w="1900" w:type="dxa"/>
           <w:tcBorders>
             <w:top w:val="single" w:sz="4" w:space="0" w:color="000000"/>
-            <w:left w:val="single" w:sz="4" w:space="0" w:color="000000"/>
+            <w:start w:val="single" w:sz="4" w:space="0" w:color="000000"/>
             <w:bottom w:val="single" w:sz="4" w:space="0" w:color="000000"/>
-            <w:right w:val="single" w:sz="4" w:space="0" w:color="000000"/>
+            <w:end w:val="single" w:sz="4" w:space="0" w:color="000000"/>
           </w:tcBorders>
           <w:vAlign w:val="center"/>
         </w:tcPr>
         <w:p>
           <w:pPr>
+            <w:pStyle w:val="Normal"/>
             <w:jc w:val="center"/>
             <w:rPr>
-              <w:rFonts w:ascii="Maven Pro" w:eastAsia="Arial" w:hAnsi="Maven Pro" w:cs="Arial"/>
-              <w:b/>
-              <w:sz w:val="18"/>
-              <w:szCs w:val="18"/>
-            </w:rPr>
-          </w:pPr>
-          <w:r>
-            <w:rPr>
-              <w:rFonts w:ascii="Maven Pro" w:eastAsia="Arial" w:hAnsi="Maven Pro" w:cs="Arial"/>
+              <w:rFonts w:ascii="Maven Pro" w:hAnsi="Maven Pro" w:eastAsia="Arial" w:cs="Arial"/>
+              <w:b/>
+              <w:sz w:val="18"/>
+              <w:szCs w:val="18"/>
+            </w:rPr>
+          </w:pPr>
+          <w:r>
+            <w:rPr>
+              <w:rFonts w:eastAsia="Arial" w:cs="Arial" w:ascii="Maven Pro" w:hAnsi="Maven Pro"/>
               <w:b/>
               <w:sz w:val="18"/>
               <w:szCs w:val="18"/>
@@ -2110,96 +2129,123 @@
       </w:tc>
       <w:tc>
         <w:tcPr>
-          <w:tcW w:w="241" w:type="dxa"/>
-        </w:tcPr>
-        <w:p>
-          <w:pPr>
-            <w:spacing w:line="0" w:lineRule="atLeast"/>
+          <w:tcW w:w="244" w:type="dxa"/>
+          <w:tcBorders/>
+        </w:tcPr>
+        <w:p>
+          <w:pPr>
+            <w:pStyle w:val="Normal"/>
+            <w:spacing w:lineRule="atLeast" w:line="0"/>
             <w:rPr>
               <w:sz w:val="2"/>
             </w:rPr>
           </w:pPr>
+          <w:r>
+            <w:rPr>
+              <w:sz w:val="2"/>
+            </w:rPr>
+          </w:r>
         </w:p>
       </w:tc>
     </w:tr>
     <w:tr>
       <w:trPr>
-        <w:cantSplit/>
-        <w:trHeight w:val="184"/>
+        <w:trHeight w:val="184" w:hRule="atLeast"/>
+        <w:cantSplit w:val="true"/>
       </w:trPr>
       <w:tc>
         <w:tcPr>
           <w:tcW w:w="2322" w:type="dxa"/>
-          <w:vMerge/>
+          <w:vMerge w:val="continue"/>
           <w:tcBorders>
             <w:top w:val="single" w:sz="4" w:space="0" w:color="000000"/>
-            <w:left w:val="single" w:sz="4" w:space="0" w:color="000000"/>
+            <w:start w:val="single" w:sz="4" w:space="0" w:color="000000"/>
             <w:bottom w:val="single" w:sz="4" w:space="0" w:color="000000"/>
-            <w:right w:val="single" w:sz="4" w:space="0" w:color="000000"/>
+            <w:end w:val="single" w:sz="4" w:space="0" w:color="000000"/>
           </w:tcBorders>
           <w:vAlign w:val="center"/>
         </w:tcPr>
         <w:p>
           <w:pPr>
-            <w:widowControl w:val="0"/>
-            <w:rPr>
-              <w:rFonts w:ascii="Maven Pro" w:eastAsia="Arial" w:hAnsi="Maven Pro" w:cs="Arial"/>
-              <w:b/>
-              <w:sz w:val="18"/>
-              <w:szCs w:val="18"/>
-            </w:rPr>
-          </w:pPr>
+            <w:pStyle w:val="Normal"/>
+            <w:widowControl w:val="false"/>
+            <w:rPr>
+              <w:rFonts w:ascii="Maven Pro" w:hAnsi="Maven Pro" w:eastAsia="Arial" w:cs="Arial"/>
+              <w:b/>
+              <w:sz w:val="18"/>
+              <w:szCs w:val="18"/>
+            </w:rPr>
+          </w:pPr>
+          <w:r>
+            <w:rPr>
+              <w:rFonts w:eastAsia="Arial" w:cs="Arial" w:ascii="Maven Pro" w:hAnsi="Maven Pro"/>
+              <w:b/>
+              <w:sz w:val="18"/>
+              <w:szCs w:val="18"/>
+            </w:rPr>
+          </w:r>
         </w:p>
       </w:tc>
       <w:tc>
         <w:tcPr>
           <w:tcW w:w="5177" w:type="dxa"/>
-          <w:vMerge/>
+          <w:vMerge w:val="continue"/>
           <w:tcBorders>
             <w:top w:val="single" w:sz="4" w:space="0" w:color="000000"/>
-            <w:left w:val="single" w:sz="4" w:space="0" w:color="000000"/>
+            <w:start w:val="single" w:sz="4" w:space="0" w:color="000000"/>
             <w:bottom w:val="single" w:sz="4" w:space="0" w:color="000000"/>
-            <w:right w:val="single" w:sz="4" w:space="0" w:color="000000"/>
+            <w:end w:val="single" w:sz="4" w:space="0" w:color="000000"/>
           </w:tcBorders>
           <w:vAlign w:val="center"/>
         </w:tcPr>
         <w:p>
           <w:pPr>
-            <w:widowControl w:val="0"/>
-            <w:rPr>
-              <w:rFonts w:ascii="Maven Pro" w:eastAsia="Arial" w:hAnsi="Maven Pro" w:cs="Arial"/>
+            <w:pStyle w:val="Normal"/>
+            <w:widowControl w:val="false"/>
+            <w:rPr>
+              <w:rFonts w:ascii="Maven Pro" w:hAnsi="Maven Pro" w:eastAsia="Arial" w:cs="Arial"/>
               <w:b/>
               <w:bCs/>
               <w:sz w:val="18"/>
               <w:szCs w:val="18"/>
             </w:rPr>
           </w:pPr>
-        </w:p>
-      </w:tc>
-      <w:tc>
-        <w:tcPr>
-          <w:tcW w:w="1903" w:type="dxa"/>
+          <w:r>
+            <w:rPr>
+              <w:rFonts w:eastAsia="Arial" w:cs="Arial" w:ascii="Maven Pro" w:hAnsi="Maven Pro"/>
+              <w:b/>
+              <w:bCs/>
+              <w:sz w:val="18"/>
+              <w:szCs w:val="18"/>
+            </w:rPr>
+          </w:r>
+        </w:p>
+      </w:tc>
+      <w:tc>
+        <w:tcPr>
+          <w:tcW w:w="1900" w:type="dxa"/>
           <w:tcBorders>
             <w:top w:val="single" w:sz="4" w:space="0" w:color="000000"/>
-            <w:left w:val="single" w:sz="4" w:space="0" w:color="000000"/>
+            <w:start w:val="single" w:sz="4" w:space="0" w:color="000000"/>
             <w:bottom w:val="single" w:sz="4" w:space="0" w:color="000000"/>
-            <w:right w:val="single" w:sz="4" w:space="0" w:color="000000"/>
+            <w:end w:val="single" w:sz="4" w:space="0" w:color="000000"/>
           </w:tcBorders>
           <w:vAlign w:val="center"/>
         </w:tcPr>
         <w:p>
           <w:pPr>
+            <w:pStyle w:val="Normal"/>
             <w:jc w:val="center"/>
             <w:rPr>
-              <w:rFonts w:ascii="Maven Pro" w:eastAsia="Arial" w:hAnsi="Maven Pro" w:cs="Arial"/>
-              <w:b/>
-              <w:sz w:val="18"/>
-              <w:szCs w:val="18"/>
-            </w:rPr>
-          </w:pPr>
-          <w:r>
-            <w:rPr>
-              <w:rFonts w:ascii="Maven Pro" w:eastAsia="Arial" w:hAnsi="Maven Pro" w:cs="Arial"/>
+              <w:rFonts w:ascii="Maven Pro" w:hAnsi="Maven Pro" w:eastAsia="Arial" w:cs="Arial"/>
+              <w:b/>
+              <w:sz w:val="18"/>
+              <w:szCs w:val="18"/>
+            </w:rPr>
+          </w:pPr>
+          <w:r>
+            <w:rPr>
+              <w:rFonts w:eastAsia="Arial" w:cs="Arial" w:ascii="Maven Pro" w:hAnsi="Maven Pro"/>
               <w:b/>
               <w:sz w:val="18"/>
               <w:szCs w:val="18"/>
@@ -2210,96 +2256,123 @@
       </w:tc>
       <w:tc>
         <w:tcPr>
-          <w:tcW w:w="241" w:type="dxa"/>
-        </w:tcPr>
-        <w:p>
-          <w:pPr>
-            <w:spacing w:line="0" w:lineRule="atLeast"/>
+          <w:tcW w:w="244" w:type="dxa"/>
+          <w:tcBorders/>
+        </w:tcPr>
+        <w:p>
+          <w:pPr>
+            <w:pStyle w:val="Normal"/>
+            <w:spacing w:lineRule="atLeast" w:line="0"/>
             <w:rPr>
               <w:sz w:val="2"/>
             </w:rPr>
           </w:pPr>
+          <w:r>
+            <w:rPr>
+              <w:sz w:val="2"/>
+            </w:rPr>
+          </w:r>
         </w:p>
       </w:tc>
     </w:tr>
     <w:tr>
       <w:trPr>
-        <w:cantSplit/>
-        <w:trHeight w:val="128"/>
+        <w:trHeight w:val="128" w:hRule="atLeast"/>
+        <w:cantSplit w:val="true"/>
       </w:trPr>
       <w:tc>
         <w:tcPr>
           <w:tcW w:w="2322" w:type="dxa"/>
-          <w:vMerge/>
+          <w:vMerge w:val="continue"/>
           <w:tcBorders>
             <w:top w:val="single" w:sz="4" w:space="0" w:color="000000"/>
-            <w:left w:val="single" w:sz="4" w:space="0" w:color="000000"/>
+            <w:start w:val="single" w:sz="4" w:space="0" w:color="000000"/>
             <w:bottom w:val="single" w:sz="4" w:space="0" w:color="000000"/>
-            <w:right w:val="single" w:sz="4" w:space="0" w:color="000000"/>
+            <w:end w:val="single" w:sz="4" w:space="0" w:color="000000"/>
           </w:tcBorders>
           <w:vAlign w:val="center"/>
         </w:tcPr>
         <w:p>
           <w:pPr>
-            <w:widowControl w:val="0"/>
-            <w:rPr>
-              <w:rFonts w:ascii="Maven Pro" w:eastAsia="Arial" w:hAnsi="Maven Pro" w:cs="Arial"/>
-              <w:b/>
-              <w:sz w:val="18"/>
-              <w:szCs w:val="18"/>
-            </w:rPr>
-          </w:pPr>
+            <w:pStyle w:val="Normal"/>
+            <w:widowControl w:val="false"/>
+            <w:rPr>
+              <w:rFonts w:ascii="Maven Pro" w:hAnsi="Maven Pro" w:eastAsia="Arial" w:cs="Arial"/>
+              <w:b/>
+              <w:sz w:val="18"/>
+              <w:szCs w:val="18"/>
+            </w:rPr>
+          </w:pPr>
+          <w:r>
+            <w:rPr>
+              <w:rFonts w:eastAsia="Arial" w:cs="Arial" w:ascii="Maven Pro" w:hAnsi="Maven Pro"/>
+              <w:b/>
+              <w:sz w:val="18"/>
+              <w:szCs w:val="18"/>
+            </w:rPr>
+          </w:r>
         </w:p>
       </w:tc>
       <w:tc>
         <w:tcPr>
           <w:tcW w:w="5177" w:type="dxa"/>
-          <w:vMerge/>
+          <w:vMerge w:val="continue"/>
           <w:tcBorders>
             <w:top w:val="single" w:sz="4" w:space="0" w:color="000000"/>
-            <w:left w:val="single" w:sz="4" w:space="0" w:color="000000"/>
+            <w:start w:val="single" w:sz="4" w:space="0" w:color="000000"/>
             <w:bottom w:val="single" w:sz="4" w:space="0" w:color="000000"/>
-            <w:right w:val="single" w:sz="4" w:space="0" w:color="000000"/>
+            <w:end w:val="single" w:sz="4" w:space="0" w:color="000000"/>
           </w:tcBorders>
           <w:vAlign w:val="center"/>
         </w:tcPr>
         <w:p>
           <w:pPr>
-            <w:widowControl w:val="0"/>
-            <w:rPr>
-              <w:rFonts w:ascii="Maven Pro" w:eastAsia="Arial" w:hAnsi="Maven Pro" w:cs="Arial"/>
+            <w:pStyle w:val="Normal"/>
+            <w:widowControl w:val="false"/>
+            <w:rPr>
+              <w:rFonts w:ascii="Maven Pro" w:hAnsi="Maven Pro" w:eastAsia="Arial" w:cs="Arial"/>
               <w:b/>
               <w:bCs/>
               <w:sz w:val="18"/>
               <w:szCs w:val="18"/>
             </w:rPr>
           </w:pPr>
-        </w:p>
-      </w:tc>
-      <w:tc>
-        <w:tcPr>
-          <w:tcW w:w="1903" w:type="dxa"/>
+          <w:r>
+            <w:rPr>
+              <w:rFonts w:eastAsia="Arial" w:cs="Arial" w:ascii="Maven Pro" w:hAnsi="Maven Pro"/>
+              <w:b/>
+              <w:bCs/>
+              <w:sz w:val="18"/>
+              <w:szCs w:val="18"/>
+            </w:rPr>
+          </w:r>
+        </w:p>
+      </w:tc>
+      <w:tc>
+        <w:tcPr>
+          <w:tcW w:w="1900" w:type="dxa"/>
           <w:tcBorders>
             <w:top w:val="single" w:sz="4" w:space="0" w:color="000000"/>
-            <w:left w:val="single" w:sz="4" w:space="0" w:color="000000"/>
+            <w:start w:val="single" w:sz="4" w:space="0" w:color="000000"/>
             <w:bottom w:val="single" w:sz="4" w:space="0" w:color="000000"/>
-            <w:right w:val="single" w:sz="4" w:space="0" w:color="000000"/>
+            <w:end w:val="single" w:sz="4" w:space="0" w:color="000000"/>
           </w:tcBorders>
           <w:vAlign w:val="center"/>
         </w:tcPr>
         <w:p>
           <w:pPr>
+            <w:pStyle w:val="Normal"/>
             <w:jc w:val="center"/>
             <w:rPr>
-              <w:rFonts w:ascii="Maven Pro" w:eastAsia="Arial" w:hAnsi="Maven Pro" w:cs="Arial"/>
-              <w:b/>
-              <w:sz w:val="18"/>
-              <w:szCs w:val="18"/>
-            </w:rPr>
-          </w:pPr>
-          <w:r>
-            <w:rPr>
-              <w:rFonts w:ascii="Maven Pro" w:eastAsia="Arial" w:hAnsi="Maven Pro" w:cs="Arial"/>
+              <w:rFonts w:ascii="Maven Pro" w:hAnsi="Maven Pro" w:eastAsia="Arial" w:cs="Arial"/>
+              <w:b/>
+              <w:sz w:val="18"/>
+              <w:szCs w:val="18"/>
+            </w:rPr>
+          </w:pPr>
+          <w:r>
+            <w:rPr>
+              <w:rFonts w:eastAsia="Arial" w:cs="Arial" w:ascii="Maven Pro" w:hAnsi="Maven Pro"/>
               <w:b/>
               <w:sz w:val="18"/>
               <w:szCs w:val="18"/>
@@ -2310,45 +2383,61 @@
       </w:tc>
       <w:tc>
         <w:tcPr>
-          <w:tcW w:w="241" w:type="dxa"/>
-        </w:tcPr>
-        <w:p>
-          <w:pPr>
-            <w:spacing w:line="0" w:lineRule="atLeast"/>
+          <w:tcW w:w="244" w:type="dxa"/>
+          <w:tcBorders/>
+        </w:tcPr>
+        <w:p>
+          <w:pPr>
+            <w:pStyle w:val="Normal"/>
+            <w:spacing w:lineRule="atLeast" w:line="0"/>
             <w:rPr>
               <w:sz w:val="2"/>
             </w:rPr>
           </w:pPr>
+          <w:r>
+            <w:rPr>
+              <w:sz w:val="2"/>
+            </w:rPr>
+          </w:r>
         </w:p>
       </w:tc>
     </w:tr>
     <w:tr>
       <w:trPr>
-        <w:cantSplit/>
-        <w:trHeight w:val="428"/>
+        <w:trHeight w:val="428" w:hRule="atLeast"/>
+        <w:cantSplit w:val="true"/>
       </w:trPr>
       <w:tc>
         <w:tcPr>
           <w:tcW w:w="2322" w:type="dxa"/>
-          <w:vMerge/>
+          <w:vMerge w:val="continue"/>
           <w:tcBorders>
             <w:top w:val="single" w:sz="4" w:space="0" w:color="000000"/>
-            <w:left w:val="single" w:sz="4" w:space="0" w:color="000000"/>
+            <w:start w:val="single" w:sz="4" w:space="0" w:color="000000"/>
             <w:bottom w:val="single" w:sz="4" w:space="0" w:color="000000"/>
-            <w:right w:val="single" w:sz="4" w:space="0" w:color="000000"/>
+            <w:end w:val="single" w:sz="4" w:space="0" w:color="000000"/>
           </w:tcBorders>
           <w:vAlign w:val="center"/>
         </w:tcPr>
         <w:p>
           <w:pPr>
-            <w:widowControl w:val="0"/>
-            <w:rPr>
-              <w:rFonts w:ascii="Maven Pro" w:eastAsia="Arial" w:hAnsi="Maven Pro" w:cs="Arial"/>
-              <w:b/>
-              <w:sz w:val="18"/>
-              <w:szCs w:val="18"/>
-            </w:rPr>
-          </w:pPr>
+            <w:pStyle w:val="Normal"/>
+            <w:widowControl w:val="false"/>
+            <w:rPr>
+              <w:rFonts w:ascii="Maven Pro" w:hAnsi="Maven Pro" w:eastAsia="Arial" w:cs="Arial"/>
+              <w:b/>
+              <w:sz w:val="18"/>
+              <w:szCs w:val="18"/>
+            </w:rPr>
+          </w:pPr>
+          <w:r>
+            <w:rPr>
+              <w:rFonts w:eastAsia="Arial" w:cs="Arial" w:ascii="Maven Pro" w:hAnsi="Maven Pro"/>
+              <w:b/>
+              <w:sz w:val="18"/>
+              <w:szCs w:val="18"/>
+            </w:rPr>
+          </w:r>
         </w:p>
       </w:tc>
       <w:tc>
@@ -2356,17 +2445,18 @@
           <w:tcW w:w="5177" w:type="dxa"/>
           <w:tcBorders>
             <w:top w:val="single" w:sz="4" w:space="0" w:color="000000"/>
-            <w:left w:val="single" w:sz="4" w:space="0" w:color="000000"/>
+            <w:start w:val="single" w:sz="4" w:space="0" w:color="000000"/>
             <w:bottom w:val="single" w:sz="4" w:space="0" w:color="000000"/>
-            <w:right w:val="single" w:sz="4" w:space="0" w:color="000000"/>
+            <w:end w:val="single" w:sz="4" w:space="0" w:color="000000"/>
           </w:tcBorders>
           <w:vAlign w:val="center"/>
         </w:tcPr>
         <w:p>
           <w:pPr>
+            <w:pStyle w:val="Normal"/>
             <w:jc w:val="center"/>
             <w:rPr>
-              <w:rFonts w:ascii="Maven Pro" w:eastAsia="Arial" w:hAnsi="Maven Pro" w:cs="Arial"/>
+              <w:rFonts w:ascii="Maven Pro" w:hAnsi="Maven Pro" w:eastAsia="Arial" w:cs="Arial"/>
               <w:b/>
               <w:bCs/>
               <w:sz w:val="18"/>
@@ -2375,7 +2465,7 @@
           </w:pPr>
           <w:r>
             <w:rPr>
-              <w:rFonts w:ascii="Maven Pro" w:eastAsia="Batang" w:hAnsi="Maven Pro"/>
+              <w:rFonts w:eastAsia="Batang" w:ascii="Maven Pro" w:hAnsi="Maven Pro"/>
               <w:b/>
               <w:sz w:val="18"/>
               <w:szCs w:val="18"/>
@@ -2386,25 +2476,27 @@
       </w:tc>
       <w:tc>
         <w:tcPr>
-          <w:tcW w:w="1903" w:type="dxa"/>
+          <w:tcW w:w="1900" w:type="dxa"/>
           <w:vMerge w:val="restart"/>
           <w:tcBorders>
             <w:top w:val="single" w:sz="4" w:space="0" w:color="000000"/>
-            <w:left w:val="single" w:sz="4" w:space="0" w:color="000000"/>
+            <w:start w:val="single" w:sz="4" w:space="0" w:color="000000"/>
             <w:bottom w:val="single" w:sz="4" w:space="0" w:color="000000"/>
-            <w:right w:val="single" w:sz="4" w:space="0" w:color="auto"/>
+            <w:end w:val="single" w:sz="4" w:space="0" w:color="000000"/>
           </w:tcBorders>
           <w:vAlign w:val="center"/>
         </w:tcPr>
         <w:p>
           <w:pPr>
+            <w:pStyle w:val="Normal"/>
             <w:tabs>
-              <w:tab w:val="center" w:pos="4252"/>
-              <w:tab w:val="right" w:pos="8504"/>
+              <w:tab w:val="clear" w:pos="708"/>
+              <w:tab w:val="center" w:pos="4252" w:leader="none"/>
+              <w:tab w:val="right" w:pos="8504" w:leader="none"/>
             </w:tabs>
             <w:jc w:val="center"/>
             <w:rPr>
-              <w:rFonts w:ascii="Maven Pro" w:eastAsia="Arial" w:hAnsi="Maven Pro" w:cs="Arial"/>
+              <w:rFonts w:ascii="Maven Pro" w:hAnsi="Maven Pro" w:eastAsia="Arial" w:cs="Arial"/>
               <w:b/>
               <w:color w:val="000000"/>
               <w:sz w:val="18"/>
@@ -2413,7 +2505,7 @@
           </w:pPr>
           <w:r>
             <w:rPr>
-              <w:rFonts w:ascii="Maven Pro" w:eastAsia="Arial" w:hAnsi="Maven Pro" w:cs="Arial"/>
+              <w:rFonts w:eastAsia="Arial" w:cs="Arial" w:ascii="Maven Pro" w:hAnsi="Maven Pro"/>
               <w:color w:val="000000"/>
               <w:sz w:val="18"/>
               <w:szCs w:val="18"/>
@@ -2422,7 +2514,7 @@
           </w:r>
           <w:r>
             <w:rPr>
-              <w:rFonts w:ascii="Maven Pro" w:eastAsia="Arial" w:hAnsi="Maven Pro" w:cs="Arial"/>
+              <w:rFonts w:eastAsia="Arial" w:cs="Arial" w:ascii="Maven Pro" w:hAnsi="Maven Pro"/>
               <w:b/>
               <w:color w:val="000000"/>
               <w:sz w:val="18"/>
@@ -2432,7 +2524,7 @@
           </w:r>
           <w:r>
             <w:rPr>
-              <w:rFonts w:ascii="Maven Pro" w:eastAsia="Arial" w:hAnsi="Maven Pro" w:cs="Arial"/>
+              <w:rFonts w:eastAsia="Arial" w:cs="Arial" w:ascii="Maven Pro" w:hAnsi="Maven Pro"/>
               <w:b/>
               <w:color w:val="000000"/>
               <w:sz w:val="18"/>
@@ -2442,7 +2534,7 @@
           </w:r>
           <w:r>
             <w:rPr>
-              <w:rFonts w:ascii="Maven Pro" w:eastAsia="Arial" w:hAnsi="Maven Pro" w:cs="Arial"/>
+              <w:rFonts w:eastAsia="Arial" w:cs="Arial" w:ascii="Maven Pro" w:hAnsi="Maven Pro"/>
               <w:b/>
               <w:color w:val="000000"/>
               <w:sz w:val="18"/>
@@ -2452,7 +2544,7 @@
           </w:r>
           <w:r>
             <w:rPr>
-              <w:rFonts w:ascii="Maven Pro" w:eastAsia="Arial" w:hAnsi="Maven Pro" w:cs="Arial"/>
+              <w:rFonts w:eastAsia="Arial" w:cs="Arial" w:ascii="Maven Pro" w:hAnsi="Maven Pro"/>
               <w:b/>
               <w:color w:val="000000"/>
               <w:sz w:val="18"/>
@@ -2462,7 +2554,7 @@
           </w:r>
           <w:r>
             <w:rPr>
-              <w:rFonts w:ascii="Maven Pro" w:eastAsia="Arial" w:hAnsi="Maven Pro" w:cs="Arial"/>
+              <w:rFonts w:eastAsia="Arial" w:cs="Arial" w:ascii="Maven Pro" w:hAnsi="Maven Pro"/>
               <w:b/>
               <w:color w:val="000000"/>
               <w:sz w:val="18"/>
@@ -2472,7 +2564,7 @@
           </w:r>
           <w:r>
             <w:rPr>
-              <w:rFonts w:ascii="Maven Pro" w:eastAsia="Arial" w:hAnsi="Maven Pro" w:cs="Arial"/>
+              <w:rFonts w:eastAsia="Arial" w:cs="Arial" w:ascii="Maven Pro" w:hAnsi="Maven Pro"/>
               <w:color w:val="000000"/>
               <w:sz w:val="18"/>
               <w:szCs w:val="18"/>
@@ -2481,7 +2573,7 @@
           </w:r>
           <w:r>
             <w:rPr>
-              <w:rFonts w:ascii="Maven Pro" w:eastAsia="Arial" w:hAnsi="Maven Pro" w:cs="Arial"/>
+              <w:rFonts w:eastAsia="Arial" w:cs="Arial" w:ascii="Maven Pro" w:hAnsi="Maven Pro"/>
               <w:b/>
               <w:color w:val="000000"/>
               <w:sz w:val="18"/>
@@ -2491,7 +2583,7 @@
           </w:r>
           <w:r>
             <w:rPr>
-              <w:rFonts w:ascii="Maven Pro" w:eastAsia="Arial" w:hAnsi="Maven Pro" w:cs="Arial"/>
+              <w:rFonts w:eastAsia="Arial" w:cs="Arial" w:ascii="Maven Pro" w:hAnsi="Maven Pro"/>
               <w:b/>
               <w:color w:val="000000"/>
               <w:sz w:val="18"/>
@@ -2501,7 +2593,7 @@
           </w:r>
           <w:r>
             <w:rPr>
-              <w:rFonts w:ascii="Maven Pro" w:eastAsia="Arial" w:hAnsi="Maven Pro" w:cs="Arial"/>
+              <w:rFonts w:eastAsia="Arial" w:cs="Arial" w:ascii="Maven Pro" w:hAnsi="Maven Pro"/>
               <w:b/>
               <w:color w:val="000000"/>
               <w:sz w:val="18"/>
@@ -2511,7 +2603,7 @@
           </w:r>
           <w:r>
             <w:rPr>
-              <w:rFonts w:ascii="Maven Pro" w:eastAsia="Arial" w:hAnsi="Maven Pro" w:cs="Arial"/>
+              <w:rFonts w:eastAsia="Arial" w:cs="Arial" w:ascii="Maven Pro" w:hAnsi="Maven Pro"/>
               <w:b/>
               <w:color w:val="000000"/>
               <w:sz w:val="18"/>
@@ -2521,7 +2613,7 @@
           </w:r>
           <w:r>
             <w:rPr>
-              <w:rFonts w:ascii="Maven Pro" w:eastAsia="Arial" w:hAnsi="Maven Pro" w:cs="Arial"/>
+              <w:rFonts w:eastAsia="Arial" w:cs="Arial" w:ascii="Maven Pro" w:hAnsi="Maven Pro"/>
               <w:b/>
               <w:color w:val="000000"/>
               <w:sz w:val="18"/>
@@ -2533,49 +2625,65 @@
       </w:tc>
       <w:tc>
         <w:tcPr>
-          <w:tcW w:w="241" w:type="dxa"/>
+          <w:tcW w:w="244" w:type="dxa"/>
           <w:tcBorders>
-            <w:left w:val="single" w:sz="4" w:space="0" w:color="auto"/>
+            <w:start w:val="single" w:sz="4" w:space="0" w:color="000000"/>
           </w:tcBorders>
         </w:tcPr>
         <w:p>
           <w:pPr>
-            <w:spacing w:line="0" w:lineRule="atLeast"/>
+            <w:pStyle w:val="Normal"/>
+            <w:spacing w:lineRule="atLeast" w:line="0"/>
             <w:rPr>
               <w:sz w:val="2"/>
             </w:rPr>
           </w:pPr>
+          <w:r>
+            <w:rPr>
+              <w:sz w:val="2"/>
+            </w:rPr>
+          </w:r>
         </w:p>
       </w:tc>
     </w:tr>
     <w:tr>
       <w:trPr>
-        <w:cantSplit/>
-        <w:trHeight w:val="69"/>
+        <w:trHeight w:val="69" w:hRule="atLeast"/>
+        <w:cantSplit w:val="true"/>
       </w:trPr>
       <w:tc>
         <w:tcPr>
           <w:tcW w:w="2322" w:type="dxa"/>
-          <w:vMerge/>
+          <w:vMerge w:val="continue"/>
           <w:tcBorders>
             <w:top w:val="single" w:sz="4" w:space="0" w:color="000000"/>
-            <w:left w:val="single" w:sz="4" w:space="0" w:color="000000"/>
+            <w:start w:val="single" w:sz="4" w:space="0" w:color="000000"/>
             <w:bottom w:val="single" w:sz="4" w:space="0" w:color="000000"/>
-            <w:right w:val="single" w:sz="4" w:space="0" w:color="000000"/>
+            <w:end w:val="single" w:sz="4" w:space="0" w:color="000000"/>
           </w:tcBorders>
           <w:vAlign w:val="center"/>
         </w:tcPr>
         <w:p>
           <w:pPr>
-            <w:widowControl w:val="0"/>
-            <w:rPr>
-              <w:rFonts w:ascii="Maven Pro" w:eastAsia="Arial" w:hAnsi="Maven Pro" w:cs="Arial"/>
+            <w:pStyle w:val="Normal"/>
+            <w:widowControl w:val="false"/>
+            <w:rPr>
+              <w:rFonts w:ascii="Maven Pro" w:hAnsi="Maven Pro" w:eastAsia="Arial" w:cs="Arial"/>
               <w:b/>
               <w:color w:val="000000"/>
               <w:sz w:val="18"/>
               <w:szCs w:val="18"/>
             </w:rPr>
           </w:pPr>
+          <w:r>
+            <w:rPr>
+              <w:rFonts w:eastAsia="Arial" w:cs="Arial" w:ascii="Maven Pro" w:hAnsi="Maven Pro"/>
+              <w:b/>
+              <w:color w:val="000000"/>
+              <w:sz w:val="18"/>
+              <w:szCs w:val="18"/>
+            </w:rPr>
+          </w:r>
         </w:p>
       </w:tc>
       <w:tc>
@@ -2583,19 +2691,19 @@
           <w:tcW w:w="5177" w:type="dxa"/>
           <w:tcBorders>
             <w:top w:val="single" w:sz="4" w:space="0" w:color="000000"/>
-            <w:left w:val="single" w:sz="4" w:space="0" w:color="000000"/>
+            <w:start w:val="single" w:sz="4" w:space="0" w:color="000000"/>
             <w:bottom w:val="single" w:sz="4" w:space="0" w:color="000000"/>
-            <w:right w:val="single" w:sz="4" w:space="0" w:color="000000"/>
+            <w:end w:val="single" w:sz="4" w:space="0" w:color="000000"/>
           </w:tcBorders>
           <w:vAlign w:val="center"/>
         </w:tcPr>
         <w:p>
           <w:pPr>
-            <w:pStyle w:val="Encabezado"/>
+            <w:pStyle w:val="Header"/>
             <w:tabs>
-              <w:tab w:val="left" w:pos="6676"/>
+              <w:tab w:val="left" w:pos="6676" w:leader="none"/>
             </w:tabs>
-            <w:ind w:firstLineChars="800" w:firstLine="1446"/>
+            <w:ind w:firstLineChars="800"/>
             <w:rPr>
               <w:rFonts w:ascii="Maven Pro" w:hAnsi="Maven Pro" w:cs="Arial"/>
               <w:b/>
@@ -2606,7 +2714,7 @@
           </w:pPr>
           <w:r>
             <w:rPr>
-              <w:rFonts w:ascii="Maven Pro" w:hAnsi="Maven Pro" w:cs="Arial"/>
+              <w:rFonts w:cs="Arial" w:ascii="Maven Pro" w:hAnsi="Maven Pro"/>
               <w:b/>
               <w:bCs/>
               <w:sz w:val="18"/>
@@ -2618,40 +2726,52 @@
       </w:tc>
       <w:tc>
         <w:tcPr>
-          <w:tcW w:w="1903" w:type="dxa"/>
-          <w:vMerge/>
+          <w:tcW w:w="1900" w:type="dxa"/>
+          <w:vMerge w:val="continue"/>
           <w:tcBorders>
             <w:top w:val="single" w:sz="4" w:space="0" w:color="000000"/>
-            <w:left w:val="single" w:sz="4" w:space="0" w:color="000000"/>
+            <w:start w:val="single" w:sz="4" w:space="0" w:color="000000"/>
             <w:bottom w:val="single" w:sz="4" w:space="0" w:color="000000"/>
-            <w:right w:val="single" w:sz="4" w:space="0" w:color="auto"/>
+            <w:end w:val="single" w:sz="4" w:space="0" w:color="000000"/>
           </w:tcBorders>
           <w:vAlign w:val="center"/>
         </w:tcPr>
         <w:p>
           <w:pPr>
-            <w:widowControl w:val="0"/>
-            <w:rPr>
-              <w:rFonts w:ascii="Maven Pro" w:eastAsia="Arial" w:hAnsi="Maven Pro" w:cs="Arial"/>
-              <w:b/>
-              <w:sz w:val="18"/>
-              <w:szCs w:val="18"/>
-            </w:rPr>
-          </w:pPr>
-        </w:p>
-      </w:tc>
-      <w:tc>
-        <w:tcPr>
-          <w:tcW w:w="241" w:type="dxa"/>
+            <w:pStyle w:val="Normal"/>
+            <w:widowControl w:val="false"/>
+            <w:rPr>
+              <w:rFonts w:ascii="Maven Pro" w:hAnsi="Maven Pro" w:eastAsia="Arial" w:cs="Arial"/>
+              <w:b/>
+              <w:sz w:val="18"/>
+              <w:szCs w:val="18"/>
+            </w:rPr>
+          </w:pPr>
+          <w:r>
+            <w:rPr>
+              <w:rFonts w:eastAsia="Arial" w:cs="Arial" w:ascii="Maven Pro" w:hAnsi="Maven Pro"/>
+              <w:b/>
+              <w:sz w:val="18"/>
+              <w:szCs w:val="18"/>
+            </w:rPr>
+          </w:r>
+        </w:p>
+      </w:tc>
+      <w:tc>
+        <w:tcPr>
+          <w:tcW w:w="244" w:type="dxa"/>
           <w:tcBorders>
-            <w:left w:val="single" w:sz="4" w:space="0" w:color="auto"/>
+            <w:start w:val="single" w:sz="4" w:space="0" w:color="000000"/>
           </w:tcBorders>
         </w:tcPr>
         <w:p>
           <w:pPr>
-            <w:spacing w:after="160" w:line="259" w:lineRule="auto"/>
-          </w:pPr>
-          <w:r>
+            <w:pStyle w:val="Normal"/>
+            <w:spacing w:lineRule="auto" w:line="259" w:before="0" w:after="160"/>
+            <w:rPr/>
+          </w:pPr>
+          <w:r>
+            <w:rPr/>
             <w:tab/>
           </w:r>
         </w:p>
@@ -2660,7 +2780,8 @@
   </w:tbl>
   <w:p>
     <w:pPr>
-      <w:ind w:left="-709"/>
+      <w:pStyle w:val="Normal"/>
+      <w:ind w:start="-709"/>
       <w:rPr>
         <w:rFonts w:ascii="Maven Pro" w:hAnsi="Maven Pro" w:cs="Arial"/>
         <w:sz w:val="16"/>
@@ -2669,7 +2790,7 @@
     </w:pPr>
     <w:r>
       <w:rPr>
-        <w:rFonts w:ascii="Maven Pro" w:hAnsi="Maven Pro" w:cs="Arial"/>
+        <w:rFonts w:cs="Arial" w:ascii="Maven Pro" w:hAnsi="Maven Pro"/>
         <w:sz w:val="16"/>
         <w:szCs w:val="16"/>
       </w:rPr>
@@ -2681,31 +2802,38 @@
         <w:sz w:val="16"/>
         <w:szCs w:val="16"/>
       </w:rPr>
-      <w:t xml:space="preserve"> «consecutivo»</w:t>
+      <w:t xml:space="preserve"> {{consecutivo}}</w:t>
     </w:r>
   </w:p>
 </w:hdr>
 </file>
 
 <file path=word/header3.xml><?xml version="1.0" encoding="utf-8"?>
-<w:hdr xmlns:wpc="http://schemas.microsoft.com/office/word/2010/wordprocessingCanvas" xmlns:cx="http://schemas.microsoft.com/office/drawing/2014/chartex" xmlns:cx1="http://schemas.microsoft.com/office/drawing/2015/9/8/chartex" xmlns:cx2="http://schemas.microsoft.com/office/drawing/2015/10/21/chartex" xmlns:cx3="http://schemas.microsoft.com/office/drawing/2016/5/9/chartex" xmlns:cx4="http://schemas.microsoft.com/office/drawing/2016/5/10/chartex" xmlns:cx5="http://schemas.microsoft.com/office/drawing/2016/5/11/chartex" xmlns:cx6="http://schemas.microsoft.com/office/drawing/2016/5/12/chartex" xmlns:cx7="http://schemas.microsoft.com/office/drawing/2016/5/13/chartex" xmlns:cx8="http://schemas.microsoft.com/office/drawing/2016/5/14/chartex" xmlns:mc="http://schemas.openxmlformats.org/markup-compatibility/2006" xmlns:aink="http://schemas.microsoft.com/office/drawing/2016/ink" xmlns:am3d="http://schemas.microsoft.com/office/drawing/2017/model3d" xmlns:o="urn:schemas-microsoft-com:office:office" xmlns:oel="http://schemas.microsoft.com/office/2019/extlst" xmlns:r="http://schemas.openxmlformats.org/officeDocument/2006/relationships" xmlns:m="http://schemas.openxmlformats.org/officeDocument/2006/math" xmlns:v="urn:schemas-microsoft-com:vml" xmlns:wp14="http://schemas.microsoft.com/office/word/2010/wordprocessingDrawing" xmlns:wp="http://schemas.openxmlformats.org/drawingml/2006/wordprocessingDrawing" xmlns:w10="urn:schemas-microsoft-com:office:word" xmlns:w="http://schemas.openxmlformats.org/wordprocessingml/2006/main" xmlns:w14="http://schemas.microsoft.com/office/word/2010/wordml" xmlns:w15="http://schemas.microsoft.com/office/word/2012/wordml" xmlns:w16cex="http://schemas.microsoft.com/office/word/2018/wordml/cex" xmlns:w16cid="http://schemas.microsoft.com/office/word/2016/wordml/cid" xmlns:w16="http://schemas.microsoft.com/office/word/2018/wordml" xmlns:w16du="http://schemas.microsoft.com/office/word/2023/wordml/word16du" xmlns:w16sdtdh="http://schemas.microsoft.com/office/word/2020/wordml/sdtdatahash" xmlns:w16sdtfl="http://schemas.microsoft.com/office/word/2024/wordml/sdtformatlock" xmlns:w16se="http://schemas.microsoft.com/office/word/2015/wordml/symex" xmlns:wpg="http://schemas.microsoft.com/office/word/2010/wordprocessingGroup" xmlns:wpi="http://schemas.microsoft.com/office/word/2010/wordprocessingInk" xmlns:wne="http://schemas.microsoft.com/office/word/2006/wordml" xmlns:wps="http://schemas.microsoft.com/office/word/2010/wordprocessingShape" mc:Ignorable="w14 w15 w16se w16cid w16 w16cex w16sdtdh w16sdtfl w16du wp14">
+<w:hdr xmlns:o="urn:schemas-microsoft-com:office:office" xmlns:r="http://schemas.openxmlformats.org/officeDocument/2006/relationships" xmlns:v="urn:schemas-microsoft-com:vml" xmlns:w="http://schemas.openxmlformats.org/wordprocessingml/2006/main" xmlns:w10="urn:schemas-microsoft-com:office:word" xmlns:wp="http://schemas.openxmlformats.org/drawingml/2006/wordprocessingDrawing" xmlns:pic="http://schemas.openxmlformats.org/drawingml/2006/picture" xmlns:wps="http://schemas.microsoft.com/office/word/2010/wordprocessingShape" xmlns:wpg="http://schemas.microsoft.com/office/word/2010/wordprocessingGroup" xmlns:mc="http://schemas.openxmlformats.org/markup-compatibility/2006" xmlns:wp14="http://schemas.microsoft.com/office/word/2010/wordprocessingDrawing" xmlns:w14="http://schemas.microsoft.com/office/word/2010/wordml" xmlns:w15="http://schemas.microsoft.com/office/word/2012/wordml" mc:Ignorable="w14 wp14 w15">
   <w:tbl>
     <w:tblPr>
-      <w:tblW w:w="9498" w:type="dxa"/>
+      <w:tblW w:w="9643" w:type="dxa"/>
+      <w:jc w:val="start"/>
       <w:tblInd w:w="-618" w:type="dxa"/>
       <w:tblLayout w:type="fixed"/>
-      <w:tblLook w:val="04A0" w:firstRow="1" w:lastRow="0" w:firstColumn="1" w:lastColumn="0" w:noHBand="0" w:noVBand="1"/>
+      <w:tblCellMar>
+        <w:top w:w="0" w:type="dxa"/>
+        <w:start w:w="108" w:type="dxa"/>
+        <w:bottom w:w="0" w:type="dxa"/>
+        <w:end w:w="108" w:type="dxa"/>
+      </w:tblCellMar>
+      <w:tblLook w:firstRow="1" w:noVBand="1" w:lastRow="0" w:firstColumn="1" w:lastColumn="0" w:noHBand="0" w:val="04a0"/>
     </w:tblPr>
     <w:tblGrid>
       <w:gridCol w:w="2322"/>
       <w:gridCol w:w="5177"/>
-      <w:gridCol w:w="1642"/>
-      <w:gridCol w:w="357"/>
+      <w:gridCol w:w="1900"/>
+      <w:gridCol w:w="244"/>
     </w:tblGrid>
     <w:tr>
       <w:trPr>
-        <w:cantSplit/>
-        <w:trHeight w:val="132"/>
+        <w:trHeight w:val="132" w:hRule="atLeast"/>
+        <w:cantSplit w:val="true"/>
       </w:trPr>
       <w:tc>
         <w:tcPr>
@@ -2713,17 +2841,18 @@
           <w:vMerge w:val="restart"/>
           <w:tcBorders>
             <w:top w:val="single" w:sz="4" w:space="0" w:color="000000"/>
-            <w:left w:val="single" w:sz="4" w:space="0" w:color="000000"/>
+            <w:start w:val="single" w:sz="4" w:space="0" w:color="000000"/>
             <w:bottom w:val="single" w:sz="4" w:space="0" w:color="000000"/>
-            <w:right w:val="single" w:sz="4" w:space="0" w:color="000000"/>
+            <w:end w:val="single" w:sz="4" w:space="0" w:color="000000"/>
           </w:tcBorders>
           <w:vAlign w:val="center"/>
         </w:tcPr>
         <w:p>
           <w:pPr>
+            <w:pStyle w:val="Normal"/>
             <w:jc w:val="center"/>
             <w:rPr>
-              <w:rFonts w:ascii="Maven Pro" w:eastAsia="Arial" w:hAnsi="Maven Pro" w:cs="Arial"/>
+              <w:rFonts w:ascii="Maven Pro" w:hAnsi="Maven Pro" w:eastAsia="Arial" w:cs="Arial"/>
               <w:b/>
               <w:color w:val="0000FF"/>
               <w:sz w:val="18"/>
@@ -2732,15 +2861,14 @@
           </w:pPr>
           <w:r>
             <w:rPr>
-              <w:rFonts w:ascii="Maven Pro" w:eastAsia="Arial" w:hAnsi="Maven Pro" w:cs="Arial"/>
-              <w:b/>
-              <w:noProof/>
+              <w:rFonts w:eastAsia="Arial" w:cs="Arial" w:ascii="Maven Pro" w:hAnsi="Maven Pro"/>
+              <w:b/>
               <w:color w:val="0000FF"/>
               <w:sz w:val="18"/>
               <w:szCs w:val="18"/>
             </w:rPr>
             <w:drawing>
-              <wp:anchor distT="0" distB="0" distL="0" distR="0" simplePos="0" relativeHeight="251657216" behindDoc="1" locked="0" layoutInCell="1" allowOverlap="1" wp14:anchorId="43D9D90B" wp14:editId="17686360">
+              <wp:anchor distT="0" distB="0" distL="0" distR="0" simplePos="0" relativeHeight="2" behindDoc="1" locked="0" layoutInCell="1" allowOverlap="1">
                 <wp:simplePos x="0" y="0"/>
                 <wp:positionH relativeFrom="column">
                   <wp:posOffset>-5715</wp:posOffset>
@@ -2751,7 +2879,7 @@
                 <wp:extent cx="1314450" cy="800100"/>
                 <wp:effectExtent l="0" t="0" r="0" b="0"/>
                 <wp:wrapNone/>
-                <wp:docPr id="1037175478" name="image1.jpg" descr="Imagen que contiene Logotipo&#10;&#10;Descripción generada automáticamente"/>
+                <wp:docPr id="2" name="image1.jpg" descr="Imagen que contiene Logotipo&#10;&#10;Descripción generada automáticamente"/>
                 <wp:cNvGraphicFramePr>
                   <a:graphicFrameLocks xmlns:a="http://schemas.openxmlformats.org/drawingml/2006/main" noChangeAspect="1"/>
                 </wp:cNvGraphicFramePr>
@@ -2794,17 +2922,18 @@
           <w:vMerge w:val="restart"/>
           <w:tcBorders>
             <w:top w:val="single" w:sz="4" w:space="0" w:color="000000"/>
-            <w:left w:val="single" w:sz="4" w:space="0" w:color="000000"/>
+            <w:start w:val="single" w:sz="4" w:space="0" w:color="000000"/>
             <w:bottom w:val="single" w:sz="4" w:space="0" w:color="000000"/>
-            <w:right w:val="single" w:sz="4" w:space="0" w:color="000000"/>
+            <w:end w:val="single" w:sz="4" w:space="0" w:color="000000"/>
           </w:tcBorders>
           <w:vAlign w:val="center"/>
         </w:tcPr>
         <w:p>
           <w:pPr>
+            <w:pStyle w:val="Normal"/>
             <w:jc w:val="center"/>
             <w:rPr>
-              <w:rFonts w:ascii="Maven Pro" w:eastAsia="Arial" w:hAnsi="Maven Pro" w:cs="Arial"/>
+              <w:rFonts w:ascii="Maven Pro" w:hAnsi="Maven Pro" w:eastAsia="Arial" w:cs="Arial"/>
               <w:b/>
               <w:bCs/>
               <w:sz w:val="18"/>
@@ -2813,7 +2942,7 @@
           </w:pPr>
           <w:r>
             <w:rPr>
-              <w:rFonts w:ascii="Maven Pro" w:eastAsia="Arial" w:hAnsi="Maven Pro" w:cs="Arial"/>
+              <w:rFonts w:eastAsia="Arial" w:cs="Arial" w:ascii="Maven Pro" w:hAnsi="Maven Pro"/>
               <w:b/>
               <w:bCs/>
               <w:sz w:val="18"/>
@@ -2824,9 +2953,10 @@
         </w:p>
         <w:p>
           <w:pPr>
+            <w:pStyle w:val="Normal"/>
             <w:jc w:val="center"/>
             <w:rPr>
-              <w:rFonts w:ascii="Maven Pro" w:eastAsia="Arial" w:hAnsi="Maven Pro" w:cs="Arial"/>
+              <w:rFonts w:ascii="Maven Pro" w:hAnsi="Maven Pro" w:eastAsia="Arial" w:cs="Arial"/>
               <w:b/>
               <w:bCs/>
               <w:sz w:val="18"/>
@@ -2835,7 +2965,7 @@
           </w:pPr>
           <w:r>
             <w:rPr>
-              <w:rFonts w:ascii="Maven Pro" w:eastAsia="Arial" w:hAnsi="Maven Pro" w:cs="Arial"/>
+              <w:rFonts w:eastAsia="Arial" w:cs="Arial" w:ascii="Maven Pro" w:hAnsi="Maven Pro"/>
               <w:b/>
               <w:bCs/>
               <w:sz w:val="18"/>
@@ -2846,9 +2976,10 @@
         </w:p>
         <w:p>
           <w:pPr>
+            <w:pStyle w:val="Normal"/>
             <w:jc w:val="center"/>
             <w:rPr>
-              <w:rFonts w:ascii="Maven Pro" w:eastAsia="Arial" w:hAnsi="Maven Pro" w:cs="Arial"/>
+              <w:rFonts w:ascii="Maven Pro" w:hAnsi="Maven Pro" w:eastAsia="Arial" w:cs="Arial"/>
               <w:b/>
               <w:bCs/>
               <w:sz w:val="18"/>
@@ -2857,7 +2988,7 @@
           </w:pPr>
           <w:r>
             <w:rPr>
-              <w:rFonts w:ascii="Maven Pro" w:eastAsia="Arial" w:hAnsi="Maven Pro" w:cs="Arial"/>
+              <w:rFonts w:eastAsia="Arial" w:cs="Arial" w:ascii="Maven Pro" w:hAnsi="Maven Pro"/>
               <w:b/>
               <w:bCs/>
               <w:sz w:val="18"/>
@@ -2869,28 +3000,29 @@
       </w:tc>
       <w:tc>
         <w:tcPr>
-          <w:tcW w:w="1642" w:type="dxa"/>
+          <w:tcW w:w="1900" w:type="dxa"/>
           <w:tcBorders>
             <w:top w:val="single" w:sz="4" w:space="0" w:color="000000"/>
-            <w:left w:val="single" w:sz="4" w:space="0" w:color="000000"/>
+            <w:start w:val="single" w:sz="4" w:space="0" w:color="000000"/>
             <w:bottom w:val="single" w:sz="4" w:space="0" w:color="000000"/>
-            <w:right w:val="single" w:sz="4" w:space="0" w:color="000000"/>
+            <w:end w:val="single" w:sz="4" w:space="0" w:color="000000"/>
           </w:tcBorders>
           <w:vAlign w:val="center"/>
         </w:tcPr>
         <w:p>
           <w:pPr>
+            <w:pStyle w:val="Normal"/>
             <w:jc w:val="center"/>
             <w:rPr>
-              <w:rFonts w:ascii="Maven Pro" w:eastAsia="Arial" w:hAnsi="Maven Pro" w:cs="Arial"/>
-              <w:b/>
-              <w:sz w:val="18"/>
-              <w:szCs w:val="18"/>
-            </w:rPr>
-          </w:pPr>
-          <w:r>
-            <w:rPr>
-              <w:rFonts w:ascii="Maven Pro" w:eastAsia="Arial" w:hAnsi="Maven Pro" w:cs="Arial"/>
+              <w:rFonts w:ascii="Maven Pro" w:hAnsi="Maven Pro" w:eastAsia="Arial" w:cs="Arial"/>
+              <w:b/>
+              <w:sz w:val="18"/>
+              <w:szCs w:val="18"/>
+            </w:rPr>
+          </w:pPr>
+          <w:r>
+            <w:rPr>
+              <w:rFonts w:eastAsia="Arial" w:cs="Arial" w:ascii="Maven Pro" w:hAnsi="Maven Pro"/>
               <w:b/>
               <w:sz w:val="18"/>
               <w:szCs w:val="18"/>
@@ -2901,96 +3033,123 @@
       </w:tc>
       <w:tc>
         <w:tcPr>
-          <w:tcW w:w="357" w:type="dxa"/>
-        </w:tcPr>
-        <w:p>
-          <w:pPr>
-            <w:spacing w:line="0" w:lineRule="atLeast"/>
+          <w:tcW w:w="244" w:type="dxa"/>
+          <w:tcBorders/>
+        </w:tcPr>
+        <w:p>
+          <w:pPr>
+            <w:pStyle w:val="Normal"/>
+            <w:spacing w:lineRule="atLeast" w:line="0"/>
             <w:rPr>
               <w:sz w:val="2"/>
             </w:rPr>
           </w:pPr>
+          <w:r>
+            <w:rPr>
+              <w:sz w:val="2"/>
+            </w:rPr>
+          </w:r>
         </w:p>
       </w:tc>
     </w:tr>
     <w:tr>
       <w:trPr>
-        <w:cantSplit/>
-        <w:trHeight w:val="184"/>
+        <w:trHeight w:val="184" w:hRule="atLeast"/>
+        <w:cantSplit w:val="true"/>
       </w:trPr>
       <w:tc>
         <w:tcPr>
           <w:tcW w:w="2322" w:type="dxa"/>
-          <w:vMerge/>
+          <w:vMerge w:val="continue"/>
           <w:tcBorders>
             <w:top w:val="single" w:sz="4" w:space="0" w:color="000000"/>
-            <w:left w:val="single" w:sz="4" w:space="0" w:color="000000"/>
+            <w:start w:val="single" w:sz="4" w:space="0" w:color="000000"/>
             <w:bottom w:val="single" w:sz="4" w:space="0" w:color="000000"/>
-            <w:right w:val="single" w:sz="4" w:space="0" w:color="000000"/>
+            <w:end w:val="single" w:sz="4" w:space="0" w:color="000000"/>
           </w:tcBorders>
           <w:vAlign w:val="center"/>
         </w:tcPr>
         <w:p>
           <w:pPr>
-            <w:widowControl w:val="0"/>
-            <w:rPr>
-              <w:rFonts w:ascii="Maven Pro" w:eastAsia="Arial" w:hAnsi="Maven Pro" w:cs="Arial"/>
-              <w:b/>
-              <w:sz w:val="18"/>
-              <w:szCs w:val="18"/>
-            </w:rPr>
-          </w:pPr>
+            <w:pStyle w:val="Normal"/>
+            <w:widowControl w:val="false"/>
+            <w:rPr>
+              <w:rFonts w:ascii="Maven Pro" w:hAnsi="Maven Pro" w:eastAsia="Arial" w:cs="Arial"/>
+              <w:b/>
+              <w:sz w:val="18"/>
+              <w:szCs w:val="18"/>
+            </w:rPr>
+          </w:pPr>
+          <w:r>
+            <w:rPr>
+              <w:rFonts w:eastAsia="Arial" w:cs="Arial" w:ascii="Maven Pro" w:hAnsi="Maven Pro"/>
+              <w:b/>
+              <w:sz w:val="18"/>
+              <w:szCs w:val="18"/>
+            </w:rPr>
+          </w:r>
         </w:p>
       </w:tc>
       <w:tc>
         <w:tcPr>
           <w:tcW w:w="5177" w:type="dxa"/>
-          <w:vMerge/>
+          <w:vMerge w:val="continue"/>
           <w:tcBorders>
             <w:top w:val="single" w:sz="4" w:space="0" w:color="000000"/>
-            <w:left w:val="single" w:sz="4" w:space="0" w:color="000000"/>
+            <w:start w:val="single" w:sz="4" w:space="0" w:color="000000"/>
             <w:bottom w:val="single" w:sz="4" w:space="0" w:color="000000"/>
-            <w:right w:val="single" w:sz="4" w:space="0" w:color="000000"/>
+            <w:end w:val="single" w:sz="4" w:space="0" w:color="000000"/>
           </w:tcBorders>
           <w:vAlign w:val="center"/>
         </w:tcPr>
         <w:p>
           <w:pPr>
-            <w:widowControl w:val="0"/>
-            <w:rPr>
-              <w:rFonts w:ascii="Maven Pro" w:eastAsia="Arial" w:hAnsi="Maven Pro" w:cs="Arial"/>
+            <w:pStyle w:val="Normal"/>
+            <w:widowControl w:val="false"/>
+            <w:rPr>
+              <w:rFonts w:ascii="Maven Pro" w:hAnsi="Maven Pro" w:eastAsia="Arial" w:cs="Arial"/>
               <w:b/>
               <w:bCs/>
               <w:sz w:val="18"/>
               <w:szCs w:val="18"/>
             </w:rPr>
           </w:pPr>
-        </w:p>
-      </w:tc>
-      <w:tc>
-        <w:tcPr>
-          <w:tcW w:w="1642" w:type="dxa"/>
+          <w:r>
+            <w:rPr>
+              <w:rFonts w:eastAsia="Arial" w:cs="Arial" w:ascii="Maven Pro" w:hAnsi="Maven Pro"/>
+              <w:b/>
+              <w:bCs/>
+              <w:sz w:val="18"/>
+              <w:szCs w:val="18"/>
+            </w:rPr>
+          </w:r>
+        </w:p>
+      </w:tc>
+      <w:tc>
+        <w:tcPr>
+          <w:tcW w:w="1900" w:type="dxa"/>
           <w:tcBorders>
             <w:top w:val="single" w:sz="4" w:space="0" w:color="000000"/>
-            <w:left w:val="single" w:sz="4" w:space="0" w:color="000000"/>
+            <w:start w:val="single" w:sz="4" w:space="0" w:color="000000"/>
             <w:bottom w:val="single" w:sz="4" w:space="0" w:color="000000"/>
-            <w:right w:val="single" w:sz="4" w:space="0" w:color="000000"/>
+            <w:end w:val="single" w:sz="4" w:space="0" w:color="000000"/>
           </w:tcBorders>
           <w:vAlign w:val="center"/>
         </w:tcPr>
         <w:p>
           <w:pPr>
+            <w:pStyle w:val="Normal"/>
             <w:jc w:val="center"/>
             <w:rPr>
-              <w:rFonts w:ascii="Maven Pro" w:eastAsia="Arial" w:hAnsi="Maven Pro" w:cs="Arial"/>
-              <w:b/>
-              <w:sz w:val="18"/>
-              <w:szCs w:val="18"/>
-            </w:rPr>
-          </w:pPr>
-          <w:r>
-            <w:rPr>
-              <w:rFonts w:ascii="Maven Pro" w:eastAsia="Arial" w:hAnsi="Maven Pro" w:cs="Arial"/>
+              <w:rFonts w:ascii="Maven Pro" w:hAnsi="Maven Pro" w:eastAsia="Arial" w:cs="Arial"/>
+              <w:b/>
+              <w:sz w:val="18"/>
+              <w:szCs w:val="18"/>
+            </w:rPr>
+          </w:pPr>
+          <w:r>
+            <w:rPr>
+              <w:rFonts w:eastAsia="Arial" w:cs="Arial" w:ascii="Maven Pro" w:hAnsi="Maven Pro"/>
               <w:b/>
               <w:sz w:val="18"/>
               <w:szCs w:val="18"/>
@@ -3001,96 +3160,123 @@
       </w:tc>
       <w:tc>
         <w:tcPr>
-          <w:tcW w:w="357" w:type="dxa"/>
-        </w:tcPr>
-        <w:p>
-          <w:pPr>
-            <w:spacing w:line="0" w:lineRule="atLeast"/>
+          <w:tcW w:w="244" w:type="dxa"/>
+          <w:tcBorders/>
+        </w:tcPr>
+        <w:p>
+          <w:pPr>
+            <w:pStyle w:val="Normal"/>
+            <w:spacing w:lineRule="atLeast" w:line="0"/>
             <w:rPr>
               <w:sz w:val="2"/>
             </w:rPr>
           </w:pPr>
+          <w:r>
+            <w:rPr>
+              <w:sz w:val="2"/>
+            </w:rPr>
+          </w:r>
         </w:p>
       </w:tc>
     </w:tr>
     <w:tr>
       <w:trPr>
-        <w:cantSplit/>
-        <w:trHeight w:val="128"/>
+        <w:trHeight w:val="128" w:hRule="atLeast"/>
+        <w:cantSplit w:val="true"/>
       </w:trPr>
       <w:tc>
         <w:tcPr>
           <w:tcW w:w="2322" w:type="dxa"/>
-          <w:vMerge/>
+          <w:vMerge w:val="continue"/>
           <w:tcBorders>
             <w:top w:val="single" w:sz="4" w:space="0" w:color="000000"/>
-            <w:left w:val="single" w:sz="4" w:space="0" w:color="000000"/>
+            <w:start w:val="single" w:sz="4" w:space="0" w:color="000000"/>
             <w:bottom w:val="single" w:sz="4" w:space="0" w:color="000000"/>
-            <w:right w:val="single" w:sz="4" w:space="0" w:color="000000"/>
+            <w:end w:val="single" w:sz="4" w:space="0" w:color="000000"/>
           </w:tcBorders>
           <w:vAlign w:val="center"/>
         </w:tcPr>
         <w:p>
           <w:pPr>
-            <w:widowControl w:val="0"/>
-            <w:rPr>
-              <w:rFonts w:ascii="Maven Pro" w:eastAsia="Arial" w:hAnsi="Maven Pro" w:cs="Arial"/>
-              <w:b/>
-              <w:sz w:val="18"/>
-              <w:szCs w:val="18"/>
-            </w:rPr>
-          </w:pPr>
+            <w:pStyle w:val="Normal"/>
+            <w:widowControl w:val="false"/>
+            <w:rPr>
+              <w:rFonts w:ascii="Maven Pro" w:hAnsi="Maven Pro" w:eastAsia="Arial" w:cs="Arial"/>
+              <w:b/>
+              <w:sz w:val="18"/>
+              <w:szCs w:val="18"/>
+            </w:rPr>
+          </w:pPr>
+          <w:r>
+            <w:rPr>
+              <w:rFonts w:eastAsia="Arial" w:cs="Arial" w:ascii="Maven Pro" w:hAnsi="Maven Pro"/>
+              <w:b/>
+              <w:sz w:val="18"/>
+              <w:szCs w:val="18"/>
+            </w:rPr>
+          </w:r>
         </w:p>
       </w:tc>
       <w:tc>
         <w:tcPr>
           <w:tcW w:w="5177" w:type="dxa"/>
-          <w:vMerge/>
+          <w:vMerge w:val="continue"/>
           <w:tcBorders>
             <w:top w:val="single" w:sz="4" w:space="0" w:color="000000"/>
-            <w:left w:val="single" w:sz="4" w:space="0" w:color="000000"/>
+            <w:start w:val="single" w:sz="4" w:space="0" w:color="000000"/>
             <w:bottom w:val="single" w:sz="4" w:space="0" w:color="000000"/>
-            <w:right w:val="single" w:sz="4" w:space="0" w:color="000000"/>
+            <w:end w:val="single" w:sz="4" w:space="0" w:color="000000"/>
           </w:tcBorders>
           <w:vAlign w:val="center"/>
         </w:tcPr>
         <w:p>
           <w:pPr>
-            <w:widowControl w:val="0"/>
-            <w:rPr>
-              <w:rFonts w:ascii="Maven Pro" w:eastAsia="Arial" w:hAnsi="Maven Pro" w:cs="Arial"/>
+            <w:pStyle w:val="Normal"/>
+            <w:widowControl w:val="false"/>
+            <w:rPr>
+              <w:rFonts w:ascii="Maven Pro" w:hAnsi="Maven Pro" w:eastAsia="Arial" w:cs="Arial"/>
               <w:b/>
               <w:bCs/>
               <w:sz w:val="18"/>
               <w:szCs w:val="18"/>
             </w:rPr>
           </w:pPr>
-        </w:p>
-      </w:tc>
-      <w:tc>
-        <w:tcPr>
-          <w:tcW w:w="1642" w:type="dxa"/>
+          <w:r>
+            <w:rPr>
+              <w:rFonts w:eastAsia="Arial" w:cs="Arial" w:ascii="Maven Pro" w:hAnsi="Maven Pro"/>
+              <w:b/>
+              <w:bCs/>
+              <w:sz w:val="18"/>
+              <w:szCs w:val="18"/>
+            </w:rPr>
+          </w:r>
+        </w:p>
+      </w:tc>
+      <w:tc>
+        <w:tcPr>
+          <w:tcW w:w="1900" w:type="dxa"/>
           <w:tcBorders>
             <w:top w:val="single" w:sz="4" w:space="0" w:color="000000"/>
-            <w:left w:val="single" w:sz="4" w:space="0" w:color="000000"/>
+            <w:start w:val="single" w:sz="4" w:space="0" w:color="000000"/>
             <w:bottom w:val="single" w:sz="4" w:space="0" w:color="000000"/>
-            <w:right w:val="single" w:sz="4" w:space="0" w:color="000000"/>
+            <w:end w:val="single" w:sz="4" w:space="0" w:color="000000"/>
           </w:tcBorders>
           <w:vAlign w:val="center"/>
         </w:tcPr>
         <w:p>
           <w:pPr>
+            <w:pStyle w:val="Normal"/>
             <w:jc w:val="center"/>
             <w:rPr>
-              <w:rFonts w:ascii="Maven Pro" w:eastAsia="Arial" w:hAnsi="Maven Pro" w:cs="Arial"/>
-              <w:b/>
-              <w:sz w:val="18"/>
-              <w:szCs w:val="18"/>
-            </w:rPr>
-          </w:pPr>
-          <w:r>
-            <w:rPr>
-              <w:rFonts w:ascii="Maven Pro" w:eastAsia="Arial" w:hAnsi="Maven Pro" w:cs="Arial"/>
+              <w:rFonts w:ascii="Maven Pro" w:hAnsi="Maven Pro" w:eastAsia="Arial" w:cs="Arial"/>
+              <w:b/>
+              <w:sz w:val="18"/>
+              <w:szCs w:val="18"/>
+            </w:rPr>
+          </w:pPr>
+          <w:r>
+            <w:rPr>
+              <w:rFonts w:eastAsia="Arial" w:cs="Arial" w:ascii="Maven Pro" w:hAnsi="Maven Pro"/>
               <w:b/>
               <w:sz w:val="18"/>
               <w:szCs w:val="18"/>
@@ -3101,45 +3287,61 @@
       </w:tc>
       <w:tc>
         <w:tcPr>
-          <w:tcW w:w="357" w:type="dxa"/>
-        </w:tcPr>
-        <w:p>
-          <w:pPr>
-            <w:spacing w:line="0" w:lineRule="atLeast"/>
+          <w:tcW w:w="244" w:type="dxa"/>
+          <w:tcBorders/>
+        </w:tcPr>
+        <w:p>
+          <w:pPr>
+            <w:pStyle w:val="Normal"/>
+            <w:spacing w:lineRule="atLeast" w:line="0"/>
             <w:rPr>
               <w:sz w:val="2"/>
             </w:rPr>
           </w:pPr>
+          <w:r>
+            <w:rPr>
+              <w:sz w:val="2"/>
+            </w:rPr>
+          </w:r>
         </w:p>
       </w:tc>
     </w:tr>
     <w:tr>
       <w:trPr>
-        <w:cantSplit/>
-        <w:trHeight w:val="428"/>
+        <w:trHeight w:val="428" w:hRule="atLeast"/>
+        <w:cantSplit w:val="true"/>
       </w:trPr>
       <w:tc>
         <w:tcPr>
           <w:tcW w:w="2322" w:type="dxa"/>
-          <w:vMerge/>
+          <w:vMerge w:val="continue"/>
           <w:tcBorders>
             <w:top w:val="single" w:sz="4" w:space="0" w:color="000000"/>
-            <w:left w:val="single" w:sz="4" w:space="0" w:color="000000"/>
+            <w:start w:val="single" w:sz="4" w:space="0" w:color="000000"/>
             <w:bottom w:val="single" w:sz="4" w:space="0" w:color="000000"/>
-            <w:right w:val="single" w:sz="4" w:space="0" w:color="000000"/>
+            <w:end w:val="single" w:sz="4" w:space="0" w:color="000000"/>
           </w:tcBorders>
           <w:vAlign w:val="center"/>
         </w:tcPr>
         <w:p>
           <w:pPr>
-            <w:widowControl w:val="0"/>
-            <w:rPr>
-              <w:rFonts w:ascii="Maven Pro" w:eastAsia="Arial" w:hAnsi="Maven Pro" w:cs="Arial"/>
-              <w:b/>
-              <w:sz w:val="18"/>
-              <w:szCs w:val="18"/>
-            </w:rPr>
-          </w:pPr>
+            <w:pStyle w:val="Normal"/>
+            <w:widowControl w:val="false"/>
+            <w:rPr>
+              <w:rFonts w:ascii="Maven Pro" w:hAnsi="Maven Pro" w:eastAsia="Arial" w:cs="Arial"/>
+              <w:b/>
+              <w:sz w:val="18"/>
+              <w:szCs w:val="18"/>
+            </w:rPr>
+          </w:pPr>
+          <w:r>
+            <w:rPr>
+              <w:rFonts w:eastAsia="Arial" w:cs="Arial" w:ascii="Maven Pro" w:hAnsi="Maven Pro"/>
+              <w:b/>
+              <w:sz w:val="18"/>
+              <w:szCs w:val="18"/>
+            </w:rPr>
+          </w:r>
         </w:p>
       </w:tc>
       <w:tc>
@@ -3147,17 +3349,18 @@
           <w:tcW w:w="5177" w:type="dxa"/>
           <w:tcBorders>
             <w:top w:val="single" w:sz="4" w:space="0" w:color="000000"/>
-            <w:left w:val="single" w:sz="4" w:space="0" w:color="000000"/>
+            <w:start w:val="single" w:sz="4" w:space="0" w:color="000000"/>
             <w:bottom w:val="single" w:sz="4" w:space="0" w:color="000000"/>
-            <w:right w:val="single" w:sz="4" w:space="0" w:color="000000"/>
+            <w:end w:val="single" w:sz="4" w:space="0" w:color="000000"/>
           </w:tcBorders>
           <w:vAlign w:val="center"/>
         </w:tcPr>
         <w:p>
           <w:pPr>
+            <w:pStyle w:val="Normal"/>
             <w:jc w:val="center"/>
             <w:rPr>
-              <w:rFonts w:ascii="Maven Pro" w:eastAsia="Arial" w:hAnsi="Maven Pro" w:cs="Arial"/>
+              <w:rFonts w:ascii="Maven Pro" w:hAnsi="Maven Pro" w:eastAsia="Arial" w:cs="Arial"/>
               <w:b/>
               <w:bCs/>
               <w:sz w:val="18"/>
@@ -3166,7 +3369,7 @@
           </w:pPr>
           <w:r>
             <w:rPr>
-              <w:rFonts w:ascii="Maven Pro" w:eastAsia="Batang" w:hAnsi="Maven Pro"/>
+              <w:rFonts w:eastAsia="Batang" w:ascii="Maven Pro" w:hAnsi="Maven Pro"/>
               <w:b/>
               <w:sz w:val="18"/>
               <w:szCs w:val="18"/>
@@ -3177,25 +3380,27 @@
       </w:tc>
       <w:tc>
         <w:tcPr>
-          <w:tcW w:w="1642" w:type="dxa"/>
+          <w:tcW w:w="1900" w:type="dxa"/>
           <w:vMerge w:val="restart"/>
           <w:tcBorders>
             <w:top w:val="single" w:sz="4" w:space="0" w:color="000000"/>
-            <w:left w:val="single" w:sz="4" w:space="0" w:color="000000"/>
+            <w:start w:val="single" w:sz="4" w:space="0" w:color="000000"/>
             <w:bottom w:val="single" w:sz="4" w:space="0" w:color="000000"/>
-            <w:right w:val="single" w:sz="4" w:space="0" w:color="000000"/>
+            <w:end w:val="single" w:sz="4" w:space="0" w:color="000000"/>
           </w:tcBorders>
           <w:vAlign w:val="center"/>
         </w:tcPr>
         <w:p>
           <w:pPr>
+            <w:pStyle w:val="Normal"/>
             <w:tabs>
-              <w:tab w:val="center" w:pos="4252"/>
-              <w:tab w:val="right" w:pos="8504"/>
+              <w:tab w:val="clear" w:pos="708"/>
+              <w:tab w:val="center" w:pos="4252" w:leader="none"/>
+              <w:tab w:val="right" w:pos="8504" w:leader="none"/>
             </w:tabs>
             <w:jc w:val="center"/>
             <w:rPr>
-              <w:rFonts w:ascii="Maven Pro" w:eastAsia="Arial" w:hAnsi="Maven Pro" w:cs="Arial"/>
+              <w:rFonts w:ascii="Maven Pro" w:hAnsi="Maven Pro" w:eastAsia="Arial" w:cs="Arial"/>
               <w:b/>
               <w:color w:val="000000"/>
               <w:sz w:val="18"/>
@@ -3204,7 +3409,7 @@
           </w:pPr>
           <w:r>
             <w:rPr>
-              <w:rFonts w:ascii="Maven Pro" w:eastAsia="Arial" w:hAnsi="Maven Pro" w:cs="Arial"/>
+              <w:rFonts w:eastAsia="Arial" w:cs="Arial" w:ascii="Maven Pro" w:hAnsi="Maven Pro"/>
               <w:color w:val="000000"/>
               <w:sz w:val="18"/>
               <w:szCs w:val="18"/>
@@ -3213,7 +3418,7 @@
           </w:r>
           <w:r>
             <w:rPr>
-              <w:rFonts w:ascii="Maven Pro" w:eastAsia="Arial" w:hAnsi="Maven Pro" w:cs="Arial"/>
+              <w:rFonts w:eastAsia="Arial" w:cs="Arial" w:ascii="Maven Pro" w:hAnsi="Maven Pro"/>
               <w:b/>
               <w:color w:val="000000"/>
               <w:sz w:val="18"/>
@@ -3223,7 +3428,7 @@
           </w:r>
           <w:r>
             <w:rPr>
-              <w:rFonts w:ascii="Maven Pro" w:eastAsia="Arial" w:hAnsi="Maven Pro" w:cs="Arial"/>
+              <w:rFonts w:eastAsia="Arial" w:cs="Arial" w:ascii="Maven Pro" w:hAnsi="Maven Pro"/>
               <w:b/>
               <w:color w:val="000000"/>
               <w:sz w:val="18"/>
@@ -3233,7 +3438,7 @@
           </w:r>
           <w:r>
             <w:rPr>
-              <w:rFonts w:ascii="Maven Pro" w:eastAsia="Arial" w:hAnsi="Maven Pro" w:cs="Arial"/>
+              <w:rFonts w:eastAsia="Arial" w:cs="Arial" w:ascii="Maven Pro" w:hAnsi="Maven Pro"/>
               <w:b/>
               <w:color w:val="000000"/>
               <w:sz w:val="18"/>
@@ -3243,7 +3448,7 @@
           </w:r>
           <w:r>
             <w:rPr>
-              <w:rFonts w:ascii="Maven Pro" w:eastAsia="Arial" w:hAnsi="Maven Pro" w:cs="Arial"/>
+              <w:rFonts w:eastAsia="Arial" w:cs="Arial" w:ascii="Maven Pro" w:hAnsi="Maven Pro"/>
               <w:b/>
               <w:color w:val="000000"/>
               <w:sz w:val="18"/>
@@ -3253,7 +3458,7 @@
           </w:r>
           <w:r>
             <w:rPr>
-              <w:rFonts w:ascii="Maven Pro" w:eastAsia="Arial" w:hAnsi="Maven Pro" w:cs="Arial"/>
+              <w:rFonts w:eastAsia="Arial" w:cs="Arial" w:ascii="Maven Pro" w:hAnsi="Maven Pro"/>
               <w:b/>
               <w:color w:val="000000"/>
               <w:sz w:val="18"/>
@@ -3263,7 +3468,7 @@
           </w:r>
           <w:r>
             <w:rPr>
-              <w:rFonts w:ascii="Maven Pro" w:eastAsia="Arial" w:hAnsi="Maven Pro" w:cs="Arial"/>
+              <w:rFonts w:eastAsia="Arial" w:cs="Arial" w:ascii="Maven Pro" w:hAnsi="Maven Pro"/>
               <w:color w:val="000000"/>
               <w:sz w:val="18"/>
               <w:szCs w:val="18"/>
@@ -3272,7 +3477,7 @@
           </w:r>
           <w:r>
             <w:rPr>
-              <w:rFonts w:ascii="Maven Pro" w:eastAsia="Arial" w:hAnsi="Maven Pro" w:cs="Arial"/>
+              <w:rFonts w:eastAsia="Arial" w:cs="Arial" w:ascii="Maven Pro" w:hAnsi="Maven Pro"/>
               <w:b/>
               <w:color w:val="000000"/>
               <w:sz w:val="18"/>
@@ -3282,7 +3487,7 @@
           </w:r>
           <w:r>
             <w:rPr>
-              <w:rFonts w:ascii="Maven Pro" w:eastAsia="Arial" w:hAnsi="Maven Pro" w:cs="Arial"/>
+              <w:rFonts w:eastAsia="Arial" w:cs="Arial" w:ascii="Maven Pro" w:hAnsi="Maven Pro"/>
               <w:b/>
               <w:color w:val="000000"/>
               <w:sz w:val="18"/>
@@ -3292,7 +3497,7 @@
           </w:r>
           <w:r>
             <w:rPr>
-              <w:rFonts w:ascii="Maven Pro" w:eastAsia="Arial" w:hAnsi="Maven Pro" w:cs="Arial"/>
+              <w:rFonts w:eastAsia="Arial" w:cs="Arial" w:ascii="Maven Pro" w:hAnsi="Maven Pro"/>
               <w:b/>
               <w:color w:val="000000"/>
               <w:sz w:val="18"/>
@@ -3302,7 +3507,7 @@
           </w:r>
           <w:r>
             <w:rPr>
-              <w:rFonts w:ascii="Maven Pro" w:eastAsia="Arial" w:hAnsi="Maven Pro" w:cs="Arial"/>
+              <w:rFonts w:eastAsia="Arial" w:cs="Arial" w:ascii="Maven Pro" w:hAnsi="Maven Pro"/>
               <w:b/>
               <w:color w:val="000000"/>
               <w:sz w:val="18"/>
@@ -3312,7 +3517,7 @@
           </w:r>
           <w:r>
             <w:rPr>
-              <w:rFonts w:ascii="Maven Pro" w:eastAsia="Arial" w:hAnsi="Maven Pro" w:cs="Arial"/>
+              <w:rFonts w:eastAsia="Arial" w:cs="Arial" w:ascii="Maven Pro" w:hAnsi="Maven Pro"/>
               <w:b/>
               <w:color w:val="000000"/>
               <w:sz w:val="18"/>
@@ -3324,46 +3529,65 @@
       </w:tc>
       <w:tc>
         <w:tcPr>
-          <w:tcW w:w="357" w:type="dxa"/>
-        </w:tcPr>
-        <w:p>
-          <w:pPr>
-            <w:spacing w:line="0" w:lineRule="atLeast"/>
+          <w:tcW w:w="244" w:type="dxa"/>
+          <w:tcBorders>
+            <w:start w:val="single" w:sz="4" w:space="0" w:color="000000"/>
+          </w:tcBorders>
+        </w:tcPr>
+        <w:p>
+          <w:pPr>
+            <w:pStyle w:val="Normal"/>
+            <w:spacing w:lineRule="atLeast" w:line="0"/>
             <w:rPr>
               <w:sz w:val="2"/>
             </w:rPr>
           </w:pPr>
+          <w:r>
+            <w:rPr>
+              <w:sz w:val="2"/>
+            </w:rPr>
+          </w:r>
         </w:p>
       </w:tc>
     </w:tr>
     <w:tr>
       <w:trPr>
-        <w:cantSplit/>
-        <w:trHeight w:val="69"/>
+        <w:trHeight w:val="69" w:hRule="atLeast"/>
+        <w:cantSplit w:val="true"/>
       </w:trPr>
       <w:tc>
         <w:tcPr>
           <w:tcW w:w="2322" w:type="dxa"/>
-          <w:vMerge/>
+          <w:vMerge w:val="continue"/>
           <w:tcBorders>
             <w:top w:val="single" w:sz="4" w:space="0" w:color="000000"/>
-            <w:left w:val="single" w:sz="4" w:space="0" w:color="000000"/>
+            <w:start w:val="single" w:sz="4" w:space="0" w:color="000000"/>
             <w:bottom w:val="single" w:sz="4" w:space="0" w:color="000000"/>
-            <w:right w:val="single" w:sz="4" w:space="0" w:color="000000"/>
+            <w:end w:val="single" w:sz="4" w:space="0" w:color="000000"/>
           </w:tcBorders>
           <w:vAlign w:val="center"/>
         </w:tcPr>
         <w:p>
           <w:pPr>
-            <w:widowControl w:val="0"/>
-            <w:rPr>
-              <w:rFonts w:ascii="Maven Pro" w:eastAsia="Arial" w:hAnsi="Maven Pro" w:cs="Arial"/>
+            <w:pStyle w:val="Normal"/>
+            <w:widowControl w:val="false"/>
+            <w:rPr>
+              <w:rFonts w:ascii="Maven Pro" w:hAnsi="Maven Pro" w:eastAsia="Arial" w:cs="Arial"/>
               <w:b/>
               <w:color w:val="000000"/>
               <w:sz w:val="18"/>
               <w:szCs w:val="18"/>
             </w:rPr>
           </w:pPr>
+          <w:r>
+            <w:rPr>
+              <w:rFonts w:eastAsia="Arial" w:cs="Arial" w:ascii="Maven Pro" w:hAnsi="Maven Pro"/>
+              <w:b/>
+              <w:color w:val="000000"/>
+              <w:sz w:val="18"/>
+              <w:szCs w:val="18"/>
+            </w:rPr>
+          </w:r>
         </w:p>
       </w:tc>
       <w:tc>
@@ -3371,19 +3595,19 @@
           <w:tcW w:w="5177" w:type="dxa"/>
           <w:tcBorders>
             <w:top w:val="single" w:sz="4" w:space="0" w:color="000000"/>
-            <w:left w:val="single" w:sz="4" w:space="0" w:color="000000"/>
+            <w:start w:val="single" w:sz="4" w:space="0" w:color="000000"/>
             <w:bottom w:val="single" w:sz="4" w:space="0" w:color="000000"/>
-            <w:right w:val="single" w:sz="4" w:space="0" w:color="000000"/>
+            <w:end w:val="single" w:sz="4" w:space="0" w:color="000000"/>
           </w:tcBorders>
           <w:vAlign w:val="center"/>
         </w:tcPr>
         <w:p>
           <w:pPr>
-            <w:pStyle w:val="Encabezado"/>
+            <w:pStyle w:val="Header"/>
             <w:tabs>
-              <w:tab w:val="left" w:pos="6676"/>
+              <w:tab w:val="left" w:pos="6676" w:leader="none"/>
             </w:tabs>
-            <w:ind w:firstLineChars="800" w:firstLine="1446"/>
+            <w:ind w:firstLineChars="800"/>
             <w:rPr>
               <w:rFonts w:ascii="Maven Pro" w:hAnsi="Maven Pro" w:cs="Arial"/>
               <w:b/>
@@ -3394,7 +3618,7 @@
           </w:pPr>
           <w:r>
             <w:rPr>
-              <w:rFonts w:ascii="Maven Pro" w:hAnsi="Maven Pro" w:cs="Arial"/>
+              <w:rFonts w:cs="Arial" w:ascii="Maven Pro" w:hAnsi="Maven Pro"/>
               <w:b/>
               <w:bCs/>
               <w:sz w:val="18"/>
@@ -3406,210 +3630,101 @@
       </w:tc>
       <w:tc>
         <w:tcPr>
-          <w:tcW w:w="1642" w:type="dxa"/>
-          <w:vMerge/>
+          <w:tcW w:w="1900" w:type="dxa"/>
+          <w:vMerge w:val="continue"/>
           <w:tcBorders>
             <w:top w:val="single" w:sz="4" w:space="0" w:color="000000"/>
-            <w:left w:val="single" w:sz="4" w:space="0" w:color="000000"/>
+            <w:start w:val="single" w:sz="4" w:space="0" w:color="000000"/>
             <w:bottom w:val="single" w:sz="4" w:space="0" w:color="000000"/>
-            <w:right w:val="single" w:sz="4" w:space="0" w:color="000000"/>
+            <w:end w:val="single" w:sz="4" w:space="0" w:color="000000"/>
           </w:tcBorders>
           <w:vAlign w:val="center"/>
         </w:tcPr>
         <w:p>
           <w:pPr>
-            <w:widowControl w:val="0"/>
-            <w:rPr>
-              <w:rFonts w:ascii="Maven Pro" w:eastAsia="Arial" w:hAnsi="Maven Pro" w:cs="Arial"/>
-              <w:b/>
-              <w:sz w:val="18"/>
-              <w:szCs w:val="18"/>
-            </w:rPr>
-          </w:pPr>
-        </w:p>
-      </w:tc>
-      <w:tc>
-        <w:tcPr>
-          <w:tcW w:w="357" w:type="dxa"/>
+            <w:pStyle w:val="Normal"/>
+            <w:widowControl w:val="false"/>
+            <w:rPr>
+              <w:rFonts w:ascii="Maven Pro" w:hAnsi="Maven Pro" w:eastAsia="Arial" w:cs="Arial"/>
+              <w:b/>
+              <w:sz w:val="18"/>
+              <w:szCs w:val="18"/>
+            </w:rPr>
+          </w:pPr>
+          <w:r>
+            <w:rPr>
+              <w:rFonts w:eastAsia="Arial" w:cs="Arial" w:ascii="Maven Pro" w:hAnsi="Maven Pro"/>
+              <w:b/>
+              <w:sz w:val="18"/>
+              <w:szCs w:val="18"/>
+            </w:rPr>
+          </w:r>
+        </w:p>
+      </w:tc>
+      <w:tc>
+        <w:tcPr>
+          <w:tcW w:w="244" w:type="dxa"/>
           <w:tcBorders>
-            <w:top w:val="single" w:sz="4" w:space="0" w:color="000000"/>
-            <w:left w:val="single" w:sz="4" w:space="0" w:color="000000"/>
-            <w:bottom w:val="single" w:sz="4" w:space="0" w:color="000000"/>
-            <w:right w:val="single" w:sz="4" w:space="0" w:color="000000"/>
+            <w:start w:val="single" w:sz="4" w:space="0" w:color="000000"/>
           </w:tcBorders>
         </w:tcPr>
         <w:p>
           <w:pPr>
-            <w:spacing w:after="160" w:line="259" w:lineRule="auto"/>
-          </w:pPr>
-          <w:r>
+            <w:pStyle w:val="Normal"/>
+            <w:spacing w:lineRule="auto" w:line="259" w:before="0" w:after="160"/>
+            <w:rPr/>
+          </w:pPr>
+          <w:r>
+            <w:rPr/>
             <w:tab/>
           </w:r>
-          <w:bookmarkStart w:id="1" w:name="_Hlk199424417"/>
-          <w:bookmarkEnd w:id="1"/>
         </w:p>
       </w:tc>
     </w:tr>
   </w:tbl>
   <w:p>
     <w:pPr>
-      <w:ind w:left="-426" w:firstLine="426"/>
+      <w:pStyle w:val="Normal"/>
+      <w:ind w:start="-709"/>
       <w:rPr>
         <w:rFonts w:ascii="Maven Pro" w:hAnsi="Maven Pro" w:cs="Arial"/>
-        <w:sz w:val="20"/>
-        <w:szCs w:val="20"/>
+        <w:sz w:val="16"/>
+        <w:szCs w:val="16"/>
       </w:rPr>
     </w:pPr>
     <w:r>
       <w:rPr>
-        <w:rFonts w:ascii="Maven Pro" w:hAnsi="Maven Pro" w:cs="Arial"/>
-        <w:sz w:val="20"/>
-        <w:szCs w:val="20"/>
+        <w:rFonts w:cs="Arial" w:ascii="Maven Pro" w:hAnsi="Maven Pro"/>
+        <w:sz w:val="16"/>
+        <w:szCs w:val="16"/>
       </w:rPr>
-      <w:t>100.165</w:t>
+      <w:t>100.</w:t>
+    </w:r>
+    <w:r>
+      <w:rPr>
+        <w:rFonts w:ascii="Maven Pro" w:hAnsi="Maven Pro"/>
+        <w:sz w:val="16"/>
+        <w:szCs w:val="16"/>
+      </w:rPr>
+      <w:t xml:space="preserve"> {{consecutivo}}</w:t>
     </w:r>
   </w:p>
 </w:hdr>
 </file>
 
 <file path=word/numbering.xml><?xml version="1.0" encoding="utf-8"?>
-<w:numbering xmlns:wpc="http://schemas.microsoft.com/office/word/2010/wordprocessingCanvas" xmlns:cx="http://schemas.microsoft.com/office/drawing/2014/chartex" xmlns:cx1="http://schemas.microsoft.com/office/drawing/2015/9/8/chartex" xmlns:cx2="http://schemas.microsoft.com/office/drawing/2015/10/21/chartex" xmlns:cx3="http://schemas.microsoft.com/office/drawing/2016/5/9/chartex" xmlns:cx4="http://schemas.microsoft.com/office/drawing/2016/5/10/chartex" xmlns:cx5="http://schemas.microsoft.com/office/drawing/2016/5/11/chartex" xmlns:cx6="http://schemas.microsoft.com/office/drawing/2016/5/12/chartex" xmlns:cx7="http://schemas.microsoft.com/office/drawing/2016/5/13/chartex" xmlns:cx8="http://schemas.microsoft.com/office/drawing/2016/5/14/chartex" xmlns:mc="http://schemas.openxmlformats.org/markup-compatibility/2006" xmlns:aink="http://schemas.microsoft.com/office/drawing/2016/ink" xmlns:am3d="http://schemas.microsoft.com/office/drawing/2017/model3d" xmlns:o="urn:schemas-microsoft-com:office:office" xmlns:oel="http://schemas.microsoft.com/office/2019/extlst" xmlns:r="http://schemas.openxmlformats.org/officeDocument/2006/relationships" xmlns:m="http://schemas.openxmlformats.org/officeDocument/2006/math" xmlns:v="urn:schemas-microsoft-com:vml" xmlns:wp14="http://schemas.microsoft.com/office/word/2010/wordprocessingDrawing" xmlns:wp="http://schemas.openxmlformats.org/drawingml/2006/wordprocessingDrawing" xmlns:w10="urn:schemas-microsoft-com:office:word" xmlns:w="http://schemas.openxmlformats.org/wordprocessingml/2006/main" xmlns:w14="http://schemas.microsoft.com/office/word/2010/wordml" xmlns:w15="http://schemas.microsoft.com/office/word/2012/wordml" xmlns:w16cex="http://schemas.microsoft.com/office/word/2018/wordml/cex" xmlns:w16cid="http://schemas.microsoft.com/office/word/2016/wordml/cid" xmlns:w16="http://schemas.microsoft.com/office/word/2018/wordml" xmlns:w16du="http://schemas.microsoft.com/office/word/2023/wordml/word16du" xmlns:w16sdtdh="http://schemas.microsoft.com/office/word/2020/wordml/sdtdatahash" xmlns:w16sdtfl="http://schemas.microsoft.com/office/word/2024/wordml/sdtformatlock" xmlns:w16se="http://schemas.microsoft.com/office/word/2015/wordml/symex" xmlns:wpg="http://schemas.microsoft.com/office/word/2010/wordprocessingGroup" xmlns:wpi="http://schemas.microsoft.com/office/word/2010/wordprocessingInk" xmlns:wne="http://schemas.microsoft.com/office/word/2006/wordml" xmlns:wps="http://schemas.microsoft.com/office/word/2010/wordprocessingShape" mc:Ignorable="w14 w15 w16se w16cid w16 w16cex w16sdtdh w16sdtfl w16du wp14">
-  <w:abstractNum w:abstractNumId="0" w15:restartNumberingAfterBreak="0">
-    <w:nsid w:val="14744BEA"/>
-    <w:multiLevelType w:val="multilevel"/>
-    <w:tmpl w:val="1D6886E6"/>
+<w:numbering xmlns:w="http://schemas.openxmlformats.org/wordprocessingml/2006/main" xmlns:o="urn:schemas-microsoft-com:office:office" xmlns:r="http://schemas.openxmlformats.org/officeDocument/2006/relationships" xmlns:v="urn:schemas-microsoft-com:vml" xmlns:mc="http://schemas.openxmlformats.org/markup-compatibility/2006" xmlns:w14="http://schemas.microsoft.com/office/word/2010/wordml" mc:Ignorable="w14">
+  <w:abstractNum w:abstractNumId="1">
     <w:lvl w:ilvl="0">
-      <w:start w:val="1"/>
-      <w:numFmt w:val="none"/>
-      <w:suff w:val="nothing"/>
-      <w:lvlText w:val=""/>
-      <w:lvlJc w:val="left"/>
+      <w:start w:val="3"/>
+      <w:numFmt w:val="bullet"/>
+      <w:lvlText w:val=""/>
+      <w:lvlJc w:val="start"/>
       <w:pPr>
         <w:tabs>
           <w:tab w:val="num" w:pos="0"/>
         </w:tabs>
-        <w:ind w:left="0" w:firstLine="0"/>
-      </w:pPr>
-    </w:lvl>
-    <w:lvl w:ilvl="1">
-      <w:start w:val="1"/>
-      <w:numFmt w:val="none"/>
-      <w:suff w:val="nothing"/>
-      <w:lvlText w:val=""/>
-      <w:lvlJc w:val="left"/>
-      <w:pPr>
-        <w:tabs>
-          <w:tab w:val="num" w:pos="0"/>
-        </w:tabs>
-        <w:ind w:left="0" w:firstLine="0"/>
-      </w:pPr>
-    </w:lvl>
-    <w:lvl w:ilvl="2">
-      <w:start w:val="1"/>
-      <w:numFmt w:val="none"/>
-      <w:suff w:val="nothing"/>
-      <w:lvlText w:val=""/>
-      <w:lvlJc w:val="left"/>
-      <w:pPr>
-        <w:tabs>
-          <w:tab w:val="num" w:pos="0"/>
-        </w:tabs>
-        <w:ind w:left="0" w:firstLine="0"/>
-      </w:pPr>
-    </w:lvl>
-    <w:lvl w:ilvl="3">
-      <w:start w:val="1"/>
-      <w:numFmt w:val="none"/>
-      <w:suff w:val="nothing"/>
-      <w:lvlText w:val=""/>
-      <w:lvlJc w:val="left"/>
-      <w:pPr>
-        <w:tabs>
-          <w:tab w:val="num" w:pos="0"/>
-        </w:tabs>
-        <w:ind w:left="0" w:firstLine="0"/>
-      </w:pPr>
-    </w:lvl>
-    <w:lvl w:ilvl="4">
-      <w:start w:val="1"/>
-      <w:numFmt w:val="none"/>
-      <w:suff w:val="nothing"/>
-      <w:lvlText w:val=""/>
-      <w:lvlJc w:val="left"/>
-      <w:pPr>
-        <w:tabs>
-          <w:tab w:val="num" w:pos="0"/>
-        </w:tabs>
-        <w:ind w:left="0" w:firstLine="0"/>
-      </w:pPr>
-    </w:lvl>
-    <w:lvl w:ilvl="5">
-      <w:start w:val="1"/>
-      <w:numFmt w:val="none"/>
-      <w:suff w:val="nothing"/>
-      <w:lvlText w:val=""/>
-      <w:lvlJc w:val="left"/>
-      <w:pPr>
-        <w:tabs>
-          <w:tab w:val="num" w:pos="0"/>
-        </w:tabs>
-        <w:ind w:left="0" w:firstLine="0"/>
-      </w:pPr>
-    </w:lvl>
-    <w:lvl w:ilvl="6">
-      <w:start w:val="1"/>
-      <w:numFmt w:val="none"/>
-      <w:suff w:val="nothing"/>
-      <w:lvlText w:val=""/>
-      <w:lvlJc w:val="left"/>
-      <w:pPr>
-        <w:tabs>
-          <w:tab w:val="num" w:pos="0"/>
-        </w:tabs>
-        <w:ind w:left="0" w:firstLine="0"/>
-      </w:pPr>
-    </w:lvl>
-    <w:lvl w:ilvl="7">
-      <w:start w:val="1"/>
-      <w:numFmt w:val="none"/>
-      <w:suff w:val="nothing"/>
-      <w:lvlText w:val=""/>
-      <w:lvlJc w:val="left"/>
-      <w:pPr>
-        <w:tabs>
-          <w:tab w:val="num" w:pos="0"/>
-        </w:tabs>
-        <w:ind w:left="0" w:firstLine="0"/>
-      </w:pPr>
-    </w:lvl>
-    <w:lvl w:ilvl="8">
-      <w:start w:val="1"/>
-      <w:numFmt w:val="none"/>
-      <w:suff w:val="nothing"/>
-      <w:lvlText w:val=""/>
-      <w:lvlJc w:val="left"/>
-      <w:pPr>
-        <w:tabs>
-          <w:tab w:val="num" w:pos="0"/>
-        </w:tabs>
-        <w:ind w:left="0" w:firstLine="0"/>
-      </w:pPr>
-    </w:lvl>
-  </w:abstractNum>
-  <w:abstractNum w:abstractNumId="1" w15:restartNumberingAfterBreak="0">
-    <w:nsid w:val="21032E97"/>
-    <w:multiLevelType w:val="multilevel"/>
-    <w:tmpl w:val="A62C6000"/>
-    <w:lvl w:ilvl="0">
-      <w:start w:val="3"/>
-      <w:numFmt w:val="bullet"/>
-      <w:lvlText w:val=""/>
-      <w:lvlJc w:val="left"/>
-      <w:pPr>
-        <w:tabs>
-          <w:tab w:val="num" w:pos="0"/>
-        </w:tabs>
-        <w:ind w:left="720" w:hanging="360"/>
+        <w:ind w:start="720" w:hanging="360"/>
       </w:pPr>
       <w:rPr>
         <w:rFonts w:ascii="Symbol" w:hAnsi="Symbol" w:cs="Symbol" w:hint="default"/>
@@ -3619,12 +3734,12 @@
       <w:start w:val="1"/>
       <w:numFmt w:val="bullet"/>
       <w:lvlText w:val="o"/>
-      <w:lvlJc w:val="left"/>
+      <w:lvlJc w:val="start"/>
       <w:pPr>
         <w:tabs>
           <w:tab w:val="num" w:pos="0"/>
         </w:tabs>
-        <w:ind w:left="1440" w:hanging="360"/>
+        <w:ind w:start="1440" w:hanging="360"/>
       </w:pPr>
       <w:rPr>
         <w:rFonts w:ascii="Courier New" w:hAnsi="Courier New" w:cs="Courier New" w:hint="default"/>
@@ -3634,12 +3749,12 @@
       <w:start w:val="1"/>
       <w:numFmt w:val="bullet"/>
       <w:lvlText w:val=""/>
-      <w:lvlJc w:val="left"/>
+      <w:lvlJc w:val="start"/>
       <w:pPr>
         <w:tabs>
           <w:tab w:val="num" w:pos="0"/>
         </w:tabs>
-        <w:ind w:left="2160" w:hanging="360"/>
+        <w:ind w:start="2160" w:hanging="360"/>
       </w:pPr>
       <w:rPr>
         <w:rFonts w:ascii="Wingdings" w:hAnsi="Wingdings" w:cs="Wingdings" w:hint="default"/>
@@ -3649,12 +3764,12 @@
       <w:start w:val="1"/>
       <w:numFmt w:val="bullet"/>
       <w:lvlText w:val=""/>
-      <w:lvlJc w:val="left"/>
+      <w:lvlJc w:val="start"/>
       <w:pPr>
         <w:tabs>
           <w:tab w:val="num" w:pos="0"/>
         </w:tabs>
-        <w:ind w:left="2880" w:hanging="360"/>
+        <w:ind w:start="2880" w:hanging="360"/>
       </w:pPr>
       <w:rPr>
         <w:rFonts w:ascii="Symbol" w:hAnsi="Symbol" w:cs="Symbol" w:hint="default"/>
@@ -3664,12 +3779,12 @@
       <w:start w:val="1"/>
       <w:numFmt w:val="bullet"/>
       <w:lvlText w:val="o"/>
-      <w:lvlJc w:val="left"/>
+      <w:lvlJc w:val="start"/>
       <w:pPr>
         <w:tabs>
           <w:tab w:val="num" w:pos="0"/>
         </w:tabs>
-        <w:ind w:left="3600" w:hanging="360"/>
+        <w:ind w:start="3600" w:hanging="360"/>
       </w:pPr>
       <w:rPr>
         <w:rFonts w:ascii="Courier New" w:hAnsi="Courier New" w:cs="Courier New" w:hint="default"/>
@@ -3679,12 +3794,12 @@
       <w:start w:val="1"/>
       <w:numFmt w:val="bullet"/>
       <w:lvlText w:val=""/>
-      <w:lvlJc w:val="left"/>
+      <w:lvlJc w:val="start"/>
       <w:pPr>
         <w:tabs>
           <w:tab w:val="num" w:pos="0"/>
         </w:tabs>
-        <w:ind w:left="4320" w:hanging="360"/>
+        <w:ind w:start="4320" w:hanging="360"/>
       </w:pPr>
       <w:rPr>
         <w:rFonts w:ascii="Wingdings" w:hAnsi="Wingdings" w:cs="Wingdings" w:hint="default"/>
@@ -3694,12 +3809,12 @@
       <w:start w:val="1"/>
       <w:numFmt w:val="bullet"/>
       <w:lvlText w:val=""/>
-      <w:lvlJc w:val="left"/>
+      <w:lvlJc w:val="start"/>
       <w:pPr>
         <w:tabs>
           <w:tab w:val="num" w:pos="0"/>
         </w:tabs>
-        <w:ind w:left="5040" w:hanging="360"/>
+        <w:ind w:start="5040" w:hanging="360"/>
       </w:pPr>
       <w:rPr>
         <w:rFonts w:ascii="Symbol" w:hAnsi="Symbol" w:cs="Symbol" w:hint="default"/>
@@ -3709,12 +3824,12 @@
       <w:start w:val="1"/>
       <w:numFmt w:val="bullet"/>
       <w:lvlText w:val="o"/>
-      <w:lvlJc w:val="left"/>
+      <w:lvlJc w:val="start"/>
       <w:pPr>
         <w:tabs>
           <w:tab w:val="num" w:pos="0"/>
         </w:tabs>
-        <w:ind w:left="5760" w:hanging="360"/>
+        <w:ind w:start="5760" w:hanging="360"/>
       </w:pPr>
       <w:rPr>
         <w:rFonts w:ascii="Courier New" w:hAnsi="Courier New" w:cs="Courier New" w:hint="default"/>
@@ -3724,33 +3839,152 @@
       <w:start w:val="1"/>
       <w:numFmt w:val="bullet"/>
       <w:lvlText w:val=""/>
-      <w:lvlJc w:val="left"/>
+      <w:lvlJc w:val="start"/>
       <w:pPr>
         <w:tabs>
           <w:tab w:val="num" w:pos="0"/>
         </w:tabs>
-        <w:ind w:left="6480" w:hanging="360"/>
+        <w:ind w:start="6480" w:hanging="360"/>
       </w:pPr>
       <w:rPr>
         <w:rFonts w:ascii="Wingdings" w:hAnsi="Wingdings" w:cs="Wingdings" w:hint="default"/>
       </w:rPr>
     </w:lvl>
   </w:abstractNum>
-  <w:num w:numId="1" w16cid:durableId="170610919">
+  <w:abstractNum w:abstractNumId="2">
+    <w:lvl w:ilvl="0">
+      <w:start w:val="1"/>
+      <w:numFmt w:val="none"/>
+      <w:suff w:val="nothing"/>
+      <w:lvlText w:val=""/>
+      <w:lvlJc w:val="start"/>
+      <w:pPr>
+        <w:tabs>
+          <w:tab w:val="num" w:pos="0"/>
+        </w:tabs>
+        <w:ind w:start="0" w:hanging="0"/>
+      </w:pPr>
+    </w:lvl>
+    <w:lvl w:ilvl="1">
+      <w:start w:val="1"/>
+      <w:numFmt w:val="none"/>
+      <w:suff w:val="nothing"/>
+      <w:lvlText w:val=""/>
+      <w:lvlJc w:val="start"/>
+      <w:pPr>
+        <w:tabs>
+          <w:tab w:val="num" w:pos="0"/>
+        </w:tabs>
+        <w:ind w:start="0" w:hanging="0"/>
+      </w:pPr>
+    </w:lvl>
+    <w:lvl w:ilvl="2">
+      <w:start w:val="1"/>
+      <w:numFmt w:val="none"/>
+      <w:suff w:val="nothing"/>
+      <w:lvlText w:val=""/>
+      <w:lvlJc w:val="start"/>
+      <w:pPr>
+        <w:tabs>
+          <w:tab w:val="num" w:pos="0"/>
+        </w:tabs>
+        <w:ind w:start="0" w:hanging="0"/>
+      </w:pPr>
+    </w:lvl>
+    <w:lvl w:ilvl="3">
+      <w:start w:val="1"/>
+      <w:numFmt w:val="none"/>
+      <w:suff w:val="nothing"/>
+      <w:lvlText w:val=""/>
+      <w:lvlJc w:val="start"/>
+      <w:pPr>
+        <w:tabs>
+          <w:tab w:val="num" w:pos="0"/>
+        </w:tabs>
+        <w:ind w:start="0" w:hanging="0"/>
+      </w:pPr>
+    </w:lvl>
+    <w:lvl w:ilvl="4">
+      <w:start w:val="1"/>
+      <w:numFmt w:val="none"/>
+      <w:suff w:val="nothing"/>
+      <w:lvlText w:val=""/>
+      <w:lvlJc w:val="start"/>
+      <w:pPr>
+        <w:tabs>
+          <w:tab w:val="num" w:pos="0"/>
+        </w:tabs>
+        <w:ind w:start="0" w:hanging="0"/>
+      </w:pPr>
+    </w:lvl>
+    <w:lvl w:ilvl="5">
+      <w:start w:val="1"/>
+      <w:numFmt w:val="none"/>
+      <w:suff w:val="nothing"/>
+      <w:lvlText w:val=""/>
+      <w:lvlJc w:val="start"/>
+      <w:pPr>
+        <w:tabs>
+          <w:tab w:val="num" w:pos="0"/>
+        </w:tabs>
+        <w:ind w:start="0" w:hanging="0"/>
+      </w:pPr>
+    </w:lvl>
+    <w:lvl w:ilvl="6">
+      <w:start w:val="1"/>
+      <w:numFmt w:val="none"/>
+      <w:suff w:val="nothing"/>
+      <w:lvlText w:val=""/>
+      <w:lvlJc w:val="start"/>
+      <w:pPr>
+        <w:tabs>
+          <w:tab w:val="num" w:pos="0"/>
+        </w:tabs>
+        <w:ind w:start="0" w:hanging="0"/>
+      </w:pPr>
+    </w:lvl>
+    <w:lvl w:ilvl="7">
+      <w:start w:val="1"/>
+      <w:numFmt w:val="none"/>
+      <w:suff w:val="nothing"/>
+      <w:lvlText w:val=""/>
+      <w:lvlJc w:val="start"/>
+      <w:pPr>
+        <w:tabs>
+          <w:tab w:val="num" w:pos="0"/>
+        </w:tabs>
+        <w:ind w:start="0" w:hanging="0"/>
+      </w:pPr>
+    </w:lvl>
+    <w:lvl w:ilvl="8">
+      <w:start w:val="1"/>
+      <w:numFmt w:val="none"/>
+      <w:suff w:val="nothing"/>
+      <w:lvlText w:val=""/>
+      <w:lvlJc w:val="start"/>
+      <w:pPr>
+        <w:tabs>
+          <w:tab w:val="num" w:pos="0"/>
+        </w:tabs>
+        <w:ind w:start="0" w:hanging="0"/>
+      </w:pPr>
+    </w:lvl>
+  </w:abstractNum>
+  <w:num w:numId="1">
     <w:abstractNumId w:val="1"/>
   </w:num>
-  <w:num w:numId="2" w16cid:durableId="759331814">
-    <w:abstractNumId w:val="0"/>
+  <w:num w:numId="2">
+    <w:abstractNumId w:val="2"/>
   </w:num>
 </w:numbering>
 </file>
 
 <file path=word/styles.xml><?xml version="1.0" encoding="utf-8"?>
-<w:styles xmlns:mc="http://schemas.openxmlformats.org/markup-compatibility/2006" xmlns:r="http://schemas.openxmlformats.org/officeDocument/2006/relationships" xmlns:w="http://schemas.openxmlformats.org/wordprocessingml/2006/main" xmlns:w14="http://schemas.microsoft.com/office/word/2010/wordml" xmlns:w15="http://schemas.microsoft.com/office/word/2012/wordml" xmlns:w16cex="http://schemas.microsoft.com/office/word/2018/wordml/cex" xmlns:w16cid="http://schemas.microsoft.com/office/word/2016/wordml/cid" xmlns:w16="http://schemas.microsoft.com/office/word/2018/wordml" xmlns:w16du="http://schemas.microsoft.com/office/word/2023/wordml/word16du" xmlns:w16sdtdh="http://schemas.microsoft.com/office/word/2020/wordml/sdtdatahash" xmlns:w16sdtfl="http://schemas.microsoft.com/office/word/2024/wordml/sdtformatlock" xmlns:w16se="http://schemas.microsoft.com/office/word/2015/wordml/symex" mc:Ignorable="w14 w15 w16se w16cid w16 w16cex w16sdtdh w16sdtfl w16du">
+<w:styles xmlns:w="http://schemas.openxmlformats.org/wordprocessingml/2006/main" xmlns:w14="http://schemas.microsoft.com/office/word/2010/wordml" xmlns:mc="http://schemas.openxmlformats.org/markup-compatibility/2006" mc:Ignorable="w14">
   <w:docDefaults>
     <w:rPrDefault>
       <w:rPr>
-        <w:rFonts w:asciiTheme="minorHAnsi" w:eastAsiaTheme="minorHAnsi" w:hAnsiTheme="minorHAnsi" w:cstheme="minorBidi"/>
+        <w:rFonts w:ascii="Calibri" w:hAnsi="Calibri" w:eastAsia="Calibri" w:cs="" w:asciiTheme="minorHAnsi" w:cstheme="minorBidi" w:eastAsiaTheme="minorHAnsi" w:hAnsiTheme="minorHAnsi"/>
         <w:sz w:val="22"/>
         <w:szCs w:val="22"/>
         <w:lang w:val="es-CO" w:eastAsia="en-US" w:bidi="ar-SA"/>
@@ -3758,21 +3992,21 @@
     </w:rPrDefault>
     <w:pPrDefault>
       <w:pPr>
-        <w:suppressAutoHyphens/>
+        <w:suppressAutoHyphens w:val="true"/>
       </w:pPr>
     </w:pPrDefault>
   </w:docDefaults>
   <w:latentStyles w:defLockedState="0" w:defUIPriority="99" w:defSemiHidden="0" w:defUnhideWhenUsed="0" w:defQFormat="0" w:count="376">
     <w:lsdException w:name="Normal" w:uiPriority="0" w:qFormat="1"/>
     <w:lsdException w:name="heading 1" w:uiPriority="9" w:qFormat="1"/>
-    <w:lsdException w:name="heading 2" w:semiHidden="1" w:uiPriority="9" w:unhideWhenUsed="1" w:qFormat="1"/>
-    <w:lsdException w:name="heading 3" w:semiHidden="1" w:uiPriority="9" w:unhideWhenUsed="1" w:qFormat="1"/>
-    <w:lsdException w:name="heading 4" w:semiHidden="1" w:uiPriority="9" w:unhideWhenUsed="1" w:qFormat="1"/>
-    <w:lsdException w:name="heading 5" w:semiHidden="1" w:uiPriority="9" w:unhideWhenUsed="1" w:qFormat="1"/>
-    <w:lsdException w:name="heading 6" w:semiHidden="1" w:uiPriority="9" w:unhideWhenUsed="1" w:qFormat="1"/>
-    <w:lsdException w:name="heading 7" w:semiHidden="1" w:uiPriority="9" w:unhideWhenUsed="1" w:qFormat="1"/>
-    <w:lsdException w:name="heading 8" w:semiHidden="1" w:uiPriority="9" w:unhideWhenUsed="1" w:qFormat="1"/>
-    <w:lsdException w:name="heading 9" w:semiHidden="1" w:uiPriority="9" w:unhideWhenUsed="1" w:qFormat="1"/>
+    <w:lsdException w:name="heading 2" w:uiPriority="9" w:semiHidden="1" w:unhideWhenUsed="1" w:qFormat="1"/>
+    <w:lsdException w:name="heading 3" w:uiPriority="9" w:semiHidden="1" w:unhideWhenUsed="1" w:qFormat="1"/>
+    <w:lsdException w:name="heading 4" w:uiPriority="9" w:semiHidden="1" w:unhideWhenUsed="1" w:qFormat="1"/>
+    <w:lsdException w:name="heading 5" w:uiPriority="9" w:semiHidden="1" w:unhideWhenUsed="1" w:qFormat="1"/>
+    <w:lsdException w:name="heading 6" w:uiPriority="9" w:semiHidden="1" w:unhideWhenUsed="1" w:qFormat="1"/>
+    <w:lsdException w:name="heading 7" w:uiPriority="9" w:semiHidden="1" w:unhideWhenUsed="1" w:qFormat="1"/>
+    <w:lsdException w:name="heading 8" w:uiPriority="9" w:semiHidden="1" w:unhideWhenUsed="1" w:qFormat="1"/>
+    <w:lsdException w:name="heading 9" w:uiPriority="9" w:semiHidden="1" w:unhideWhenUsed="1" w:qFormat="1"/>
     <w:lsdException w:name="index 1" w:semiHidden="1" w:unhideWhenUsed="1"/>
     <w:lsdException w:name="index 2" w:semiHidden="1" w:unhideWhenUsed="1"/>
     <w:lsdException w:name="index 3" w:semiHidden="1" w:unhideWhenUsed="1"/>
@@ -3782,29 +4016,29 @@
     <w:lsdException w:name="index 7" w:semiHidden="1" w:unhideWhenUsed="1"/>
     <w:lsdException w:name="index 8" w:semiHidden="1" w:unhideWhenUsed="1"/>
     <w:lsdException w:name="index 9" w:semiHidden="1" w:unhideWhenUsed="1"/>
-    <w:lsdException w:name="toc 1" w:semiHidden="1" w:uiPriority="39" w:unhideWhenUsed="1"/>
-    <w:lsdException w:name="toc 2" w:semiHidden="1" w:uiPriority="39" w:unhideWhenUsed="1"/>
-    <w:lsdException w:name="toc 3" w:semiHidden="1" w:uiPriority="39" w:unhideWhenUsed="1"/>
-    <w:lsdException w:name="toc 4" w:semiHidden="1" w:uiPriority="39" w:unhideWhenUsed="1"/>
-    <w:lsdException w:name="toc 5" w:semiHidden="1" w:uiPriority="39" w:unhideWhenUsed="1"/>
-    <w:lsdException w:name="toc 6" w:semiHidden="1" w:uiPriority="39" w:unhideWhenUsed="1"/>
-    <w:lsdException w:name="toc 7" w:semiHidden="1" w:uiPriority="39" w:unhideWhenUsed="1"/>
-    <w:lsdException w:name="toc 8" w:semiHidden="1" w:uiPriority="39" w:unhideWhenUsed="1"/>
-    <w:lsdException w:name="toc 9" w:semiHidden="1" w:uiPriority="39" w:unhideWhenUsed="1"/>
+    <w:lsdException w:name="toc 1" w:uiPriority="39" w:semiHidden="1" w:unhideWhenUsed="1"/>
+    <w:lsdException w:name="toc 2" w:uiPriority="39" w:semiHidden="1" w:unhideWhenUsed="1"/>
+    <w:lsdException w:name="toc 3" w:uiPriority="39" w:semiHidden="1" w:unhideWhenUsed="1"/>
+    <w:lsdException w:name="toc 4" w:uiPriority="39" w:semiHidden="1" w:unhideWhenUsed="1"/>
+    <w:lsdException w:name="toc 5" w:uiPriority="39" w:semiHidden="1" w:unhideWhenUsed="1"/>
+    <w:lsdException w:name="toc 6" w:uiPriority="39" w:semiHidden="1" w:unhideWhenUsed="1"/>
+    <w:lsdException w:name="toc 7" w:uiPriority="39" w:semiHidden="1" w:unhideWhenUsed="1"/>
+    <w:lsdException w:name="toc 8" w:uiPriority="39" w:semiHidden="1" w:unhideWhenUsed="1"/>
+    <w:lsdException w:name="toc 9" w:uiPriority="39" w:semiHidden="1" w:unhideWhenUsed="1"/>
     <w:lsdException w:name="Normal Indent" w:semiHidden="1" w:unhideWhenUsed="1"/>
     <w:lsdException w:name="footnote text" w:semiHidden="1" w:unhideWhenUsed="1"/>
     <w:lsdException w:name="annotation text" w:semiHidden="1" w:unhideWhenUsed="1"/>
     <w:lsdException w:name="header" w:semiHidden="1" w:unhideWhenUsed="1"/>
     <w:lsdException w:name="footer" w:semiHidden="1" w:unhideWhenUsed="1"/>
     <w:lsdException w:name="index heading" w:semiHidden="1" w:unhideWhenUsed="1"/>
-    <w:lsdException w:name="caption" w:semiHidden="1" w:uiPriority="35" w:unhideWhenUsed="1" w:qFormat="1"/>
+    <w:lsdException w:name="caption" w:uiPriority="35" w:semiHidden="1" w:unhideWhenUsed="1" w:qFormat="1"/>
     <w:lsdException w:name="table of figures" w:semiHidden="1" w:unhideWhenUsed="1"/>
     <w:lsdException w:name="envelope address" w:semiHidden="1" w:unhideWhenUsed="1"/>
     <w:lsdException w:name="envelope return" w:semiHidden="1" w:unhideWhenUsed="1"/>
     <w:lsdException w:name="footnote reference" w:semiHidden="1" w:unhideWhenUsed="1"/>
     <w:lsdException w:name="annotation reference" w:semiHidden="1" w:unhideWhenUsed="1"/>
     <w:lsdException w:name="line number" w:semiHidden="1" w:unhideWhenUsed="1"/>
-    <w:lsdException w:name="page number" w:semiHidden="1" w:uiPriority="0" w:unhideWhenUsed="1"/>
+    <w:lsdException w:name="page number" w:uiPriority="0" w:semiHidden="1" w:unhideWhenUsed="1"/>
     <w:lsdException w:name="endnote reference" w:semiHidden="1" w:unhideWhenUsed="1"/>
     <w:lsdException w:name="endnote text" w:semiHidden="1" w:unhideWhenUsed="1"/>
     <w:lsdException w:name="table of authorities" w:semiHidden="1" w:unhideWhenUsed="1"/>
@@ -3828,7 +4062,7 @@
     <w:lsdException w:name="Title" w:uiPriority="10" w:qFormat="1"/>
     <w:lsdException w:name="Closing" w:semiHidden="1" w:unhideWhenUsed="1"/>
     <w:lsdException w:name="Signature" w:semiHidden="1" w:unhideWhenUsed="1"/>
-    <w:lsdException w:name="Default Paragraph Font" w:semiHidden="1" w:uiPriority="1" w:unhideWhenUsed="1"/>
+    <w:lsdException w:name="Default Paragraph Font" w:uiPriority="1" w:semiHidden="1" w:unhideWhenUsed="1"/>
     <w:lsdException w:name="Body Text" w:semiHidden="1" w:unhideWhenUsed="1"/>
     <w:lsdException w:name="Body Text Indent" w:semiHidden="1" w:unhideWhenUsed="1"/>
     <w:lsdException w:name="List Continue" w:semiHidden="1" w:unhideWhenUsed="1"/>
@@ -4028,8 +4262,8 @@
     <w:lsdException w:name="Subtle Reference" w:uiPriority="31" w:qFormat="1"/>
     <w:lsdException w:name="Intense Reference" w:uiPriority="32" w:qFormat="1"/>
     <w:lsdException w:name="Book Title" w:uiPriority="33" w:qFormat="1"/>
-    <w:lsdException w:name="Bibliography" w:semiHidden="1" w:uiPriority="37" w:unhideWhenUsed="1"/>
-    <w:lsdException w:name="TOC Heading" w:semiHidden="1" w:uiPriority="39" w:unhideWhenUsed="1" w:qFormat="1"/>
+    <w:lsdException w:name="Bibliography" w:uiPriority="37" w:semiHidden="1" w:unhideWhenUsed="1"/>
+    <w:lsdException w:name="TOC Heading" w:uiPriority="39" w:semiHidden="1" w:unhideWhenUsed="1" w:qFormat="1"/>
     <w:lsdException w:name="Plain Table 1" w:uiPriority="41"/>
     <w:lsdException w:name="Plain Table 2" w:uiPriority="42"/>
     <w:lsdException w:name="Plain Table 3" w:uiPriority="43"/>
@@ -4140,12 +4374,27 @@
     <w:lsdException w:name="Unresolved Mention" w:semiHidden="1" w:unhideWhenUsed="1"/>
     <w:lsdException w:name="Smart Link" w:semiHidden="1" w:unhideWhenUsed="1"/>
   </w:latentStyles>
-  <w:style w:type="paragraph" w:default="1" w:styleId="Normal">
+  <w:style w:type="paragraph" w:styleId="Normal" w:default="1">
     <w:name w:val="Normal"/>
     <w:qFormat/>
-    <w:rsid w:val="00511F01"/>
+    <w:rsid w:val="00511f01"/>
+    <w:pPr>
+      <w:widowControl/>
+      <w:suppressAutoHyphens w:val="true"/>
+      <w:bidi w:val="0"/>
+      <w:spacing w:before="0" w:after="0"/>
+      <w:jc w:val="start"/>
+    </w:pPr>
+    <w:rPr>
+      <w:rFonts w:ascii="Calibri" w:hAnsi="Calibri" w:eastAsia="Calibri" w:cs="" w:asciiTheme="minorHAnsi" w:cstheme="minorBidi" w:eastAsiaTheme="minorHAnsi" w:hAnsiTheme="minorHAnsi"/>
+      <w:color w:val="auto"/>
+      <w:kern w:val="0"/>
+      <w:sz w:val="22"/>
+      <w:szCs w:val="22"/>
+      <w:lang w:val="es-CO" w:eastAsia="en-US" w:bidi="ar-SA"/>
+    </w:rPr>
   </w:style>
-  <w:style w:type="paragraph" w:styleId="Ttulo2">
+  <w:style w:type="paragraph" w:styleId="Heading2">
     <w:name w:val="heading 2"/>
     <w:basedOn w:val="Normal"/>
     <w:next w:val="Normal"/>
@@ -4153,169 +4402,151 @@
     <w:uiPriority w:val="9"/>
     <w:unhideWhenUsed/>
     <w:qFormat/>
-    <w:rsid w:val="00DD792C"/>
+    <w:rsid w:val="00dd792c"/>
     <w:pPr>
-      <w:keepNext/>
+      <w:keepNext w:val="true"/>
       <w:keepLines/>
-      <w:spacing w:before="40" w:line="259" w:lineRule="auto"/>
+      <w:spacing w:lineRule="auto" w:line="259" w:before="40" w:after="0"/>
       <w:outlineLvl w:val="1"/>
     </w:pPr>
     <w:rPr>
-      <w:rFonts w:asciiTheme="majorHAnsi" w:eastAsiaTheme="majorEastAsia" w:hAnsiTheme="majorHAnsi" w:cstheme="majorBidi"/>
-      <w:color w:val="2F5496" w:themeColor="accent1" w:themeShade="BF"/>
+      <w:rFonts w:ascii="Calibri Light" w:hAnsi="Calibri Light" w:eastAsia="" w:cs="" w:asciiTheme="majorHAnsi" w:cstheme="majorBidi" w:eastAsiaTheme="majorEastAsia" w:hAnsiTheme="majorHAnsi"/>
+      <w:color w:themeColor="accent1" w:themeShade="bf" w:val="2F5496"/>
       <w:sz w:val="26"/>
       <w:szCs w:val="26"/>
     </w:rPr>
   </w:style>
-  <w:style w:type="character" w:default="1" w:styleId="Fuentedeprrafopredeter">
+  <w:style w:type="character" w:styleId="DefaultParagraphFont" w:default="1">
     <w:name w:val="Default Paragraph Font"/>
     <w:uiPriority w:val="1"/>
     <w:semiHidden/>
     <w:unhideWhenUsed/>
+    <w:qFormat/>
+    <w:rPr/>
   </w:style>
-  <w:style w:type="table" w:default="1" w:styleId="Tablanormal">
-    <w:name w:val="Normal Table"/>
-    <w:uiPriority w:val="99"/>
-    <w:semiHidden/>
-    <w:unhideWhenUsed/>
-    <w:tblPr>
-      <w:tblInd w:w="0" w:type="dxa"/>
-      <w:tblCellMar>
-        <w:top w:w="0" w:type="dxa"/>
-        <w:left w:w="108" w:type="dxa"/>
-        <w:bottom w:w="0" w:type="dxa"/>
-        <w:right w:w="108" w:type="dxa"/>
-      </w:tblCellMar>
-    </w:tblPr>
-  </w:style>
-  <w:style w:type="numbering" w:default="1" w:styleId="Sinlista">
-    <w:name w:val="No List"/>
-    <w:uiPriority w:val="99"/>
-    <w:semiHidden/>
-    <w:unhideWhenUsed/>
-  </w:style>
-  <w:style w:type="character" w:customStyle="1" w:styleId="EncabezadoCar">
+  <w:style w:type="character" w:styleId="EncabezadoCar" w:customStyle="1">
     <w:name w:val="Encabezado Car"/>
-    <w:basedOn w:val="Fuentedeprrafopredeter"/>
-    <w:link w:val="Encabezado"/>
+    <w:basedOn w:val="DefaultParagraphFont"/>
     <w:uiPriority w:val="99"/>
     <w:qFormat/>
-    <w:rsid w:val="00C57DF0"/>
+    <w:rsid w:val="00c57df0"/>
+    <w:rPr/>
   </w:style>
-  <w:style w:type="character" w:customStyle="1" w:styleId="PiedepginaCar">
+  <w:style w:type="character" w:styleId="PiedepginaCar" w:customStyle="1">
     <w:name w:val="Pie de página Car"/>
-    <w:basedOn w:val="Fuentedeprrafopredeter"/>
-    <w:link w:val="Piedepgina"/>
+    <w:basedOn w:val="DefaultParagraphFont"/>
     <w:uiPriority w:val="99"/>
     <w:qFormat/>
-    <w:rsid w:val="00C57DF0"/>
+    <w:rsid w:val="00c57df0"/>
+    <w:rPr/>
   </w:style>
-  <w:style w:type="character" w:styleId="Nmerodepgina">
+  <w:style w:type="character" w:styleId="PageNumber">
     <w:name w:val="page number"/>
-    <w:basedOn w:val="Fuentedeprrafopredeter"/>
-    <w:rsid w:val="00C57DF0"/>
+    <w:basedOn w:val="DefaultParagraphFont"/>
+    <w:rsid w:val="00c57df0"/>
+    <w:rPr/>
   </w:style>
-  <w:style w:type="character" w:styleId="Hipervnculo">
+  <w:style w:type="character" w:styleId="Hyperlink">
     <w:name w:val="Hyperlink"/>
-    <w:basedOn w:val="Fuentedeprrafopredeter"/>
+    <w:basedOn w:val="DefaultParagraphFont"/>
     <w:uiPriority w:val="99"/>
     <w:unhideWhenUsed/>
-    <w:rsid w:val="00C57DF0"/>
+    <w:rsid w:val="00c57df0"/>
     <w:rPr>
-      <w:color w:val="0563C1" w:themeColor="hyperlink"/>
+      <w:color w:themeColor="hyperlink" w:val="0563C1"/>
       <w:u w:val="single"/>
     </w:rPr>
   </w:style>
-  <w:style w:type="character" w:customStyle="1" w:styleId="Ttulo2Car">
+  <w:style w:type="character" w:styleId="Ttulo2Car" w:customStyle="1">
     <w:name w:val="Título 2 Car"/>
-    <w:basedOn w:val="Fuentedeprrafopredeter"/>
-    <w:link w:val="Ttulo2"/>
+    <w:basedOn w:val="DefaultParagraphFont"/>
     <w:uiPriority w:val="9"/>
     <w:qFormat/>
-    <w:rsid w:val="00DD792C"/>
+    <w:rsid w:val="00dd792c"/>
     <w:rPr>
-      <w:rFonts w:asciiTheme="majorHAnsi" w:eastAsiaTheme="majorEastAsia" w:hAnsiTheme="majorHAnsi" w:cstheme="majorBidi"/>
-      <w:color w:val="2F5496" w:themeColor="accent1" w:themeShade="BF"/>
+      <w:rFonts w:ascii="Calibri Light" w:hAnsi="Calibri Light" w:eastAsia="" w:cs="" w:asciiTheme="majorHAnsi" w:cstheme="majorBidi" w:eastAsiaTheme="majorEastAsia" w:hAnsiTheme="majorHAnsi"/>
+      <w:color w:themeColor="accent1" w:themeShade="bf" w:val="2F5496"/>
       <w:sz w:val="26"/>
       <w:szCs w:val="26"/>
     </w:rPr>
   </w:style>
-  <w:style w:type="character" w:customStyle="1" w:styleId="PrrafodelistaCar">
+  <w:style w:type="character" w:styleId="PrrafodelistaCar" w:customStyle="1">
     <w:name w:val="Párrafo de lista Car"/>
-    <w:link w:val="Prrafodelista"/>
+    <w:link w:val="ListParagraph"/>
     <w:uiPriority w:val="34"/>
     <w:qFormat/>
     <w:locked/>
-    <w:rsid w:val="00511F01"/>
+    <w:rsid w:val="00511f01"/>
+    <w:rPr/>
   </w:style>
-  <w:style w:type="character" w:customStyle="1" w:styleId="SinespaciadoCar">
+  <w:style w:type="character" w:styleId="SinespaciadoCar" w:customStyle="1">
     <w:name w:val="Sin espaciado Car"/>
-    <w:basedOn w:val="Fuentedeprrafopredeter"/>
-    <w:link w:val="Sinespaciado"/>
+    <w:basedOn w:val="DefaultParagraphFont"/>
+    <w:link w:val="NoSpacing"/>
     <w:uiPriority w:val="1"/>
     <w:qFormat/>
-    <w:rsid w:val="007925A0"/>
+    <w:rsid w:val="007925a0"/>
+    <w:rPr/>
   </w:style>
-  <w:style w:type="character" w:styleId="Mencinsinresolver">
+  <w:style w:type="character" w:styleId="UnresolvedMention">
     <w:name w:val="Unresolved Mention"/>
-    <w:basedOn w:val="Fuentedeprrafopredeter"/>
+    <w:basedOn w:val="DefaultParagraphFont"/>
     <w:uiPriority w:val="99"/>
     <w:semiHidden/>
     <w:unhideWhenUsed/>
     <w:qFormat/>
-    <w:rsid w:val="00FA6592"/>
+    <w:rsid w:val="00fa6592"/>
     <w:rPr>
       <w:color w:val="605E5C"/>
-      <w:shd w:val="clear" w:color="auto" w:fill="E1DFDD"/>
+      <w:shd w:fill="E1DFDD" w:val="clear"/>
     </w:rPr>
   </w:style>
-  <w:style w:type="character" w:customStyle="1" w:styleId="NormalWebCar">
+  <w:style w:type="character" w:styleId="NormalWebCar" w:customStyle="1">
     <w:name w:val="Normal (Web) Car"/>
     <w:link w:val="NormalWeb"/>
     <w:uiPriority w:val="99"/>
     <w:qFormat/>
-    <w:rsid w:val="001D2CA9"/>
+    <w:rsid w:val="001d2ca9"/>
     <w:rPr>
-      <w:rFonts w:ascii="Times New Roman" w:eastAsia="Times New Roman" w:hAnsi="Times New Roman" w:cs="Times New Roman"/>
+      <w:rFonts w:ascii="Times New Roman" w:hAnsi="Times New Roman" w:eastAsia="Times New Roman" w:cs="Times New Roman"/>
       <w:sz w:val="24"/>
       <w:szCs w:val="24"/>
       <w:lang w:val="es-ES" w:eastAsia="es-CO"/>
     </w:rPr>
   </w:style>
-  <w:style w:type="character" w:styleId="Refdecomentario">
+  <w:style w:type="character" w:styleId="CommentReference">
     <w:name w:val="annotation reference"/>
-    <w:basedOn w:val="Fuentedeprrafopredeter"/>
+    <w:basedOn w:val="DefaultParagraphFont"/>
     <w:uiPriority w:val="99"/>
     <w:semiHidden/>
     <w:unhideWhenUsed/>
     <w:qFormat/>
-    <w:rsid w:val="005D7688"/>
+    <w:rsid w:val="005d7688"/>
     <w:rPr>
       <w:sz w:val="16"/>
       <w:szCs w:val="16"/>
     </w:rPr>
   </w:style>
-  <w:style w:type="character" w:customStyle="1" w:styleId="TextocomentarioCar">
+  <w:style w:type="character" w:styleId="TextocomentarioCar" w:customStyle="1">
     <w:name w:val="Texto comentario Car"/>
-    <w:basedOn w:val="Fuentedeprrafopredeter"/>
-    <w:link w:val="Textocomentario"/>
+    <w:basedOn w:val="DefaultParagraphFont"/>
     <w:uiPriority w:val="99"/>
     <w:semiHidden/>
     <w:qFormat/>
-    <w:rsid w:val="005D7688"/>
+    <w:rsid w:val="005d7688"/>
     <w:rPr>
       <w:sz w:val="20"/>
       <w:szCs w:val="20"/>
     </w:rPr>
   </w:style>
-  <w:style w:type="character" w:customStyle="1" w:styleId="AsuntodelcomentarioCar">
+  <w:style w:type="character" w:styleId="AsuntodelcomentarioCar" w:customStyle="1">
     <w:name w:val="Asunto del comentario Car"/>
     <w:basedOn w:val="TextocomentarioCar"/>
-    <w:link w:val="Asuntodelcomentario"/>
+    <w:link w:val="annotationsubject"/>
     <w:uiPriority w:val="99"/>
     <w:semiHidden/>
     <w:qFormat/>
-    <w:rsid w:val="005D7688"/>
+    <w:rsid w:val="005d7688"/>
     <w:rPr>
       <w:b/>
       <w:bCs/>
@@ -4324,35 +4555,37 @@
     </w:rPr>
   </w:style>
   <w:style w:type="paragraph" w:styleId="Ttulo">
-    <w:name w:val="Title"/>
+    <w:name w:val="Título"/>
     <w:basedOn w:val="Normal"/>
-    <w:next w:val="Textoindependiente"/>
+    <w:next w:val="BodyText"/>
     <w:qFormat/>
     <w:pPr>
-      <w:keepNext/>
+      <w:keepNext w:val="true"/>
       <w:spacing w:before="240" w:after="120"/>
     </w:pPr>
     <w:rPr>
-      <w:rFonts w:ascii="Liberation Sans" w:eastAsia="Microsoft YaHei" w:hAnsi="Liberation Sans" w:cs="Lucida Sans"/>
+      <w:rFonts w:ascii="Liberation Sans" w:hAnsi="Liberation Sans" w:eastAsia="Microsoft YaHei" w:cs="Lucida Sans"/>
       <w:sz w:val="28"/>
       <w:szCs w:val="28"/>
     </w:rPr>
   </w:style>
-  <w:style w:type="paragraph" w:styleId="Textoindependiente">
+  <w:style w:type="paragraph" w:styleId="BodyText">
     <w:name w:val="Body Text"/>
     <w:basedOn w:val="Normal"/>
     <w:pPr>
-      <w:spacing w:after="140" w:line="276" w:lineRule="auto"/>
+      <w:spacing w:lineRule="auto" w:line="276" w:before="0" w:after="140"/>
     </w:pPr>
+    <w:rPr/>
   </w:style>
-  <w:style w:type="paragraph" w:styleId="Lista">
+  <w:style w:type="paragraph" w:styleId="List">
     <w:name w:val="List"/>
-    <w:basedOn w:val="Textoindependiente"/>
+    <w:basedOn w:val="BodyText"/>
+    <w:pPr/>
     <w:rPr>
       <w:rFonts w:cs="Lucida Sans"/>
     </w:rPr>
   </w:style>
-  <w:style w:type="paragraph" w:styleId="Descripcin">
+  <w:style w:type="paragraph" w:styleId="Caption">
     <w:name w:val="caption"/>
     <w:basedOn w:val="Normal"/>
     <w:qFormat/>
@@ -4368,7 +4601,7 @@
       <w:szCs w:val="24"/>
     </w:rPr>
   </w:style>
-  <w:style w:type="paragraph" w:customStyle="1" w:styleId="ndice">
+  <w:style w:type="paragraph" w:styleId="ndice" w:customStyle="1">
     <w:name w:val="Índice"/>
     <w:basedOn w:val="Normal"/>
     <w:qFormat/>
@@ -4379,22 +4612,22 @@
       <w:rFonts w:cs="Lucida Sans"/>
     </w:rPr>
   </w:style>
-  <w:style w:type="paragraph" w:customStyle="1" w:styleId="Ttulouser">
+  <w:style w:type="paragraph" w:styleId="Ttulouser">
     <w:name w:val="Título (user)"/>
     <w:basedOn w:val="Normal"/>
-    <w:next w:val="Textoindependiente"/>
+    <w:next w:val="BodyText"/>
     <w:qFormat/>
     <w:pPr>
-      <w:keepNext/>
+      <w:keepNext w:val="true"/>
       <w:spacing w:before="240" w:after="120"/>
     </w:pPr>
     <w:rPr>
-      <w:rFonts w:ascii="Liberation Sans" w:eastAsia="Microsoft YaHei" w:hAnsi="Liberation Sans" w:cs="Lucida Sans"/>
+      <w:rFonts w:ascii="Liberation Sans" w:hAnsi="Liberation Sans" w:eastAsia="Microsoft YaHei" w:cs="Lucida Sans"/>
       <w:sz w:val="28"/>
       <w:szCs w:val="28"/>
     </w:rPr>
   </w:style>
-  <w:style w:type="paragraph" w:customStyle="1" w:styleId="ndiceuser">
+  <w:style w:type="paragraph" w:styleId="ndiceuser" w:customStyle="1">
     <w:name w:val="Índice (user)"/>
     <w:basedOn w:val="Normal"/>
     <w:qFormat/>
@@ -4405,63 +4638,117 @@
       <w:rFonts w:cs="Lucida Sans"/>
     </w:rPr>
   </w:style>
-  <w:style w:type="paragraph" w:customStyle="1" w:styleId="Cabeceraypieuser">
+  <w:style w:type="paragraph" w:styleId="Ttulo1" w:customStyle="1">
+    <w:name w:val="Título1"/>
+    <w:basedOn w:val="Normal"/>
+    <w:next w:val="BodyText"/>
+    <w:qFormat/>
+    <w:pPr>
+      <w:keepNext w:val="true"/>
+      <w:spacing w:before="240" w:after="120"/>
+    </w:pPr>
+    <w:rPr>
+      <w:rFonts w:ascii="Liberation Sans" w:hAnsi="Liberation Sans" w:eastAsia="Microsoft YaHei" w:cs="Lucida Sans"/>
+      <w:sz w:val="28"/>
+      <w:szCs w:val="28"/>
+    </w:rPr>
+  </w:style>
+  <w:style w:type="paragraph" w:styleId="Title">
+    <w:name w:val="Title"/>
+    <w:basedOn w:val="Normal"/>
+    <w:next w:val="BodyText"/>
+    <w:qFormat/>
+    <w:pPr>
+      <w:keepNext w:val="true"/>
+      <w:spacing w:before="240" w:after="120"/>
+    </w:pPr>
+    <w:rPr>
+      <w:rFonts w:ascii="Liberation Sans" w:hAnsi="Liberation Sans" w:eastAsia="Microsoft YaHei" w:cs="Lucida Sans"/>
+      <w:sz w:val="28"/>
+      <w:szCs w:val="28"/>
+    </w:rPr>
+  </w:style>
+  <w:style w:type="paragraph" w:styleId="Cabeceraypieuser" w:customStyle="1">
     <w:name w:val="Cabecera y pie (user)"/>
     <w:basedOn w:val="Normal"/>
     <w:qFormat/>
+    <w:pPr/>
+    <w:rPr/>
   </w:style>
-  <w:style w:type="paragraph" w:customStyle="1" w:styleId="Cabeceraypie">
+  <w:style w:type="paragraph" w:styleId="Cabeceraypie" w:customStyle="1">
     <w:name w:val="Cabecera y pie"/>
     <w:basedOn w:val="Normal"/>
     <w:qFormat/>
+    <w:pPr/>
+    <w:rPr/>
   </w:style>
-  <w:style w:type="paragraph" w:styleId="Encabezado">
+  <w:style w:type="paragraph" w:styleId="Header">
     <w:name w:val="header"/>
     <w:basedOn w:val="Normal"/>
     <w:link w:val="EncabezadoCar"/>
     <w:uiPriority w:val="99"/>
     <w:unhideWhenUsed/>
-    <w:rsid w:val="00C57DF0"/>
+    <w:rsid w:val="00c57df0"/>
     <w:pPr>
       <w:tabs>
-        <w:tab w:val="center" w:pos="4419"/>
-        <w:tab w:val="right" w:pos="8838"/>
+        <w:tab w:val="clear" w:pos="708"/>
+        <w:tab w:val="center" w:pos="4419" w:leader="none"/>
+        <w:tab w:val="right" w:pos="8838" w:leader="none"/>
       </w:tabs>
     </w:pPr>
+    <w:rPr/>
   </w:style>
-  <w:style w:type="paragraph" w:styleId="Piedepgina">
+  <w:style w:type="paragraph" w:styleId="Footer">
     <w:name w:val="footer"/>
     <w:basedOn w:val="Normal"/>
     <w:link w:val="PiedepginaCar"/>
     <w:uiPriority w:val="99"/>
     <w:unhideWhenUsed/>
-    <w:rsid w:val="00C57DF0"/>
+    <w:rsid w:val="00c57df0"/>
     <w:pPr>
       <w:tabs>
-        <w:tab w:val="center" w:pos="4419"/>
-        <w:tab w:val="right" w:pos="8838"/>
+        <w:tab w:val="clear" w:pos="708"/>
+        <w:tab w:val="center" w:pos="4419" w:leader="none"/>
+        <w:tab w:val="right" w:pos="8838" w:leader="none"/>
       </w:tabs>
     </w:pPr>
+    <w:rPr/>
   </w:style>
-  <w:style w:type="paragraph" w:styleId="Sinespaciado">
+  <w:style w:type="paragraph" w:styleId="NoSpacing">
     <w:name w:val="No Spacing"/>
     <w:link w:val="SinespaciadoCar"/>
     <w:uiPriority w:val="1"/>
     <w:qFormat/>
-    <w:rsid w:val="00DD792C"/>
+    <w:rsid w:val="00dd792c"/>
+    <w:pPr>
+      <w:widowControl/>
+      <w:suppressAutoHyphens w:val="true"/>
+      <w:bidi w:val="0"/>
+      <w:spacing w:before="0" w:after="0"/>
+      <w:jc w:val="start"/>
+    </w:pPr>
+    <w:rPr>
+      <w:rFonts w:ascii="Calibri" w:hAnsi="Calibri" w:eastAsia="Calibri" w:cs="" w:asciiTheme="minorHAnsi" w:cstheme="minorBidi" w:eastAsiaTheme="minorHAnsi" w:hAnsiTheme="minorHAnsi"/>
+      <w:color w:val="auto"/>
+      <w:kern w:val="0"/>
+      <w:sz w:val="22"/>
+      <w:szCs w:val="22"/>
+      <w:lang w:val="es-CO" w:eastAsia="en-US" w:bidi="ar-SA"/>
+    </w:rPr>
   </w:style>
-  <w:style w:type="paragraph" w:styleId="Prrafodelista">
+  <w:style w:type="paragraph" w:styleId="ListParagraph">
     <w:name w:val="List Paragraph"/>
     <w:basedOn w:val="Normal"/>
     <w:link w:val="PrrafodelistaCar"/>
     <w:uiPriority w:val="34"/>
     <w:qFormat/>
-    <w:rsid w:val="00DD792C"/>
+    <w:rsid w:val="00dd792c"/>
     <w:pPr>
-      <w:spacing w:after="160" w:line="259" w:lineRule="auto"/>
-      <w:ind w:left="720"/>
+      <w:spacing w:lineRule="auto" w:line="259" w:before="0" w:after="160"/>
+      <w:ind w:start="720"/>
       <w:contextualSpacing/>
     </w:pPr>
+    <w:rPr/>
   </w:style>
   <w:style w:type="paragraph" w:styleId="NormalWeb">
     <w:name w:val="Normal (Web)"/>
@@ -4470,75 +4757,125 @@
     <w:uiPriority w:val="99"/>
     <w:unhideWhenUsed/>
     <w:qFormat/>
-    <w:rsid w:val="001D2CA9"/>
+    <w:rsid w:val="001d2ca9"/>
     <w:pPr>
       <w:spacing w:beforeAutospacing="1" w:afterAutospacing="1"/>
     </w:pPr>
     <w:rPr>
-      <w:rFonts w:ascii="Times New Roman" w:eastAsia="Times New Roman" w:hAnsi="Times New Roman" w:cs="Times New Roman"/>
+      <w:rFonts w:ascii="Times New Roman" w:hAnsi="Times New Roman" w:eastAsia="Times New Roman" w:cs="Times New Roman"/>
       <w:sz w:val="24"/>
       <w:szCs w:val="24"/>
       <w:lang w:val="es-ES" w:eastAsia="es-CO"/>
     </w:rPr>
   </w:style>
-  <w:style w:type="paragraph" w:styleId="Textocomentario">
+  <w:style w:type="paragraph" w:styleId="CommentText">
     <w:name w:val="annotation text"/>
     <w:basedOn w:val="Normal"/>
     <w:link w:val="TextocomentarioCar"/>
     <w:uiPriority w:val="99"/>
     <w:semiHidden/>
     <w:unhideWhenUsed/>
-    <w:rsid w:val="005D7688"/>
+    <w:rsid w:val="005d7688"/>
+    <w:pPr/>
     <w:rPr>
       <w:sz w:val="20"/>
       <w:szCs w:val="20"/>
     </w:rPr>
   </w:style>
-  <w:style w:type="paragraph" w:styleId="Asuntodelcomentario">
+  <w:style w:type="paragraph" w:styleId="annotationsubject">
     <w:name w:val="annotation subject"/>
-    <w:basedOn w:val="Textocomentario"/>
-    <w:next w:val="Textocomentario"/>
+    <w:basedOn w:val="CommentText"/>
+    <w:next w:val="CommentText"/>
     <w:link w:val="AsuntodelcomentarioCar"/>
     <w:uiPriority w:val="99"/>
     <w:semiHidden/>
     <w:unhideWhenUsed/>
     <w:qFormat/>
-    <w:rsid w:val="005D7688"/>
+    <w:rsid w:val="005d7688"/>
+    <w:pPr/>
     <w:rPr>
       <w:b/>
       <w:bCs/>
     </w:rPr>
   </w:style>
-  <w:style w:type="paragraph" w:customStyle="1" w:styleId="Contenidodelmarcouser">
+  <w:style w:type="paragraph" w:styleId="Contenidodelmarcouser" w:customStyle="1">
     <w:name w:val="Contenido del marco (user)"/>
     <w:basedOn w:val="Normal"/>
     <w:qFormat/>
+    <w:pPr/>
+    <w:rPr/>
   </w:style>
-  <w:style w:type="paragraph" w:customStyle="1" w:styleId="Contenidodelmarco">
+  <w:style w:type="paragraph" w:styleId="Contenidodelmarco" w:customStyle="1">
     <w:name w:val="Contenido del marco"/>
     <w:basedOn w:val="Normal"/>
     <w:qFormat/>
+    <w:pPr/>
+    <w:rPr/>
   </w:style>
-  <w:style w:type="numbering" w:customStyle="1" w:styleId="Ningunalistauser">
+  <w:style w:type="paragraph" w:styleId="Contenidodelatabla">
+    <w:name w:val="Contenido de la tabla"/>
+    <w:basedOn w:val="Normal"/>
+    <w:qFormat/>
+    <w:pPr>
+      <w:widowControl w:val="false"/>
+      <w:suppressLineNumbers/>
+    </w:pPr>
+    <w:rPr/>
+  </w:style>
+  <w:style w:type="paragraph" w:styleId="Ttulodelatabla">
+    <w:name w:val="Título de la tabla"/>
+    <w:basedOn w:val="Contenidodelatabla"/>
+    <w:qFormat/>
+    <w:pPr>
+      <w:suppressLineNumbers/>
+      <w:jc w:val="center"/>
+    </w:pPr>
+    <w:rPr>
+      <w:b/>
+      <w:bCs/>
+    </w:rPr>
+  </w:style>
+  <w:style w:type="numbering" w:styleId="Ningunalista" w:default="1">
+    <w:name w:val="Ninguna lista"/>
+    <w:uiPriority w:val="99"/>
+    <w:semiHidden/>
+    <w:unhideWhenUsed/>
+    <w:qFormat/>
+  </w:style>
+  <w:style w:type="numbering" w:styleId="Ningunalistauser" w:customStyle="1">
     <w:name w:val="Ninguna lista (user)"/>
     <w:uiPriority w:val="99"/>
     <w:semiHidden/>
     <w:unhideWhenUsed/>
     <w:qFormat/>
   </w:style>
+  <w:style w:type="table" w:default="1" w:styleId="Tablanormal">
+    <w:name w:val="Normal Table"/>
+    <w:uiPriority w:val="99"/>
+    <w:semiHidden/>
+    <w:unhideWhenUsed/>
+    <w:tblPr>
+      <w:tblCellMar>
+        <w:top w:w="0" w:type="dxa"/>
+        <w:left w:w="108" w:type="dxa"/>
+        <w:bottom w:w="0" w:type="dxa"/>
+        <w:right w:w="108" w:type="dxa"/>
+      </w:tblCellMar>
+    </w:tblPr>
+  </w:style>
   <w:style w:type="table" w:styleId="Tablaconcuadrcula">
     <w:name w:val="Table Grid"/>
     <w:basedOn w:val="Tablanormal"/>
     <w:uiPriority w:val="39"/>
-    <w:rsid w:val="0097170E"/>
+    <w:rsid w:val="0097170e"/>
     <w:tblPr>
       <w:tblBorders>
-        <w:top w:val="single" w:sz="4" w:space="0" w:color="auto"/>
-        <w:left w:val="single" w:sz="4" w:space="0" w:color="auto"/>
-        <w:bottom w:val="single" w:sz="4" w:space="0" w:color="auto"/>
-        <w:right w:val="single" w:sz="4" w:space="0" w:color="auto"/>
-        <w:insideH w:val="single" w:sz="4" w:space="0" w:color="auto"/>
-        <w:insideV w:val="single" w:sz="4" w:space="0" w:color="auto"/>
+        <w:top w:val="single" w:color="auto" w:sz="4" w:space="0"/>
+        <w:left w:val="single" w:color="auto" w:sz="4" w:space="0"/>
+        <w:bottom w:val="single" w:color="auto" w:sz="4" w:space="0"/>
+        <w:right w:val="single" w:color="auto" w:sz="4" w:space="0"/>
+        <w:insideH w:val="single" w:color="auto" w:sz="4" w:space="0"/>
+        <w:insideV w:val="single" w:color="auto" w:sz="4" w:space="0"/>
       </w:tblBorders>
     </w:tblPr>
   </w:style>
@@ -4547,7 +4884,7 @@
     <w:basedOn w:val="Tablanormal"/>
     <w:uiPriority w:val="49"/>
     <w:qFormat/>
-    <w:rsid w:val="005D085F"/>
+    <w:rsid w:val="005d085f"/>
     <w:rPr>
       <w:sz w:val="20"/>
       <w:szCs w:val="20"/>
@@ -4555,11 +4892,11 @@
     </w:rPr>
     <w:tblPr>
       <w:tblBorders>
-        <w:top w:val="single" w:sz="4" w:space="0" w:color="666666"/>
-        <w:left w:val="single" w:sz="4" w:space="0" w:color="666666"/>
-        <w:bottom w:val="single" w:sz="4" w:space="0" w:color="666666"/>
-        <w:right w:val="single" w:sz="4" w:space="0" w:color="666666"/>
-        <w:insideH w:val="single" w:sz="4" w:space="0" w:color="666666"/>
+        <w:top w:val="single" w:color="666666" w:sz="4" w:space="0"/>
+        <w:left w:val="single" w:color="666666" w:sz="4" w:space="0"/>
+        <w:bottom w:val="single" w:color="666666" w:sz="4" w:space="0"/>
+        <w:right w:val="single" w:color="666666" w:sz="4" w:space="0"/>
+        <w:insideH w:val="single" w:color="666666" w:sz="4" w:space="0"/>
       </w:tblBorders>
     </w:tblPr>
     <w:tblStylePr w:type="firstRow">
@@ -4570,10 +4907,10 @@
       <w:tblPr/>
       <w:tcPr>
         <w:tcBorders>
-          <w:top w:val="single" w:sz="4" w:space="0" w:color="000000"/>
-          <w:left w:val="single" w:sz="4" w:space="0" w:color="000000"/>
-          <w:bottom w:val="single" w:sz="4" w:space="0" w:color="000000"/>
-          <w:right w:val="single" w:sz="4" w:space="0" w:color="000000"/>
+          <w:top w:val="single" w:color="000000" w:sz="4" w:space="0"/>
+          <w:left w:val="single" w:color="000000" w:sz="4" w:space="0"/>
+          <w:bottom w:val="single" w:color="000000" w:sz="4" w:space="0"/>
+          <w:right w:val="single" w:color="000000" w:sz="4" w:space="0"/>
           <w:insideH w:val="nil"/>
         </w:tcBorders>
         <w:shd w:val="clear" w:color="auto" w:fill="000000"/>
@@ -4587,7 +4924,7 @@
       <w:tblPr/>
       <w:tcPr>
         <w:tcBorders>
-          <w:top w:val="double" w:sz="4" w:space="0" w:color="666666"/>
+          <w:top w:val="double" w:color="666666" w:sz="4" w:space="0"/>
         </w:tcBorders>
       </w:tcPr>
     </w:tblStylePr>
@@ -4596,12 +4933,14 @@
         <w:b/>
         <w:bCs/>
       </w:rPr>
+      <w:tblPr/>
     </w:tblStylePr>
     <w:tblStylePr w:type="lastCol">
       <w:rPr>
         <w:b/>
         <w:bCs/>
       </w:rPr>
+      <w:tblPr/>
     </w:tblStylePr>
     <w:tblStylePr w:type="band1Vert">
       <w:tblPr/>
@@ -4620,7 +4959,7 @@
 </file>
 
 <file path=word/theme/theme1.xml><?xml version="1.0" encoding="utf-8"?>
-<a:theme xmlns:a="http://schemas.openxmlformats.org/drawingml/2006/main" name="Tema de Office">
+<a:theme xmlns:a="http://schemas.openxmlformats.org/drawingml/2006/main" xmlns:r="http://schemas.openxmlformats.org/officeDocument/2006/relationships" name="Tema de Office">
   <a:themeElements>
     <a:clrScheme name="Office">
       <a:dk1>
@@ -4662,12 +5001,12 @@
     </a:clrScheme>
     <a:fontScheme name="Office">
       <a:majorFont>
-        <a:latin typeface="Calibri Light" panose="020F0302020204030204"/>
+        <a:latin typeface="Calibri Light" panose="020F0302020204030204" pitchFamily="0" charset="1"/>
         <a:ea typeface=""/>
         <a:cs typeface=""/>
       </a:majorFont>
       <a:minorFont>
-        <a:latin typeface="Calibri" panose="020F0502020204030204"/>
+        <a:latin typeface="Calibri" panose="020F0502020204030204" pitchFamily="0" charset="1"/>
         <a:ea typeface=""/>
         <a:cs typeface=""/>
       </a:minorFont>
@@ -4699,7 +5038,7 @@
             </a:gs>
           </a:gsLst>
           <a:lin ang="5400000" scaled="0"/>
-          <a:tileRect/>
+          <a:tileRect l="0" t="0" r="0" b="0"/>
         </a:gradFill>
         <a:gradFill>
           <a:gsLst>
@@ -4723,7 +5062,7 @@
             </a:gs>
           </a:gsLst>
           <a:lin ang="5400000" scaled="0"/>
-          <a:tileRect/>
+          <a:tileRect l="0" t="0" r="0" b="0"/>
         </a:gradFill>
       </a:fillStyleLst>
       <a:lnStyleLst>
@@ -4783,12 +5122,10 @@
             </a:gs>
           </a:gsLst>
           <a:lin ang="5400000" scaled="0"/>
-          <a:tileRect/>
+          <a:tileRect l="0" t="0" r="0" b="0"/>
         </a:gradFill>
       </a:bgFillStyleLst>
     </a:fmtScheme>
   </a:themeElements>
-  <a:objectDefaults/>
-  <a:extraClrSchemeLst/>
 </a:theme>
 </file>